--- a/costestimation/costestimation.docx
+++ b/costestimation/costestimation.docx
@@ -4,34 +4,27 @@
   <w:body>
     <w:p>
       <w:pPr>
-        <w:pStyle w:val="813"/>
-        <w:pBdr/>
-        <w:spacing w:after="0" w:afterAutospacing="1" w:before="0" w:beforeAutospacing="0" w:line="279" w:lineRule="auto"/>
-        <w:ind/>
-        <w:rPr>
-          <w:rFonts w:ascii="Times New Roman" w:hAnsi="Times New Roman" w:cs="Times New Roman"/>
-          <w:b w:val="0"/>
-          <w:bCs w:val="0"/>
-          <w:i w:val="0"/>
-          <w:iCs w:val="0"/>
-          <w:caps w:val="0"/>
-          <w:smallCaps w:val="0"/>
-          <w:color w:val="000000" w:themeColor="text1" w:themeTint="FF" w:themeShade="FF"/>
-          <w:sz w:val="32"/>
-          <w:szCs w:val="32"/>
-        </w:rPr>
+        <w:pBdr/>
+        <w:spacing/>
+        <w:ind/>
+        <w:rPr/>
       </w:pPr>
       <w:r>
-        <w:rPr>
-          <w:rFonts w:ascii="Times New Roman" w:hAnsi="Times New Roman" w:eastAsia="Times New Roman" w:cs="Times New Roman"/>
-        </w:rPr>
         <mc:AlternateContent>
           <mc:Choice Requires="wpg">
             <w:drawing>
-              <wp:inline xmlns:wp="http://schemas.openxmlformats.org/drawingml/2006/wordprocessingDrawing" distT="0" distB="0" distL="0" distR="0">
-                <wp:extent cx="400050" cy="400050"/>
+              <wp:anchor xmlns:wp="http://schemas.openxmlformats.org/drawingml/2006/wordprocessingDrawing" xmlns:wp14="http://schemas.microsoft.com/office/word/2010/wordprocessingDrawing" distT="0" distB="0" distL="114300" distR="114300" simplePos="0" relativeHeight="251659264" behindDoc="0" locked="0" layoutInCell="1" allowOverlap="1">
+                <wp:simplePos x="0" y="0"/>
+                <wp:positionH relativeFrom="margin">
+                  <wp:align>left</wp:align>
+                </wp:positionH>
+                <wp:positionV relativeFrom="margin">
+                  <wp:align>bottom</wp:align>
+                </wp:positionV>
+                <wp:extent cx="781102" cy="393449"/>
                 <wp:effectExtent l="0" t="0" r="0" b="0"/>
-                <wp:docPr id="1" name="" title=""/>
+                <wp:wrapSquare wrapText="bothSides"/>
+                <wp:docPr id="1" name="Picture 1980212464"/>
                 <wp:cNvGraphicFramePr>
                   <a:graphicFrameLocks xmlns:a="http://schemas.openxmlformats.org/drawingml/2006/main" noChangeAspect="1"/>
                 </wp:cNvGraphicFramePr>
@@ -39,7 +32,7 @@
                   <a:graphicData uri="http://schemas.openxmlformats.org/drawingml/2006/picture">
                     <pic:pic xmlns:pic="http://schemas.openxmlformats.org/drawingml/2006/picture">
                       <pic:nvPicPr>
-                        <pic:cNvPr id="0" name=""/>
+                        <pic:cNvPr id="2004468344" name=""/>
                         <pic:cNvPicPr>
                           <a:picLocks noChangeAspect="1"/>
                         </pic:cNvPicPr>
@@ -50,9 +43,9 @@
                         <a:stretch/>
                       </pic:blipFill>
                       <pic:spPr bwMode="auto">
-                        <a:xfrm>
+                        <a:xfrm rot="0" flipH="0" flipV="0">
                           <a:off x="0" y="0"/>
-                          <a:ext cx="400050" cy="400050"/>
+                          <a:ext cx="781101" cy="393448"/>
                         </a:xfrm>
                         <a:prstGeom prst="rect">
                           <a:avLst/>
@@ -61,7 +54,7 @@
                     </pic:pic>
                   </a:graphicData>
                 </a:graphic>
-              </wp:inline>
+              </wp:anchor>
             </w:drawing>
           </mc:Choice>
           <mc:Fallback>
@@ -85,7 +78,8 @@
                 <v:path o:extrusionok="f" gradientshapeok="t" o:connecttype="rect"/>
                 <o:lock v:ext="edit" aspectratio="t"/>
               </v:shapetype>
-              <v:shape id="_x0000_i0" o:spid="_x0000_s0" type="#_x0000_t75" style="width:31.50pt;height:31.50pt;mso-wrap-distance-left:0.00pt;mso-wrap-distance-top:0.00pt;mso-wrap-distance-right:0.00pt;mso-wrap-distance-bottom:0.00pt;z-index:1;" stroked="false">
+              <v:shape id="_x0000_i0" o:spid="_x0000_s0" type="#_x0000_t75" style="position:absolute;z-index:251659264;o:allowoverlap:true;o:allowincell:true;mso-position-horizontal-relative:margin;mso-position-horizontal:left;mso-position-vertical-relative:margin;mso-position-vertical:bottom;width:61.50pt;height:30.98pt;mso-wrap-distance-left:9.00pt;mso-wrap-distance-top:0.00pt;mso-wrap-distance-right:9.00pt;mso-wrap-distance-bottom:0.00pt;rotation:0;z-index:1;" stroked="false">
+                <w10:wrap type="square"/>
                 <v:imagedata r:id="rId8" o:title=""/>
                 <o:lock v:ext="edit" rotation="t"/>
               </v:shape>
@@ -93,21 +87,32 @@
           </mc:Fallback>
         </mc:AlternateContent>
       </w:r>
-      <w:r>
+      <w:r/>
+      <w:r/>
+    </w:p>
+    <w:p>
+      <w:pPr>
+        <w:pStyle w:val="844"/>
+        <w:pBdr/>
+        <w:spacing w:after="0" w:afterAutospacing="1" w:before="0" w:beforeAutospacing="0" w:line="279" w:lineRule="auto"/>
+        <w:ind/>
         <w:rPr>
-          <w:rFonts w:ascii="Times New Roman" w:hAnsi="Times New Roman" w:eastAsia="Times New Roman" w:cs="Times New Roman"/>
-          <w:b/>
-          <w:bCs/>
+          <w:rFonts w:ascii="Times New Roman" w:hAnsi="Times New Roman" w:cs="Times New Roman"/>
+          <w:b w:val="0"/>
+          <w:bCs w:val="0"/>
           <w:i w:val="0"/>
           <w:iCs w:val="0"/>
           <w:caps w:val="0"/>
           <w:smallCaps w:val="0"/>
           <w:color w:val="000000" w:themeColor="text1" w:themeTint="FF" w:themeShade="FF"/>
-          <w:sz w:val="56"/>
-          <w:szCs w:val="56"/>
-          <w:lang w:val="en-US"/>
+          <w:sz w:val="32"/>
+          <w:szCs w:val="32"/>
         </w:rPr>
-        <w:t xml:space="preserve">REVO</w:t>
+      </w:pPr>
+      <w:r>
+        <w:rPr>
+          <w:rFonts w:ascii="Times New Roman" w:hAnsi="Times New Roman" w:eastAsia="Times New Roman" w:cs="Times New Roman"/>
+        </w:rPr>
       </w:r>
       <w:r>
         <w:rPr>
@@ -123,7 +128,7 @@
           <w:szCs w:val="24"/>
           <w:lang w:val="en-US"/>
         </w:rPr>
-        <w:t xml:space="preserve">                                 </w:t>
+        <w:t xml:space="preserve">                    </w:t>
       </w:r>
       <w:r>
         <w:rPr>
@@ -140,6 +145,22 @@
           <w:lang w:val="en-US"/>
         </w:rPr>
         <w:t xml:space="preserve"> </w:t>
+      </w:r>
+      <w:r>
+        <w:rPr>
+          <w:rFonts w:ascii="Times New Roman" w:hAnsi="Times New Roman" w:eastAsia="Times New Roman" w:cs="Times New Roman"/>
+          <w:b/>
+          <w:bCs/>
+          <w:i w:val="0"/>
+          <w:iCs w:val="0"/>
+          <w:caps w:val="0"/>
+          <w:smallCaps w:val="0"/>
+          <w:color w:val="000000" w:themeColor="text1" w:themeTint="FF" w:themeShade="FF"/>
+          <w:sz w:val="32"/>
+          <w:szCs w:val="32"/>
+          <w:lang w:val="en-GB"/>
+        </w:rPr>
+        <w:t xml:space="preserve">                           </w:t>
       </w:r>
       <w:r>
         <w:rPr>
@@ -175,7 +196,7 @@
       </w:r>
       <w:r>
         <w:rPr>
-          <w:rFonts w:ascii="Times New Roman" w:hAnsi="Times New Roman" w:eastAsia="Times New Roman" w:cs="Times New Roman"/>
+          <w:rFonts w:ascii="Times New Roman" w:hAnsi="Times New Roman" w:cs="Times New Roman"/>
           <w:b w:val="0"/>
           <w:bCs w:val="0"/>
           <w:i w:val="0"/>
@@ -185,7 +206,6 @@
           <w:color w:val="000000" w:themeColor="text1" w:themeTint="FF" w:themeShade="FF"/>
           <w:sz w:val="32"/>
           <w:szCs w:val="32"/>
-          <w:lang w:val="en-US"/>
         </w:rPr>
       </w:r>
       <w:r>
@@ -210,11 +230,199 @@
         <w:ind/>
         <w:jc w:val="right"/>
         <w:rPr>
+          <w:rFonts w:ascii="Times New Roman" w:hAnsi="Times New Roman" w:eastAsia="Times New Roman" w:cs="Times New Roman"/>
+          <w:b/>
+          <w:bCs/>
+          <w:i w:val="0"/>
+          <w:iCs w:val="0"/>
+          <w:caps w:val="0"/>
+          <w:smallCaps w:val="0"/>
+          <w:color w:val="000000" w:themeColor="text1" w:themeTint="FF" w:themeShade="FF"/>
+          <w:sz w:val="24"/>
+          <w:szCs w:val="24"/>
+          <w:lang w:val="en-US"/>
+        </w:rPr>
+      </w:pPr>
+      <w:r>
+        <w:rPr>
+          <w:rFonts w:ascii="Times New Roman" w:hAnsi="Times New Roman" w:eastAsia="Times New Roman" w:cs="Times New Roman"/>
+          <w:b/>
+          <w:bCs/>
+          <w:i w:val="0"/>
+          <w:iCs w:val="0"/>
+          <w:caps w:val="0"/>
+          <w:smallCaps w:val="0"/>
+          <w:color w:val="000000" w:themeColor="text1" w:themeTint="FF" w:themeShade="FF"/>
+          <w:sz w:val="24"/>
+          <w:szCs w:val="24"/>
+          <w:lang w:val="en-US"/>
+        </w:rPr>
+      </w:r>
+      <w:r>
+        <w:rPr>
+          <w:rFonts w:ascii="Times New Roman" w:hAnsi="Times New Roman" w:eastAsia="Times New Roman" w:cs="Times New Roman"/>
+          <w:b/>
+          <w:bCs/>
+          <w:i w:val="0"/>
+          <w:iCs w:val="0"/>
+          <w:caps w:val="0"/>
+          <w:smallCaps w:val="0"/>
+          <w:color w:val="000000" w:themeColor="text1" w:themeTint="FF" w:themeShade="FF"/>
+          <w:sz w:val="24"/>
+          <w:szCs w:val="24"/>
+          <w:lang w:val="en-US"/>
+        </w:rPr>
+      </w:r>
+    </w:p>
+    <w:p>
+      <w:pPr>
+        <w:pBdr/>
+        <w:spacing w:after="0" w:afterAutospacing="1" w:before="0" w:beforeAutospacing="0" w:line="279" w:lineRule="auto"/>
+        <w:ind/>
+        <w:jc w:val="right"/>
+        <w:rPr>
+          <w:rFonts w:ascii="Times New Roman" w:hAnsi="Times New Roman" w:eastAsia="Times New Roman" w:cs="Times New Roman"/>
+          <w:b/>
+          <w:bCs w:val="0"/>
+          <w:i w:val="0"/>
+          <w:caps w:val="0"/>
+          <w:smallCaps w:val="0"/>
+          <w:color w:val="000000" w:themeColor="text1" w:themeTint="FF" w:themeShade="FF"/>
+          <w:sz w:val="24"/>
+          <w:szCs w:val="24"/>
+          <w:lang w:val="en-US"/>
+        </w:rPr>
+      </w:pPr>
+      <w:r>
+        <w:rPr>
+          <w:rFonts w:ascii="Times New Roman" w:hAnsi="Times New Roman" w:eastAsia="Times New Roman" w:cs="Times New Roman"/>
+          <w:b/>
+          <w:bCs/>
+          <w:i w:val="0"/>
+          <w:iCs w:val="0"/>
+          <w:caps w:val="0"/>
+          <w:smallCaps w:val="0"/>
+          <w:color w:val="000000" w:themeColor="text1" w:themeTint="FF" w:themeShade="FF"/>
+          <w:sz w:val="24"/>
+          <w:szCs w:val="24"/>
+          <w:lang w:val="en-US"/>
+        </w:rPr>
+        <w:br w:type="page" w:clear="all"/>
+      </w:r>
+      <w:r>
+        <w:rPr>
           <w:rFonts w:ascii="Times New Roman" w:hAnsi="Times New Roman" w:cs="Times New Roman"/>
           <w:b w:val="0"/>
           <w:bCs w:val="0"/>
           <w:i w:val="0"/>
           <w:iCs w:val="0"/>
+          <w:caps w:val="0"/>
+          <w:smallCaps w:val="0"/>
+          <w:color w:val="000000" w:themeColor="text1" w:themeTint="FF" w:themeShade="FF"/>
+          <w:sz w:val="24"/>
+          <w:szCs w:val="24"/>
+        </w:rPr>
+      </w:r>
+      <w:r/>
+    </w:p>
+    <w:p>
+      <w:pPr>
+        <w:pBdr/>
+        <w:spacing w:after="0" w:afterAutospacing="1" w:before="0" w:beforeAutospacing="0" w:line="279" w:lineRule="auto"/>
+        <w:ind/>
+        <w:jc w:val="right"/>
+        <w:rPr>
+          <w:rFonts w:ascii="Times New Roman" w:hAnsi="Times New Roman" w:eastAsia="Times New Roman" w:cs="Times New Roman"/>
+          <w:b/>
+          <w:bCs w:val="0"/>
+          <w:i w:val="0"/>
+          <w:caps w:val="0"/>
+          <w:smallCaps w:val="0"/>
+          <w:color w:val="000000" w:themeColor="text1" w:themeTint="FF" w:themeShade="FF"/>
+          <w:sz w:val="24"/>
+          <w:szCs w:val="24"/>
+          <w:lang w:val="en-US"/>
+        </w:rPr>
+      </w:pPr>
+      <w:r>
+        <w:rPr>
+          <w:rFonts w:ascii="Times New Roman" w:hAnsi="Times New Roman" w:eastAsia="Times New Roman" w:cs="Times New Roman"/>
+          <w:b/>
+          <w:bCs/>
+          <w:i w:val="0"/>
+          <w:iCs w:val="0"/>
+          <w:caps w:val="0"/>
+          <w:smallCaps w:val="0"/>
+          <w:color w:val="000000" w:themeColor="text1" w:themeTint="FF" w:themeShade="FF"/>
+          <w:sz w:val="24"/>
+          <w:szCs w:val="24"/>
+          <w:lang w:val="en-US"/>
+        </w:rPr>
+      </w:r>
+      <w:r>
+        <w:rPr>
+          <w:rFonts w:ascii="Times New Roman" w:hAnsi="Times New Roman" w:eastAsia="Times New Roman" w:cs="Times New Roman"/>
+          <w:b/>
+          <w:bCs/>
+          <w:i w:val="0"/>
+          <w:iCs w:val="0"/>
+          <w:caps w:val="0"/>
+          <w:smallCaps w:val="0"/>
+          <w:color w:val="000000" w:themeColor="text1" w:themeTint="FF" w:themeShade="FF"/>
+          <w:sz w:val="24"/>
+          <w:szCs w:val="24"/>
+          <w:lang w:val="en-US"/>
+        </w:rPr>
+      </w:r>
+      <w:r/>
+    </w:p>
+    <w:p>
+      <w:pPr>
+        <w:pBdr/>
+        <w:spacing w:after="0" w:afterAutospacing="1" w:before="0" w:beforeAutospacing="0" w:line="279" w:lineRule="auto"/>
+        <w:ind/>
+        <w:jc w:val="center"/>
+        <w:rPr>
+          <w:rFonts w:ascii="Times New Roman" w:hAnsi="Times New Roman" w:eastAsia="Times New Roman" w:cs="Times New Roman"/>
+          <w:b/>
+          <w:bCs w:val="0"/>
+          <w:i w:val="0"/>
+          <w:caps w:val="0"/>
+          <w:smallCaps w:val="0"/>
+          <w:color w:val="000000" w:themeColor="text1" w:themeTint="FF" w:themeShade="FF"/>
+          <w:sz w:val="24"/>
+          <w:szCs w:val="24"/>
+          <w:lang w:val="en-US"/>
+        </w:rPr>
+      </w:pPr>
+      <w:r>
+        <w:rPr>
+          <w:rFonts w:ascii="Times New Roman" w:hAnsi="Times New Roman" w:eastAsia="Times New Roman" w:cs="Times New Roman"/>
+          <w:b/>
+          <w:bCs/>
+          <w:i w:val="0"/>
+          <w:iCs w:val="0"/>
+          <w:caps w:val="0"/>
+          <w:smallCaps w:val="0"/>
+          <w:color w:val="000000" w:themeColor="text1" w:themeTint="FF" w:themeShade="FF"/>
+          <w:sz w:val="24"/>
+          <w:szCs w:val="24"/>
+          <w:lang w:val="en-US"/>
+        </w:rPr>
+      </w:r>
+      <w:r/>
+    </w:p>
+    <w:p>
+      <w:pPr>
+        <w:pBdr/>
+        <w:spacing w:after="0" w:afterAutospacing="1" w:before="0" w:beforeAutospacing="0" w:line="279" w:lineRule="auto"/>
+        <w:ind/>
+        <w:jc w:val="right"/>
+        <w:rPr>
+          <w:rFonts w:ascii="Times New Roman" w:hAnsi="Times New Roman" w:cs="Times New Roman"/>
+          <w:b w:val="0"/>
+          <w:bCs w:val="0"/>
+          <w:i w:val="0"/>
           <w:caps w:val="0"/>
           <w:smallCaps w:val="0"/>
           <w:color w:val="000000" w:themeColor="text1" w:themeTint="FF" w:themeShade="FF"/>
@@ -240,7 +448,7 @@
       </w:r>
       <w:r>
         <w:rPr>
-          <w:rFonts w:ascii="Times New Roman" w:hAnsi="Times New Roman" w:eastAsia="Times New Roman" w:cs="Times New Roman"/>
+          <w:rFonts w:ascii="Times New Roman" w:hAnsi="Times New Roman" w:cs="Times New Roman"/>
           <w:b w:val="0"/>
           <w:bCs w:val="0"/>
           <w:i w:val="0"/>
@@ -250,7 +458,70 @@
           <w:color w:val="000000" w:themeColor="text1" w:themeTint="FF" w:themeShade="FF"/>
           <w:sz w:val="24"/>
           <w:szCs w:val="24"/>
+        </w:rPr>
+      </w:r>
+      <w:r>
+        <w:rPr>
+          <w:rFonts w:ascii="Times New Roman" w:hAnsi="Times New Roman" w:cs="Times New Roman"/>
+          <w:b w:val="0"/>
+          <w:bCs w:val="0"/>
+          <w:i w:val="0"/>
+          <w:iCs w:val="0"/>
+          <w:caps w:val="0"/>
+          <w:smallCaps w:val="0"/>
+          <w:color w:val="000000" w:themeColor="text1" w:themeTint="FF" w:themeShade="FF"/>
+          <w:sz w:val="24"/>
+          <w:szCs w:val="24"/>
+        </w:rPr>
+      </w:r>
+      <w:r/>
+    </w:p>
+    <w:p>
+      <w:pPr>
+        <w:pBdr/>
+        <w:spacing w:after="160" w:line="279" w:lineRule="auto"/>
+        <w:ind/>
+        <w:rPr>
+          <w:rFonts w:ascii="Times New Roman" w:hAnsi="Times New Roman" w:cs="Times New Roman"/>
+          <w:b w:val="0"/>
+          <w:bCs w:val="0"/>
+          <w:i w:val="0"/>
+          <w:iCs w:val="0"/>
+          <w:caps w:val="0"/>
+          <w:smallCaps w:val="0"/>
+          <w:color w:val="000000" w:themeColor="text1" w:themeTint="FF" w:themeShade="FF"/>
+          <w:sz w:val="24"/>
+          <w:szCs w:val="24"/>
+        </w:rPr>
+      </w:pPr>
+      <w:r>
+        <w:rPr>
+          <w:rFonts w:ascii="Times New Roman" w:hAnsi="Times New Roman" w:eastAsia="Times New Roman" w:cs="Times New Roman"/>
+          <w:b/>
+          <w:bCs/>
+          <w:i w:val="0"/>
+          <w:iCs w:val="0"/>
+          <w:caps w:val="0"/>
+          <w:smallCaps w:val="0"/>
+          <w:color w:val="000000" w:themeColor="text1" w:themeTint="FF" w:themeShade="FF"/>
+          <w:sz w:val="24"/>
+          <w:szCs w:val="24"/>
           <w:lang w:val="en-US"/>
+        </w:rPr>
+        <w:t xml:space="preserve">                                                                                                                                                               </w:t>
+      </w:r>
+      <w:r>
+        <w:rPr>
+          <w:rFonts w:ascii="Times New Roman" w:hAnsi="Times New Roman" w:cs="Times New Roman"/>
+          <w:b w:val="0"/>
+          <w:bCs w:val="0"/>
+          <w:i w:val="0"/>
+          <w:iCs w:val="0"/>
+          <w:caps w:val="0"/>
+          <w:smallCaps w:val="0"/>
+          <w:color w:val="000000" w:themeColor="text1" w:themeTint="FF" w:themeShade="FF"/>
+          <w:sz w:val="24"/>
+          <w:szCs w:val="24"/>
         </w:rPr>
       </w:r>
       <w:r>
@@ -270,71 +541,7 @@
     </w:p>
     <w:p>
       <w:pPr>
-        <w:pBdr/>
-        <w:spacing w:after="160" w:line="279" w:lineRule="auto"/>
-        <w:ind/>
-        <w:rPr>
-          <w:rFonts w:ascii="Times New Roman" w:hAnsi="Times New Roman" w:cs="Times New Roman"/>
-          <w:b w:val="0"/>
-          <w:bCs w:val="0"/>
-          <w:i w:val="0"/>
-          <w:iCs w:val="0"/>
-          <w:caps w:val="0"/>
-          <w:smallCaps w:val="0"/>
-          <w:color w:val="000000" w:themeColor="text1" w:themeTint="FF" w:themeShade="FF"/>
-          <w:sz w:val="24"/>
-          <w:szCs w:val="24"/>
-        </w:rPr>
-      </w:pPr>
-      <w:r>
-        <w:rPr>
-          <w:rFonts w:ascii="Times New Roman" w:hAnsi="Times New Roman" w:eastAsia="Times New Roman" w:cs="Times New Roman"/>
-          <w:b/>
-          <w:bCs/>
-          <w:i w:val="0"/>
-          <w:iCs w:val="0"/>
-          <w:caps w:val="0"/>
-          <w:smallCaps w:val="0"/>
-          <w:color w:val="000000" w:themeColor="text1" w:themeTint="FF" w:themeShade="FF"/>
-          <w:sz w:val="24"/>
-          <w:szCs w:val="24"/>
-          <w:lang w:val="en-US"/>
-        </w:rPr>
-        <w:t xml:space="preserve">                                                                                                                                                               </w:t>
-      </w:r>
-      <w:r>
-        <w:rPr>
-          <w:rFonts w:ascii="Times New Roman" w:hAnsi="Times New Roman" w:eastAsia="Times New Roman" w:cs="Times New Roman"/>
-          <w:b w:val="0"/>
-          <w:bCs w:val="0"/>
-          <w:i w:val="0"/>
-          <w:iCs w:val="0"/>
-          <w:caps w:val="0"/>
-          <w:smallCaps w:val="0"/>
-          <w:color w:val="000000" w:themeColor="text1" w:themeTint="FF" w:themeShade="FF"/>
-          <w:sz w:val="24"/>
-          <w:szCs w:val="24"/>
-          <w:lang w:val="en-US"/>
-        </w:rPr>
-      </w:r>
-      <w:r>
-        <w:rPr>
-          <w:rFonts w:ascii="Times New Roman" w:hAnsi="Times New Roman" w:cs="Times New Roman"/>
-          <w:b w:val="0"/>
-          <w:bCs w:val="0"/>
-          <w:i w:val="0"/>
-          <w:iCs w:val="0"/>
-          <w:caps w:val="0"/>
-          <w:smallCaps w:val="0"/>
-          <w:color w:val="000000" w:themeColor="text1" w:themeTint="FF" w:themeShade="FF"/>
-          <w:sz w:val="24"/>
-          <w:szCs w:val="24"/>
-        </w:rPr>
-      </w:r>
-    </w:p>
-    <w:p>
-      <w:pPr>
-        <w:pStyle w:val="845"/>
+        <w:pStyle w:val="876"/>
         <w:pBdr/>
         <w:spacing w:after="0" w:afterAutospacing="0" w:line="264" w:lineRule="auto"/>
         <w:ind/>
@@ -389,8 +596,8 @@
       <w:r>
         <w:rPr>
           <w:rFonts w:ascii="Times New Roman" w:hAnsi="Times New Roman" w:eastAsia="Times New Roman" w:cs="Times New Roman"/>
-          <w:b w:val="0"/>
-          <w:bCs w:val="0"/>
+          <w:b/>
+          <w:bCs/>
           <w:i w:val="0"/>
           <w:iCs w:val="0"/>
           <w:caps w:val="0"/>
@@ -398,6 +605,7 @@
           <w:color w:val="000000" w:themeColor="text1" w:themeTint="FF" w:themeShade="FF"/>
           <w:sz w:val="22"/>
           <w:szCs w:val="22"/>
+          <w:highlight w:val="none"/>
           <w:lang w:val="en-US"/>
         </w:rPr>
       </w:r>
@@ -420,7 +628,7 @@
     </w:p>
     <w:p>
       <w:pPr>
-        <w:pStyle w:val="845"/>
+        <w:pStyle w:val="876"/>
         <w:pBdr/>
         <w:spacing w:after="0" w:afterAutospacing="0" w:line="264" w:lineRule="auto"/>
         <w:ind/>
@@ -438,22 +646,6 @@
           <w:lang w:val="en-US"/>
         </w:rPr>
       </w:pPr>
-      <w:r>
-        <w:rPr>
-          <w:rFonts w:ascii="Times New Roman" w:hAnsi="Times New Roman" w:eastAsia="Times New Roman" w:cs="Times New Roman"/>
-          <w:b/>
-          <w:bCs/>
-          <w:i w:val="0"/>
-          <w:iCs w:val="0"/>
-          <w:caps w:val="0"/>
-          <w:smallCaps w:val="0"/>
-          <w:color w:val="000000" w:themeColor="text1" w:themeTint="FF" w:themeShade="FF"/>
-          <w:sz w:val="22"/>
-          <w:szCs w:val="22"/>
-          <w:highlight w:val="none"/>
-          <w:lang w:val="en-US"/>
-        </w:rPr>
-      </w:r>
       <w:r>
         <w:rPr>
           <w:rFonts w:ascii="Times New Roman" w:hAnsi="Times New Roman" w:eastAsia="Times New Roman" w:cs="Times New Roman"/>
@@ -484,10 +676,24 @@
           <w:lang w:val="en-US"/>
         </w:rPr>
       </w:r>
+      <w:r>
+        <w:rPr>
+          <w:rFonts w:ascii="Times New Roman" w:hAnsi="Times New Roman" w:cs="Times New Roman"/>
+          <w:b w:val="0"/>
+          <w:bCs w:val="0"/>
+          <w:i w:val="0"/>
+          <w:caps w:val="0"/>
+          <w:smallCaps w:val="0"/>
+          <w:color w:val="000000" w:themeColor="text1" w:themeTint="FF" w:themeShade="FF"/>
+          <w:sz w:val="22"/>
+          <w:szCs w:val="22"/>
+          <w:lang w:val="en-US"/>
+        </w:rPr>
+      </w:r>
     </w:p>
     <w:tbl>
       <w:tblPr>
-        <w:tblStyle w:val="846"/>
+        <w:tblStyle w:val="877"/>
         <w:tblW w:w="0" w:type="auto"/>
         <w:tblBorders>
           <w:top w:val="single" w:color="000000" w:sz="6" w:space="0"/>
@@ -524,7 +730,7 @@
           </w:tcPr>
           <w:p>
             <w:pPr>
-              <w:pStyle w:val="845"/>
+              <w:pStyle w:val="876"/>
               <w:pBdr/>
               <w:spacing w:line="264" w:lineRule="auto"/>
               <w:ind/>
@@ -558,7 +764,7 @@
             </w:r>
             <w:r>
               <w:rPr>
-                <w:rFonts w:ascii="Times New Roman" w:hAnsi="Times New Roman" w:eastAsia="Times New Roman" w:cs="Times New Roman"/>
+                <w:rFonts w:ascii="Times New Roman" w:hAnsi="Times New Roman" w:cs="Times New Roman"/>
                 <w:b w:val="0"/>
                 <w:bCs w:val="0"/>
                 <w:i w:val="0"/>
@@ -566,7 +772,6 @@
                 <w:color w:val="000000" w:themeColor="text1" w:themeTint="FF" w:themeShade="FF"/>
                 <w:sz w:val="22"/>
                 <w:szCs w:val="22"/>
-                <w:lang w:val="en-US"/>
               </w:rPr>
             </w:r>
             <w:r>
@@ -597,7 +802,7 @@
           </w:tcPr>
           <w:p>
             <w:pPr>
-              <w:pStyle w:val="845"/>
+              <w:pStyle w:val="876"/>
               <w:pBdr/>
               <w:spacing w:line="264" w:lineRule="auto"/>
               <w:ind/>
@@ -631,7 +836,7 @@
             </w:r>
             <w:r>
               <w:rPr>
-                <w:rFonts w:ascii="Times New Roman" w:hAnsi="Times New Roman" w:eastAsia="Times New Roman" w:cs="Times New Roman"/>
+                <w:rFonts w:ascii="Times New Roman" w:hAnsi="Times New Roman" w:cs="Times New Roman"/>
                 <w:b w:val="0"/>
                 <w:bCs w:val="0"/>
                 <w:i w:val="0"/>
@@ -639,7 +844,6 @@
                 <w:color w:val="000000" w:themeColor="text1" w:themeTint="FF" w:themeShade="FF"/>
                 <w:sz w:val="22"/>
                 <w:szCs w:val="22"/>
-                <w:lang w:val="en-US"/>
               </w:rPr>
             </w:r>
             <w:r>
@@ -670,7 +874,7 @@
           </w:tcPr>
           <w:p>
             <w:pPr>
-              <w:pStyle w:val="845"/>
+              <w:pStyle w:val="876"/>
               <w:pBdr/>
               <w:spacing w:after="0" w:afterAutospacing="0" w:before="0" w:beforeAutospacing="0" w:line="264" w:lineRule="auto"/>
               <w:ind w:right="0" w:left="0"/>
@@ -704,7 +908,7 @@
             </w:r>
             <w:r>
               <w:rPr>
-                <w:rFonts w:ascii="Times New Roman" w:hAnsi="Times New Roman" w:eastAsia="Times New Roman" w:cs="Times New Roman"/>
+                <w:rFonts w:ascii="Times New Roman" w:hAnsi="Times New Roman" w:cs="Times New Roman"/>
                 <w:b w:val="0"/>
                 <w:bCs w:val="0"/>
                 <w:i w:val="0"/>
@@ -712,7 +916,6 @@
                 <w:color w:val="000000" w:themeColor="text1" w:themeTint="FF" w:themeShade="FF"/>
                 <w:sz w:val="22"/>
                 <w:szCs w:val="22"/>
-                <w:lang w:val="en-US"/>
               </w:rPr>
             </w:r>
             <w:r>
@@ -743,7 +946,7 @@
           </w:tcPr>
           <w:p>
             <w:pPr>
-              <w:pStyle w:val="845"/>
+              <w:pStyle w:val="876"/>
               <w:pBdr/>
               <w:spacing w:line="264" w:lineRule="auto"/>
               <w:ind/>
@@ -777,7 +980,7 @@
             </w:r>
             <w:r>
               <w:rPr>
-                <w:rFonts w:ascii="Times New Roman" w:hAnsi="Times New Roman" w:eastAsia="Times New Roman" w:cs="Times New Roman"/>
+                <w:rFonts w:ascii="Times New Roman" w:hAnsi="Times New Roman" w:cs="Times New Roman"/>
                 <w:b w:val="0"/>
                 <w:bCs w:val="0"/>
                 <w:i w:val="0"/>
@@ -785,7 +988,6 @@
                 <w:color w:val="000000" w:themeColor="text1" w:themeTint="FF" w:themeShade="FF"/>
                 <w:sz w:val="22"/>
                 <w:szCs w:val="22"/>
-                <w:lang w:val="en-US"/>
               </w:rPr>
             </w:r>
             <w:r>
@@ -817,7 +1019,7 @@
           </w:tcPr>
           <w:p>
             <w:pPr>
-              <w:pStyle w:val="845"/>
+              <w:pStyle w:val="876"/>
               <w:pBdr/>
               <w:spacing w:line="264" w:lineRule="auto"/>
               <w:ind/>
@@ -851,7 +1053,7 @@
             </w:r>
             <w:r>
               <w:rPr>
-                <w:rFonts w:ascii="Times New Roman" w:hAnsi="Times New Roman" w:eastAsia="Times New Roman" w:cs="Times New Roman"/>
+                <w:rFonts w:ascii="Times New Roman" w:hAnsi="Times New Roman" w:cs="Times New Roman"/>
                 <w:b w:val="0"/>
                 <w:bCs w:val="0"/>
                 <w:i w:val="0"/>
@@ -859,7 +1061,6 @@
                 <w:color w:val="000000" w:themeColor="text1" w:themeTint="FF" w:themeShade="FF"/>
                 <w:sz w:val="22"/>
                 <w:szCs w:val="22"/>
-                <w:lang w:val="en-US"/>
               </w:rPr>
             </w:r>
             <w:r>
@@ -926,7 +1127,7 @@
             </w:r>
             <w:r>
               <w:rPr>
-                <w:rFonts w:ascii="Times New Roman" w:hAnsi="Times New Roman" w:eastAsia="Times New Roman" w:cs="Times New Roman"/>
+                <w:rFonts w:ascii="Times New Roman" w:hAnsi="Times New Roman" w:cs="Times New Roman"/>
                 <w:b w:val="0"/>
                 <w:bCs w:val="0"/>
                 <w:i w:val="0"/>
@@ -934,7 +1135,6 @@
                 <w:color w:val="000000" w:themeColor="text1" w:themeTint="FF" w:themeShade="FF"/>
                 <w:sz w:val="22"/>
                 <w:szCs w:val="22"/>
-                <w:lang w:val="en-US"/>
               </w:rPr>
             </w:r>
             <w:r>
@@ -996,7 +1196,7 @@
             </w:r>
             <w:r>
               <w:rPr>
-                <w:rFonts w:ascii="Times New Roman" w:hAnsi="Times New Roman" w:eastAsia="Times New Roman" w:cs="Times New Roman"/>
+                <w:rFonts w:ascii="Times New Roman" w:hAnsi="Times New Roman" w:cs="Times New Roman"/>
                 <w:b w:val="0"/>
                 <w:bCs w:val="0"/>
                 <w:i w:val="0"/>
@@ -1004,7 +1204,6 @@
                 <w:color w:val="000000" w:themeColor="text1" w:themeTint="FF" w:themeShade="FF"/>
                 <w:sz w:val="22"/>
                 <w:szCs w:val="22"/>
-                <w:lang w:val="en-US"/>
               </w:rPr>
             </w:r>
             <w:r>
@@ -1066,7 +1265,7 @@
             </w:r>
             <w:r>
               <w:rPr>
-                <w:rFonts w:ascii="Times New Roman" w:hAnsi="Times New Roman" w:eastAsia="Times New Roman" w:cs="Times New Roman"/>
+                <w:rFonts w:ascii="Times New Roman" w:hAnsi="Times New Roman" w:cs="Times New Roman"/>
                 <w:b w:val="0"/>
                 <w:bCs w:val="0"/>
                 <w:i w:val="0"/>
@@ -1074,7 +1273,6 @@
                 <w:color w:val="000000" w:themeColor="text1" w:themeTint="FF" w:themeShade="FF"/>
                 <w:sz w:val="22"/>
                 <w:szCs w:val="22"/>
-                <w:lang w:val="en-US"/>
               </w:rPr>
             </w:r>
             <w:r>
@@ -1136,7 +1334,7 @@
             </w:r>
             <w:r>
               <w:rPr>
-                <w:rFonts w:ascii="Times New Roman" w:hAnsi="Times New Roman" w:eastAsia="Times New Roman" w:cs="Times New Roman"/>
+                <w:rFonts w:ascii="Times New Roman" w:hAnsi="Times New Roman" w:cs="Times New Roman"/>
                 <w:b w:val="0"/>
                 <w:bCs w:val="0"/>
                 <w:i w:val="0"/>
@@ -1144,7 +1342,6 @@
                 <w:color w:val="000000" w:themeColor="text1" w:themeTint="FF" w:themeShade="FF"/>
                 <w:sz w:val="22"/>
                 <w:szCs w:val="22"/>
-                <w:lang w:val="en-US"/>
               </w:rPr>
             </w:r>
             <w:r>
@@ -1207,7 +1404,7 @@
             </w:r>
             <w:r>
               <w:rPr>
-                <w:rFonts w:ascii="Times New Roman" w:hAnsi="Times New Roman" w:eastAsia="Times New Roman" w:cs="Times New Roman"/>
+                <w:rFonts w:ascii="Times New Roman" w:hAnsi="Times New Roman" w:cs="Times New Roman"/>
                 <w:b w:val="0"/>
                 <w:bCs w:val="0"/>
                 <w:i w:val="0"/>
@@ -1215,7 +1412,6 @@
                 <w:color w:val="000000" w:themeColor="text1" w:themeTint="FF" w:themeShade="FF"/>
                 <w:sz w:val="22"/>
                 <w:szCs w:val="22"/>
-                <w:lang w:val="en-US"/>
               </w:rPr>
             </w:r>
             <w:r>
@@ -1280,7 +1476,7 @@
             </w:r>
             <w:r>
               <w:rPr>
-                <w:rFonts w:ascii="Times New Roman" w:hAnsi="Times New Roman" w:eastAsia="Times New Roman" w:cs="Times New Roman"/>
+                <w:rFonts w:ascii="Times New Roman" w:hAnsi="Times New Roman" w:cs="Times New Roman"/>
                 <w:b w:val="0"/>
                 <w:bCs w:val="0"/>
                 <w:i w:val="0"/>
@@ -1288,7 +1484,6 @@
                 <w:color w:val="000000" w:themeColor="text1" w:themeTint="FF" w:themeShade="FF"/>
                 <w:sz w:val="22"/>
                 <w:szCs w:val="22"/>
-                <w:lang w:val="en-US"/>
               </w:rPr>
             </w:r>
             <w:r>
@@ -1348,7 +1543,7 @@
             </w:r>
             <w:r>
               <w:rPr>
-                <w:rFonts w:ascii="Times New Roman" w:hAnsi="Times New Roman" w:eastAsia="Times New Roman" w:cs="Times New Roman"/>
+                <w:rFonts w:ascii="Times New Roman" w:hAnsi="Times New Roman" w:cs="Times New Roman"/>
                 <w:b w:val="0"/>
                 <w:bCs w:val="0"/>
                 <w:i w:val="0"/>
@@ -1356,7 +1551,6 @@
                 <w:color w:val="000000" w:themeColor="text1" w:themeTint="FF" w:themeShade="FF"/>
                 <w:sz w:val="22"/>
                 <w:szCs w:val="22"/>
-                <w:lang w:val="en-US"/>
               </w:rPr>
             </w:r>
             <w:r>
@@ -1416,7 +1610,7 @@
             </w:r>
             <w:r>
               <w:rPr>
-                <w:rFonts w:ascii="Times New Roman" w:hAnsi="Times New Roman" w:eastAsia="Times New Roman" w:cs="Times New Roman"/>
+                <w:rFonts w:ascii="Times New Roman" w:hAnsi="Times New Roman" w:cs="Times New Roman"/>
                 <w:b w:val="0"/>
                 <w:bCs w:val="0"/>
                 <w:i w:val="0"/>
@@ -1424,7 +1618,6 @@
                 <w:color w:val="000000" w:themeColor="text1" w:themeTint="FF" w:themeShade="FF"/>
                 <w:sz w:val="22"/>
                 <w:szCs w:val="22"/>
-                <w:lang w:val="en-US"/>
               </w:rPr>
             </w:r>
             <w:r>
@@ -1484,7 +1677,7 @@
             </w:r>
             <w:r>
               <w:rPr>
-                <w:rFonts w:ascii="Times New Roman" w:hAnsi="Times New Roman" w:eastAsia="Times New Roman" w:cs="Times New Roman"/>
+                <w:rFonts w:ascii="Times New Roman" w:hAnsi="Times New Roman" w:cs="Times New Roman"/>
                 <w:b w:val="0"/>
                 <w:bCs w:val="0"/>
                 <w:i w:val="0"/>
@@ -1492,7 +1685,6 @@
                 <w:color w:val="000000" w:themeColor="text1" w:themeTint="FF" w:themeShade="FF"/>
                 <w:sz w:val="22"/>
                 <w:szCs w:val="22"/>
-                <w:lang w:val="en-US"/>
               </w:rPr>
             </w:r>
             <w:r>
@@ -1553,7 +1745,7 @@
             </w:r>
             <w:r>
               <w:rPr>
-                <w:rFonts w:ascii="Times New Roman" w:hAnsi="Times New Roman" w:eastAsia="Times New Roman" w:cs="Times New Roman"/>
+                <w:rFonts w:ascii="Times New Roman" w:hAnsi="Times New Roman" w:cs="Times New Roman"/>
                 <w:b w:val="0"/>
                 <w:bCs w:val="0"/>
                 <w:i w:val="0"/>
@@ -1561,7 +1753,6 @@
                 <w:color w:val="000000" w:themeColor="text1" w:themeTint="FF" w:themeShade="FF"/>
                 <w:sz w:val="22"/>
                 <w:szCs w:val="22"/>
-                <w:lang w:val="en-US"/>
               </w:rPr>
             </w:r>
             <w:r>
@@ -1602,7 +1793,7 @@
           </w:tcPr>
           <w:p>
             <w:pPr>
-              <w:pStyle w:val="792"/>
+              <w:pStyle w:val="823"/>
               <w:pBdr/>
               <w:spacing/>
               <w:ind/>
@@ -2658,7 +2849,7 @@
       </w:r>
       <w:r>
         <w:rPr>
-          <w:rFonts w:ascii="Times New Roman" w:hAnsi="Times New Roman" w:eastAsia="Times New Roman" w:cs="Times New Roman"/>
+          <w:rFonts w:ascii="Times New Roman" w:hAnsi="Times New Roman" w:cs="Times New Roman"/>
           <w:b/>
           <w:bCs/>
           <w:i w:val="0"/>
@@ -2666,10 +2857,8 @@
           <w:caps w:val="0"/>
           <w:smallCaps w:val="0"/>
           <w:color w:val="000000" w:themeColor="text1" w:themeTint="FF" w:themeShade="FF"/>
-          <w:sz w:val="22"/>
-          <w:szCs w:val="22"/>
-          <w:highlight w:val="none"/>
-          <w:lang w:val="en-US"/>
+          <w:sz w:val="24"/>
+          <w:szCs w:val="24"/>
         </w:rPr>
       </w:r>
       <w:r>
@@ -2724,57 +2913,6 @@
         </w:rPr>
         <w:t xml:space="preserve">SERVICE </w:t>
       </w:r>
-      <w:r>
-        <w:rPr>
-          <w:rFonts w:ascii="Times New Roman" w:hAnsi="Times New Roman" w:eastAsia="Times New Roman" w:cs="Times New Roman"/>
-          <w:b w:val="0"/>
-          <w:bCs w:val="0"/>
-          <w:i w:val="0"/>
-          <w:iCs w:val="0"/>
-          <w:caps w:val="0"/>
-          <w:smallCaps w:val="0"/>
-          <w:color w:val="000000" w:themeColor="text1" w:themeTint="FF" w:themeShade="FF"/>
-          <w:sz w:val="22"/>
-          <w:szCs w:val="22"/>
-          <w:lang w:val="en-US"/>
-        </w:rPr>
-      </w:r>
-      <w:r>
-        <w:rPr>
-          <w:rFonts w:ascii="Times New Roman" w:hAnsi="Times New Roman" w:eastAsia="Times New Roman" w:cs="Times New Roman"/>
-          <w:b/>
-          <w:bCs/>
-          <w:i w:val="0"/>
-          <w:iCs w:val="0"/>
-          <w:caps w:val="0"/>
-          <w:smallCaps w:val="0"/>
-          <w:color w:val="000000" w:themeColor="text1" w:themeTint="FF" w:themeShade="FF"/>
-          <w:sz w:val="22"/>
-          <w:szCs w:val="22"/>
-          <w:highlight w:val="none"/>
-          <w:lang w:val="en-US"/>
-        </w:rPr>
-      </w:r>
-    </w:p>
-    <w:p>
-      <w:pPr>
-        <w:pBdr/>
-        <w:spacing w:after="0" w:afterAutospacing="0" w:before="0" w:beforeAutospacing="0" w:line="279" w:lineRule="auto"/>
-        <w:ind/>
-        <w:jc w:val="center"/>
-        <w:rPr>
-          <w:rFonts w:ascii="Times New Roman" w:hAnsi="Times New Roman" w:cs="Times New Roman"/>
-          <w:b w:val="0"/>
-          <w:bCs w:val="0"/>
-          <w:i w:val="0"/>
-          <w:caps w:val="0"/>
-          <w:smallCaps w:val="0"/>
-          <w:color w:val="000000" w:themeColor="text1" w:themeTint="FF" w:themeShade="FF"/>
-          <w:sz w:val="22"/>
-          <w:szCs w:val="22"/>
-          <w:lang w:val="en-US"/>
-        </w:rPr>
-      </w:pPr>
       <w:r>
         <w:rPr>
           <w:rFonts w:ascii="Times New Roman" w:hAnsi="Times New Roman" w:eastAsia="Times New Roman" w:cs="Times New Roman"/>
@@ -2807,6 +2945,56 @@
           <w:lang w:val="en-US"/>
         </w:rPr>
       </w:r>
+    </w:p>
+    <w:p>
+      <w:pPr>
+        <w:pBdr/>
+        <w:spacing w:after="0" w:afterAutospacing="0" w:before="0" w:beforeAutospacing="0" w:line="279" w:lineRule="auto"/>
+        <w:ind/>
+        <w:jc w:val="center"/>
+        <w:rPr>
+          <w:rFonts w:ascii="Times New Roman" w:hAnsi="Times New Roman" w:cs="Times New Roman"/>
+          <w:b w:val="0"/>
+          <w:bCs w:val="0"/>
+          <w:i w:val="0"/>
+          <w:caps w:val="0"/>
+          <w:smallCaps w:val="0"/>
+          <w:color w:val="000000" w:themeColor="text1" w:themeTint="FF" w:themeShade="FF"/>
+          <w:sz w:val="22"/>
+          <w:szCs w:val="22"/>
+          <w:lang w:val="en-US"/>
+        </w:rPr>
+      </w:pPr>
+      <w:r>
+        <w:rPr>
+          <w:rFonts w:ascii="Times New Roman" w:hAnsi="Times New Roman" w:eastAsia="Times New Roman" w:cs="Times New Roman"/>
+          <w:b/>
+          <w:bCs/>
+          <w:i w:val="0"/>
+          <w:iCs w:val="0"/>
+          <w:caps w:val="0"/>
+          <w:smallCaps w:val="0"/>
+          <w:color w:val="000000" w:themeColor="text1" w:themeTint="FF" w:themeShade="FF"/>
+          <w:sz w:val="22"/>
+          <w:szCs w:val="22"/>
+          <w:highlight w:val="none"/>
+          <w:lang w:val="en-US"/>
+        </w:rPr>
+      </w:r>
+      <w:r>
+        <w:rPr>
+          <w:rFonts w:ascii="Times New Roman" w:hAnsi="Times New Roman" w:cs="Times New Roman"/>
+          <w:b w:val="0"/>
+          <w:bCs w:val="0"/>
+          <w:i w:val="0"/>
+          <w:caps w:val="0"/>
+          <w:smallCaps w:val="0"/>
+          <w:color w:val="000000" w:themeColor="text1" w:themeTint="FF" w:themeShade="FF"/>
+          <w:sz w:val="22"/>
+          <w:szCs w:val="22"/>
+          <w:lang w:val="en-US"/>
+        </w:rPr>
+      </w:r>
       <w:r>
         <w:rPr>
           <w:rFonts w:ascii="Times New Roman" w:hAnsi="Times New Roman" w:cs="Times New Roman"/>
@@ -2824,7 +3012,7 @@
     </w:p>
     <w:tbl>
       <w:tblPr>
-        <w:tblStyle w:val="846"/>
+        <w:tblStyle w:val="877"/>
         <w:tblW w:w="0" w:type="auto"/>
         <w:tblBorders>
           <w:top w:val="single" w:color="000000" w:sz="6" w:space="0"/>
@@ -2861,7 +3049,7 @@
           </w:tcPr>
           <w:p>
             <w:pPr>
-              <w:pStyle w:val="845"/>
+              <w:pStyle w:val="876"/>
               <w:pBdr/>
               <w:spacing w:line="264" w:lineRule="auto"/>
               <w:ind/>
@@ -2895,7 +3083,7 @@
             </w:r>
             <w:r>
               <w:rPr>
-                <w:rFonts w:ascii="Times New Roman" w:hAnsi="Times New Roman" w:eastAsia="Times New Roman" w:cs="Times New Roman"/>
+                <w:rFonts w:ascii="Times New Roman" w:hAnsi="Times New Roman" w:cs="Times New Roman"/>
                 <w:b w:val="0"/>
                 <w:bCs w:val="0"/>
                 <w:i w:val="0"/>
@@ -2903,7 +3091,6 @@
                 <w:color w:val="000000" w:themeColor="text1" w:themeTint="FF" w:themeShade="FF"/>
                 <w:sz w:val="22"/>
                 <w:szCs w:val="22"/>
-                <w:lang w:val="en-US"/>
               </w:rPr>
             </w:r>
             <w:r>
@@ -2934,7 +3121,7 @@
           </w:tcPr>
           <w:p>
             <w:pPr>
-              <w:pStyle w:val="845"/>
+              <w:pStyle w:val="876"/>
               <w:pBdr/>
               <w:spacing w:line="264" w:lineRule="auto"/>
               <w:ind/>
@@ -2968,7 +3155,7 @@
             </w:r>
             <w:r>
               <w:rPr>
-                <w:rFonts w:ascii="Times New Roman" w:hAnsi="Times New Roman" w:eastAsia="Times New Roman" w:cs="Times New Roman"/>
+                <w:rFonts w:ascii="Times New Roman" w:hAnsi="Times New Roman" w:cs="Times New Roman"/>
                 <w:b w:val="0"/>
                 <w:bCs w:val="0"/>
                 <w:i w:val="0"/>
@@ -2976,7 +3163,6 @@
                 <w:color w:val="000000" w:themeColor="text1" w:themeTint="FF" w:themeShade="FF"/>
                 <w:sz w:val="22"/>
                 <w:szCs w:val="22"/>
-                <w:lang w:val="en-US"/>
               </w:rPr>
             </w:r>
             <w:r>
@@ -3007,7 +3193,7 @@
           </w:tcPr>
           <w:p>
             <w:pPr>
-              <w:pStyle w:val="845"/>
+              <w:pStyle w:val="876"/>
               <w:pBdr/>
               <w:spacing w:after="0" w:afterAutospacing="0" w:before="0" w:beforeAutospacing="0" w:line="264" w:lineRule="auto"/>
               <w:ind w:right="0" w:left="0"/>
@@ -3041,7 +3227,7 @@
             </w:r>
             <w:r>
               <w:rPr>
-                <w:rFonts w:ascii="Times New Roman" w:hAnsi="Times New Roman" w:eastAsia="Times New Roman" w:cs="Times New Roman"/>
+                <w:rFonts w:ascii="Times New Roman" w:hAnsi="Times New Roman" w:cs="Times New Roman"/>
                 <w:b w:val="0"/>
                 <w:bCs w:val="0"/>
                 <w:i w:val="0"/>
@@ -3049,7 +3235,6 @@
                 <w:color w:val="000000" w:themeColor="text1" w:themeTint="FF" w:themeShade="FF"/>
                 <w:sz w:val="22"/>
                 <w:szCs w:val="22"/>
-                <w:lang w:val="en-US"/>
               </w:rPr>
             </w:r>
             <w:r>
@@ -3080,7 +3265,7 @@
           </w:tcPr>
           <w:p>
             <w:pPr>
-              <w:pStyle w:val="845"/>
+              <w:pStyle w:val="876"/>
               <w:pBdr/>
               <w:spacing w:line="264" w:lineRule="auto"/>
               <w:ind/>
@@ -3114,7 +3299,7 @@
             </w:r>
             <w:r>
               <w:rPr>
-                <w:rFonts w:ascii="Times New Roman" w:hAnsi="Times New Roman" w:eastAsia="Times New Roman" w:cs="Times New Roman"/>
+                <w:rFonts w:ascii="Times New Roman" w:hAnsi="Times New Roman" w:cs="Times New Roman"/>
                 <w:b w:val="0"/>
                 <w:bCs w:val="0"/>
                 <w:i w:val="0"/>
@@ -3122,7 +3307,6 @@
                 <w:color w:val="000000" w:themeColor="text1" w:themeTint="FF" w:themeShade="FF"/>
                 <w:sz w:val="22"/>
                 <w:szCs w:val="22"/>
-                <w:lang w:val="en-US"/>
               </w:rPr>
             </w:r>
             <w:r>
@@ -3154,7 +3338,7 @@
           </w:tcPr>
           <w:p>
             <w:pPr>
-              <w:pStyle w:val="845"/>
+              <w:pStyle w:val="876"/>
               <w:pBdr/>
               <w:spacing w:line="264" w:lineRule="auto"/>
               <w:ind/>
@@ -3188,7 +3372,7 @@
             </w:r>
             <w:r>
               <w:rPr>
-                <w:rFonts w:ascii="Times New Roman" w:hAnsi="Times New Roman" w:eastAsia="Times New Roman" w:cs="Times New Roman"/>
+                <w:rFonts w:ascii="Times New Roman" w:hAnsi="Times New Roman" w:cs="Times New Roman"/>
                 <w:b w:val="0"/>
                 <w:bCs w:val="0"/>
                 <w:i w:val="0"/>
@@ -3196,7 +3380,6 @@
                 <w:color w:val="000000" w:themeColor="text1" w:themeTint="FF" w:themeShade="FF"/>
                 <w:sz w:val="22"/>
                 <w:szCs w:val="22"/>
-                <w:lang w:val="en-US"/>
               </w:rPr>
             </w:r>
             <w:r>
@@ -3263,7 +3446,7 @@
             </w:r>
             <w:r>
               <w:rPr>
-                <w:rFonts w:ascii="Times New Roman" w:hAnsi="Times New Roman" w:eastAsia="Times New Roman" w:cs="Times New Roman"/>
+                <w:rFonts w:ascii="Times New Roman" w:hAnsi="Times New Roman" w:cs="Times New Roman"/>
                 <w:b w:val="0"/>
                 <w:bCs w:val="0"/>
                 <w:i w:val="0"/>
@@ -3271,7 +3454,6 @@
                 <w:color w:val="000000" w:themeColor="text1" w:themeTint="FF" w:themeShade="FF"/>
                 <w:sz w:val="22"/>
                 <w:szCs w:val="22"/>
-                <w:lang w:val="en-US"/>
               </w:rPr>
             </w:r>
             <w:r>
@@ -3333,7 +3515,7 @@
             </w:r>
             <w:r>
               <w:rPr>
-                <w:rFonts w:ascii="Times New Roman" w:hAnsi="Times New Roman" w:eastAsia="Times New Roman" w:cs="Times New Roman"/>
+                <w:rFonts w:ascii="Times New Roman" w:hAnsi="Times New Roman" w:cs="Times New Roman"/>
                 <w:b w:val="0"/>
                 <w:bCs w:val="0"/>
                 <w:i w:val="0"/>
@@ -3341,7 +3523,6 @@
                 <w:color w:val="000000" w:themeColor="text1" w:themeTint="FF" w:themeShade="FF"/>
                 <w:sz w:val="22"/>
                 <w:szCs w:val="22"/>
-                <w:lang w:val="en-US"/>
               </w:rPr>
             </w:r>
             <w:r>
@@ -3403,7 +3584,7 @@
             </w:r>
             <w:r>
               <w:rPr>
-                <w:rFonts w:ascii="Times New Roman" w:hAnsi="Times New Roman" w:eastAsia="Times New Roman" w:cs="Times New Roman"/>
+                <w:rFonts w:ascii="Times New Roman" w:hAnsi="Times New Roman" w:cs="Times New Roman"/>
                 <w:b w:val="0"/>
                 <w:bCs w:val="0"/>
                 <w:i w:val="0"/>
@@ -3411,7 +3592,6 @@
                 <w:color w:val="000000" w:themeColor="text1" w:themeTint="FF" w:themeShade="FF"/>
                 <w:sz w:val="22"/>
                 <w:szCs w:val="22"/>
-                <w:lang w:val="en-US"/>
               </w:rPr>
             </w:r>
             <w:r>
@@ -3473,7 +3653,7 @@
             </w:r>
             <w:r>
               <w:rPr>
-                <w:rFonts w:ascii="Times New Roman" w:hAnsi="Times New Roman" w:eastAsia="Times New Roman" w:cs="Times New Roman"/>
+                <w:rFonts w:ascii="Times New Roman" w:hAnsi="Times New Roman" w:cs="Times New Roman"/>
                 <w:b w:val="0"/>
                 <w:bCs w:val="0"/>
                 <w:i w:val="0"/>
@@ -3481,7 +3661,6 @@
                 <w:color w:val="000000" w:themeColor="text1" w:themeTint="FF" w:themeShade="FF"/>
                 <w:sz w:val="22"/>
                 <w:szCs w:val="22"/>
-                <w:lang w:val="en-US"/>
               </w:rPr>
             </w:r>
             <w:r>
@@ -3544,7 +3723,7 @@
             </w:r>
             <w:r>
               <w:rPr>
-                <w:rFonts w:ascii="Times New Roman" w:hAnsi="Times New Roman" w:eastAsia="Times New Roman" w:cs="Times New Roman"/>
+                <w:rFonts w:ascii="Times New Roman" w:hAnsi="Times New Roman" w:cs="Times New Roman"/>
                 <w:b w:val="0"/>
                 <w:bCs w:val="0"/>
                 <w:i w:val="0"/>
@@ -3552,7 +3731,6 @@
                 <w:color w:val="000000" w:themeColor="text1" w:themeTint="FF" w:themeShade="FF"/>
                 <w:sz w:val="22"/>
                 <w:szCs w:val="22"/>
-                <w:lang w:val="en-US"/>
               </w:rPr>
             </w:r>
             <w:r>
@@ -3617,7 +3795,7 @@
             </w:r>
             <w:r>
               <w:rPr>
-                <w:rFonts w:ascii="Times New Roman" w:hAnsi="Times New Roman" w:eastAsia="Times New Roman" w:cs="Times New Roman"/>
+                <w:rFonts w:ascii="Times New Roman" w:hAnsi="Times New Roman" w:cs="Times New Roman"/>
                 <w:b w:val="0"/>
                 <w:bCs w:val="0"/>
                 <w:i w:val="0"/>
@@ -3625,7 +3803,6 @@
                 <w:color w:val="000000" w:themeColor="text1" w:themeTint="FF" w:themeShade="FF"/>
                 <w:sz w:val="22"/>
                 <w:szCs w:val="22"/>
-                <w:lang w:val="en-US"/>
               </w:rPr>
             </w:r>
             <w:r>
@@ -3685,7 +3862,7 @@
             </w:r>
             <w:r>
               <w:rPr>
-                <w:rFonts w:ascii="Times New Roman" w:hAnsi="Times New Roman" w:eastAsia="Times New Roman" w:cs="Times New Roman"/>
+                <w:rFonts w:ascii="Times New Roman" w:hAnsi="Times New Roman" w:cs="Times New Roman"/>
                 <w:b w:val="0"/>
                 <w:bCs w:val="0"/>
                 <w:i w:val="0"/>
@@ -3693,7 +3870,6 @@
                 <w:color w:val="000000" w:themeColor="text1" w:themeTint="FF" w:themeShade="FF"/>
                 <w:sz w:val="22"/>
                 <w:szCs w:val="22"/>
-                <w:lang w:val="en-US"/>
               </w:rPr>
             </w:r>
             <w:r>
@@ -3753,7 +3929,7 @@
             </w:r>
             <w:r>
               <w:rPr>
-                <w:rFonts w:ascii="Times New Roman" w:hAnsi="Times New Roman" w:eastAsia="Times New Roman" w:cs="Times New Roman"/>
+                <w:rFonts w:ascii="Times New Roman" w:hAnsi="Times New Roman" w:cs="Times New Roman"/>
                 <w:b w:val="0"/>
                 <w:bCs w:val="0"/>
                 <w:i w:val="0"/>
@@ -3761,7 +3937,6 @@
                 <w:color w:val="000000" w:themeColor="text1" w:themeTint="FF" w:themeShade="FF"/>
                 <w:sz w:val="22"/>
                 <w:szCs w:val="22"/>
-                <w:lang w:val="en-US"/>
               </w:rPr>
             </w:r>
             <w:r>
@@ -3821,7 +3996,7 @@
             </w:r>
             <w:r>
               <w:rPr>
-                <w:rFonts w:ascii="Times New Roman" w:hAnsi="Times New Roman" w:eastAsia="Times New Roman" w:cs="Times New Roman"/>
+                <w:rFonts w:ascii="Times New Roman" w:hAnsi="Times New Roman" w:cs="Times New Roman"/>
                 <w:b w:val="0"/>
                 <w:bCs w:val="0"/>
                 <w:i w:val="0"/>
@@ -3829,7 +4004,6 @@
                 <w:color w:val="000000" w:themeColor="text1" w:themeTint="FF" w:themeShade="FF"/>
                 <w:sz w:val="22"/>
                 <w:szCs w:val="22"/>
-                <w:lang w:val="en-US"/>
               </w:rPr>
             </w:r>
             <w:r>
@@ -3890,7 +4064,7 @@
             </w:r>
             <w:r>
               <w:rPr>
-                <w:rFonts w:ascii="Times New Roman" w:hAnsi="Times New Roman" w:eastAsia="Times New Roman" w:cs="Times New Roman"/>
+                <w:rFonts w:ascii="Times New Roman" w:hAnsi="Times New Roman" w:cs="Times New Roman"/>
                 <w:b w:val="0"/>
                 <w:bCs w:val="0"/>
                 <w:i w:val="0"/>
@@ -3898,7 +4072,6 @@
                 <w:color w:val="000000" w:themeColor="text1" w:themeTint="FF" w:themeShade="FF"/>
                 <w:sz w:val="22"/>
                 <w:szCs w:val="22"/>
-                <w:lang w:val="en-US"/>
               </w:rPr>
             </w:r>
             <w:r>
@@ -4997,6 +5170,19 @@
           <w:lang w:val="en-US"/>
         </w:rPr>
       </w:r>
+      <w:r>
+        <w:rPr>
+          <w:rFonts w:ascii="Times New Roman" w:hAnsi="Times New Roman" w:cs="Times New Roman"/>
+          <w:b/>
+          <w:bCs w:val="0"/>
+          <w:i w:val="0"/>
+          <w:caps w:val="0"/>
+          <w:smallCaps w:val="0"/>
+          <w:color w:val="000000" w:themeColor="text1" w:themeTint="FF" w:themeShade="FF"/>
+          <w:sz w:val="22"/>
+          <w:szCs w:val="22"/>
+        </w:rPr>
+      </w:r>
     </w:p>
     <w:p>
       <w:pPr>
@@ -5101,6 +5287,20 @@
       </w:r>
       <w:r>
         <w:rPr>
+          <w:rFonts w:ascii="Times New Roman" w:hAnsi="Times New Roman" w:cs="Times New Roman"/>
+          <w:b/>
+          <w:bCs/>
+          <w:i w:val="0"/>
+          <w:iCs w:val="0"/>
+          <w:caps w:val="0"/>
+          <w:smallCaps w:val="0"/>
+          <w:color w:val="000000" w:themeColor="text1" w:themeTint="FF" w:themeShade="FF"/>
+          <w:sz w:val="22"/>
+          <w:szCs w:val="22"/>
+        </w:rPr>
+      </w:r>
+      <w:r>
+        <w:rPr>
           <w:rFonts w:ascii="Times New Roman" w:hAnsi="Times New Roman" w:eastAsia="Times New Roman" w:cs="Times New Roman"/>
           <w:b/>
           <w:bCs/>
@@ -5113,20 +5313,6 @@
           <w:szCs w:val="22"/>
           <w:highlight w:val="none"/>
           <w:lang w:val="en-US"/>
-        </w:rPr>
-      </w:r>
-      <w:r>
-        <w:rPr>
-          <w:rFonts w:ascii="Times New Roman" w:hAnsi="Times New Roman" w:cs="Times New Roman"/>
-          <w:b/>
-          <w:bCs/>
-          <w:i w:val="0"/>
-          <w:iCs w:val="0"/>
-          <w:caps w:val="0"/>
-          <w:smallCaps w:val="0"/>
-          <w:color w:val="000000" w:themeColor="text1" w:themeTint="FF" w:themeShade="FF"/>
-          <w:sz w:val="22"/>
-          <w:szCs w:val="22"/>
         </w:rPr>
       </w:r>
     </w:p>
@@ -5166,18 +5352,15 @@
       </w:r>
       <w:r>
         <w:rPr>
-          <w:rFonts w:ascii="Times New Roman" w:hAnsi="Times New Roman" w:eastAsia="Times New Roman" w:cs="Times New Roman"/>
-          <w:b/>
-          <w:bCs/>
+          <w:rFonts w:ascii="Times New Roman" w:hAnsi="Times New Roman" w:cs="Times New Roman"/>
+          <w:b w:val="0"/>
+          <w:bCs w:val="0"/>
           <w:i w:val="0"/>
-          <w:iCs w:val="0"/>
           <w:caps w:val="0"/>
           <w:smallCaps w:val="0"/>
           <w:color w:val="000000" w:themeColor="text1" w:themeTint="FF" w:themeShade="FF"/>
           <w:sz w:val="22"/>
           <w:szCs w:val="22"/>
-          <w:highlight w:val="none"/>
-          <w:lang w:val="en-US"/>
         </w:rPr>
       </w:r>
       <w:r>
@@ -5279,7 +5462,7 @@
       </w:r>
       <w:r>
         <w:rPr>
-          <w:rFonts w:ascii="Times New Roman" w:hAnsi="Times New Roman" w:eastAsia="Times New Roman" w:cs="Times New Roman"/>
+          <w:rFonts w:ascii="Times New Roman" w:hAnsi="Times New Roman" w:cs="Times New Roman"/>
           <w:b/>
           <w:bCs/>
           <w:i w:val="0"/>
@@ -5289,7 +5472,6 @@
           <w:color w:val="000000" w:themeColor="text1" w:themeTint="FF" w:themeShade="FF"/>
           <w:sz w:val="22"/>
           <w:szCs w:val="22"/>
-          <w:lang w:val="en-US"/>
         </w:rPr>
       </w:r>
       <w:r>
@@ -5323,7 +5505,7 @@
       </w:r>
       <w:r>
         <w:rPr>
-          <w:rFonts w:ascii="Times New Roman" w:hAnsi="Times New Roman" w:eastAsia="Times New Roman" w:cs="Times New Roman"/>
+          <w:rFonts w:ascii="Times New Roman" w:hAnsi="Times New Roman" w:cs="Times New Roman"/>
         </w:rPr>
       </w:r>
       <w:r>
@@ -5334,7 +5516,7 @@
     </w:p>
     <w:p>
       <w:pPr>
-        <w:pStyle w:val="813"/>
+        <w:pStyle w:val="844"/>
         <w:pBdr/>
         <w:spacing w:after="0" w:afterAutospacing="0"/>
         <w:ind/>
@@ -5360,7 +5542,7 @@
       </w:r>
       <w:r>
         <w:rPr>
-          <w:rFonts w:ascii="Times New Roman" w:hAnsi="Times New Roman" w:eastAsia="Times New Roman" w:cs="Times New Roman"/>
+          <w:rFonts w:ascii="Times New Roman" w:hAnsi="Times New Roman" w:cs="Times New Roman"/>
         </w:rPr>
       </w:r>
       <w:r>
@@ -5605,9 +5787,117 @@
     <w:lsdException w:name="Bibliography" w:uiPriority="37"/>
     <w:lsdException w:name="TOC Heading" w:uiPriority="39" w:qFormat="1"/>
   </w:latentStyles>
-  <w:style w:type="table" w:styleId="666">
+  <w:style w:type="paragraph" w:styleId="188">
+    <w:name w:val="toc 1"/>
+    <w:basedOn w:val="844"/>
+    <w:next w:val="844"/>
+    <w:uiPriority w:val="39"/>
+    <w:unhideWhenUsed/>
+    <w:pPr>
+      <w:pBdr/>
+      <w:spacing w:after="100"/>
+      <w:ind/>
+    </w:pPr>
+  </w:style>
+  <w:style w:type="paragraph" w:styleId="189">
+    <w:name w:val="toc 2"/>
+    <w:basedOn w:val="844"/>
+    <w:next w:val="844"/>
+    <w:uiPriority w:val="39"/>
+    <w:unhideWhenUsed/>
+    <w:pPr>
+      <w:pBdr/>
+      <w:spacing w:after="100"/>
+      <w:ind w:left="220"/>
+    </w:pPr>
+  </w:style>
+  <w:style w:type="paragraph" w:styleId="190">
+    <w:name w:val="toc 3"/>
+    <w:basedOn w:val="844"/>
+    <w:next w:val="844"/>
+    <w:uiPriority w:val="39"/>
+    <w:unhideWhenUsed/>
+    <w:pPr>
+      <w:pBdr/>
+      <w:spacing w:after="100"/>
+      <w:ind w:left="440"/>
+    </w:pPr>
+  </w:style>
+  <w:style w:type="paragraph" w:styleId="191">
+    <w:name w:val="toc 4"/>
+    <w:basedOn w:val="844"/>
+    <w:next w:val="844"/>
+    <w:uiPriority w:val="39"/>
+    <w:unhideWhenUsed/>
+    <w:pPr>
+      <w:pBdr/>
+      <w:spacing w:after="100"/>
+      <w:ind w:left="660"/>
+    </w:pPr>
+  </w:style>
+  <w:style w:type="paragraph" w:styleId="192">
+    <w:name w:val="toc 5"/>
+    <w:basedOn w:val="844"/>
+    <w:next w:val="844"/>
+    <w:uiPriority w:val="39"/>
+    <w:unhideWhenUsed/>
+    <w:pPr>
+      <w:pBdr/>
+      <w:spacing w:after="100"/>
+      <w:ind w:left="880"/>
+    </w:pPr>
+  </w:style>
+  <w:style w:type="paragraph" w:styleId="193">
+    <w:name w:val="toc 6"/>
+    <w:basedOn w:val="844"/>
+    <w:next w:val="844"/>
+    <w:uiPriority w:val="39"/>
+    <w:unhideWhenUsed/>
+    <w:pPr>
+      <w:pBdr/>
+      <w:spacing w:after="100"/>
+      <w:ind w:left="1100"/>
+    </w:pPr>
+  </w:style>
+  <w:style w:type="paragraph" w:styleId="194">
+    <w:name w:val="toc 7"/>
+    <w:basedOn w:val="844"/>
+    <w:next w:val="844"/>
+    <w:uiPriority w:val="39"/>
+    <w:unhideWhenUsed/>
+    <w:pPr>
+      <w:pBdr/>
+      <w:spacing w:after="100"/>
+      <w:ind w:left="1320"/>
+    </w:pPr>
+  </w:style>
+  <w:style w:type="paragraph" w:styleId="195">
+    <w:name w:val="toc 8"/>
+    <w:basedOn w:val="844"/>
+    <w:next w:val="844"/>
+    <w:uiPriority w:val="39"/>
+    <w:unhideWhenUsed/>
+    <w:pPr>
+      <w:pBdr/>
+      <w:spacing w:after="100"/>
+      <w:ind w:left="1540"/>
+    </w:pPr>
+  </w:style>
+  <w:style w:type="paragraph" w:styleId="196">
+    <w:name w:val="toc 9"/>
+    <w:basedOn w:val="844"/>
+    <w:next w:val="844"/>
+    <w:uiPriority w:val="39"/>
+    <w:unhideWhenUsed/>
+    <w:pPr>
+      <w:pBdr/>
+      <w:spacing w:after="100"/>
+      <w:ind w:left="1760"/>
+    </w:pPr>
+  </w:style>
+  <w:style w:type="table" w:styleId="697">
     <w:name w:val="Table Grid Light"/>
-    <w:basedOn w:val="815"/>
+    <w:basedOn w:val="846"/>
     <w:uiPriority w:val="59"/>
     <w:pPr>
       <w:pBdr/>
@@ -5804,9 +6094,9 @@
       </w:tcPr>
     </w:tblStylePr>
   </w:style>
-  <w:style w:type="table" w:styleId="667">
+  <w:style w:type="table" w:styleId="698">
     <w:name w:val="Plain Table 1"/>
-    <w:basedOn w:val="815"/>
+    <w:basedOn w:val="846"/>
     <w:uiPriority w:val="59"/>
     <w:pPr>
       <w:pBdr/>
@@ -6029,9 +6319,9 @@
       </w:tcPr>
     </w:tblStylePr>
   </w:style>
-  <w:style w:type="table" w:styleId="668">
+  <w:style w:type="table" w:styleId="699">
     <w:name w:val="Plain Table 2"/>
-    <w:basedOn w:val="815"/>
+    <w:basedOn w:val="846"/>
     <w:uiPriority w:val="59"/>
     <w:pPr>
       <w:pBdr/>
@@ -6262,9 +6552,9 @@
       </w:tcPr>
     </w:tblStylePr>
   </w:style>
-  <w:style w:type="table" w:styleId="669">
+  <w:style w:type="table" w:styleId="700">
     <w:name w:val="Plain Table 3"/>
-    <w:basedOn w:val="815"/>
+    <w:basedOn w:val="846"/>
     <w:uiPriority w:val="99"/>
     <w:pPr>
       <w:pBdr/>
@@ -6492,9 +6782,9 @@
       </w:tcPr>
     </w:tblStylePr>
   </w:style>
-  <w:style w:type="table" w:styleId="670">
+  <w:style w:type="table" w:styleId="701">
     <w:name w:val="Plain Table 4"/>
-    <w:basedOn w:val="815"/>
+    <w:basedOn w:val="846"/>
     <w:uiPriority w:val="99"/>
     <w:pPr>
       <w:pBdr/>
@@ -6708,9 +6998,9 @@
       </w:tcPr>
     </w:tblStylePr>
   </w:style>
-  <w:style w:type="table" w:styleId="671">
+  <w:style w:type="table" w:styleId="702">
     <w:name w:val="Plain Table 5"/>
-    <w:basedOn w:val="815"/>
+    <w:basedOn w:val="846"/>
     <w:uiPriority w:val="99"/>
     <w:pPr>
       <w:pBdr/>
@@ -6941,9 +7231,9 @@
       </w:tcPr>
     </w:tblStylePr>
   </w:style>
-  <w:style w:type="table" w:styleId="672">
+  <w:style w:type="table" w:styleId="703">
     <w:name w:val="Grid Table 1 Light"/>
-    <w:basedOn w:val="815"/>
+    <w:basedOn w:val="846"/>
     <w:uiPriority w:val="99"/>
     <w:pPr>
       <w:pBdr/>
@@ -7164,9 +7454,9 @@
       </w:tcPr>
     </w:tblStylePr>
   </w:style>
-  <w:style w:type="table" w:styleId="673">
+  <w:style w:type="table" w:styleId="704">
     <w:name w:val="Grid Table 1 Light - Accent 1"/>
-    <w:basedOn w:val="815"/>
+    <w:basedOn w:val="846"/>
     <w:uiPriority w:val="99"/>
     <w:pPr>
       <w:pBdr/>
@@ -7387,9 +7677,9 @@
       </w:tcPr>
     </w:tblStylePr>
   </w:style>
-  <w:style w:type="table" w:styleId="674">
+  <w:style w:type="table" w:styleId="705">
     <w:name w:val="Grid Table 1 Light - Accent 2"/>
-    <w:basedOn w:val="815"/>
+    <w:basedOn w:val="846"/>
     <w:uiPriority w:val="99"/>
     <w:pPr>
       <w:pBdr/>
@@ -7610,9 +7900,9 @@
       </w:tcPr>
     </w:tblStylePr>
   </w:style>
-  <w:style w:type="table" w:styleId="675">
+  <w:style w:type="table" w:styleId="706">
     <w:name w:val="Grid Table 1 Light - Accent 3"/>
-    <w:basedOn w:val="815"/>
+    <w:basedOn w:val="846"/>
     <w:uiPriority w:val="99"/>
     <w:pPr>
       <w:pBdr/>
@@ -7833,9 +8123,9 @@
       </w:tcPr>
     </w:tblStylePr>
   </w:style>
-  <w:style w:type="table" w:styleId="676">
+  <w:style w:type="table" w:styleId="707">
     <w:name w:val="Grid Table 1 Light - Accent 4"/>
-    <w:basedOn w:val="815"/>
+    <w:basedOn w:val="846"/>
     <w:uiPriority w:val="99"/>
     <w:pPr>
       <w:pBdr/>
@@ -8056,9 +8346,9 @@
       </w:tcPr>
     </w:tblStylePr>
   </w:style>
-  <w:style w:type="table" w:styleId="677">
+  <w:style w:type="table" w:styleId="708">
     <w:name w:val="Grid Table 1 Light - Accent 5"/>
-    <w:basedOn w:val="815"/>
+    <w:basedOn w:val="846"/>
     <w:uiPriority w:val="99"/>
     <w:pPr>
       <w:pBdr/>
@@ -8279,9 +8569,9 @@
       </w:tcPr>
     </w:tblStylePr>
   </w:style>
-  <w:style w:type="table" w:styleId="678">
+  <w:style w:type="table" w:styleId="709">
     <w:name w:val="Grid Table 1 Light - Accent 6"/>
-    <w:basedOn w:val="815"/>
+    <w:basedOn w:val="846"/>
     <w:uiPriority w:val="99"/>
     <w:pPr>
       <w:pBdr/>
@@ -8502,9 +8792,9 @@
       </w:tcPr>
     </w:tblStylePr>
   </w:style>
-  <w:style w:type="table" w:styleId="679">
+  <w:style w:type="table" w:styleId="710">
     <w:name w:val="Grid Table 2"/>
-    <w:basedOn w:val="815"/>
+    <w:basedOn w:val="846"/>
     <w:uiPriority w:val="99"/>
     <w:pPr>
       <w:pBdr/>
@@ -8734,9 +9024,9 @@
       </w:tcPr>
     </w:tblStylePr>
   </w:style>
-  <w:style w:type="table" w:styleId="680">
+  <w:style w:type="table" w:styleId="711">
     <w:name w:val="Grid Table 2 - Accent 1"/>
-    <w:basedOn w:val="815"/>
+    <w:basedOn w:val="846"/>
     <w:uiPriority w:val="99"/>
     <w:pPr>
       <w:pBdr/>
@@ -8966,9 +9256,9 @@
       </w:tcPr>
     </w:tblStylePr>
   </w:style>
-  <w:style w:type="table" w:styleId="681">
+  <w:style w:type="table" w:styleId="712">
     <w:name w:val="Grid Table 2 - Accent 2"/>
-    <w:basedOn w:val="815"/>
+    <w:basedOn w:val="846"/>
     <w:uiPriority w:val="99"/>
     <w:pPr>
       <w:pBdr/>
@@ -9198,9 +9488,9 @@
       </w:tcPr>
     </w:tblStylePr>
   </w:style>
-  <w:style w:type="table" w:styleId="682">
+  <w:style w:type="table" w:styleId="713">
     <w:name w:val="Grid Table 2 - Accent 3"/>
-    <w:basedOn w:val="815"/>
+    <w:basedOn w:val="846"/>
     <w:uiPriority w:val="99"/>
     <w:pPr>
       <w:pBdr/>
@@ -9430,9 +9720,9 @@
       </w:tcPr>
     </w:tblStylePr>
   </w:style>
-  <w:style w:type="table" w:styleId="683">
+  <w:style w:type="table" w:styleId="714">
     <w:name w:val="Grid Table 2 - Accent 4"/>
-    <w:basedOn w:val="815"/>
+    <w:basedOn w:val="846"/>
     <w:uiPriority w:val="99"/>
     <w:pPr>
       <w:pBdr/>
@@ -9662,9 +9952,9 @@
       </w:tcPr>
     </w:tblStylePr>
   </w:style>
-  <w:style w:type="table" w:styleId="684">
+  <w:style w:type="table" w:styleId="715">
     <w:name w:val="Grid Table 2 - Accent 5"/>
-    <w:basedOn w:val="815"/>
+    <w:basedOn w:val="846"/>
     <w:uiPriority w:val="99"/>
     <w:pPr>
       <w:pBdr/>
@@ -9894,9 +10184,9 @@
       </w:tcPr>
     </w:tblStylePr>
   </w:style>
-  <w:style w:type="table" w:styleId="685">
+  <w:style w:type="table" w:styleId="716">
     <w:name w:val="Grid Table 2 - Accent 6"/>
-    <w:basedOn w:val="815"/>
+    <w:basedOn w:val="846"/>
     <w:uiPriority w:val="99"/>
     <w:pPr>
       <w:pBdr/>
@@ -10126,9 +10416,9 @@
       </w:tcPr>
     </w:tblStylePr>
   </w:style>
-  <w:style w:type="table" w:styleId="686">
+  <w:style w:type="table" w:styleId="717">
     <w:name w:val="Grid Table 3"/>
-    <w:basedOn w:val="815"/>
+    <w:basedOn w:val="846"/>
     <w:uiPriority w:val="99"/>
     <w:pPr>
       <w:pBdr/>
@@ -10371,9 +10661,9 @@
       </w:tcPr>
     </w:tblStylePr>
   </w:style>
-  <w:style w:type="table" w:styleId="687">
+  <w:style w:type="table" w:styleId="718">
     <w:name w:val="Grid Table 3 - Accent 1"/>
-    <w:basedOn w:val="815"/>
+    <w:basedOn w:val="846"/>
     <w:uiPriority w:val="99"/>
     <w:pPr>
       <w:pBdr/>
@@ -10616,9 +10906,9 @@
       </w:tcPr>
     </w:tblStylePr>
   </w:style>
-  <w:style w:type="table" w:styleId="688">
+  <w:style w:type="table" w:styleId="719">
     <w:name w:val="Grid Table 3 - Accent 2"/>
-    <w:basedOn w:val="815"/>
+    <w:basedOn w:val="846"/>
     <w:uiPriority w:val="99"/>
     <w:pPr>
       <w:pBdr/>
@@ -10861,9 +11151,9 @@
       </w:tcPr>
     </w:tblStylePr>
   </w:style>
-  <w:style w:type="table" w:styleId="689">
+  <w:style w:type="table" w:styleId="720">
     <w:name w:val="Grid Table 3 - Accent 3"/>
-    <w:basedOn w:val="815"/>
+    <w:basedOn w:val="846"/>
     <w:uiPriority w:val="99"/>
     <w:pPr>
       <w:pBdr/>
@@ -11106,9 +11396,9 @@
       </w:tcPr>
     </w:tblStylePr>
   </w:style>
-  <w:style w:type="table" w:styleId="690">
+  <w:style w:type="table" w:styleId="721">
     <w:name w:val="Grid Table 3 - Accent 4"/>
-    <w:basedOn w:val="815"/>
+    <w:basedOn w:val="846"/>
     <w:uiPriority w:val="99"/>
     <w:pPr>
       <w:pBdr/>
@@ -11351,9 +11641,9 @@
       </w:tcPr>
     </w:tblStylePr>
   </w:style>
-  <w:style w:type="table" w:styleId="691">
+  <w:style w:type="table" w:styleId="722">
     <w:name w:val="Grid Table 3 - Accent 5"/>
-    <w:basedOn w:val="815"/>
+    <w:basedOn w:val="846"/>
     <w:uiPriority w:val="99"/>
     <w:pPr>
       <w:pBdr/>
@@ -11596,9 +11886,9 @@
       </w:tcPr>
     </w:tblStylePr>
   </w:style>
-  <w:style w:type="table" w:styleId="692">
+  <w:style w:type="table" w:styleId="723">
     <w:name w:val="Grid Table 3 - Accent 6"/>
-    <w:basedOn w:val="815"/>
+    <w:basedOn w:val="846"/>
     <w:uiPriority w:val="99"/>
     <w:pPr>
       <w:pBdr/>
@@ -11841,9 +12131,9 @@
       </w:tcPr>
     </w:tblStylePr>
   </w:style>
-  <w:style w:type="table" w:styleId="693">
+  <w:style w:type="table" w:styleId="724">
     <w:name w:val="Grid Table 4"/>
-    <w:basedOn w:val="815"/>
+    <w:basedOn w:val="846"/>
     <w:uiPriority w:val="59"/>
     <w:pPr>
       <w:pBdr/>
@@ -12074,9 +12364,9 @@
       </w:tcPr>
     </w:tblStylePr>
   </w:style>
-  <w:style w:type="table" w:styleId="694">
+  <w:style w:type="table" w:styleId="725">
     <w:name w:val="Grid Table 4 - Accent 1"/>
-    <w:basedOn w:val="815"/>
+    <w:basedOn w:val="846"/>
     <w:uiPriority w:val="59"/>
     <w:pPr>
       <w:pBdr/>
@@ -12307,9 +12597,9 @@
       </w:tcPr>
     </w:tblStylePr>
   </w:style>
-  <w:style w:type="table" w:styleId="695">
+  <w:style w:type="table" w:styleId="726">
     <w:name w:val="Grid Table 4 - Accent 2"/>
-    <w:basedOn w:val="815"/>
+    <w:basedOn w:val="846"/>
     <w:uiPriority w:val="59"/>
     <w:pPr>
       <w:pBdr/>
@@ -12540,9 +12830,9 @@
       </w:tcPr>
     </w:tblStylePr>
   </w:style>
-  <w:style w:type="table" w:styleId="696">
+  <w:style w:type="table" w:styleId="727">
     <w:name w:val="Grid Table 4 - Accent 3"/>
-    <w:basedOn w:val="815"/>
+    <w:basedOn w:val="846"/>
     <w:uiPriority w:val="59"/>
     <w:pPr>
       <w:pBdr/>
@@ -12773,9 +13063,9 @@
       </w:tcPr>
     </w:tblStylePr>
   </w:style>
-  <w:style w:type="table" w:styleId="697">
+  <w:style w:type="table" w:styleId="728">
     <w:name w:val="Grid Table 4 - Accent 4"/>
-    <w:basedOn w:val="815"/>
+    <w:basedOn w:val="846"/>
     <w:uiPriority w:val="59"/>
     <w:pPr>
       <w:pBdr/>
@@ -13006,9 +13296,9 @@
       </w:tcPr>
     </w:tblStylePr>
   </w:style>
-  <w:style w:type="table" w:styleId="698">
+  <w:style w:type="table" w:styleId="729">
     <w:name w:val="Grid Table 4 - Accent 5"/>
-    <w:basedOn w:val="815"/>
+    <w:basedOn w:val="846"/>
     <w:uiPriority w:val="59"/>
     <w:pPr>
       <w:pBdr/>
@@ -13239,9 +13529,9 @@
       </w:tcPr>
     </w:tblStylePr>
   </w:style>
-  <w:style w:type="table" w:styleId="699">
+  <w:style w:type="table" w:styleId="730">
     <w:name w:val="Grid Table 4 - Accent 6"/>
-    <w:basedOn w:val="815"/>
+    <w:basedOn w:val="846"/>
     <w:uiPriority w:val="59"/>
     <w:pPr>
       <w:pBdr/>
@@ -13472,9 +13762,9 @@
       </w:tcPr>
     </w:tblStylePr>
   </w:style>
-  <w:style w:type="table" w:styleId="700">
+  <w:style w:type="table" w:styleId="731">
     <w:name w:val="Grid Table 5 Dark"/>
-    <w:basedOn w:val="815"/>
+    <w:basedOn w:val="846"/>
     <w:uiPriority w:val="99"/>
     <w:pPr>
       <w:pBdr/>
@@ -13700,9 +13990,9 @@
       </w:tcPr>
     </w:tblStylePr>
   </w:style>
-  <w:style w:type="table" w:styleId="701">
+  <w:style w:type="table" w:styleId="732">
     <w:name w:val="Grid Table 5 Dark- Accent 1"/>
-    <w:basedOn w:val="815"/>
+    <w:basedOn w:val="846"/>
     <w:uiPriority w:val="99"/>
     <w:pPr>
       <w:pBdr/>
@@ -13928,9 +14218,9 @@
       </w:tcPr>
     </w:tblStylePr>
   </w:style>
-  <w:style w:type="table" w:styleId="702">
+  <w:style w:type="table" w:styleId="733">
     <w:name w:val="Grid Table 5 Dark - Accent 2"/>
-    <w:basedOn w:val="815"/>
+    <w:basedOn w:val="846"/>
     <w:uiPriority w:val="99"/>
     <w:pPr>
       <w:pBdr/>
@@ -14156,9 +14446,9 @@
       </w:tcPr>
     </w:tblStylePr>
   </w:style>
-  <w:style w:type="table" w:styleId="703">
+  <w:style w:type="table" w:styleId="734">
     <w:name w:val="Grid Table 5 Dark - Accent 3"/>
-    <w:basedOn w:val="815"/>
+    <w:basedOn w:val="846"/>
     <w:uiPriority w:val="99"/>
     <w:pPr>
       <w:pBdr/>
@@ -14384,9 +14674,9 @@
       </w:tcPr>
     </w:tblStylePr>
   </w:style>
-  <w:style w:type="table" w:styleId="704">
+  <w:style w:type="table" w:styleId="735">
     <w:name w:val="Grid Table 5 Dark- Accent 4"/>
-    <w:basedOn w:val="815"/>
+    <w:basedOn w:val="846"/>
     <w:uiPriority w:val="99"/>
     <w:pPr>
       <w:pBdr/>
@@ -14612,9 +14902,9 @@
       </w:tcPr>
     </w:tblStylePr>
   </w:style>
-  <w:style w:type="table" w:styleId="705">
+  <w:style w:type="table" w:styleId="736">
     <w:name w:val="Grid Table 5 Dark - Accent 5"/>
-    <w:basedOn w:val="815"/>
+    <w:basedOn w:val="846"/>
     <w:uiPriority w:val="99"/>
     <w:pPr>
       <w:pBdr/>
@@ -14840,9 +15130,9 @@
       </w:tcPr>
     </w:tblStylePr>
   </w:style>
-  <w:style w:type="table" w:styleId="706">
+  <w:style w:type="table" w:styleId="737">
     <w:name w:val="Grid Table 5 Dark - Accent 6"/>
-    <w:basedOn w:val="815"/>
+    <w:basedOn w:val="846"/>
     <w:uiPriority w:val="99"/>
     <w:pPr>
       <w:pBdr/>
@@ -15068,9 +15358,9 @@
       </w:tcPr>
     </w:tblStylePr>
   </w:style>
-  <w:style w:type="table" w:styleId="707">
+  <w:style w:type="table" w:styleId="738">
     <w:name w:val="Grid Table 6 Colorful"/>
-    <w:basedOn w:val="815"/>
+    <w:basedOn w:val="846"/>
     <w:uiPriority w:val="99"/>
     <w:pPr>
       <w:pBdr/>
@@ -15298,9 +15588,9 @@
       </w:tcPr>
     </w:tblStylePr>
   </w:style>
-  <w:style w:type="table" w:styleId="708">
+  <w:style w:type="table" w:styleId="739">
     <w:name w:val="Grid Table 6 Colorful - Accent 1"/>
-    <w:basedOn w:val="815"/>
+    <w:basedOn w:val="846"/>
     <w:uiPriority w:val="99"/>
     <w:pPr>
       <w:pBdr/>
@@ -15528,9 +15818,9 @@
       </w:tcPr>
     </w:tblStylePr>
   </w:style>
-  <w:style w:type="table" w:styleId="709">
+  <w:style w:type="table" w:styleId="740">
     <w:name w:val="Grid Table 6 Colorful - Accent 2"/>
-    <w:basedOn w:val="815"/>
+    <w:basedOn w:val="846"/>
     <w:uiPriority w:val="99"/>
     <w:pPr>
       <w:pBdr/>
@@ -15758,9 +16048,9 @@
       </w:tcPr>
     </w:tblStylePr>
   </w:style>
-  <w:style w:type="table" w:styleId="710">
+  <w:style w:type="table" w:styleId="741">
     <w:name w:val="Grid Table 6 Colorful - Accent 3"/>
-    <w:basedOn w:val="815"/>
+    <w:basedOn w:val="846"/>
     <w:uiPriority w:val="99"/>
     <w:pPr>
       <w:pBdr/>
@@ -15988,9 +16278,9 @@
       </w:tcPr>
     </w:tblStylePr>
   </w:style>
-  <w:style w:type="table" w:styleId="711">
+  <w:style w:type="table" w:styleId="742">
     <w:name w:val="Grid Table 6 Colorful - Accent 4"/>
-    <w:basedOn w:val="815"/>
+    <w:basedOn w:val="846"/>
     <w:uiPriority w:val="99"/>
     <w:pPr>
       <w:pBdr/>
@@ -16218,9 +16508,9 @@
       </w:tcPr>
     </w:tblStylePr>
   </w:style>
-  <w:style w:type="table" w:styleId="712">
+  <w:style w:type="table" w:styleId="743">
     <w:name w:val="Grid Table 6 Colorful - Accent 5"/>
-    <w:basedOn w:val="815"/>
+    <w:basedOn w:val="846"/>
     <w:uiPriority w:val="99"/>
     <w:pPr>
       <w:pBdr/>
@@ -16448,9 +16738,9 @@
       </w:tcPr>
     </w:tblStylePr>
   </w:style>
-  <w:style w:type="table" w:styleId="713">
+  <w:style w:type="table" w:styleId="744">
     <w:name w:val="Grid Table 6 Colorful - Accent 6"/>
-    <w:basedOn w:val="815"/>
+    <w:basedOn w:val="846"/>
     <w:uiPriority w:val="99"/>
     <w:pPr>
       <w:pBdr/>
@@ -16678,9 +16968,9 @@
       </w:tcPr>
     </w:tblStylePr>
   </w:style>
-  <w:style w:type="table" w:styleId="714">
+  <w:style w:type="table" w:styleId="745">
     <w:name w:val="Grid Table 7 Colorful"/>
-    <w:basedOn w:val="815"/>
+    <w:basedOn w:val="846"/>
     <w:uiPriority w:val="99"/>
     <w:pPr>
       <w:pBdr/>
@@ -16932,9 +17222,9 @@
       </w:tcPr>
     </w:tblStylePr>
   </w:style>
-  <w:style w:type="table" w:styleId="715">
+  <w:style w:type="table" w:styleId="746">
     <w:name w:val="Grid Table 7 Colorful - Accent 1"/>
-    <w:basedOn w:val="815"/>
+    <w:basedOn w:val="846"/>
     <w:uiPriority w:val="99"/>
     <w:pPr>
       <w:pBdr/>
@@ -17186,9 +17476,9 @@
       </w:tcPr>
     </w:tblStylePr>
   </w:style>
-  <w:style w:type="table" w:styleId="716">
+  <w:style w:type="table" w:styleId="747">
     <w:name w:val="Grid Table 7 Colorful - Accent 2"/>
-    <w:basedOn w:val="815"/>
+    <w:basedOn w:val="846"/>
     <w:uiPriority w:val="99"/>
     <w:pPr>
       <w:pBdr/>
@@ -17440,9 +17730,9 @@
       </w:tcPr>
     </w:tblStylePr>
   </w:style>
-  <w:style w:type="table" w:styleId="717">
+  <w:style w:type="table" w:styleId="748">
     <w:name w:val="Grid Table 7 Colorful - Accent 3"/>
-    <w:basedOn w:val="815"/>
+    <w:basedOn w:val="846"/>
     <w:uiPriority w:val="99"/>
     <w:pPr>
       <w:pBdr/>
@@ -17694,9 +17984,9 @@
       </w:tcPr>
     </w:tblStylePr>
   </w:style>
-  <w:style w:type="table" w:styleId="718">
+  <w:style w:type="table" w:styleId="749">
     <w:name w:val="Grid Table 7 Colorful - Accent 4"/>
-    <w:basedOn w:val="815"/>
+    <w:basedOn w:val="846"/>
     <w:uiPriority w:val="99"/>
     <w:pPr>
       <w:pBdr/>
@@ -17948,9 +18238,9 @@
       </w:tcPr>
     </w:tblStylePr>
   </w:style>
-  <w:style w:type="table" w:styleId="719">
+  <w:style w:type="table" w:styleId="750">
     <w:name w:val="Grid Table 7 Colorful - Accent 5"/>
-    <w:basedOn w:val="815"/>
+    <w:basedOn w:val="846"/>
     <w:uiPriority w:val="99"/>
     <w:pPr>
       <w:pBdr/>
@@ -18202,9 +18492,9 @@
       </w:tcPr>
     </w:tblStylePr>
   </w:style>
-  <w:style w:type="table" w:styleId="720">
+  <w:style w:type="table" w:styleId="751">
     <w:name w:val="Grid Table 7 Colorful - Accent 6"/>
-    <w:basedOn w:val="815"/>
+    <w:basedOn w:val="846"/>
     <w:uiPriority w:val="99"/>
     <w:pPr>
       <w:pBdr/>
@@ -18456,9 +18746,9 @@
       </w:tcPr>
     </w:tblStylePr>
   </w:style>
-  <w:style w:type="table" w:styleId="721">
+  <w:style w:type="table" w:styleId="752">
     <w:name w:val="List Table 1 Light"/>
-    <w:basedOn w:val="815"/>
+    <w:basedOn w:val="846"/>
     <w:uiPriority w:val="99"/>
     <w:pPr>
       <w:pBdr/>
@@ -18672,9 +18962,9 @@
       </w:tcPr>
     </w:tblStylePr>
   </w:style>
-  <w:style w:type="table" w:styleId="722">
+  <w:style w:type="table" w:styleId="753">
     <w:name w:val="List Table 1 Light - Accent 1"/>
-    <w:basedOn w:val="815"/>
+    <w:basedOn w:val="846"/>
     <w:uiPriority w:val="99"/>
     <w:pPr>
       <w:pBdr/>
@@ -18888,9 +19178,9 @@
       </w:tcPr>
     </w:tblStylePr>
   </w:style>
-  <w:style w:type="table" w:styleId="723">
+  <w:style w:type="table" w:styleId="754">
     <w:name w:val="List Table 1 Light - Accent 2"/>
-    <w:basedOn w:val="815"/>
+    <w:basedOn w:val="846"/>
     <w:uiPriority w:val="99"/>
     <w:pPr>
       <w:pBdr/>
@@ -19104,9 +19394,9 @@
       </w:tcPr>
     </w:tblStylePr>
   </w:style>
-  <w:style w:type="table" w:styleId="724">
+  <w:style w:type="table" w:styleId="755">
     <w:name w:val="List Table 1 Light - Accent 3"/>
-    <w:basedOn w:val="815"/>
+    <w:basedOn w:val="846"/>
     <w:uiPriority w:val="99"/>
     <w:pPr>
       <w:pBdr/>
@@ -19320,9 +19610,9 @@
       </w:tcPr>
     </w:tblStylePr>
   </w:style>
-  <w:style w:type="table" w:styleId="725">
+  <w:style w:type="table" w:styleId="756">
     <w:name w:val="List Table 1 Light - Accent 4"/>
-    <w:basedOn w:val="815"/>
+    <w:basedOn w:val="846"/>
     <w:uiPriority w:val="99"/>
     <w:pPr>
       <w:pBdr/>
@@ -19536,9 +19826,9 @@
       </w:tcPr>
     </w:tblStylePr>
   </w:style>
-  <w:style w:type="table" w:styleId="726">
+  <w:style w:type="table" w:styleId="757">
     <w:name w:val="List Table 1 Light - Accent 5"/>
-    <w:basedOn w:val="815"/>
+    <w:basedOn w:val="846"/>
     <w:uiPriority w:val="99"/>
     <w:pPr>
       <w:pBdr/>
@@ -19752,9 +20042,9 @@
       </w:tcPr>
     </w:tblStylePr>
   </w:style>
-  <w:style w:type="table" w:styleId="727">
+  <w:style w:type="table" w:styleId="758">
     <w:name w:val="List Table 1 Light - Accent 6"/>
-    <w:basedOn w:val="815"/>
+    <w:basedOn w:val="846"/>
     <w:uiPriority w:val="99"/>
     <w:pPr>
       <w:pBdr/>
@@ -19968,9 +20258,9 @@
       </w:tcPr>
     </w:tblStylePr>
   </w:style>
-  <w:style w:type="table" w:styleId="728">
+  <w:style w:type="table" w:styleId="759">
     <w:name w:val="List Table 2"/>
-    <w:basedOn w:val="815"/>
+    <w:basedOn w:val="846"/>
     <w:uiPriority w:val="99"/>
     <w:pPr>
       <w:pBdr/>
@@ -20206,9 +20496,9 @@
       </w:tcPr>
     </w:tblStylePr>
   </w:style>
-  <w:style w:type="table" w:styleId="729">
+  <w:style w:type="table" w:styleId="760">
     <w:name w:val="List Table 2 - Accent 1"/>
-    <w:basedOn w:val="815"/>
+    <w:basedOn w:val="846"/>
     <w:uiPriority w:val="99"/>
     <w:pPr>
       <w:pBdr/>
@@ -20444,9 +20734,9 @@
       </w:tcPr>
     </w:tblStylePr>
   </w:style>
-  <w:style w:type="table" w:styleId="730">
+  <w:style w:type="table" w:styleId="761">
     <w:name w:val="List Table 2 - Accent 2"/>
-    <w:basedOn w:val="815"/>
+    <w:basedOn w:val="846"/>
     <w:uiPriority w:val="99"/>
     <w:pPr>
       <w:pBdr/>
@@ -20682,9 +20972,9 @@
       </w:tcPr>
     </w:tblStylePr>
   </w:style>
-  <w:style w:type="table" w:styleId="731">
+  <w:style w:type="table" w:styleId="762">
     <w:name w:val="List Table 2 - Accent 3"/>
-    <w:basedOn w:val="815"/>
+    <w:basedOn w:val="846"/>
     <w:uiPriority w:val="99"/>
     <w:pPr>
       <w:pBdr/>
@@ -20920,9 +21210,9 @@
       </w:tcPr>
     </w:tblStylePr>
   </w:style>
-  <w:style w:type="table" w:styleId="732">
+  <w:style w:type="table" w:styleId="763">
     <w:name w:val="List Table 2 - Accent 4"/>
-    <w:basedOn w:val="815"/>
+    <w:basedOn w:val="846"/>
     <w:uiPriority w:val="99"/>
     <w:pPr>
       <w:pBdr/>
@@ -21158,9 +21448,9 @@
       </w:tcPr>
     </w:tblStylePr>
   </w:style>
-  <w:style w:type="table" w:styleId="733">
+  <w:style w:type="table" w:styleId="764">
     <w:name w:val="List Table 2 - Accent 5"/>
-    <w:basedOn w:val="815"/>
+    <w:basedOn w:val="846"/>
     <w:uiPriority w:val="99"/>
     <w:pPr>
       <w:pBdr/>
@@ -21396,9 +21686,9 @@
       </w:tcPr>
     </w:tblStylePr>
   </w:style>
-  <w:style w:type="table" w:styleId="734">
+  <w:style w:type="table" w:styleId="765">
     <w:name w:val="List Table 2 - Accent 6"/>
-    <w:basedOn w:val="815"/>
+    <w:basedOn w:val="846"/>
     <w:uiPriority w:val="99"/>
     <w:pPr>
       <w:pBdr/>
@@ -21634,9 +21924,9 @@
       </w:tcPr>
     </w:tblStylePr>
   </w:style>
-  <w:style w:type="table" w:styleId="735">
+  <w:style w:type="table" w:styleId="766">
     <w:name w:val="List Table 3"/>
-    <w:basedOn w:val="815"/>
+    <w:basedOn w:val="846"/>
     <w:uiPriority w:val="99"/>
     <w:pPr>
       <w:pBdr/>
@@ -21862,9 +22152,9 @@
       </w:tcPr>
     </w:tblStylePr>
   </w:style>
-  <w:style w:type="table" w:styleId="736">
+  <w:style w:type="table" w:styleId="767">
     <w:name w:val="List Table 3 - Accent 1"/>
-    <w:basedOn w:val="815"/>
+    <w:basedOn w:val="846"/>
     <w:uiPriority w:val="99"/>
     <w:pPr>
       <w:pBdr/>
@@ -22090,9 +22380,9 @@
       </w:tcPr>
     </w:tblStylePr>
   </w:style>
-  <w:style w:type="table" w:styleId="737">
+  <w:style w:type="table" w:styleId="768">
     <w:name w:val="List Table 3 - Accent 2"/>
-    <w:basedOn w:val="815"/>
+    <w:basedOn w:val="846"/>
     <w:uiPriority w:val="99"/>
     <w:pPr>
       <w:pBdr/>
@@ -22318,9 +22608,9 @@
       </w:tcPr>
     </w:tblStylePr>
   </w:style>
-  <w:style w:type="table" w:styleId="738">
+  <w:style w:type="table" w:styleId="769">
     <w:name w:val="List Table 3 - Accent 3"/>
-    <w:basedOn w:val="815"/>
+    <w:basedOn w:val="846"/>
     <w:uiPriority w:val="99"/>
     <w:pPr>
       <w:pBdr/>
@@ -22546,9 +22836,9 @@
       </w:tcPr>
     </w:tblStylePr>
   </w:style>
-  <w:style w:type="table" w:styleId="739">
+  <w:style w:type="table" w:styleId="770">
     <w:name w:val="List Table 3 - Accent 4"/>
-    <w:basedOn w:val="815"/>
+    <w:basedOn w:val="846"/>
     <w:uiPriority w:val="99"/>
     <w:pPr>
       <w:pBdr/>
@@ -22774,9 +23064,9 @@
       </w:tcPr>
     </w:tblStylePr>
   </w:style>
-  <w:style w:type="table" w:styleId="740">
+  <w:style w:type="table" w:styleId="771">
     <w:name w:val="List Table 3 - Accent 5"/>
-    <w:basedOn w:val="815"/>
+    <w:basedOn w:val="846"/>
     <w:uiPriority w:val="99"/>
     <w:pPr>
       <w:pBdr/>
@@ -23002,9 +23292,9 @@
       </w:tcPr>
     </w:tblStylePr>
   </w:style>
-  <w:style w:type="table" w:styleId="741">
+  <w:style w:type="table" w:styleId="772">
     <w:name w:val="List Table 3 - Accent 6"/>
-    <w:basedOn w:val="815"/>
+    <w:basedOn w:val="846"/>
     <w:uiPriority w:val="99"/>
     <w:pPr>
       <w:pBdr/>
@@ -23230,9 +23520,9 @@
       </w:tcPr>
     </w:tblStylePr>
   </w:style>
-  <w:style w:type="table" w:styleId="742">
+  <w:style w:type="table" w:styleId="773">
     <w:name w:val="List Table 4"/>
-    <w:basedOn w:val="815"/>
+    <w:basedOn w:val="846"/>
     <w:uiPriority w:val="99"/>
     <w:pPr>
       <w:pBdr/>
@@ -23455,9 +23745,9 @@
       </w:tcPr>
     </w:tblStylePr>
   </w:style>
-  <w:style w:type="table" w:styleId="743">
+  <w:style w:type="table" w:styleId="774">
     <w:name w:val="List Table 4 - Accent 1"/>
-    <w:basedOn w:val="815"/>
+    <w:basedOn w:val="846"/>
     <w:uiPriority w:val="99"/>
     <w:pPr>
       <w:pBdr/>
@@ -23680,9 +23970,9 @@
       </w:tcPr>
     </w:tblStylePr>
   </w:style>
-  <w:style w:type="table" w:styleId="744">
+  <w:style w:type="table" w:styleId="775">
     <w:name w:val="List Table 4 - Accent 2"/>
-    <w:basedOn w:val="815"/>
+    <w:basedOn w:val="846"/>
     <w:uiPriority w:val="99"/>
     <w:pPr>
       <w:pBdr/>
@@ -23905,9 +24195,9 @@
       </w:tcPr>
     </w:tblStylePr>
   </w:style>
-  <w:style w:type="table" w:styleId="745">
+  <w:style w:type="table" w:styleId="776">
     <w:name w:val="List Table 4 - Accent 3"/>
-    <w:basedOn w:val="815"/>
+    <w:basedOn w:val="846"/>
     <w:uiPriority w:val="99"/>
     <w:pPr>
       <w:pBdr/>
@@ -24130,9 +24420,9 @@
       </w:tcPr>
     </w:tblStylePr>
   </w:style>
-  <w:style w:type="table" w:styleId="746">
+  <w:style w:type="table" w:styleId="777">
     <w:name w:val="List Table 4 - Accent 4"/>
-    <w:basedOn w:val="815"/>
+    <w:basedOn w:val="846"/>
     <w:uiPriority w:val="99"/>
     <w:pPr>
       <w:pBdr/>
@@ -24355,9 +24645,9 @@
       </w:tcPr>
     </w:tblStylePr>
   </w:style>
-  <w:style w:type="table" w:styleId="747">
+  <w:style w:type="table" w:styleId="778">
     <w:name w:val="List Table 4 - Accent 5"/>
-    <w:basedOn w:val="815"/>
+    <w:basedOn w:val="846"/>
     <w:uiPriority w:val="99"/>
     <w:pPr>
       <w:pBdr/>
@@ -24580,9 +24870,9 @@
       </w:tcPr>
     </w:tblStylePr>
   </w:style>
-  <w:style w:type="table" w:styleId="748">
+  <w:style w:type="table" w:styleId="779">
     <w:name w:val="List Table 4 - Accent 6"/>
-    <w:basedOn w:val="815"/>
+    <w:basedOn w:val="846"/>
     <w:uiPriority w:val="99"/>
     <w:pPr>
       <w:pBdr/>
@@ -24805,9 +25095,9 @@
       </w:tcPr>
     </w:tblStylePr>
   </w:style>
-  <w:style w:type="table" w:styleId="749">
+  <w:style w:type="table" w:styleId="780">
     <w:name w:val="List Table 5 Dark"/>
-    <w:basedOn w:val="815"/>
+    <w:basedOn w:val="846"/>
     <w:uiPriority w:val="99"/>
     <w:pPr>
       <w:pBdr/>
@@ -25047,9 +25337,9 @@
       </w:tcPr>
     </w:tblStylePr>
   </w:style>
-  <w:style w:type="table" w:styleId="750">
+  <w:style w:type="table" w:styleId="781">
     <w:name w:val="List Table 5 Dark - Accent 1"/>
-    <w:basedOn w:val="815"/>
+    <w:basedOn w:val="846"/>
     <w:uiPriority w:val="99"/>
     <w:pPr>
       <w:pBdr/>
@@ -25289,9 +25579,9 @@
       </w:tcPr>
     </w:tblStylePr>
   </w:style>
-  <w:style w:type="table" w:styleId="751">
+  <w:style w:type="table" w:styleId="782">
     <w:name w:val="List Table 5 Dark - Accent 2"/>
-    <w:basedOn w:val="815"/>
+    <w:basedOn w:val="846"/>
     <w:uiPriority w:val="99"/>
     <w:pPr>
       <w:pBdr/>
@@ -25531,9 +25821,9 @@
       </w:tcPr>
     </w:tblStylePr>
   </w:style>
-  <w:style w:type="table" w:styleId="752">
+  <w:style w:type="table" w:styleId="783">
     <w:name w:val="List Table 5 Dark - Accent 3"/>
-    <w:basedOn w:val="815"/>
+    <w:basedOn w:val="846"/>
     <w:uiPriority w:val="99"/>
     <w:pPr>
       <w:pBdr/>
@@ -25773,9 +26063,9 @@
       </w:tcPr>
     </w:tblStylePr>
   </w:style>
-  <w:style w:type="table" w:styleId="753">
+  <w:style w:type="table" w:styleId="784">
     <w:name w:val="List Table 5 Dark - Accent 4"/>
-    <w:basedOn w:val="815"/>
+    <w:basedOn w:val="846"/>
     <w:uiPriority w:val="99"/>
     <w:pPr>
       <w:pBdr/>
@@ -26015,9 +26305,9 @@
       </w:tcPr>
     </w:tblStylePr>
   </w:style>
-  <w:style w:type="table" w:styleId="754">
+  <w:style w:type="table" w:styleId="785">
     <w:name w:val="List Table 5 Dark - Accent 5"/>
-    <w:basedOn w:val="815"/>
+    <w:basedOn w:val="846"/>
     <w:uiPriority w:val="99"/>
     <w:pPr>
       <w:pBdr/>
@@ -26257,9 +26547,9 @@
       </w:tcPr>
     </w:tblStylePr>
   </w:style>
-  <w:style w:type="table" w:styleId="755">
+  <w:style w:type="table" w:styleId="786">
     <w:name w:val="List Table 5 Dark - Accent 6"/>
-    <w:basedOn w:val="815"/>
+    <w:basedOn w:val="846"/>
     <w:uiPriority w:val="99"/>
     <w:pPr>
       <w:pBdr/>
@@ -26499,9 +26789,9 @@
       </w:tcPr>
     </w:tblStylePr>
   </w:style>
-  <w:style w:type="table" w:styleId="756">
+  <w:style w:type="table" w:styleId="787">
     <w:name w:val="List Table 6 Colorful"/>
-    <w:basedOn w:val="815"/>
+    <w:basedOn w:val="846"/>
     <w:uiPriority w:val="99"/>
     <w:pPr>
       <w:pBdr/>
@@ -26722,9 +27012,9 @@
       </w:tcPr>
     </w:tblStylePr>
   </w:style>
-  <w:style w:type="table" w:styleId="757">
+  <w:style w:type="table" w:styleId="788">
     <w:name w:val="List Table 6 Colorful - Accent 1"/>
-    <w:basedOn w:val="815"/>
+    <w:basedOn w:val="846"/>
     <w:uiPriority w:val="99"/>
     <w:pPr>
       <w:pBdr/>
@@ -26945,9 +27235,9 @@
       </w:tcPr>
     </w:tblStylePr>
   </w:style>
-  <w:style w:type="table" w:styleId="758">
+  <w:style w:type="table" w:styleId="789">
     <w:name w:val="List Table 6 Colorful - Accent 2"/>
-    <w:basedOn w:val="815"/>
+    <w:basedOn w:val="846"/>
     <w:uiPriority w:val="99"/>
     <w:pPr>
       <w:pBdr/>
@@ -27168,9 +27458,9 @@
       </w:tcPr>
     </w:tblStylePr>
   </w:style>
-  <w:style w:type="table" w:styleId="759">
+  <w:style w:type="table" w:styleId="790">
     <w:name w:val="List Table 6 Colorful - Accent 3"/>
-    <w:basedOn w:val="815"/>
+    <w:basedOn w:val="846"/>
     <w:uiPriority w:val="99"/>
     <w:pPr>
       <w:pBdr/>
@@ -27391,9 +27681,9 @@
       </w:tcPr>
     </w:tblStylePr>
   </w:style>
-  <w:style w:type="table" w:styleId="760">
+  <w:style w:type="table" w:styleId="791">
     <w:name w:val="List Table 6 Colorful - Accent 4"/>
-    <w:basedOn w:val="815"/>
+    <w:basedOn w:val="846"/>
     <w:uiPriority w:val="99"/>
     <w:pPr>
       <w:pBdr/>
@@ -27614,9 +27904,9 @@
       </w:tcPr>
     </w:tblStylePr>
   </w:style>
-  <w:style w:type="table" w:styleId="761">
+  <w:style w:type="table" w:styleId="792">
     <w:name w:val="List Table 6 Colorful - Accent 5"/>
-    <w:basedOn w:val="815"/>
+    <w:basedOn w:val="846"/>
     <w:uiPriority w:val="99"/>
     <w:pPr>
       <w:pBdr/>
@@ -27837,9 +28127,9 @@
       </w:tcPr>
     </w:tblStylePr>
   </w:style>
-  <w:style w:type="table" w:styleId="762">
+  <w:style w:type="table" w:styleId="793">
     <w:name w:val="List Table 6 Colorful - Accent 6"/>
-    <w:basedOn w:val="815"/>
+    <w:basedOn w:val="846"/>
     <w:uiPriority w:val="99"/>
     <w:pPr>
       <w:pBdr/>
@@ -28060,9 +28350,9 @@
       </w:tcPr>
     </w:tblStylePr>
   </w:style>
-  <w:style w:type="table" w:styleId="763">
+  <w:style w:type="table" w:styleId="794">
     <w:name w:val="List Table 7 Colorful"/>
-    <w:basedOn w:val="815"/>
+    <w:basedOn w:val="846"/>
     <w:uiPriority w:val="99"/>
     <w:pPr>
       <w:pBdr/>
@@ -28316,9 +28606,9 @@
       </w:tcPr>
     </w:tblStylePr>
   </w:style>
-  <w:style w:type="table" w:styleId="764">
+  <w:style w:type="table" w:styleId="795">
     <w:name w:val="List Table 7 Colorful - Accent 1"/>
-    <w:basedOn w:val="815"/>
+    <w:basedOn w:val="846"/>
     <w:uiPriority w:val="99"/>
     <w:pPr>
       <w:pBdr/>
@@ -28572,9 +28862,9 @@
       </w:tcPr>
     </w:tblStylePr>
   </w:style>
-  <w:style w:type="table" w:styleId="765">
+  <w:style w:type="table" w:styleId="796">
     <w:name w:val="List Table 7 Colorful - Accent 2"/>
-    <w:basedOn w:val="815"/>
+    <w:basedOn w:val="846"/>
     <w:uiPriority w:val="99"/>
     <w:pPr>
       <w:pBdr/>
@@ -28828,9 +29118,9 @@
       </w:tcPr>
     </w:tblStylePr>
   </w:style>
-  <w:style w:type="table" w:styleId="766">
+  <w:style w:type="table" w:styleId="797">
     <w:name w:val="List Table 7 Colorful - Accent 3"/>
-    <w:basedOn w:val="815"/>
+    <w:basedOn w:val="846"/>
     <w:uiPriority w:val="99"/>
     <w:pPr>
       <w:pBdr/>
@@ -29084,9 +29374,9 @@
       </w:tcPr>
     </w:tblStylePr>
   </w:style>
-  <w:style w:type="table" w:styleId="767">
+  <w:style w:type="table" w:styleId="798">
     <w:name w:val="List Table 7 Colorful - Accent 4"/>
-    <w:basedOn w:val="815"/>
+    <w:basedOn w:val="846"/>
     <w:uiPriority w:val="99"/>
     <w:pPr>
       <w:pBdr/>
@@ -29340,9 +29630,9 @@
       </w:tcPr>
     </w:tblStylePr>
   </w:style>
-  <w:style w:type="table" w:styleId="768">
+  <w:style w:type="table" w:styleId="799">
     <w:name w:val="List Table 7 Colorful - Accent 5"/>
-    <w:basedOn w:val="815"/>
+    <w:basedOn w:val="846"/>
     <w:uiPriority w:val="99"/>
     <w:pPr>
       <w:pBdr/>
@@ -29596,9 +29886,9 @@
       </w:tcPr>
     </w:tblStylePr>
   </w:style>
-  <w:style w:type="table" w:styleId="769">
+  <w:style w:type="table" w:styleId="800">
     <w:name w:val="List Table 7 Colorful - Accent 6"/>
-    <w:basedOn w:val="815"/>
+    <w:basedOn w:val="846"/>
     <w:uiPriority w:val="99"/>
     <w:pPr>
       <w:pBdr/>
@@ -29852,9 +30142,9 @@
       </w:tcPr>
     </w:tblStylePr>
   </w:style>
-  <w:style w:type="table" w:styleId="770">
+  <w:style w:type="table" w:styleId="801">
     <w:name w:val="Lined - Accent"/>
-    <w:basedOn w:val="815"/>
+    <w:basedOn w:val="846"/>
     <w:uiPriority w:val="99"/>
     <w:pPr>
       <w:pBdr/>
@@ -30089,9 +30379,9 @@
       </w:tcPr>
     </w:tblStylePr>
   </w:style>
-  <w:style w:type="table" w:styleId="771">
+  <w:style w:type="table" w:styleId="802">
     <w:name w:val="Lined - Accent 1"/>
-    <w:basedOn w:val="815"/>
+    <w:basedOn w:val="846"/>
     <w:uiPriority w:val="99"/>
     <w:pPr>
       <w:pBdr/>
@@ -30326,9 +30616,9 @@
       </w:tcPr>
     </w:tblStylePr>
   </w:style>
-  <w:style w:type="table" w:styleId="772">
+  <w:style w:type="table" w:styleId="803">
     <w:name w:val="Lined - Accent 2"/>
-    <w:basedOn w:val="815"/>
+    <w:basedOn w:val="846"/>
     <w:uiPriority w:val="99"/>
     <w:pPr>
       <w:pBdr/>
@@ -30563,9 +30853,9 @@
       </w:tcPr>
     </w:tblStylePr>
   </w:style>
-  <w:style w:type="table" w:styleId="773">
+  <w:style w:type="table" w:styleId="804">
     <w:name w:val="Lined - Accent 3"/>
-    <w:basedOn w:val="815"/>
+    <w:basedOn w:val="846"/>
     <w:uiPriority w:val="99"/>
     <w:pPr>
       <w:pBdr/>
@@ -30800,9 +31090,9 @@
       </w:tcPr>
     </w:tblStylePr>
   </w:style>
-  <w:style w:type="table" w:styleId="774">
+  <w:style w:type="table" w:styleId="805">
     <w:name w:val="Lined - Accent 4"/>
-    <w:basedOn w:val="815"/>
+    <w:basedOn w:val="846"/>
     <w:uiPriority w:val="99"/>
     <w:pPr>
       <w:pBdr/>
@@ -31037,9 +31327,9 @@
       </w:tcPr>
     </w:tblStylePr>
   </w:style>
-  <w:style w:type="table" w:styleId="775">
+  <w:style w:type="table" w:styleId="806">
     <w:name w:val="Lined - Accent 5"/>
-    <w:basedOn w:val="815"/>
+    <w:basedOn w:val="846"/>
     <w:uiPriority w:val="99"/>
     <w:pPr>
       <w:pBdr/>
@@ -31274,9 +31564,9 @@
       </w:tcPr>
     </w:tblStylePr>
   </w:style>
-  <w:style w:type="table" w:styleId="776">
+  <w:style w:type="table" w:styleId="807">
     <w:name w:val="Lined - Accent 6"/>
-    <w:basedOn w:val="815"/>
+    <w:basedOn w:val="846"/>
     <w:uiPriority w:val="99"/>
     <w:pPr>
       <w:pBdr/>
@@ -31511,9 +31801,9 @@
       </w:tcPr>
     </w:tblStylePr>
   </w:style>
-  <w:style w:type="table" w:styleId="777">
+  <w:style w:type="table" w:styleId="808">
     <w:name w:val="Bordered &amp; Lined - Accent"/>
-    <w:basedOn w:val="815"/>
+    <w:basedOn w:val="846"/>
     <w:uiPriority w:val="99"/>
     <w:pPr>
       <w:pBdr/>
@@ -31755,9 +32045,9 @@
       </w:tcPr>
     </w:tblStylePr>
   </w:style>
-  <w:style w:type="table" w:styleId="778">
+  <w:style w:type="table" w:styleId="809">
     <w:name w:val="Bordered &amp; Lined - Accent 1"/>
-    <w:basedOn w:val="815"/>
+    <w:basedOn w:val="846"/>
     <w:uiPriority w:val="99"/>
     <w:pPr>
       <w:pBdr/>
@@ -31999,9 +32289,9 @@
       </w:tcPr>
     </w:tblStylePr>
   </w:style>
-  <w:style w:type="table" w:styleId="779">
+  <w:style w:type="table" w:styleId="810">
     <w:name w:val="Bordered &amp; Lined - Accent 2"/>
-    <w:basedOn w:val="815"/>
+    <w:basedOn w:val="846"/>
     <w:uiPriority w:val="99"/>
     <w:pPr>
       <w:pBdr/>
@@ -32243,9 +32533,9 @@
       </w:tcPr>
     </w:tblStylePr>
   </w:style>
-  <w:style w:type="table" w:styleId="780">
+  <w:style w:type="table" w:styleId="811">
     <w:name w:val="Bordered &amp; Lined - Accent 3"/>
-    <w:basedOn w:val="815"/>
+    <w:basedOn w:val="846"/>
     <w:uiPriority w:val="99"/>
     <w:pPr>
       <w:pBdr/>
@@ -32487,9 +32777,9 @@
       </w:tcPr>
     </w:tblStylePr>
   </w:style>
-  <w:style w:type="table" w:styleId="781">
+  <w:style w:type="table" w:styleId="812">
     <w:name w:val="Bordered &amp; Lined - Accent 4"/>
-    <w:basedOn w:val="815"/>
+    <w:basedOn w:val="846"/>
     <w:uiPriority w:val="99"/>
     <w:pPr>
       <w:pBdr/>
@@ -32731,9 +33021,9 @@
       </w:tcPr>
     </w:tblStylePr>
   </w:style>
-  <w:style w:type="table" w:styleId="782">
+  <w:style w:type="table" w:styleId="813">
     <w:name w:val="Bordered &amp; Lined - Accent 5"/>
-    <w:basedOn w:val="815"/>
+    <w:basedOn w:val="846"/>
     <w:uiPriority w:val="99"/>
     <w:pPr>
       <w:pBdr/>
@@ -32975,9 +33265,9 @@
       </w:tcPr>
     </w:tblStylePr>
   </w:style>
-  <w:style w:type="table" w:styleId="783">
+  <w:style w:type="table" w:styleId="814">
     <w:name w:val="Bordered &amp; Lined - Accent 6"/>
-    <w:basedOn w:val="815"/>
+    <w:basedOn w:val="846"/>
     <w:uiPriority w:val="99"/>
     <w:pPr>
       <w:pBdr/>
@@ -33219,9 +33509,9 @@
       </w:tcPr>
     </w:tblStylePr>
   </w:style>
-  <w:style w:type="table" w:styleId="784">
+  <w:style w:type="table" w:styleId="815">
     <w:name w:val="Bordered"/>
-    <w:basedOn w:val="815"/>
+    <w:basedOn w:val="846"/>
     <w:uiPriority w:val="99"/>
     <w:pPr>
       <w:pBdr/>
@@ -33450,9 +33740,9 @@
       </w:tcPr>
     </w:tblStylePr>
   </w:style>
-  <w:style w:type="table" w:styleId="785">
+  <w:style w:type="table" w:styleId="816">
     <w:name w:val="Bordered - Accent 1"/>
-    <w:basedOn w:val="815"/>
+    <w:basedOn w:val="846"/>
     <w:uiPriority w:val="99"/>
     <w:pPr>
       <w:pBdr/>
@@ -33681,9 +33971,9 @@
       </w:tcPr>
     </w:tblStylePr>
   </w:style>
-  <w:style w:type="table" w:styleId="786">
+  <w:style w:type="table" w:styleId="817">
     <w:name w:val="Bordered - Accent 2"/>
-    <w:basedOn w:val="815"/>
+    <w:basedOn w:val="846"/>
     <w:uiPriority w:val="99"/>
     <w:pPr>
       <w:pBdr/>
@@ -33912,9 +34202,9 @@
       </w:tcPr>
     </w:tblStylePr>
   </w:style>
-  <w:style w:type="table" w:styleId="787">
+  <w:style w:type="table" w:styleId="818">
     <w:name w:val="Bordered - Accent 3"/>
-    <w:basedOn w:val="815"/>
+    <w:basedOn w:val="846"/>
     <w:uiPriority w:val="99"/>
     <w:pPr>
       <w:pBdr/>
@@ -34143,9 +34433,9 @@
       </w:tcPr>
     </w:tblStylePr>
   </w:style>
-  <w:style w:type="table" w:styleId="788">
+  <w:style w:type="table" w:styleId="819">
     <w:name w:val="Bordered - Accent 4"/>
-    <w:basedOn w:val="815"/>
+    <w:basedOn w:val="846"/>
     <w:uiPriority w:val="99"/>
     <w:pPr>
       <w:pBdr/>
@@ -34374,9 +34664,9 @@
       </w:tcPr>
     </w:tblStylePr>
   </w:style>
-  <w:style w:type="table" w:styleId="789">
+  <w:style w:type="table" w:styleId="820">
     <w:name w:val="Bordered - Accent 5"/>
-    <w:basedOn w:val="815"/>
+    <w:basedOn w:val="846"/>
     <w:uiPriority w:val="99"/>
     <w:pPr>
       <w:pBdr/>
@@ -34605,9 +34895,9 @@
       </w:tcPr>
     </w:tblStylePr>
   </w:style>
-  <w:style w:type="table" w:styleId="790">
+  <w:style w:type="table" w:styleId="821">
     <w:name w:val="Bordered - Accent 6"/>
-    <w:basedOn w:val="815"/>
+    <w:basedOn w:val="846"/>
     <w:uiPriority w:val="99"/>
     <w:pPr>
       <w:pBdr/>
@@ -34836,9 +35126,9 @@
       </w:tcPr>
     </w:tblStylePr>
   </w:style>
-  <w:style w:type="paragraph" w:styleId="791">
+  <w:style w:type="paragraph" w:styleId="822">
     <w:name w:val="List Paragraph"/>
-    <w:basedOn w:val="813"/>
+    <w:basedOn w:val="844"/>
     <w:uiPriority w:val="34"/>
     <w:qFormat/>
     <w:pPr>
@@ -34848,9 +35138,9 @@
       <w:contextualSpacing w:val="true"/>
     </w:pPr>
   </w:style>
-  <w:style w:type="paragraph" w:styleId="792">
+  <w:style w:type="paragraph" w:styleId="823">
     <w:name w:val="No Spacing"/>
-    <w:basedOn w:val="813"/>
+    <w:basedOn w:val="844"/>
     <w:uiPriority w:val="1"/>
     <w:qFormat/>
     <w:pPr>
@@ -34859,9 +35149,9 @@
       <w:ind/>
     </w:pPr>
   </w:style>
-  <w:style w:type="character" w:styleId="793">
+  <w:style w:type="character" w:styleId="824">
     <w:name w:val="Subtle Emphasis"/>
-    <w:basedOn w:val="814"/>
+    <w:basedOn w:val="845"/>
     <w:uiPriority w:val="19"/>
     <w:qFormat/>
     <w:pPr>
@@ -34875,9 +35165,9 @@
       <w:color w:val="404040" w:themeColor="text1" w:themeTint="BF"/>
     </w:rPr>
   </w:style>
-  <w:style w:type="character" w:styleId="794">
+  <w:style w:type="character" w:styleId="825">
     <w:name w:val="Emphasis"/>
-    <w:basedOn w:val="814"/>
+    <w:basedOn w:val="845"/>
     <w:uiPriority w:val="20"/>
     <w:qFormat/>
     <w:pPr>
@@ -34890,9 +35180,9 @@
       <w:iCs/>
     </w:rPr>
   </w:style>
-  <w:style w:type="character" w:styleId="795">
+  <w:style w:type="character" w:styleId="826">
     <w:name w:val="Strong"/>
-    <w:basedOn w:val="814"/>
+    <w:basedOn w:val="845"/>
     <w:uiPriority w:val="22"/>
     <w:qFormat/>
     <w:pPr>
@@ -34905,9 +35195,9 @@
       <w:bCs/>
     </w:rPr>
   </w:style>
-  <w:style w:type="character" w:styleId="796">
+  <w:style w:type="character" w:styleId="827">
     <w:name w:val="Subtle Reference"/>
-    <w:basedOn w:val="814"/>
+    <w:basedOn w:val="845"/>
     <w:uiPriority w:val="31"/>
     <w:qFormat/>
     <w:pPr>
@@ -34920,9 +35210,9 @@
       <w:color w:val="5a5a5a" w:themeColor="text1" w:themeTint="A5"/>
     </w:rPr>
   </w:style>
-  <w:style w:type="character" w:styleId="797">
+  <w:style w:type="character" w:styleId="828">
     <w:name w:val="Book Title"/>
-    <w:basedOn w:val="814"/>
+    <w:basedOn w:val="845"/>
     <w:uiPriority w:val="33"/>
     <w:qFormat/>
     <w:pPr>
@@ -34938,10 +35228,10 @@
       <w:spacing w:val="5"/>
     </w:rPr>
   </w:style>
-  <w:style w:type="paragraph" w:styleId="798">
+  <w:style w:type="paragraph" w:styleId="829">
     <w:name w:val="Header"/>
-    <w:basedOn w:val="813"/>
-    <w:link w:val="799"/>
+    <w:basedOn w:val="844"/>
+    <w:link w:val="830"/>
     <w:uiPriority w:val="99"/>
     <w:unhideWhenUsed/>
     <w:pPr>
@@ -34954,10 +35244,10 @@
       <w:ind/>
     </w:pPr>
   </w:style>
-  <w:style w:type="character" w:styleId="799">
+  <w:style w:type="character" w:styleId="830">
     <w:name w:val="Header Char"/>
-    <w:basedOn w:val="814"/>
-    <w:link w:val="798"/>
+    <w:basedOn w:val="845"/>
+    <w:link w:val="829"/>
     <w:uiPriority w:val="99"/>
     <w:pPr>
       <w:pBdr/>
@@ -34965,10 +35255,10 @@
       <w:ind/>
     </w:pPr>
   </w:style>
-  <w:style w:type="paragraph" w:styleId="800">
+  <w:style w:type="paragraph" w:styleId="831">
     <w:name w:val="Footer"/>
-    <w:basedOn w:val="813"/>
-    <w:link w:val="801"/>
+    <w:basedOn w:val="844"/>
+    <w:link w:val="832"/>
     <w:uiPriority w:val="99"/>
     <w:unhideWhenUsed/>
     <w:pPr>
@@ -34981,10 +35271,10 @@
       <w:ind/>
     </w:pPr>
   </w:style>
-  <w:style w:type="character" w:styleId="801">
+  <w:style w:type="character" w:styleId="832">
     <w:name w:val="Footer Char"/>
-    <w:basedOn w:val="814"/>
-    <w:link w:val="800"/>
+    <w:basedOn w:val="845"/>
+    <w:link w:val="831"/>
     <w:uiPriority w:val="99"/>
     <w:pPr>
       <w:pBdr/>
@@ -34992,10 +35282,10 @@
       <w:ind/>
     </w:pPr>
   </w:style>
-  <w:style w:type="paragraph" w:styleId="802">
+  <w:style w:type="paragraph" w:styleId="833">
     <w:name w:val="Caption"/>
-    <w:basedOn w:val="813"/>
-    <w:next w:val="813"/>
+    <w:basedOn w:val="844"/>
+    <w:next w:val="844"/>
     <w:uiPriority w:val="35"/>
     <w:unhideWhenUsed/>
     <w:qFormat/>
@@ -35012,10 +35302,10 @@
       <w:szCs w:val="18"/>
     </w:rPr>
   </w:style>
-  <w:style w:type="paragraph" w:styleId="803">
+  <w:style w:type="paragraph" w:styleId="834">
     <w:name w:val="footnote text"/>
-    <w:basedOn w:val="813"/>
-    <w:link w:val="804"/>
+    <w:basedOn w:val="844"/>
+    <w:link w:val="835"/>
     <w:uiPriority w:val="99"/>
     <w:semiHidden/>
     <w:unhideWhenUsed/>
@@ -35029,10 +35319,10 @@
       <w:szCs w:val="20"/>
     </w:rPr>
   </w:style>
-  <w:style w:type="character" w:styleId="804">
+  <w:style w:type="character" w:styleId="835">
     <w:name w:val="Footnote Text Char"/>
-    <w:basedOn w:val="814"/>
-    <w:link w:val="803"/>
+    <w:basedOn w:val="845"/>
+    <w:link w:val="834"/>
     <w:uiPriority w:val="99"/>
     <w:semiHidden/>
     <w:pPr>
@@ -35045,9 +35335,9 @@
       <w:szCs w:val="20"/>
     </w:rPr>
   </w:style>
-  <w:style w:type="character" w:styleId="805">
+  <w:style w:type="character" w:styleId="836">
     <w:name w:val="footnote reference"/>
-    <w:basedOn w:val="814"/>
+    <w:basedOn w:val="845"/>
     <w:uiPriority w:val="99"/>
     <w:semiHidden/>
     <w:unhideWhenUsed/>
@@ -35060,10 +35350,10 @@
       <w:vertAlign w:val="superscript"/>
     </w:rPr>
   </w:style>
-  <w:style w:type="paragraph" w:styleId="806">
+  <w:style w:type="paragraph" w:styleId="837">
     <w:name w:val="endnote text"/>
-    <w:basedOn w:val="813"/>
-    <w:link w:val="807"/>
+    <w:basedOn w:val="844"/>
+    <w:link w:val="838"/>
     <w:uiPriority w:val="99"/>
     <w:semiHidden/>
     <w:unhideWhenUsed/>
@@ -35077,10 +35367,10 @@
       <w:szCs w:val="20"/>
     </w:rPr>
   </w:style>
-  <w:style w:type="character" w:styleId="807">
+  <w:style w:type="character" w:styleId="838">
     <w:name w:val="Endnote Text Char"/>
-    <w:basedOn w:val="814"/>
-    <w:link w:val="806"/>
+    <w:basedOn w:val="845"/>
+    <w:link w:val="837"/>
     <w:uiPriority w:val="99"/>
     <w:semiHidden/>
     <w:pPr>
@@ -35093,9 +35383,9 @@
       <w:szCs w:val="20"/>
     </w:rPr>
   </w:style>
-  <w:style w:type="character" w:styleId="808">
+  <w:style w:type="character" w:styleId="839">
     <w:name w:val="endnote reference"/>
-    <w:basedOn w:val="814"/>
+    <w:basedOn w:val="845"/>
     <w:uiPriority w:val="99"/>
     <w:semiHidden/>
     <w:unhideWhenUsed/>
@@ -35108,9 +35398,9 @@
       <w:vertAlign w:val="superscript"/>
     </w:rPr>
   </w:style>
-  <w:style w:type="character" w:styleId="809">
+  <w:style w:type="character" w:styleId="840">
     <w:name w:val="Hyperlink"/>
-    <w:basedOn w:val="814"/>
+    <w:basedOn w:val="845"/>
     <w:uiPriority w:val="99"/>
     <w:unhideWhenUsed/>
     <w:pPr>
@@ -35123,9 +35413,9 @@
       <w:u w:val="single"/>
     </w:rPr>
   </w:style>
-  <w:style w:type="character" w:styleId="810">
+  <w:style w:type="character" w:styleId="841">
     <w:name w:val="FollowedHyperlink"/>
-    <w:basedOn w:val="814"/>
+    <w:basedOn w:val="845"/>
     <w:uiPriority w:val="99"/>
     <w:semiHidden/>
     <w:unhideWhenUsed/>
@@ -35139,7 +35429,7 @@
       <w:u w:val="single"/>
     </w:rPr>
   </w:style>
-  <w:style w:type="paragraph" w:styleId="811">
+  <w:style w:type="paragraph" w:styleId="842">
     <w:name w:val="TOC Heading"/>
     <w:uiPriority w:val="39"/>
     <w:unhideWhenUsed/>
@@ -35149,10 +35439,10 @@
       <w:ind/>
     </w:pPr>
   </w:style>
-  <w:style w:type="paragraph" w:styleId="812">
+  <w:style w:type="paragraph" w:styleId="843">
     <w:name w:val="table of figures"/>
-    <w:basedOn w:val="813"/>
-    <w:next w:val="813"/>
+    <w:basedOn w:val="844"/>
+    <w:next w:val="844"/>
     <w:uiPriority w:val="99"/>
     <w:unhideWhenUsed/>
     <w:pPr>
@@ -35161,7 +35451,7 @@
       <w:ind/>
     </w:pPr>
   </w:style>
-  <w:style w:type="paragraph" w:styleId="813" w:default="1">
+  <w:style w:type="paragraph" w:styleId="844" w:default="1">
     <w:name w:val="Normal"/>
     <w:qFormat/>
     <w:pPr>
@@ -35170,7 +35460,7 @@
       <w:ind/>
     </w:pPr>
   </w:style>
-  <w:style w:type="character" w:styleId="814" w:default="1">
+  <w:style w:type="character" w:styleId="845" w:default="1">
     <w:name w:val="Default Paragraph Font"/>
     <w:uiPriority w:val="1"/>
     <w:semiHidden/>
@@ -35181,7 +35471,7 @@
       <w:ind/>
     </w:pPr>
   </w:style>
-  <w:style w:type="table" w:styleId="815" w:default="1">
+  <w:style w:type="table" w:styleId="846" w:default="1">
     <w:name w:val="Normal Table"/>
     <w:uiPriority w:val="99"/>
     <w:semiHidden/>
@@ -35374,7 +35664,7 @@
       </w:tcPr>
     </w:tblStylePr>
   </w:style>
-  <w:style w:type="numbering" w:styleId="816" w:default="1">
+  <w:style w:type="numbering" w:styleId="847" w:default="1">
     <w:name w:val="No List"/>
     <w:uiPriority w:val="99"/>
     <w:semiHidden/>
@@ -35385,10 +35675,10 @@
       <w:ind/>
     </w:pPr>
   </w:style>
-  <w:style w:type="character" w:styleId="817" w:customStyle="1">
+  <w:style w:type="character" w:styleId="848" w:customStyle="1">
     <w:name w:val="Heading 1 Char"/>
-    <w:basedOn w:val="814"/>
-    <w:link w:val="818"/>
+    <w:basedOn w:val="845"/>
+    <w:link w:val="849"/>
     <w:uiPriority w:val="9"/>
     <w:pPr>
       <w:pBdr/>
@@ -35402,11 +35692,11 @@
       <w:szCs w:val="40"/>
     </w:rPr>
   </w:style>
-  <w:style w:type="paragraph" w:styleId="818">
+  <w:style w:type="paragraph" w:styleId="849">
     <w:name w:val="Heading 1"/>
-    <w:basedOn w:val="813"/>
-    <w:next w:val="813"/>
-    <w:link w:val="817"/>
+    <w:basedOn w:val="844"/>
+    <w:next w:val="844"/>
+    <w:link w:val="848"/>
     <w:uiPriority w:val="9"/>
     <w:qFormat/>
     <w:pPr>
@@ -35424,10 +35714,10 @@
       <w:szCs w:val="40"/>
     </w:rPr>
   </w:style>
-  <w:style w:type="character" w:styleId="819" w:customStyle="1">
+  <w:style w:type="character" w:styleId="850" w:customStyle="1">
     <w:name w:val="Heading 2 Char"/>
-    <w:basedOn w:val="814"/>
-    <w:link w:val="820"/>
+    <w:basedOn w:val="845"/>
+    <w:link w:val="851"/>
     <w:uiPriority w:val="9"/>
     <w:pPr>
       <w:pBdr/>
@@ -35441,11 +35731,11 @@
       <w:szCs w:val="32"/>
     </w:rPr>
   </w:style>
-  <w:style w:type="paragraph" w:styleId="820">
+  <w:style w:type="paragraph" w:styleId="851">
     <w:name w:val="Heading 2"/>
-    <w:basedOn w:val="813"/>
-    <w:next w:val="813"/>
-    <w:link w:val="819"/>
+    <w:basedOn w:val="844"/>
+    <w:next w:val="844"/>
+    <w:link w:val="850"/>
     <w:uiPriority w:val="9"/>
     <w:unhideWhenUsed/>
     <w:qFormat/>
@@ -35464,10 +35754,10 @@
       <w:szCs w:val="32"/>
     </w:rPr>
   </w:style>
-  <w:style w:type="character" w:styleId="821" w:customStyle="1">
+  <w:style w:type="character" w:styleId="852" w:customStyle="1">
     <w:name w:val="Heading 3 Char"/>
-    <w:basedOn w:val="814"/>
-    <w:link w:val="822"/>
+    <w:basedOn w:val="845"/>
+    <w:link w:val="853"/>
     <w:uiPriority w:val="9"/>
     <w:pPr>
       <w:pBdr/>
@@ -35481,11 +35771,11 @@
       <w:szCs w:val="28"/>
     </w:rPr>
   </w:style>
-  <w:style w:type="paragraph" w:styleId="822">
+  <w:style w:type="paragraph" w:styleId="853">
     <w:name w:val="Heading 3"/>
-    <w:basedOn w:val="813"/>
-    <w:next w:val="813"/>
-    <w:link w:val="821"/>
+    <w:basedOn w:val="844"/>
+    <w:next w:val="844"/>
+    <w:link w:val="852"/>
     <w:uiPriority w:val="9"/>
     <w:unhideWhenUsed/>
     <w:qFormat/>
@@ -35504,10 +35794,10 @@
       <w:szCs w:val="28"/>
     </w:rPr>
   </w:style>
-  <w:style w:type="character" w:styleId="823" w:customStyle="1">
+  <w:style w:type="character" w:styleId="854" w:customStyle="1">
     <w:name w:val="Heading 4 Char"/>
-    <w:basedOn w:val="814"/>
-    <w:link w:val="824"/>
+    <w:basedOn w:val="845"/>
+    <w:link w:val="855"/>
     <w:uiPriority w:val="9"/>
     <w:pPr>
       <w:pBdr/>
@@ -35521,11 +35811,11 @@
       <w:color w:val="0f4761" w:themeColor="accent1" w:themeShade="BF"/>
     </w:rPr>
   </w:style>
-  <w:style w:type="paragraph" w:styleId="824">
+  <w:style w:type="paragraph" w:styleId="855">
     <w:name w:val="Heading 4"/>
-    <w:basedOn w:val="813"/>
-    <w:next w:val="813"/>
-    <w:link w:val="823"/>
+    <w:basedOn w:val="844"/>
+    <w:next w:val="844"/>
+    <w:link w:val="854"/>
     <w:uiPriority w:val="9"/>
     <w:unhideWhenUsed/>
     <w:qFormat/>
@@ -35544,10 +35834,10 @@
       <w:color w:val="0f4761" w:themeColor="accent1" w:themeShade="BF"/>
     </w:rPr>
   </w:style>
-  <w:style w:type="character" w:styleId="825" w:customStyle="1">
+  <w:style w:type="character" w:styleId="856" w:customStyle="1">
     <w:name w:val="Heading 5 Char"/>
-    <w:basedOn w:val="814"/>
-    <w:link w:val="826"/>
+    <w:basedOn w:val="845"/>
+    <w:link w:val="857"/>
     <w:uiPriority w:val="9"/>
     <w:pPr>
       <w:pBdr/>
@@ -35559,11 +35849,11 @@
       <w:color w:val="0f4761" w:themeColor="accent1" w:themeShade="BF"/>
     </w:rPr>
   </w:style>
-  <w:style w:type="paragraph" w:styleId="826">
+  <w:style w:type="paragraph" w:styleId="857">
     <w:name w:val="Heading 5"/>
-    <w:basedOn w:val="813"/>
-    <w:next w:val="813"/>
-    <w:link w:val="825"/>
+    <w:basedOn w:val="844"/>
+    <w:next w:val="844"/>
+    <w:link w:val="856"/>
     <w:uiPriority w:val="9"/>
     <w:unhideWhenUsed/>
     <w:qFormat/>
@@ -35580,10 +35870,10 @@
       <w:color w:val="0f4761" w:themeColor="accent1" w:themeShade="BF"/>
     </w:rPr>
   </w:style>
-  <w:style w:type="character" w:styleId="827" w:customStyle="1">
+  <w:style w:type="character" w:styleId="858" w:customStyle="1">
     <w:name w:val="Heading 6 Char"/>
-    <w:basedOn w:val="814"/>
-    <w:link w:val="828"/>
+    <w:basedOn w:val="845"/>
+    <w:link w:val="859"/>
     <w:uiPriority w:val="9"/>
     <w:pPr>
       <w:pBdr/>
@@ -35597,11 +35887,11 @@
       <w:color w:val="595959" w:themeColor="text1" w:themeTint="A6"/>
     </w:rPr>
   </w:style>
-  <w:style w:type="paragraph" w:styleId="828">
+  <w:style w:type="paragraph" w:styleId="859">
     <w:name w:val="Heading 6"/>
-    <w:basedOn w:val="813"/>
-    <w:next w:val="813"/>
-    <w:link w:val="827"/>
+    <w:basedOn w:val="844"/>
+    <w:next w:val="844"/>
+    <w:link w:val="858"/>
     <w:uiPriority w:val="9"/>
     <w:unhideWhenUsed/>
     <w:qFormat/>
@@ -35620,10 +35910,10 @@
       <w:color w:val="595959" w:themeColor="text1" w:themeTint="A6"/>
     </w:rPr>
   </w:style>
-  <w:style w:type="character" w:styleId="829" w:customStyle="1">
+  <w:style w:type="character" w:styleId="860" w:customStyle="1">
     <w:name w:val="Heading 7 Char"/>
-    <w:basedOn w:val="814"/>
-    <w:link w:val="830"/>
+    <w:basedOn w:val="845"/>
+    <w:link w:val="861"/>
     <w:uiPriority w:val="9"/>
     <w:pPr>
       <w:pBdr/>
@@ -35635,11 +35925,11 @@
       <w:color w:val="595959" w:themeColor="text1" w:themeTint="A6"/>
     </w:rPr>
   </w:style>
-  <w:style w:type="paragraph" w:styleId="830">
+  <w:style w:type="paragraph" w:styleId="861">
     <w:name w:val="Heading 7"/>
-    <w:basedOn w:val="813"/>
-    <w:next w:val="813"/>
-    <w:link w:val="829"/>
+    <w:basedOn w:val="844"/>
+    <w:next w:val="844"/>
+    <w:link w:val="860"/>
     <w:uiPriority w:val="9"/>
     <w:unhideWhenUsed/>
     <w:qFormat/>
@@ -35656,10 +35946,10 @@
       <w:color w:val="595959" w:themeColor="text1" w:themeTint="A6"/>
     </w:rPr>
   </w:style>
-  <w:style w:type="character" w:styleId="831" w:customStyle="1">
+  <w:style w:type="character" w:styleId="862" w:customStyle="1">
     <w:name w:val="Heading 8 Char"/>
-    <w:basedOn w:val="814"/>
-    <w:link w:val="832"/>
+    <w:basedOn w:val="845"/>
+    <w:link w:val="863"/>
     <w:uiPriority w:val="9"/>
     <w:pPr>
       <w:pBdr/>
@@ -35673,11 +35963,11 @@
       <w:color w:val="272727" w:themeColor="text1" w:themeTint="D8"/>
     </w:rPr>
   </w:style>
-  <w:style w:type="paragraph" w:styleId="832">
+  <w:style w:type="paragraph" w:styleId="863">
     <w:name w:val="Heading 8"/>
-    <w:basedOn w:val="813"/>
-    <w:next w:val="813"/>
-    <w:link w:val="831"/>
+    <w:basedOn w:val="844"/>
+    <w:next w:val="844"/>
+    <w:link w:val="862"/>
     <w:uiPriority w:val="9"/>
     <w:unhideWhenUsed/>
     <w:qFormat/>
@@ -35696,10 +35986,10 @@
       <w:color w:val="272727" w:themeColor="text1" w:themeTint="D8"/>
     </w:rPr>
   </w:style>
-  <w:style w:type="character" w:styleId="833" w:customStyle="1">
+  <w:style w:type="character" w:styleId="864" w:customStyle="1">
     <w:name w:val="Heading 9 Char"/>
-    <w:basedOn w:val="814"/>
-    <w:link w:val="834"/>
+    <w:basedOn w:val="845"/>
+    <w:link w:val="865"/>
     <w:uiPriority w:val="9"/>
     <w:pPr>
       <w:pBdr/>
@@ -35711,11 +36001,11 @@
       <w:color w:val="272727" w:themeColor="text1" w:themeTint="D8"/>
     </w:rPr>
   </w:style>
-  <w:style w:type="paragraph" w:styleId="834">
+  <w:style w:type="paragraph" w:styleId="865">
     <w:name w:val="Heading 9"/>
-    <w:basedOn w:val="813"/>
-    <w:next w:val="813"/>
-    <w:link w:val="833"/>
+    <w:basedOn w:val="844"/>
+    <w:next w:val="844"/>
+    <w:link w:val="864"/>
     <w:uiPriority w:val="9"/>
     <w:unhideWhenUsed/>
     <w:qFormat/>
@@ -35732,10 +36022,10 @@
       <w:color w:val="272727" w:themeColor="text1" w:themeTint="D8"/>
     </w:rPr>
   </w:style>
-  <w:style w:type="character" w:styleId="835" w:customStyle="1">
+  <w:style w:type="character" w:styleId="866" w:customStyle="1">
     <w:name w:val="Title Char"/>
-    <w:basedOn w:val="814"/>
-    <w:link w:val="836"/>
+    <w:basedOn w:val="845"/>
+    <w:link w:val="867"/>
     <w:uiPriority w:val="10"/>
     <w:pPr>
       <w:pBdr/>
@@ -35749,11 +36039,11 @@
       <w:szCs w:val="56"/>
     </w:rPr>
   </w:style>
-  <w:style w:type="paragraph" w:styleId="836">
+  <w:style w:type="paragraph" w:styleId="867">
     <w:name w:val="Title"/>
-    <w:basedOn w:val="813"/>
-    <w:next w:val="813"/>
-    <w:link w:val="835"/>
+    <w:basedOn w:val="844"/>
+    <w:next w:val="844"/>
+    <w:link w:val="866"/>
     <w:uiPriority w:val="10"/>
     <w:qFormat/>
     <w:pPr>
@@ -35769,10 +36059,10 @@
       <w:szCs w:val="56"/>
     </w:rPr>
   </w:style>
-  <w:style w:type="character" w:styleId="837" w:customStyle="1">
+  <w:style w:type="character" w:styleId="868" w:customStyle="1">
     <w:name w:val="Subtitle Char"/>
-    <w:basedOn w:val="814"/>
-    <w:link w:val="838"/>
+    <w:basedOn w:val="845"/>
+    <w:link w:val="869"/>
     <w:uiPriority w:val="11"/>
     <w:pPr>
       <w:pBdr/>
@@ -35787,11 +36077,11 @@
       <w:szCs w:val="28"/>
     </w:rPr>
   </w:style>
-  <w:style w:type="paragraph" w:styleId="838">
+  <w:style w:type="paragraph" w:styleId="869">
     <w:name w:val="Subtitle"/>
-    <w:basedOn w:val="813"/>
-    <w:next w:val="813"/>
-    <w:link w:val="837"/>
+    <w:basedOn w:val="844"/>
+    <w:next w:val="844"/>
+    <w:link w:val="868"/>
     <w:uiPriority w:val="11"/>
     <w:qFormat/>
     <w:pPr>
@@ -35810,9 +36100,9 @@
       <w:szCs w:val="28"/>
     </w:rPr>
   </w:style>
-  <w:style w:type="character" w:styleId="839">
+  <w:style w:type="character" w:styleId="870">
     <w:name w:val="Intense Emphasis"/>
-    <w:basedOn w:val="814"/>
+    <w:basedOn w:val="845"/>
     <w:uiPriority w:val="21"/>
     <w:qFormat/>
     <w:pPr>
@@ -35826,10 +36116,10 @@
       <w:color w:val="0f4761" w:themeColor="accent1" w:themeShade="BF"/>
     </w:rPr>
   </w:style>
-  <w:style w:type="character" w:styleId="840" w:customStyle="1">
+  <w:style w:type="character" w:styleId="871" w:customStyle="1">
     <w:name w:val="Quote Char"/>
-    <w:basedOn w:val="814"/>
-    <w:link w:val="841"/>
+    <w:basedOn w:val="845"/>
+    <w:link w:val="872"/>
     <w:uiPriority w:val="29"/>
     <w:pPr>
       <w:pBdr/>
@@ -35842,11 +36132,11 @@
       <w:color w:val="404040" w:themeColor="text1" w:themeTint="BF"/>
     </w:rPr>
   </w:style>
-  <w:style w:type="paragraph" w:styleId="841">
+  <w:style w:type="paragraph" w:styleId="872">
     <w:name w:val="Quote"/>
-    <w:basedOn w:val="813"/>
-    <w:next w:val="813"/>
-    <w:link w:val="840"/>
+    <w:basedOn w:val="844"/>
+    <w:next w:val="844"/>
+    <w:link w:val="871"/>
     <w:uiPriority w:val="29"/>
     <w:qFormat/>
     <w:pPr>
@@ -35861,10 +36151,10 @@
       <w:color w:val="404040" w:themeColor="text1" w:themeTint="BF"/>
     </w:rPr>
   </w:style>
-  <w:style w:type="character" w:styleId="842" w:customStyle="1">
+  <w:style w:type="character" w:styleId="873" w:customStyle="1">
     <w:name w:val="Intense Quote Char"/>
-    <w:basedOn w:val="814"/>
-    <w:link w:val="843"/>
+    <w:basedOn w:val="845"/>
+    <w:link w:val="874"/>
     <w:uiPriority w:val="30"/>
     <w:pPr>
       <w:pBdr/>
@@ -35877,11 +36167,11 @@
       <w:color w:val="0f4761" w:themeColor="accent1" w:themeShade="BF"/>
     </w:rPr>
   </w:style>
-  <w:style w:type="paragraph" w:styleId="843">
+  <w:style w:type="paragraph" w:styleId="874">
     <w:name w:val="Intense Quote"/>
-    <w:basedOn w:val="813"/>
-    <w:next w:val="813"/>
-    <w:link w:val="842"/>
+    <w:basedOn w:val="844"/>
+    <w:next w:val="844"/>
+    <w:link w:val="873"/>
     <w:uiPriority w:val="30"/>
     <w:qFormat/>
     <w:pPr>
@@ -35899,9 +36189,9 @@
       <w:color w:val="0f4761" w:themeColor="accent1" w:themeShade="BF"/>
     </w:rPr>
   </w:style>
-  <w:style w:type="character" w:styleId="844">
+  <w:style w:type="character" w:styleId="875">
     <w:name w:val="Intense Reference"/>
-    <w:basedOn w:val="814"/>
+    <w:basedOn w:val="845"/>
     <w:uiPriority w:val="32"/>
     <w:qFormat/>
     <w:pPr>
@@ -35917,9 +36207,9 @@
       <w:spacing w:val="5"/>
     </w:rPr>
   </w:style>
-  <w:style w:type="paragraph" w:styleId="845" w:customStyle="1">
+  <w:style w:type="paragraph" w:styleId="876" w:customStyle="1">
     <w:name w:val="רגיל"/>
-    <w:basedOn w:val="813"/>
+    <w:basedOn w:val="844"/>
     <w:uiPriority w:val="1"/>
     <w:pPr>
       <w:pBdr/>
@@ -35934,9 +36224,9 @@
       <w:lang w:val="en-US" w:eastAsia="en-US" w:bidi="ar-SA"/>
     </w:rPr>
   </w:style>
-  <w:style w:type="table" w:styleId="846">
+  <w:style w:type="table" w:styleId="877">
     <w:name w:val="Table Grid"/>
-    <w:basedOn w:val="815"/>
+    <w:basedOn w:val="846"/>
     <w:uiPriority w:val="59"/>
     <w:pPr>
       <w:pBdr/>

--- a/costestimation/costestimation.docx
+++ b/costestimation/costestimation.docx
@@ -10,108 +10,349 @@
         <w:rPr/>
       </w:pPr>
       <w:r>
-        <mc:AlternateContent>
-          <mc:Choice Requires="wpg">
-            <w:drawing>
-              <wp:anchor xmlns:wp="http://schemas.openxmlformats.org/drawingml/2006/wordprocessingDrawing" xmlns:wp14="http://schemas.microsoft.com/office/word/2010/wordprocessingDrawing" distT="0" distB="0" distL="114300" distR="114300" simplePos="0" relativeHeight="251659264" behindDoc="0" locked="0" layoutInCell="1" allowOverlap="1">
-                <wp:simplePos x="0" y="0"/>
-                <wp:positionH relativeFrom="margin">
-                  <wp:align>left</wp:align>
-                </wp:positionH>
-                <wp:positionV relativeFrom="margin">
-                  <wp:align>bottom</wp:align>
-                </wp:positionV>
-                <wp:extent cx="781102" cy="393449"/>
-                <wp:effectExtent l="0" t="0" r="0" b="0"/>
-                <wp:wrapSquare wrapText="bothSides"/>
-                <wp:docPr id="1" name="Picture 1980212464"/>
-                <wp:cNvGraphicFramePr>
-                  <a:graphicFrameLocks xmlns:a="http://schemas.openxmlformats.org/drawingml/2006/main" noChangeAspect="1"/>
-                </wp:cNvGraphicFramePr>
-                <a:graphic xmlns:a="http://schemas.openxmlformats.org/drawingml/2006/main">
-                  <a:graphicData uri="http://schemas.openxmlformats.org/drawingml/2006/picture">
-                    <pic:pic xmlns:pic="http://schemas.openxmlformats.org/drawingml/2006/picture">
-                      <pic:nvPicPr>
-                        <pic:cNvPr id="2004468344" name=""/>
-                        <pic:cNvPicPr>
-                          <a:picLocks noChangeAspect="1"/>
-                        </pic:cNvPicPr>
-                        <pic:nvPr/>
-                      </pic:nvPicPr>
-                      <pic:blipFill>
-                        <a:blip r:embed="rId8"/>
-                        <a:stretch/>
-                      </pic:blipFill>
-                      <pic:spPr bwMode="auto">
-                        <a:xfrm rot="0" flipH="0" flipV="0">
-                          <a:off x="0" y="0"/>
-                          <a:ext cx="781101" cy="393448"/>
-                        </a:xfrm>
-                        <a:prstGeom prst="rect">
-                          <a:avLst/>
-                        </a:prstGeom>
-                      </pic:spPr>
-                    </pic:pic>
-                  </a:graphicData>
-                </a:graphic>
-              </wp:anchor>
-            </w:drawing>
-          </mc:Choice>
-          <mc:Fallback>
-            <w:pict>
-              <v:shapetype id="_x0000_t75" coordsize="21600,21600" o:spt="75" o:preferrelative="t" path="m@4@5l@4@11@9@11@9@5xe" filled="f" stroked="f">
-                <v:stroke joinstyle="miter"/>
-                <v:formulas>
-                  <v:f eqn="if lineDrawn pixelLineWidth 0"/>
-                  <v:f eqn="sum @0 1 0"/>
-                  <v:f eqn="sum 0 0 @1"/>
-                  <v:f eqn="prod @2 1 2"/>
-                  <v:f eqn="prod @3 21600 pixelWidth"/>
-                  <v:f eqn="prod @3 21600 pixelHeight"/>
-                  <v:f eqn="sum @0 0 1"/>
-                  <v:f eqn="prod @6 1 2"/>
-                  <v:f eqn="prod @7 21600 pixelWidth"/>
-                  <v:f eqn="sum @8 21600 0"/>
-                  <v:f eqn="prod @7 21600 pixelHeight"/>
-                  <v:f eqn="sum @10 21600 0"/>
-                </v:formulas>
-                <v:path o:extrusionok="f" gradientshapeok="t" o:connecttype="rect"/>
-                <o:lock v:ext="edit" aspectratio="t"/>
-              </v:shapetype>
-              <v:shape id="_x0000_i0" o:spid="_x0000_s0" type="#_x0000_t75" style="position:absolute;z-index:251659264;o:allowoverlap:true;o:allowincell:true;mso-position-horizontal-relative:margin;mso-position-horizontal:left;mso-position-vertical-relative:margin;mso-position-vertical:bottom;width:61.50pt;height:30.98pt;mso-wrap-distance-left:9.00pt;mso-wrap-distance-top:0.00pt;mso-wrap-distance-right:9.00pt;mso-wrap-distance-bottom:0.00pt;rotation:0;z-index:1;" stroked="false">
-                <w10:wrap type="square"/>
-                <v:imagedata r:id="rId8" o:title=""/>
-                <o:lock v:ext="edit" rotation="t"/>
-              </v:shape>
-            </w:pict>
-          </mc:Fallback>
-        </mc:AlternateContent>
+        <w:rPr>
+          <w:sz w:val="36"/>
+          <w:szCs w:val="36"/>
+        </w:rPr>
       </w:r>
       <w:r/>
       <w:r/>
     </w:p>
+    <w:tbl>
+      <w:tblPr>
+        <w:tblStyle w:val="886"/>
+        <w:tblW w:w="0" w:type="auto"/>
+        <w:tblBorders/>
+        <w:tblLook w:val="04A0" w:firstRow="1" w:lastRow="0" w:firstColumn="1" w:lastColumn="0" w:noHBand="0" w:noVBand="1"/>
+      </w:tblPr>
+      <w:tblGrid>
+        <w:gridCol w:w="11272"/>
+      </w:tblGrid>
+      <w:tr>
+        <w:trPr>
+          <w:trHeight w:val="1052"/>
+        </w:trPr>
+        <w:tc>
+          <w:tcPr>
+            <w:tcBorders>
+              <w:top w:val="none" w:color="000000" w:sz="4" w:space="0"/>
+              <w:left w:val="none" w:color="000000" w:sz="4" w:space="0"/>
+              <w:bottom w:val="none" w:color="000000" w:sz="4" w:space="0"/>
+              <w:right w:val="none" w:color="000000" w:sz="4" w:space="0"/>
+            </w:tcBorders>
+            <w:tcW w:w="11272" w:type="dxa"/>
+            <w:textDirection w:val="lrTb"/>
+            <w:noWrap w:val="false"/>
+          </w:tcPr>
+          <w:p>
+            <w:pPr>
+              <w:pBdr/>
+              <w:spacing/>
+              <w:ind/>
+              <w:rPr/>
+            </w:pPr>
+            <w:r/>
+            <w:r/>
+            <w:r/>
+          </w:p>
+          <w:p>
+            <w:pPr>
+              <w:pBdr/>
+              <w:spacing w:after="120" w:before="120"/>
+              <w:ind w:right="1417"/>
+              <w:jc w:val="left"/>
+              <w:rPr>
+                <w:rFonts w:ascii="Calibri" w:hAnsi="Calibri" w:eastAsia="Calibri" w:cs="Calibri"/>
+                <w:b/>
+                <w:bCs/>
+                <w:color w:val="000000" w:themeColor="text1"/>
+                <w:sz w:val="36"/>
+                <w:szCs w:val="36"/>
+              </w:rPr>
+            </w:pPr>
+            <w:r>
+              <w:rPr>
+                <w:sz w:val="36"/>
+                <w:szCs w:val="36"/>
+              </w:rPr>
+            </w:r>
+            <w:r>
+              <mc:AlternateContent>
+                <mc:Choice Requires="wpg">
+                  <w:drawing>
+                    <wp:anchor xmlns:wp="http://schemas.openxmlformats.org/drawingml/2006/wordprocessingDrawing" xmlns:wp14="http://schemas.microsoft.com/office/word/2010/wordprocessingDrawing" distT="0" distB="0" distL="114300" distR="114300" simplePos="0" relativeHeight="251658240" behindDoc="0" locked="0" layoutInCell="1" allowOverlap="1">
+                      <wp:simplePos x="0" y="0"/>
+                      <wp:positionH relativeFrom="margin">
+                        <wp:posOffset>78105</wp:posOffset>
+                      </wp:positionH>
+                      <wp:positionV relativeFrom="margin">
+                        <wp:posOffset>208764</wp:posOffset>
+                      </wp:positionV>
+                      <wp:extent cx="781102" cy="393449"/>
+                      <wp:effectExtent l="0" t="0" r="0" b="0"/>
+                      <wp:wrapSquare wrapText="bothSides"/>
+                      <wp:docPr id="1" name="Picture 1980212464"/>
+                      <wp:cNvGraphicFramePr>
+                        <a:graphicFrameLocks xmlns:a="http://schemas.openxmlformats.org/drawingml/2006/main" noChangeAspect="1"/>
+                      </wp:cNvGraphicFramePr>
+                      <a:graphic xmlns:a="http://schemas.openxmlformats.org/drawingml/2006/main">
+                        <a:graphicData uri="http://schemas.openxmlformats.org/drawingml/2006/picture">
+                          <pic:pic xmlns:pic="http://schemas.openxmlformats.org/drawingml/2006/picture">
+                            <pic:nvPicPr>
+                              <pic:cNvPr id="424360515" name=""/>
+                              <pic:cNvPicPr>
+                                <a:picLocks noChangeAspect="1"/>
+                              </pic:cNvPicPr>
+                              <pic:nvPr/>
+                            </pic:nvPicPr>
+                            <pic:blipFill>
+                              <a:blip r:embed="rId8"/>
+                              <a:stretch/>
+                            </pic:blipFill>
+                            <pic:spPr bwMode="auto">
+                              <a:xfrm rot="0" flipH="0" flipV="0">
+                                <a:off x="0" y="0"/>
+                                <a:ext cx="781101" cy="393448"/>
+                              </a:xfrm>
+                              <a:prstGeom prst="rect">
+                                <a:avLst/>
+                              </a:prstGeom>
+                            </pic:spPr>
+                          </pic:pic>
+                        </a:graphicData>
+                      </a:graphic>
+                    </wp:anchor>
+                  </w:drawing>
+                </mc:Choice>
+                <mc:Fallback>
+                  <w:pict>
+                    <v:shapetype id="_x0000_t75" coordsize="21600,21600" o:spt="75" o:preferrelative="t" path="m@4@5l@4@11@9@11@9@5xe" filled="f" stroked="f">
+                      <v:stroke joinstyle="miter"/>
+                      <v:formulas>
+                        <v:f eqn="if lineDrawn pixelLineWidth 0"/>
+                        <v:f eqn="sum @0 1 0"/>
+                        <v:f eqn="sum 0 0 @1"/>
+                        <v:f eqn="prod @2 1 2"/>
+                        <v:f eqn="prod @3 21600 pixelWidth"/>
+                        <v:f eqn="prod @3 21600 pixelHeight"/>
+                        <v:f eqn="sum @0 0 1"/>
+                        <v:f eqn="prod @6 1 2"/>
+                        <v:f eqn="prod @7 21600 pixelWidth"/>
+                        <v:f eqn="sum @8 21600 0"/>
+                        <v:f eqn="prod @7 21600 pixelHeight"/>
+                        <v:f eqn="sum @10 21600 0"/>
+                      </v:formulas>
+                      <v:path o:extrusionok="f" gradientshapeok="t" o:connecttype="rect"/>
+                      <o:lock v:ext="edit" aspectratio="t"/>
+                    </v:shapetype>
+                    <v:shape id="_x0000_i0" o:spid="_x0000_s0" type="#_x0000_t75" style="position:absolute;z-index:251658240;o:allowoverlap:true;o:allowincell:true;mso-position-horizontal-relative:margin;margin-left:6.15pt;mso-position-horizontal:absolute;mso-position-vertical-relative:margin;margin-top:16.44pt;mso-position-vertical:absolute;width:61.50pt;height:30.98pt;mso-wrap-distance-left:9.00pt;mso-wrap-distance-top:0.00pt;mso-wrap-distance-right:9.00pt;mso-wrap-distance-bottom:0.00pt;rotation:0;z-index:1;" stroked="false">
+                      <w10:wrap type="square"/>
+                      <v:imagedata r:id="rId8" o:title=""/>
+                      <o:lock v:ext="edit" rotation="t"/>
+                    </v:shape>
+                  </w:pict>
+                </mc:Fallback>
+              </mc:AlternateContent>
+            </w:r>
+            <w:r>
+              <w:rPr>
+                <w:lang w:val="en-GB"/>
+              </w:rPr>
+              <w:t xml:space="preserve">                                           </w:t>
+            </w:r>
+            <w:r>
+              <w:rPr>
+                <w:sz w:val="36"/>
+                <w:szCs w:val="36"/>
+              </w:rPr>
+            </w:r>
+            <w:r>
+              <w:rPr>
+                <w:rFonts w:ascii="Calibri" w:hAnsi="Calibri" w:eastAsia="Calibri" w:cs="Calibri"/>
+                <w:b/>
+                <w:bCs/>
+                <w:color w:val="000000" w:themeColor="text1"/>
+                <w:sz w:val="36"/>
+                <w:szCs w:val="36"/>
+                <w:lang w:val="en-GB"/>
+              </w:rPr>
+              <w:t xml:space="preserve">COST ESTIMATION SLIP</w:t>
+            </w:r>
+            <w:r>
+              <w:rPr>
+                <w:rFonts w:ascii="Calibri" w:hAnsi="Calibri" w:eastAsia="Calibri" w:cs="Calibri"/>
+                <w:b/>
+                <w:bCs/>
+                <w:color w:val="000000" w:themeColor="text1"/>
+                <w:sz w:val="36"/>
+                <w:szCs w:val="36"/>
+              </w:rPr>
+            </w:r>
+            <w:r>
+              <w:rPr>
+                <w:rFonts w:ascii="Calibri" w:hAnsi="Calibri" w:eastAsia="Calibri" w:cs="Calibri"/>
+                <w:b/>
+                <w:bCs/>
+                <w:color w:val="000000" w:themeColor="text1"/>
+                <w:sz w:val="36"/>
+                <w:szCs w:val="36"/>
+              </w:rPr>
+            </w:r>
+            <w:r>
+              <w:rPr>
+                <w:sz w:val="36"/>
+                <w:szCs w:val="36"/>
+              </w:rPr>
+            </w:r>
+            <w:r>
+              <w:rPr>
+                <w:rFonts w:ascii="Calibri" w:hAnsi="Calibri" w:eastAsia="Calibri" w:cs="Calibri"/>
+                <w:b/>
+                <w:bCs/>
+                <w:color w:val="000000" w:themeColor="text1"/>
+                <w:sz w:val="36"/>
+                <w:szCs w:val="36"/>
+              </w:rPr>
+            </w:r>
+            <w:r>
+              <w:rPr>
+                <w:rFonts w:ascii="Calibri" w:hAnsi="Calibri" w:eastAsia="Calibri" w:cs="Calibri"/>
+                <w:b/>
+                <w:bCs/>
+                <w:color w:val="000000" w:themeColor="text1"/>
+                <w:sz w:val="36"/>
+                <w:szCs w:val="36"/>
+              </w:rPr>
+            </w:r>
+          </w:p>
+        </w:tc>
+      </w:tr>
+    </w:tbl>
     <w:p>
       <w:pPr>
-        <w:pStyle w:val="844"/>
+        <w:pStyle w:val="853"/>
         <w:pBdr/>
         <w:spacing w:after="0" w:afterAutospacing="1" w:before="0" w:beforeAutospacing="0" w:line="279" w:lineRule="auto"/>
         <w:ind/>
         <w:rPr>
-          <w:rFonts w:ascii="Times New Roman" w:hAnsi="Times New Roman" w:cs="Times New Roman"/>
-          <w:b w:val="0"/>
+          <w:rFonts w:ascii="Times New Roman" w:hAnsi="Times New Roman" w:eastAsia="Times New Roman" w:cs="Times New Roman"/>
+          <w:b/>
           <w:bCs w:val="0"/>
+          <w:i w:val="0"/>
+          <w:caps w:val="0"/>
+          <w:smallCaps w:val="0"/>
+          <w:color w:val="000000" w:themeColor="text1" w:themeTint="FF" w:themeShade="FF"/>
+          <w:sz w:val="24"/>
+          <w:szCs w:val="24"/>
+          <w:lang w:val="en-GB"/>
+        </w:rPr>
+      </w:pPr>
+      <w:r>
+        <w:rPr>
+          <w:rFonts w:ascii="Times New Roman" w:hAnsi="Times New Roman" w:eastAsia="Times New Roman" w:cs="Times New Roman"/>
+          <w:b/>
+          <w:bCs/>
           <w:i w:val="0"/>
           <w:iCs w:val="0"/>
           <w:caps w:val="0"/>
           <w:smallCaps w:val="0"/>
           <w:color w:val="000000" w:themeColor="text1" w:themeTint="FF" w:themeShade="FF"/>
-          <w:sz w:val="32"/>
-          <w:szCs w:val="32"/>
+          <w:sz w:val="24"/>
+          <w:szCs w:val="24"/>
+          <w:lang w:val="en-GB"/>
         </w:rPr>
-      </w:pPr>
+      </w:r>
       <w:r>
         <w:rPr>
           <w:rFonts w:ascii="Times New Roman" w:hAnsi="Times New Roman" w:eastAsia="Times New Roman" w:cs="Times New Roman"/>
+          <w:b/>
+          <w:bCs/>
+          <w:i w:val="0"/>
+          <w:iCs w:val="0"/>
+          <w:caps w:val="0"/>
+          <w:smallCaps w:val="0"/>
+          <w:color w:val="000000" w:themeColor="text1" w:themeTint="FF" w:themeShade="FF"/>
+          <w:sz w:val="24"/>
+          <w:szCs w:val="24"/>
+          <w:lang w:val="en-GB"/>
+        </w:rPr>
+        <w:t xml:space="preserve">                                                                                                                                            </w:t>
+      </w:r>
+      <w:r>
+        <w:rPr>
+          <w:rFonts w:ascii="Times New Roman" w:hAnsi="Times New Roman" w:eastAsia="Times New Roman" w:cs="Times New Roman"/>
+          <w:b/>
+          <w:bCs w:val="0"/>
+          <w:i w:val="0"/>
+          <w:caps w:val="0"/>
+          <w:smallCaps w:val="0"/>
+          <w:color w:val="000000" w:themeColor="text1" w:themeTint="FF" w:themeShade="FF"/>
+          <w:sz w:val="24"/>
+          <w:szCs w:val="24"/>
+          <w:highlight w:val="none"/>
+          <w:lang w:val="en-US"/>
+        </w:rPr>
+      </w:r>
+      <w:r>
+        <w:rPr>
+          <w:rFonts w:ascii="Times New Roman" w:hAnsi="Times New Roman" w:eastAsia="Times New Roman" w:cs="Times New Roman"/>
+          <w:b/>
+          <w:bCs/>
+          <w:i w:val="0"/>
+          <w:iCs w:val="0"/>
+          <w:caps w:val="0"/>
+          <w:smallCaps w:val="0"/>
+          <w:color w:val="000000" w:themeColor="text1" w:themeTint="FF" w:themeShade="FF"/>
+          <w:sz w:val="24"/>
+          <w:szCs w:val="24"/>
+          <w:lang w:val="en-GB"/>
+        </w:rPr>
+        <w:t xml:space="preserve"> </w:t>
+      </w:r>
+      <w:r>
+        <w:rPr>
+          <w:rFonts w:ascii="Times New Roman" w:hAnsi="Times New Roman" w:eastAsia="Times New Roman" w:cs="Times New Roman"/>
+          <w:b/>
+          <w:bCs/>
+          <w:i w:val="0"/>
+          <w:iCs w:val="0"/>
+          <w:caps w:val="0"/>
+          <w:smallCaps w:val="0"/>
+          <w:color w:val="000000" w:themeColor="text1" w:themeTint="FF" w:themeShade="FF"/>
+          <w:sz w:val="24"/>
+          <w:szCs w:val="24"/>
+          <w:lang w:val="en-US"/>
+        </w:rPr>
+        <w:t xml:space="preserve">Date:{estimationdate</w:t>
+      </w:r>
+      <w:r>
+        <w:rPr>
+          <w:rFonts w:ascii="Times New Roman" w:hAnsi="Times New Roman" w:eastAsia="Times New Roman" w:cs="Times New Roman"/>
+          <w:b/>
+          <w:bCs/>
+          <w:i w:val="0"/>
+          <w:iCs w:val="0"/>
+          <w:caps w:val="0"/>
+          <w:smallCaps w:val="0"/>
+          <w:color w:val="000000" w:themeColor="text1" w:themeTint="FF" w:themeShade="FF"/>
+          <w:sz w:val="24"/>
+          <w:szCs w:val="24"/>
+          <w:lang w:val="en-GB"/>
+        </w:rPr>
+        <w:t xml:space="preserve">}</w:t>
+      </w:r>
+      <w:r>
+        <w:rPr>
+          <w:rFonts w:ascii="Times New Roman" w:hAnsi="Times New Roman" w:eastAsia="Times New Roman" w:cs="Times New Roman"/>
+          <w:b/>
+          <w:bCs w:val="0"/>
+          <w:i w:val="0"/>
+          <w:caps w:val="0"/>
+          <w:smallCaps w:val="0"/>
+          <w:color w:val="000000" w:themeColor="text1" w:themeTint="FF" w:themeShade="FF"/>
+          <w:sz w:val="24"/>
+          <w:szCs w:val="24"/>
+          <w:lang w:val="en-GB"/>
         </w:rPr>
       </w:r>
       <w:r>
@@ -128,323 +369,7 @@
           <w:szCs w:val="24"/>
           <w:lang w:val="en-US"/>
         </w:rPr>
-        <w:t xml:space="preserve">                    </w:t>
-      </w:r>
-      <w:r>
-        <w:rPr>
-          <w:rFonts w:ascii="Times New Roman" w:hAnsi="Times New Roman" w:eastAsia="Times New Roman" w:cs="Times New Roman"/>
-          <w:b/>
-          <w:bCs/>
-          <w:i w:val="0"/>
-          <w:iCs w:val="0"/>
-          <w:caps w:val="0"/>
-          <w:smallCaps w:val="0"/>
-          <w:color w:val="000000" w:themeColor="text1" w:themeTint="FF" w:themeShade="FF"/>
-          <w:sz w:val="32"/>
-          <w:szCs w:val="32"/>
-          <w:lang w:val="en-US"/>
-        </w:rPr>
-        <w:t xml:space="preserve"> </w:t>
-      </w:r>
-      <w:r>
-        <w:rPr>
-          <w:rFonts w:ascii="Times New Roman" w:hAnsi="Times New Roman" w:eastAsia="Times New Roman" w:cs="Times New Roman"/>
-          <w:b/>
-          <w:bCs/>
-          <w:i w:val="0"/>
-          <w:iCs w:val="0"/>
-          <w:caps w:val="0"/>
-          <w:smallCaps w:val="0"/>
-          <w:color w:val="000000" w:themeColor="text1" w:themeTint="FF" w:themeShade="FF"/>
-          <w:sz w:val="32"/>
-          <w:szCs w:val="32"/>
-          <w:lang w:val="en-GB"/>
-        </w:rPr>
-        <w:t xml:space="preserve">                           </w:t>
-      </w:r>
-      <w:r>
-        <w:rPr>
-          <w:rFonts w:ascii="Times New Roman" w:hAnsi="Times New Roman" w:eastAsia="Times New Roman" w:cs="Times New Roman"/>
-          <w:b/>
-          <w:bCs/>
-          <w:i w:val="0"/>
-          <w:iCs w:val="0"/>
-          <w:caps w:val="0"/>
-          <w:smallCaps w:val="0"/>
-          <w:color w:val="000000" w:themeColor="text1" w:themeTint="FF" w:themeShade="FF"/>
-          <w:sz w:val="36"/>
-          <w:szCs w:val="36"/>
-          <w:lang w:val="en-US"/>
-        </w:rPr>
-        <w:t xml:space="preserve">COST ESTIMATION SLIP</w:t>
-      </w:r>
-      <w:r>
-        <w:rPr>
-          <w:rFonts w:ascii="Times New Roman" w:hAnsi="Times New Roman" w:eastAsia="Times New Roman" w:cs="Times New Roman"/>
-          <w:b/>
-          <w:bCs/>
-          <w:i w:val="0"/>
-          <w:iCs w:val="0"/>
-          <w:caps w:val="0"/>
-          <w:smallCaps w:val="0"/>
-          <w:color w:val="000000" w:themeColor="text1" w:themeTint="FF" w:themeShade="FF"/>
-          <w:sz w:val="32"/>
-          <w:szCs w:val="32"/>
-          <w:lang w:val="en-US"/>
-        </w:rPr>
-        <w:t xml:space="preserve">                                 </w:t>
-      </w:r>
-      <w:r>
-        <w:rPr>
-          <w:rFonts w:ascii="Times New Roman" w:hAnsi="Times New Roman" w:cs="Times New Roman"/>
-          <w:b w:val="0"/>
-          <w:bCs w:val="0"/>
-          <w:i w:val="0"/>
-          <w:iCs w:val="0"/>
-          <w:caps w:val="0"/>
-          <w:smallCaps w:val="0"/>
-          <w:color w:val="000000" w:themeColor="text1" w:themeTint="FF" w:themeShade="FF"/>
-          <w:sz w:val="32"/>
-          <w:szCs w:val="32"/>
-        </w:rPr>
-      </w:r>
-      <w:r>
-        <w:rPr>
-          <w:rFonts w:ascii="Times New Roman" w:hAnsi="Times New Roman" w:cs="Times New Roman"/>
-          <w:b w:val="0"/>
-          <w:bCs w:val="0"/>
-          <w:i w:val="0"/>
-          <w:iCs w:val="0"/>
-          <w:caps w:val="0"/>
-          <w:smallCaps w:val="0"/>
-          <w:color w:val="000000" w:themeColor="text1" w:themeTint="FF" w:themeShade="FF"/>
-          <w:sz w:val="32"/>
-          <w:szCs w:val="32"/>
-        </w:rPr>
-      </w:r>
-    </w:p>
-    <w:p>
-      <w:pPr>
-        <w:pBdr/>
-        <w:spacing w:after="0" w:afterAutospacing="1" w:before="0" w:beforeAutospacing="0" w:line="279" w:lineRule="auto"/>
-        <w:ind/>
-        <w:jc w:val="right"/>
-        <w:rPr>
-          <w:rFonts w:ascii="Times New Roman" w:hAnsi="Times New Roman" w:eastAsia="Times New Roman" w:cs="Times New Roman"/>
-          <w:b/>
-          <w:bCs/>
-          <w:i w:val="0"/>
-          <w:iCs w:val="0"/>
-          <w:caps w:val="0"/>
-          <w:smallCaps w:val="0"/>
-          <w:color w:val="000000" w:themeColor="text1" w:themeTint="FF" w:themeShade="FF"/>
-          <w:sz w:val="24"/>
-          <w:szCs w:val="24"/>
-          <w:lang w:val="en-US"/>
-        </w:rPr>
-      </w:pPr>
-      <w:r>
-        <w:rPr>
-          <w:rFonts w:ascii="Times New Roman" w:hAnsi="Times New Roman" w:eastAsia="Times New Roman" w:cs="Times New Roman"/>
-          <w:b/>
-          <w:bCs/>
-          <w:i w:val="0"/>
-          <w:iCs w:val="0"/>
-          <w:caps w:val="0"/>
-          <w:smallCaps w:val="0"/>
-          <w:color w:val="000000" w:themeColor="text1" w:themeTint="FF" w:themeShade="FF"/>
-          <w:sz w:val="24"/>
-          <w:szCs w:val="24"/>
-          <w:lang w:val="en-US"/>
-        </w:rPr>
-      </w:r>
-      <w:r>
-        <w:rPr>
-          <w:rFonts w:ascii="Times New Roman" w:hAnsi="Times New Roman" w:eastAsia="Times New Roman" w:cs="Times New Roman"/>
-          <w:b/>
-          <w:bCs/>
-          <w:i w:val="0"/>
-          <w:iCs w:val="0"/>
-          <w:caps w:val="0"/>
-          <w:smallCaps w:val="0"/>
-          <w:color w:val="000000" w:themeColor="text1" w:themeTint="FF" w:themeShade="FF"/>
-          <w:sz w:val="24"/>
-          <w:szCs w:val="24"/>
-          <w:lang w:val="en-US"/>
-        </w:rPr>
-      </w:r>
-    </w:p>
-    <w:p>
-      <w:pPr>
-        <w:pBdr/>
-        <w:spacing w:after="0" w:afterAutospacing="1" w:before="0" w:beforeAutospacing="0" w:line="279" w:lineRule="auto"/>
-        <w:ind/>
-        <w:jc w:val="right"/>
-        <w:rPr>
-          <w:rFonts w:ascii="Times New Roman" w:hAnsi="Times New Roman" w:eastAsia="Times New Roman" w:cs="Times New Roman"/>
-          <w:b/>
-          <w:bCs w:val="0"/>
-          <w:i w:val="0"/>
-          <w:caps w:val="0"/>
-          <w:smallCaps w:val="0"/>
-          <w:color w:val="000000" w:themeColor="text1" w:themeTint="FF" w:themeShade="FF"/>
-          <w:sz w:val="24"/>
-          <w:szCs w:val="24"/>
-          <w:lang w:val="en-US"/>
-        </w:rPr>
-      </w:pPr>
-      <w:r>
-        <w:rPr>
-          <w:rFonts w:ascii="Times New Roman" w:hAnsi="Times New Roman" w:eastAsia="Times New Roman" w:cs="Times New Roman"/>
-          <w:b/>
-          <w:bCs/>
-          <w:i w:val="0"/>
-          <w:iCs w:val="0"/>
-          <w:caps w:val="0"/>
-          <w:smallCaps w:val="0"/>
-          <w:color w:val="000000" w:themeColor="text1" w:themeTint="FF" w:themeShade="FF"/>
-          <w:sz w:val="24"/>
-          <w:szCs w:val="24"/>
-          <w:lang w:val="en-US"/>
-        </w:rPr>
-        <w:br w:type="page" w:clear="all"/>
-      </w:r>
-      <w:r>
-        <w:rPr>
-          <w:rFonts w:ascii="Times New Roman" w:hAnsi="Times New Roman" w:cs="Times New Roman"/>
-          <w:b w:val="0"/>
-          <w:bCs w:val="0"/>
-          <w:i w:val="0"/>
-          <w:iCs w:val="0"/>
-          <w:caps w:val="0"/>
-          <w:smallCaps w:val="0"/>
-          <w:color w:val="000000" w:themeColor="text1" w:themeTint="FF" w:themeShade="FF"/>
-          <w:sz w:val="24"/>
-          <w:szCs w:val="24"/>
-        </w:rPr>
-      </w:r>
-      <w:r/>
-    </w:p>
-    <w:p>
-      <w:pPr>
-        <w:pBdr/>
-        <w:spacing w:after="0" w:afterAutospacing="1" w:before="0" w:beforeAutospacing="0" w:line="279" w:lineRule="auto"/>
-        <w:ind/>
-        <w:jc w:val="right"/>
-        <w:rPr>
-          <w:rFonts w:ascii="Times New Roman" w:hAnsi="Times New Roman" w:eastAsia="Times New Roman" w:cs="Times New Roman"/>
-          <w:b/>
-          <w:bCs w:val="0"/>
-          <w:i w:val="0"/>
-          <w:caps w:val="0"/>
-          <w:smallCaps w:val="0"/>
-          <w:color w:val="000000" w:themeColor="text1" w:themeTint="FF" w:themeShade="FF"/>
-          <w:sz w:val="24"/>
-          <w:szCs w:val="24"/>
-          <w:lang w:val="en-US"/>
-        </w:rPr>
-      </w:pPr>
-      <w:r>
-        <w:rPr>
-          <w:rFonts w:ascii="Times New Roman" w:hAnsi="Times New Roman" w:eastAsia="Times New Roman" w:cs="Times New Roman"/>
-          <w:b/>
-          <w:bCs/>
-          <w:i w:val="0"/>
-          <w:iCs w:val="0"/>
-          <w:caps w:val="0"/>
-          <w:smallCaps w:val="0"/>
-          <w:color w:val="000000" w:themeColor="text1" w:themeTint="FF" w:themeShade="FF"/>
-          <w:sz w:val="24"/>
-          <w:szCs w:val="24"/>
-          <w:lang w:val="en-US"/>
-        </w:rPr>
-      </w:r>
-      <w:r>
-        <w:rPr>
-          <w:rFonts w:ascii="Times New Roman" w:hAnsi="Times New Roman" w:eastAsia="Times New Roman" w:cs="Times New Roman"/>
-          <w:b/>
-          <w:bCs/>
-          <w:i w:val="0"/>
-          <w:iCs w:val="0"/>
-          <w:caps w:val="0"/>
-          <w:smallCaps w:val="0"/>
-          <w:color w:val="000000" w:themeColor="text1" w:themeTint="FF" w:themeShade="FF"/>
-          <w:sz w:val="24"/>
-          <w:szCs w:val="24"/>
-          <w:lang w:val="en-US"/>
-        </w:rPr>
-      </w:r>
-      <w:r/>
-    </w:p>
-    <w:p>
-      <w:pPr>
-        <w:pBdr/>
-        <w:spacing w:after="0" w:afterAutospacing="1" w:before="0" w:beforeAutospacing="0" w:line="279" w:lineRule="auto"/>
-        <w:ind/>
-        <w:jc w:val="center"/>
-        <w:rPr>
-          <w:rFonts w:ascii="Times New Roman" w:hAnsi="Times New Roman" w:eastAsia="Times New Roman" w:cs="Times New Roman"/>
-          <w:b/>
-          <w:bCs w:val="0"/>
-          <w:i w:val="0"/>
-          <w:caps w:val="0"/>
-          <w:smallCaps w:val="0"/>
-          <w:color w:val="000000" w:themeColor="text1" w:themeTint="FF" w:themeShade="FF"/>
-          <w:sz w:val="24"/>
-          <w:szCs w:val="24"/>
-          <w:lang w:val="en-US"/>
-        </w:rPr>
-      </w:pPr>
-      <w:r>
-        <w:rPr>
-          <w:rFonts w:ascii="Times New Roman" w:hAnsi="Times New Roman" w:eastAsia="Times New Roman" w:cs="Times New Roman"/>
-          <w:b/>
-          <w:bCs/>
-          <w:i w:val="0"/>
-          <w:iCs w:val="0"/>
-          <w:caps w:val="0"/>
-          <w:smallCaps w:val="0"/>
-          <w:color w:val="000000" w:themeColor="text1" w:themeTint="FF" w:themeShade="FF"/>
-          <w:sz w:val="24"/>
-          <w:szCs w:val="24"/>
-          <w:lang w:val="en-US"/>
-        </w:rPr>
-      </w:r>
-      <w:r/>
-    </w:p>
-    <w:p>
-      <w:pPr>
-        <w:pBdr/>
-        <w:spacing w:after="0" w:afterAutospacing="1" w:before="0" w:beforeAutospacing="0" w:line="279" w:lineRule="auto"/>
-        <w:ind/>
-        <w:jc w:val="right"/>
-        <w:rPr>
-          <w:rFonts w:ascii="Times New Roman" w:hAnsi="Times New Roman" w:cs="Times New Roman"/>
-          <w:b w:val="0"/>
-          <w:bCs w:val="0"/>
-          <w:i w:val="0"/>
-          <w:caps w:val="0"/>
-          <w:smallCaps w:val="0"/>
-          <w:color w:val="000000" w:themeColor="text1" w:themeTint="FF" w:themeShade="FF"/>
-          <w:sz w:val="24"/>
-          <w:szCs w:val="24"/>
-        </w:rPr>
-      </w:pPr>
-      <w:r>
-        <w:rPr>
-          <w:rFonts w:ascii="Times New Roman" w:hAnsi="Times New Roman" w:eastAsia="Times New Roman" w:cs="Times New Roman"/>
-          <w:b/>
-          <w:bCs/>
-          <w:i w:val="0"/>
-          <w:iCs w:val="0"/>
-          <w:caps w:val="0"/>
-          <w:smallCaps w:val="0"/>
-          <w:color w:val="000000" w:themeColor="text1" w:themeTint="FF" w:themeShade="FF"/>
-          <w:sz w:val="24"/>
-          <w:szCs w:val="24"/>
-          <w:lang w:val="en-US"/>
-        </w:rPr>
-        <w:t xml:space="preserve">Date:{estimationdate}</w:t>
+        <w:t xml:space="preserve">                                                                                                                                                          </w:t>
       </w:r>
       <w:r>
         <w:rPr>
@@ -474,74 +399,24 @@
           <w:szCs w:val="24"/>
         </w:rPr>
       </w:r>
-      <w:r/>
-    </w:p>
-    <w:p>
-      <w:pPr>
-        <w:pBdr/>
-        <w:spacing w:after="160" w:line="279" w:lineRule="auto"/>
-        <w:ind/>
+      <w:r>
         <w:rPr>
-          <w:rFonts w:ascii="Times New Roman" w:hAnsi="Times New Roman" w:cs="Times New Roman"/>
-          <w:b w:val="0"/>
+          <w:rFonts w:ascii="Times New Roman" w:hAnsi="Times New Roman" w:eastAsia="Times New Roman" w:cs="Times New Roman"/>
+          <w:b/>
           <w:bCs w:val="0"/>
           <w:i w:val="0"/>
-          <w:iCs w:val="0"/>
           <w:caps w:val="0"/>
           <w:smallCaps w:val="0"/>
           <w:color w:val="000000" w:themeColor="text1" w:themeTint="FF" w:themeShade="FF"/>
           <w:sz w:val="24"/>
           <w:szCs w:val="24"/>
-        </w:rPr>
-      </w:pPr>
-      <w:r>
-        <w:rPr>
-          <w:rFonts w:ascii="Times New Roman" w:hAnsi="Times New Roman" w:eastAsia="Times New Roman" w:cs="Times New Roman"/>
-          <w:b/>
-          <w:bCs/>
-          <w:i w:val="0"/>
-          <w:iCs w:val="0"/>
-          <w:caps w:val="0"/>
-          <w:smallCaps w:val="0"/>
-          <w:color w:val="000000" w:themeColor="text1" w:themeTint="FF" w:themeShade="FF"/>
-          <w:sz w:val="24"/>
-          <w:szCs w:val="24"/>
-          <w:lang w:val="en-US"/>
-        </w:rPr>
-        <w:t xml:space="preserve">                                                                                                                                                               </w:t>
-      </w:r>
-      <w:r>
-        <w:rPr>
-          <w:rFonts w:ascii="Times New Roman" w:hAnsi="Times New Roman" w:cs="Times New Roman"/>
-          <w:b w:val="0"/>
-          <w:bCs w:val="0"/>
-          <w:i w:val="0"/>
-          <w:iCs w:val="0"/>
-          <w:caps w:val="0"/>
-          <w:smallCaps w:val="0"/>
-          <w:color w:val="000000" w:themeColor="text1" w:themeTint="FF" w:themeShade="FF"/>
-          <w:sz w:val="24"/>
-          <w:szCs w:val="24"/>
-        </w:rPr>
-      </w:r>
-      <w:r>
-        <w:rPr>
-          <w:rFonts w:ascii="Times New Roman" w:hAnsi="Times New Roman" w:cs="Times New Roman"/>
-          <w:b w:val="0"/>
-          <w:bCs w:val="0"/>
-          <w:i w:val="0"/>
-          <w:iCs w:val="0"/>
-          <w:caps w:val="0"/>
-          <w:smallCaps w:val="0"/>
-          <w:color w:val="000000" w:themeColor="text1" w:themeTint="FF" w:themeShade="FF"/>
-          <w:sz w:val="24"/>
-          <w:szCs w:val="24"/>
+          <w:lang w:val="en-GB"/>
         </w:rPr>
       </w:r>
     </w:p>
     <w:p>
       <w:pPr>
-        <w:pStyle w:val="876"/>
+        <w:pStyle w:val="885"/>
         <w:pBdr/>
         <w:spacing w:after="0" w:afterAutospacing="0" w:line="264" w:lineRule="auto"/>
         <w:ind/>
@@ -628,7 +503,7 @@
     </w:p>
     <w:p>
       <w:pPr>
-        <w:pStyle w:val="876"/>
+        <w:pStyle w:val="885"/>
         <w:pBdr/>
         <w:spacing w:after="0" w:afterAutospacing="0" w:line="264" w:lineRule="auto"/>
         <w:ind/>
@@ -693,7 +568,7 @@
     </w:p>
     <w:tbl>
       <w:tblPr>
-        <w:tblStyle w:val="877"/>
+        <w:tblStyle w:val="886"/>
         <w:tblW w:w="0" w:type="auto"/>
         <w:tblBorders>
           <w:top w:val="single" w:color="000000" w:sz="6" w:space="0"/>
@@ -730,7 +605,7 @@
           </w:tcPr>
           <w:p>
             <w:pPr>
-              <w:pStyle w:val="876"/>
+              <w:pStyle w:val="885"/>
               <w:pBdr/>
               <w:spacing w:line="264" w:lineRule="auto"/>
               <w:ind/>
@@ -802,7 +677,7 @@
           </w:tcPr>
           <w:p>
             <w:pPr>
-              <w:pStyle w:val="876"/>
+              <w:pStyle w:val="885"/>
               <w:pBdr/>
               <w:spacing w:line="264" w:lineRule="auto"/>
               <w:ind/>
@@ -874,7 +749,7 @@
           </w:tcPr>
           <w:p>
             <w:pPr>
-              <w:pStyle w:val="876"/>
+              <w:pStyle w:val="885"/>
               <w:pBdr/>
               <w:spacing w:after="0" w:afterAutospacing="0" w:before="0" w:beforeAutospacing="0" w:line="264" w:lineRule="auto"/>
               <w:ind w:right="0" w:left="0"/>
@@ -946,7 +821,7 @@
           </w:tcPr>
           <w:p>
             <w:pPr>
-              <w:pStyle w:val="876"/>
+              <w:pStyle w:val="885"/>
               <w:pBdr/>
               <w:spacing w:line="264" w:lineRule="auto"/>
               <w:ind/>
@@ -1019,7 +894,7 @@
           </w:tcPr>
           <w:p>
             <w:pPr>
-              <w:pStyle w:val="876"/>
+              <w:pStyle w:val="885"/>
               <w:pBdr/>
               <w:spacing w:line="264" w:lineRule="auto"/>
               <w:ind/>
@@ -1793,7 +1668,7 @@
           </w:tcPr>
           <w:p>
             <w:pPr>
-              <w:pStyle w:val="823"/>
+              <w:pStyle w:val="832"/>
               <w:pBdr/>
               <w:spacing/>
               <w:ind/>
@@ -3012,7 +2887,7 @@
     </w:p>
     <w:tbl>
       <w:tblPr>
-        <w:tblStyle w:val="877"/>
+        <w:tblStyle w:val="886"/>
         <w:tblW w:w="0" w:type="auto"/>
         <w:tblBorders>
           <w:top w:val="single" w:color="000000" w:sz="6" w:space="0"/>
@@ -3049,7 +2924,7 @@
           </w:tcPr>
           <w:p>
             <w:pPr>
-              <w:pStyle w:val="876"/>
+              <w:pStyle w:val="885"/>
               <w:pBdr/>
               <w:spacing w:line="264" w:lineRule="auto"/>
               <w:ind/>
@@ -3121,7 +2996,7 @@
           </w:tcPr>
           <w:p>
             <w:pPr>
-              <w:pStyle w:val="876"/>
+              <w:pStyle w:val="885"/>
               <w:pBdr/>
               <w:spacing w:line="264" w:lineRule="auto"/>
               <w:ind/>
@@ -3193,7 +3068,7 @@
           </w:tcPr>
           <w:p>
             <w:pPr>
-              <w:pStyle w:val="876"/>
+              <w:pStyle w:val="885"/>
               <w:pBdr/>
               <w:spacing w:after="0" w:afterAutospacing="0" w:before="0" w:beforeAutospacing="0" w:line="264" w:lineRule="auto"/>
               <w:ind w:right="0" w:left="0"/>
@@ -3265,7 +3140,7 @@
           </w:tcPr>
           <w:p>
             <w:pPr>
-              <w:pStyle w:val="876"/>
+              <w:pStyle w:val="885"/>
               <w:pBdr/>
               <w:spacing w:line="264" w:lineRule="auto"/>
               <w:ind/>
@@ -3338,7 +3213,7 @@
           </w:tcPr>
           <w:p>
             <w:pPr>
-              <w:pStyle w:val="876"/>
+              <w:pStyle w:val="885"/>
               <w:pBdr/>
               <w:spacing w:line="264" w:lineRule="auto"/>
               <w:ind/>
@@ -5156,18 +5031,15 @@
       </w:r>
       <w:r>
         <w:rPr>
-          <w:rFonts w:ascii="Times New Roman" w:hAnsi="Times New Roman" w:eastAsia="Times New Roman" w:cs="Times New Roman"/>
+          <w:rFonts w:ascii="Times New Roman" w:hAnsi="Times New Roman" w:cs="Times New Roman"/>
           <w:b/>
-          <w:bCs/>
+          <w:bCs w:val="0"/>
           <w:i w:val="0"/>
-          <w:iCs w:val="0"/>
           <w:caps w:val="0"/>
           <w:smallCaps w:val="0"/>
           <w:color w:val="000000" w:themeColor="text1" w:themeTint="FF" w:themeShade="FF"/>
           <w:sz w:val="22"/>
           <w:szCs w:val="22"/>
-          <w:highlight w:val="none"/>
-          <w:lang w:val="en-US"/>
         </w:rPr>
       </w:r>
       <w:r>
@@ -5287,7 +5159,7 @@
       </w:r>
       <w:r>
         <w:rPr>
-          <w:rFonts w:ascii="Times New Roman" w:hAnsi="Times New Roman" w:cs="Times New Roman"/>
+          <w:rFonts w:ascii="Times New Roman" w:hAnsi="Times New Roman" w:eastAsia="Times New Roman" w:cs="Times New Roman"/>
           <w:b/>
           <w:bCs/>
           <w:i w:val="0"/>
@@ -5297,6 +5169,8 @@
           <w:color w:val="000000" w:themeColor="text1" w:themeTint="FF" w:themeShade="FF"/>
           <w:sz w:val="22"/>
           <w:szCs w:val="22"/>
+          <w:highlight w:val="none"/>
+          <w:lang w:val="en-US"/>
         </w:rPr>
       </w:r>
       <w:r>
@@ -5516,7 +5390,7 @@
     </w:p>
     <w:p>
       <w:pPr>
-        <w:pStyle w:val="844"/>
+        <w:pStyle w:val="853"/>
         <w:pBdr/>
         <w:spacing w:after="0" w:afterAutospacing="0"/>
         <w:ind/>
@@ -5787,10 +5661,10 @@
     <w:lsdException w:name="Bibliography" w:uiPriority="37"/>
     <w:lsdException w:name="TOC Heading" w:uiPriority="39" w:qFormat="1"/>
   </w:latentStyles>
-  <w:style w:type="paragraph" w:styleId="188">
+  <w:style w:type="paragraph" w:styleId="697">
     <w:name w:val="toc 1"/>
-    <w:basedOn w:val="844"/>
-    <w:next w:val="844"/>
+    <w:basedOn w:val="853"/>
+    <w:next w:val="853"/>
     <w:uiPriority w:val="39"/>
     <w:unhideWhenUsed/>
     <w:pPr>
@@ -5799,10 +5673,10 @@
       <w:ind/>
     </w:pPr>
   </w:style>
-  <w:style w:type="paragraph" w:styleId="189">
+  <w:style w:type="paragraph" w:styleId="698">
     <w:name w:val="toc 2"/>
-    <w:basedOn w:val="844"/>
-    <w:next w:val="844"/>
+    <w:basedOn w:val="853"/>
+    <w:next w:val="853"/>
     <w:uiPriority w:val="39"/>
     <w:unhideWhenUsed/>
     <w:pPr>
@@ -5811,10 +5685,10 @@
       <w:ind w:left="220"/>
     </w:pPr>
   </w:style>
-  <w:style w:type="paragraph" w:styleId="190">
+  <w:style w:type="paragraph" w:styleId="699">
     <w:name w:val="toc 3"/>
-    <w:basedOn w:val="844"/>
-    <w:next w:val="844"/>
+    <w:basedOn w:val="853"/>
+    <w:next w:val="853"/>
     <w:uiPriority w:val="39"/>
     <w:unhideWhenUsed/>
     <w:pPr>
@@ -5823,10 +5697,10 @@
       <w:ind w:left="440"/>
     </w:pPr>
   </w:style>
-  <w:style w:type="paragraph" w:styleId="191">
+  <w:style w:type="paragraph" w:styleId="700">
     <w:name w:val="toc 4"/>
-    <w:basedOn w:val="844"/>
-    <w:next w:val="844"/>
+    <w:basedOn w:val="853"/>
+    <w:next w:val="853"/>
     <w:uiPriority w:val="39"/>
     <w:unhideWhenUsed/>
     <w:pPr>
@@ -5835,10 +5709,10 @@
       <w:ind w:left="660"/>
     </w:pPr>
   </w:style>
-  <w:style w:type="paragraph" w:styleId="192">
+  <w:style w:type="paragraph" w:styleId="701">
     <w:name w:val="toc 5"/>
-    <w:basedOn w:val="844"/>
-    <w:next w:val="844"/>
+    <w:basedOn w:val="853"/>
+    <w:next w:val="853"/>
     <w:uiPriority w:val="39"/>
     <w:unhideWhenUsed/>
     <w:pPr>
@@ -5847,10 +5721,10 @@
       <w:ind w:left="880"/>
     </w:pPr>
   </w:style>
-  <w:style w:type="paragraph" w:styleId="193">
+  <w:style w:type="paragraph" w:styleId="702">
     <w:name w:val="toc 6"/>
-    <w:basedOn w:val="844"/>
-    <w:next w:val="844"/>
+    <w:basedOn w:val="853"/>
+    <w:next w:val="853"/>
     <w:uiPriority w:val="39"/>
     <w:unhideWhenUsed/>
     <w:pPr>
@@ -5859,10 +5733,10 @@
       <w:ind w:left="1100"/>
     </w:pPr>
   </w:style>
-  <w:style w:type="paragraph" w:styleId="194">
+  <w:style w:type="paragraph" w:styleId="703">
     <w:name w:val="toc 7"/>
-    <w:basedOn w:val="844"/>
-    <w:next w:val="844"/>
+    <w:basedOn w:val="853"/>
+    <w:next w:val="853"/>
     <w:uiPriority w:val="39"/>
     <w:unhideWhenUsed/>
     <w:pPr>
@@ -5871,10 +5745,10 @@
       <w:ind w:left="1320"/>
     </w:pPr>
   </w:style>
-  <w:style w:type="paragraph" w:styleId="195">
+  <w:style w:type="paragraph" w:styleId="704">
     <w:name w:val="toc 8"/>
-    <w:basedOn w:val="844"/>
-    <w:next w:val="844"/>
+    <w:basedOn w:val="853"/>
+    <w:next w:val="853"/>
     <w:uiPriority w:val="39"/>
     <w:unhideWhenUsed/>
     <w:pPr>
@@ -5883,10 +5757,10 @@
       <w:ind w:left="1540"/>
     </w:pPr>
   </w:style>
-  <w:style w:type="paragraph" w:styleId="196">
+  <w:style w:type="paragraph" w:styleId="705">
     <w:name w:val="toc 9"/>
-    <w:basedOn w:val="844"/>
-    <w:next w:val="844"/>
+    <w:basedOn w:val="853"/>
+    <w:next w:val="853"/>
     <w:uiPriority w:val="39"/>
     <w:unhideWhenUsed/>
     <w:pPr>
@@ -5895,9 +5769,9 @@
       <w:ind w:left="1760"/>
     </w:pPr>
   </w:style>
-  <w:style w:type="table" w:styleId="697">
+  <w:style w:type="table" w:styleId="706">
     <w:name w:val="Table Grid Light"/>
-    <w:basedOn w:val="846"/>
+    <w:basedOn w:val="855"/>
     <w:uiPriority w:val="59"/>
     <w:pPr>
       <w:pBdr/>
@@ -6094,9 +5968,9 @@
       </w:tcPr>
     </w:tblStylePr>
   </w:style>
-  <w:style w:type="table" w:styleId="698">
+  <w:style w:type="table" w:styleId="707">
     <w:name w:val="Plain Table 1"/>
-    <w:basedOn w:val="846"/>
+    <w:basedOn w:val="855"/>
     <w:uiPriority w:val="59"/>
     <w:pPr>
       <w:pBdr/>
@@ -6319,9 +6193,9 @@
       </w:tcPr>
     </w:tblStylePr>
   </w:style>
-  <w:style w:type="table" w:styleId="699">
+  <w:style w:type="table" w:styleId="708">
     <w:name w:val="Plain Table 2"/>
-    <w:basedOn w:val="846"/>
+    <w:basedOn w:val="855"/>
     <w:uiPriority w:val="59"/>
     <w:pPr>
       <w:pBdr/>
@@ -6552,9 +6426,9 @@
       </w:tcPr>
     </w:tblStylePr>
   </w:style>
-  <w:style w:type="table" w:styleId="700">
+  <w:style w:type="table" w:styleId="709">
     <w:name w:val="Plain Table 3"/>
-    <w:basedOn w:val="846"/>
+    <w:basedOn w:val="855"/>
     <w:uiPriority w:val="99"/>
     <w:pPr>
       <w:pBdr/>
@@ -6782,9 +6656,9 @@
       </w:tcPr>
     </w:tblStylePr>
   </w:style>
-  <w:style w:type="table" w:styleId="701">
+  <w:style w:type="table" w:styleId="710">
     <w:name w:val="Plain Table 4"/>
-    <w:basedOn w:val="846"/>
+    <w:basedOn w:val="855"/>
     <w:uiPriority w:val="99"/>
     <w:pPr>
       <w:pBdr/>
@@ -6998,9 +6872,9 @@
       </w:tcPr>
     </w:tblStylePr>
   </w:style>
-  <w:style w:type="table" w:styleId="702">
+  <w:style w:type="table" w:styleId="711">
     <w:name w:val="Plain Table 5"/>
-    <w:basedOn w:val="846"/>
+    <w:basedOn w:val="855"/>
     <w:uiPriority w:val="99"/>
     <w:pPr>
       <w:pBdr/>
@@ -7231,9 +7105,9 @@
       </w:tcPr>
     </w:tblStylePr>
   </w:style>
-  <w:style w:type="table" w:styleId="703">
+  <w:style w:type="table" w:styleId="712">
     <w:name w:val="Grid Table 1 Light"/>
-    <w:basedOn w:val="846"/>
+    <w:basedOn w:val="855"/>
     <w:uiPriority w:val="99"/>
     <w:pPr>
       <w:pBdr/>
@@ -7454,9 +7328,9 @@
       </w:tcPr>
     </w:tblStylePr>
   </w:style>
-  <w:style w:type="table" w:styleId="704">
+  <w:style w:type="table" w:styleId="713">
     <w:name w:val="Grid Table 1 Light - Accent 1"/>
-    <w:basedOn w:val="846"/>
+    <w:basedOn w:val="855"/>
     <w:uiPriority w:val="99"/>
     <w:pPr>
       <w:pBdr/>
@@ -7677,9 +7551,9 @@
       </w:tcPr>
     </w:tblStylePr>
   </w:style>
-  <w:style w:type="table" w:styleId="705">
+  <w:style w:type="table" w:styleId="714">
     <w:name w:val="Grid Table 1 Light - Accent 2"/>
-    <w:basedOn w:val="846"/>
+    <w:basedOn w:val="855"/>
     <w:uiPriority w:val="99"/>
     <w:pPr>
       <w:pBdr/>
@@ -7900,9 +7774,9 @@
       </w:tcPr>
     </w:tblStylePr>
   </w:style>
-  <w:style w:type="table" w:styleId="706">
+  <w:style w:type="table" w:styleId="715">
     <w:name w:val="Grid Table 1 Light - Accent 3"/>
-    <w:basedOn w:val="846"/>
+    <w:basedOn w:val="855"/>
     <w:uiPriority w:val="99"/>
     <w:pPr>
       <w:pBdr/>
@@ -8123,9 +7997,9 @@
       </w:tcPr>
     </w:tblStylePr>
   </w:style>
-  <w:style w:type="table" w:styleId="707">
+  <w:style w:type="table" w:styleId="716">
     <w:name w:val="Grid Table 1 Light - Accent 4"/>
-    <w:basedOn w:val="846"/>
+    <w:basedOn w:val="855"/>
     <w:uiPriority w:val="99"/>
     <w:pPr>
       <w:pBdr/>
@@ -8346,9 +8220,9 @@
       </w:tcPr>
     </w:tblStylePr>
   </w:style>
-  <w:style w:type="table" w:styleId="708">
+  <w:style w:type="table" w:styleId="717">
     <w:name w:val="Grid Table 1 Light - Accent 5"/>
-    <w:basedOn w:val="846"/>
+    <w:basedOn w:val="855"/>
     <w:uiPriority w:val="99"/>
     <w:pPr>
       <w:pBdr/>
@@ -8569,9 +8443,9 @@
       </w:tcPr>
     </w:tblStylePr>
   </w:style>
-  <w:style w:type="table" w:styleId="709">
+  <w:style w:type="table" w:styleId="718">
     <w:name w:val="Grid Table 1 Light - Accent 6"/>
-    <w:basedOn w:val="846"/>
+    <w:basedOn w:val="855"/>
     <w:uiPriority w:val="99"/>
     <w:pPr>
       <w:pBdr/>
@@ -8792,9 +8666,9 @@
       </w:tcPr>
     </w:tblStylePr>
   </w:style>
-  <w:style w:type="table" w:styleId="710">
+  <w:style w:type="table" w:styleId="719">
     <w:name w:val="Grid Table 2"/>
-    <w:basedOn w:val="846"/>
+    <w:basedOn w:val="855"/>
     <w:uiPriority w:val="99"/>
     <w:pPr>
       <w:pBdr/>
@@ -9024,9 +8898,9 @@
       </w:tcPr>
     </w:tblStylePr>
   </w:style>
-  <w:style w:type="table" w:styleId="711">
+  <w:style w:type="table" w:styleId="720">
     <w:name w:val="Grid Table 2 - Accent 1"/>
-    <w:basedOn w:val="846"/>
+    <w:basedOn w:val="855"/>
     <w:uiPriority w:val="99"/>
     <w:pPr>
       <w:pBdr/>
@@ -9256,9 +9130,9 @@
       </w:tcPr>
     </w:tblStylePr>
   </w:style>
-  <w:style w:type="table" w:styleId="712">
+  <w:style w:type="table" w:styleId="721">
     <w:name w:val="Grid Table 2 - Accent 2"/>
-    <w:basedOn w:val="846"/>
+    <w:basedOn w:val="855"/>
     <w:uiPriority w:val="99"/>
     <w:pPr>
       <w:pBdr/>
@@ -9488,9 +9362,9 @@
       </w:tcPr>
     </w:tblStylePr>
   </w:style>
-  <w:style w:type="table" w:styleId="713">
+  <w:style w:type="table" w:styleId="722">
     <w:name w:val="Grid Table 2 - Accent 3"/>
-    <w:basedOn w:val="846"/>
+    <w:basedOn w:val="855"/>
     <w:uiPriority w:val="99"/>
     <w:pPr>
       <w:pBdr/>
@@ -9720,9 +9594,9 @@
       </w:tcPr>
     </w:tblStylePr>
   </w:style>
-  <w:style w:type="table" w:styleId="714">
+  <w:style w:type="table" w:styleId="723">
     <w:name w:val="Grid Table 2 - Accent 4"/>
-    <w:basedOn w:val="846"/>
+    <w:basedOn w:val="855"/>
     <w:uiPriority w:val="99"/>
     <w:pPr>
       <w:pBdr/>
@@ -9952,9 +9826,9 @@
       </w:tcPr>
     </w:tblStylePr>
   </w:style>
-  <w:style w:type="table" w:styleId="715">
+  <w:style w:type="table" w:styleId="724">
     <w:name w:val="Grid Table 2 - Accent 5"/>
-    <w:basedOn w:val="846"/>
+    <w:basedOn w:val="855"/>
     <w:uiPriority w:val="99"/>
     <w:pPr>
       <w:pBdr/>
@@ -10184,9 +10058,9 @@
       </w:tcPr>
     </w:tblStylePr>
   </w:style>
-  <w:style w:type="table" w:styleId="716">
+  <w:style w:type="table" w:styleId="725">
     <w:name w:val="Grid Table 2 - Accent 6"/>
-    <w:basedOn w:val="846"/>
+    <w:basedOn w:val="855"/>
     <w:uiPriority w:val="99"/>
     <w:pPr>
       <w:pBdr/>
@@ -10416,9 +10290,9 @@
       </w:tcPr>
     </w:tblStylePr>
   </w:style>
-  <w:style w:type="table" w:styleId="717">
+  <w:style w:type="table" w:styleId="726">
     <w:name w:val="Grid Table 3"/>
-    <w:basedOn w:val="846"/>
+    <w:basedOn w:val="855"/>
     <w:uiPriority w:val="99"/>
     <w:pPr>
       <w:pBdr/>
@@ -10661,9 +10535,9 @@
       </w:tcPr>
     </w:tblStylePr>
   </w:style>
-  <w:style w:type="table" w:styleId="718">
+  <w:style w:type="table" w:styleId="727">
     <w:name w:val="Grid Table 3 - Accent 1"/>
-    <w:basedOn w:val="846"/>
+    <w:basedOn w:val="855"/>
     <w:uiPriority w:val="99"/>
     <w:pPr>
       <w:pBdr/>
@@ -10906,9 +10780,9 @@
       </w:tcPr>
     </w:tblStylePr>
   </w:style>
-  <w:style w:type="table" w:styleId="719">
+  <w:style w:type="table" w:styleId="728">
     <w:name w:val="Grid Table 3 - Accent 2"/>
-    <w:basedOn w:val="846"/>
+    <w:basedOn w:val="855"/>
     <w:uiPriority w:val="99"/>
     <w:pPr>
       <w:pBdr/>
@@ -11151,9 +11025,9 @@
       </w:tcPr>
     </w:tblStylePr>
   </w:style>
-  <w:style w:type="table" w:styleId="720">
+  <w:style w:type="table" w:styleId="729">
     <w:name w:val="Grid Table 3 - Accent 3"/>
-    <w:basedOn w:val="846"/>
+    <w:basedOn w:val="855"/>
     <w:uiPriority w:val="99"/>
     <w:pPr>
       <w:pBdr/>
@@ -11396,9 +11270,9 @@
       </w:tcPr>
     </w:tblStylePr>
   </w:style>
-  <w:style w:type="table" w:styleId="721">
+  <w:style w:type="table" w:styleId="730">
     <w:name w:val="Grid Table 3 - Accent 4"/>
-    <w:basedOn w:val="846"/>
+    <w:basedOn w:val="855"/>
     <w:uiPriority w:val="99"/>
     <w:pPr>
       <w:pBdr/>
@@ -11641,9 +11515,9 @@
       </w:tcPr>
     </w:tblStylePr>
   </w:style>
-  <w:style w:type="table" w:styleId="722">
+  <w:style w:type="table" w:styleId="731">
     <w:name w:val="Grid Table 3 - Accent 5"/>
-    <w:basedOn w:val="846"/>
+    <w:basedOn w:val="855"/>
     <w:uiPriority w:val="99"/>
     <w:pPr>
       <w:pBdr/>
@@ -11886,9 +11760,9 @@
       </w:tcPr>
     </w:tblStylePr>
   </w:style>
-  <w:style w:type="table" w:styleId="723">
+  <w:style w:type="table" w:styleId="732">
     <w:name w:val="Grid Table 3 - Accent 6"/>
-    <w:basedOn w:val="846"/>
+    <w:basedOn w:val="855"/>
     <w:uiPriority w:val="99"/>
     <w:pPr>
       <w:pBdr/>
@@ -12131,9 +12005,9 @@
       </w:tcPr>
     </w:tblStylePr>
   </w:style>
-  <w:style w:type="table" w:styleId="724">
+  <w:style w:type="table" w:styleId="733">
     <w:name w:val="Grid Table 4"/>
-    <w:basedOn w:val="846"/>
+    <w:basedOn w:val="855"/>
     <w:uiPriority w:val="59"/>
     <w:pPr>
       <w:pBdr/>
@@ -12364,9 +12238,9 @@
       </w:tcPr>
     </w:tblStylePr>
   </w:style>
-  <w:style w:type="table" w:styleId="725">
+  <w:style w:type="table" w:styleId="734">
     <w:name w:val="Grid Table 4 - Accent 1"/>
-    <w:basedOn w:val="846"/>
+    <w:basedOn w:val="855"/>
     <w:uiPriority w:val="59"/>
     <w:pPr>
       <w:pBdr/>
@@ -12597,9 +12471,9 @@
       </w:tcPr>
     </w:tblStylePr>
   </w:style>
-  <w:style w:type="table" w:styleId="726">
+  <w:style w:type="table" w:styleId="735">
     <w:name w:val="Grid Table 4 - Accent 2"/>
-    <w:basedOn w:val="846"/>
+    <w:basedOn w:val="855"/>
     <w:uiPriority w:val="59"/>
     <w:pPr>
       <w:pBdr/>
@@ -12830,9 +12704,9 @@
       </w:tcPr>
     </w:tblStylePr>
   </w:style>
-  <w:style w:type="table" w:styleId="727">
+  <w:style w:type="table" w:styleId="736">
     <w:name w:val="Grid Table 4 - Accent 3"/>
-    <w:basedOn w:val="846"/>
+    <w:basedOn w:val="855"/>
     <w:uiPriority w:val="59"/>
     <w:pPr>
       <w:pBdr/>
@@ -13063,9 +12937,9 @@
       </w:tcPr>
     </w:tblStylePr>
   </w:style>
-  <w:style w:type="table" w:styleId="728">
+  <w:style w:type="table" w:styleId="737">
     <w:name w:val="Grid Table 4 - Accent 4"/>
-    <w:basedOn w:val="846"/>
+    <w:basedOn w:val="855"/>
     <w:uiPriority w:val="59"/>
     <w:pPr>
       <w:pBdr/>
@@ -13296,9 +13170,9 @@
       </w:tcPr>
     </w:tblStylePr>
   </w:style>
-  <w:style w:type="table" w:styleId="729">
+  <w:style w:type="table" w:styleId="738">
     <w:name w:val="Grid Table 4 - Accent 5"/>
-    <w:basedOn w:val="846"/>
+    <w:basedOn w:val="855"/>
     <w:uiPriority w:val="59"/>
     <w:pPr>
       <w:pBdr/>
@@ -13529,9 +13403,9 @@
       </w:tcPr>
     </w:tblStylePr>
   </w:style>
-  <w:style w:type="table" w:styleId="730">
+  <w:style w:type="table" w:styleId="739">
     <w:name w:val="Grid Table 4 - Accent 6"/>
-    <w:basedOn w:val="846"/>
+    <w:basedOn w:val="855"/>
     <w:uiPriority w:val="59"/>
     <w:pPr>
       <w:pBdr/>
@@ -13762,9 +13636,9 @@
       </w:tcPr>
     </w:tblStylePr>
   </w:style>
-  <w:style w:type="table" w:styleId="731">
+  <w:style w:type="table" w:styleId="740">
     <w:name w:val="Grid Table 5 Dark"/>
-    <w:basedOn w:val="846"/>
+    <w:basedOn w:val="855"/>
     <w:uiPriority w:val="99"/>
     <w:pPr>
       <w:pBdr/>
@@ -13990,9 +13864,9 @@
       </w:tcPr>
     </w:tblStylePr>
   </w:style>
-  <w:style w:type="table" w:styleId="732">
+  <w:style w:type="table" w:styleId="741">
     <w:name w:val="Grid Table 5 Dark- Accent 1"/>
-    <w:basedOn w:val="846"/>
+    <w:basedOn w:val="855"/>
     <w:uiPriority w:val="99"/>
     <w:pPr>
       <w:pBdr/>
@@ -14218,9 +14092,9 @@
       </w:tcPr>
     </w:tblStylePr>
   </w:style>
-  <w:style w:type="table" w:styleId="733">
+  <w:style w:type="table" w:styleId="742">
     <w:name w:val="Grid Table 5 Dark - Accent 2"/>
-    <w:basedOn w:val="846"/>
+    <w:basedOn w:val="855"/>
     <w:uiPriority w:val="99"/>
     <w:pPr>
       <w:pBdr/>
@@ -14446,9 +14320,9 @@
       </w:tcPr>
     </w:tblStylePr>
   </w:style>
-  <w:style w:type="table" w:styleId="734">
+  <w:style w:type="table" w:styleId="743">
     <w:name w:val="Grid Table 5 Dark - Accent 3"/>
-    <w:basedOn w:val="846"/>
+    <w:basedOn w:val="855"/>
     <w:uiPriority w:val="99"/>
     <w:pPr>
       <w:pBdr/>
@@ -14674,9 +14548,9 @@
       </w:tcPr>
     </w:tblStylePr>
   </w:style>
-  <w:style w:type="table" w:styleId="735">
+  <w:style w:type="table" w:styleId="744">
     <w:name w:val="Grid Table 5 Dark- Accent 4"/>
-    <w:basedOn w:val="846"/>
+    <w:basedOn w:val="855"/>
     <w:uiPriority w:val="99"/>
     <w:pPr>
       <w:pBdr/>
@@ -14902,9 +14776,9 @@
       </w:tcPr>
     </w:tblStylePr>
   </w:style>
-  <w:style w:type="table" w:styleId="736">
+  <w:style w:type="table" w:styleId="745">
     <w:name w:val="Grid Table 5 Dark - Accent 5"/>
-    <w:basedOn w:val="846"/>
+    <w:basedOn w:val="855"/>
     <w:uiPriority w:val="99"/>
     <w:pPr>
       <w:pBdr/>
@@ -15130,9 +15004,9 @@
       </w:tcPr>
     </w:tblStylePr>
   </w:style>
-  <w:style w:type="table" w:styleId="737">
+  <w:style w:type="table" w:styleId="746">
     <w:name w:val="Grid Table 5 Dark - Accent 6"/>
-    <w:basedOn w:val="846"/>
+    <w:basedOn w:val="855"/>
     <w:uiPriority w:val="99"/>
     <w:pPr>
       <w:pBdr/>
@@ -15358,9 +15232,9 @@
       </w:tcPr>
     </w:tblStylePr>
   </w:style>
-  <w:style w:type="table" w:styleId="738">
+  <w:style w:type="table" w:styleId="747">
     <w:name w:val="Grid Table 6 Colorful"/>
-    <w:basedOn w:val="846"/>
+    <w:basedOn w:val="855"/>
     <w:uiPriority w:val="99"/>
     <w:pPr>
       <w:pBdr/>
@@ -15588,9 +15462,9 @@
       </w:tcPr>
     </w:tblStylePr>
   </w:style>
-  <w:style w:type="table" w:styleId="739">
+  <w:style w:type="table" w:styleId="748">
     <w:name w:val="Grid Table 6 Colorful - Accent 1"/>
-    <w:basedOn w:val="846"/>
+    <w:basedOn w:val="855"/>
     <w:uiPriority w:val="99"/>
     <w:pPr>
       <w:pBdr/>
@@ -15818,9 +15692,9 @@
       </w:tcPr>
     </w:tblStylePr>
   </w:style>
-  <w:style w:type="table" w:styleId="740">
+  <w:style w:type="table" w:styleId="749">
     <w:name w:val="Grid Table 6 Colorful - Accent 2"/>
-    <w:basedOn w:val="846"/>
+    <w:basedOn w:val="855"/>
     <w:uiPriority w:val="99"/>
     <w:pPr>
       <w:pBdr/>
@@ -16048,9 +15922,9 @@
       </w:tcPr>
     </w:tblStylePr>
   </w:style>
-  <w:style w:type="table" w:styleId="741">
+  <w:style w:type="table" w:styleId="750">
     <w:name w:val="Grid Table 6 Colorful - Accent 3"/>
-    <w:basedOn w:val="846"/>
+    <w:basedOn w:val="855"/>
     <w:uiPriority w:val="99"/>
     <w:pPr>
       <w:pBdr/>
@@ -16278,9 +16152,9 @@
       </w:tcPr>
     </w:tblStylePr>
   </w:style>
-  <w:style w:type="table" w:styleId="742">
+  <w:style w:type="table" w:styleId="751">
     <w:name w:val="Grid Table 6 Colorful - Accent 4"/>
-    <w:basedOn w:val="846"/>
+    <w:basedOn w:val="855"/>
     <w:uiPriority w:val="99"/>
     <w:pPr>
       <w:pBdr/>
@@ -16508,9 +16382,9 @@
       </w:tcPr>
     </w:tblStylePr>
   </w:style>
-  <w:style w:type="table" w:styleId="743">
+  <w:style w:type="table" w:styleId="752">
     <w:name w:val="Grid Table 6 Colorful - Accent 5"/>
-    <w:basedOn w:val="846"/>
+    <w:basedOn w:val="855"/>
     <w:uiPriority w:val="99"/>
     <w:pPr>
       <w:pBdr/>
@@ -16738,9 +16612,9 @@
       </w:tcPr>
     </w:tblStylePr>
   </w:style>
-  <w:style w:type="table" w:styleId="744">
+  <w:style w:type="table" w:styleId="753">
     <w:name w:val="Grid Table 6 Colorful - Accent 6"/>
-    <w:basedOn w:val="846"/>
+    <w:basedOn w:val="855"/>
     <w:uiPriority w:val="99"/>
     <w:pPr>
       <w:pBdr/>
@@ -16968,9 +16842,9 @@
       </w:tcPr>
     </w:tblStylePr>
   </w:style>
-  <w:style w:type="table" w:styleId="745">
+  <w:style w:type="table" w:styleId="754">
     <w:name w:val="Grid Table 7 Colorful"/>
-    <w:basedOn w:val="846"/>
+    <w:basedOn w:val="855"/>
     <w:uiPriority w:val="99"/>
     <w:pPr>
       <w:pBdr/>
@@ -17222,9 +17096,9 @@
       </w:tcPr>
     </w:tblStylePr>
   </w:style>
-  <w:style w:type="table" w:styleId="746">
+  <w:style w:type="table" w:styleId="755">
     <w:name w:val="Grid Table 7 Colorful - Accent 1"/>
-    <w:basedOn w:val="846"/>
+    <w:basedOn w:val="855"/>
     <w:uiPriority w:val="99"/>
     <w:pPr>
       <w:pBdr/>
@@ -17476,9 +17350,9 @@
       </w:tcPr>
     </w:tblStylePr>
   </w:style>
-  <w:style w:type="table" w:styleId="747">
+  <w:style w:type="table" w:styleId="756">
     <w:name w:val="Grid Table 7 Colorful - Accent 2"/>
-    <w:basedOn w:val="846"/>
+    <w:basedOn w:val="855"/>
     <w:uiPriority w:val="99"/>
     <w:pPr>
       <w:pBdr/>
@@ -17730,9 +17604,9 @@
       </w:tcPr>
     </w:tblStylePr>
   </w:style>
-  <w:style w:type="table" w:styleId="748">
+  <w:style w:type="table" w:styleId="757">
     <w:name w:val="Grid Table 7 Colorful - Accent 3"/>
-    <w:basedOn w:val="846"/>
+    <w:basedOn w:val="855"/>
     <w:uiPriority w:val="99"/>
     <w:pPr>
       <w:pBdr/>
@@ -17984,9 +17858,9 @@
       </w:tcPr>
     </w:tblStylePr>
   </w:style>
-  <w:style w:type="table" w:styleId="749">
+  <w:style w:type="table" w:styleId="758">
     <w:name w:val="Grid Table 7 Colorful - Accent 4"/>
-    <w:basedOn w:val="846"/>
+    <w:basedOn w:val="855"/>
     <w:uiPriority w:val="99"/>
     <w:pPr>
       <w:pBdr/>
@@ -18238,9 +18112,9 @@
       </w:tcPr>
     </w:tblStylePr>
   </w:style>
-  <w:style w:type="table" w:styleId="750">
+  <w:style w:type="table" w:styleId="759">
     <w:name w:val="Grid Table 7 Colorful - Accent 5"/>
-    <w:basedOn w:val="846"/>
+    <w:basedOn w:val="855"/>
     <w:uiPriority w:val="99"/>
     <w:pPr>
       <w:pBdr/>
@@ -18492,9 +18366,9 @@
       </w:tcPr>
     </w:tblStylePr>
   </w:style>
-  <w:style w:type="table" w:styleId="751">
+  <w:style w:type="table" w:styleId="760">
     <w:name w:val="Grid Table 7 Colorful - Accent 6"/>
-    <w:basedOn w:val="846"/>
+    <w:basedOn w:val="855"/>
     <w:uiPriority w:val="99"/>
     <w:pPr>
       <w:pBdr/>
@@ -18746,9 +18620,9 @@
       </w:tcPr>
     </w:tblStylePr>
   </w:style>
-  <w:style w:type="table" w:styleId="752">
+  <w:style w:type="table" w:styleId="761">
     <w:name w:val="List Table 1 Light"/>
-    <w:basedOn w:val="846"/>
+    <w:basedOn w:val="855"/>
     <w:uiPriority w:val="99"/>
     <w:pPr>
       <w:pBdr/>
@@ -18962,9 +18836,9 @@
       </w:tcPr>
     </w:tblStylePr>
   </w:style>
-  <w:style w:type="table" w:styleId="753">
+  <w:style w:type="table" w:styleId="762">
     <w:name w:val="List Table 1 Light - Accent 1"/>
-    <w:basedOn w:val="846"/>
+    <w:basedOn w:val="855"/>
     <w:uiPriority w:val="99"/>
     <w:pPr>
       <w:pBdr/>
@@ -19178,9 +19052,9 @@
       </w:tcPr>
     </w:tblStylePr>
   </w:style>
-  <w:style w:type="table" w:styleId="754">
+  <w:style w:type="table" w:styleId="763">
     <w:name w:val="List Table 1 Light - Accent 2"/>
-    <w:basedOn w:val="846"/>
+    <w:basedOn w:val="855"/>
     <w:uiPriority w:val="99"/>
     <w:pPr>
       <w:pBdr/>
@@ -19394,9 +19268,9 @@
       </w:tcPr>
     </w:tblStylePr>
   </w:style>
-  <w:style w:type="table" w:styleId="755">
+  <w:style w:type="table" w:styleId="764">
     <w:name w:val="List Table 1 Light - Accent 3"/>
-    <w:basedOn w:val="846"/>
+    <w:basedOn w:val="855"/>
     <w:uiPriority w:val="99"/>
     <w:pPr>
       <w:pBdr/>
@@ -19610,9 +19484,9 @@
       </w:tcPr>
     </w:tblStylePr>
   </w:style>
-  <w:style w:type="table" w:styleId="756">
+  <w:style w:type="table" w:styleId="765">
     <w:name w:val="List Table 1 Light - Accent 4"/>
-    <w:basedOn w:val="846"/>
+    <w:basedOn w:val="855"/>
     <w:uiPriority w:val="99"/>
     <w:pPr>
       <w:pBdr/>
@@ -19826,9 +19700,9 @@
       </w:tcPr>
     </w:tblStylePr>
   </w:style>
-  <w:style w:type="table" w:styleId="757">
+  <w:style w:type="table" w:styleId="766">
     <w:name w:val="List Table 1 Light - Accent 5"/>
-    <w:basedOn w:val="846"/>
+    <w:basedOn w:val="855"/>
     <w:uiPriority w:val="99"/>
     <w:pPr>
       <w:pBdr/>
@@ -20042,9 +19916,9 @@
       </w:tcPr>
     </w:tblStylePr>
   </w:style>
-  <w:style w:type="table" w:styleId="758">
+  <w:style w:type="table" w:styleId="767">
     <w:name w:val="List Table 1 Light - Accent 6"/>
-    <w:basedOn w:val="846"/>
+    <w:basedOn w:val="855"/>
     <w:uiPriority w:val="99"/>
     <w:pPr>
       <w:pBdr/>
@@ -20258,9 +20132,9 @@
       </w:tcPr>
     </w:tblStylePr>
   </w:style>
-  <w:style w:type="table" w:styleId="759">
+  <w:style w:type="table" w:styleId="768">
     <w:name w:val="List Table 2"/>
-    <w:basedOn w:val="846"/>
+    <w:basedOn w:val="855"/>
     <w:uiPriority w:val="99"/>
     <w:pPr>
       <w:pBdr/>
@@ -20496,9 +20370,9 @@
       </w:tcPr>
     </w:tblStylePr>
   </w:style>
-  <w:style w:type="table" w:styleId="760">
+  <w:style w:type="table" w:styleId="769">
     <w:name w:val="List Table 2 - Accent 1"/>
-    <w:basedOn w:val="846"/>
+    <w:basedOn w:val="855"/>
     <w:uiPriority w:val="99"/>
     <w:pPr>
       <w:pBdr/>
@@ -20734,9 +20608,9 @@
       </w:tcPr>
     </w:tblStylePr>
   </w:style>
-  <w:style w:type="table" w:styleId="761">
+  <w:style w:type="table" w:styleId="770">
     <w:name w:val="List Table 2 - Accent 2"/>
-    <w:basedOn w:val="846"/>
+    <w:basedOn w:val="855"/>
     <w:uiPriority w:val="99"/>
     <w:pPr>
       <w:pBdr/>
@@ -20972,9 +20846,9 @@
       </w:tcPr>
     </w:tblStylePr>
   </w:style>
-  <w:style w:type="table" w:styleId="762">
+  <w:style w:type="table" w:styleId="771">
     <w:name w:val="List Table 2 - Accent 3"/>
-    <w:basedOn w:val="846"/>
+    <w:basedOn w:val="855"/>
     <w:uiPriority w:val="99"/>
     <w:pPr>
       <w:pBdr/>
@@ -21210,9 +21084,9 @@
       </w:tcPr>
     </w:tblStylePr>
   </w:style>
-  <w:style w:type="table" w:styleId="763">
+  <w:style w:type="table" w:styleId="772">
     <w:name w:val="List Table 2 - Accent 4"/>
-    <w:basedOn w:val="846"/>
+    <w:basedOn w:val="855"/>
     <w:uiPriority w:val="99"/>
     <w:pPr>
       <w:pBdr/>
@@ -21448,9 +21322,9 @@
       </w:tcPr>
     </w:tblStylePr>
   </w:style>
-  <w:style w:type="table" w:styleId="764">
+  <w:style w:type="table" w:styleId="773">
     <w:name w:val="List Table 2 - Accent 5"/>
-    <w:basedOn w:val="846"/>
+    <w:basedOn w:val="855"/>
     <w:uiPriority w:val="99"/>
     <w:pPr>
       <w:pBdr/>
@@ -21686,9 +21560,9 @@
       </w:tcPr>
     </w:tblStylePr>
   </w:style>
-  <w:style w:type="table" w:styleId="765">
+  <w:style w:type="table" w:styleId="774">
     <w:name w:val="List Table 2 - Accent 6"/>
-    <w:basedOn w:val="846"/>
+    <w:basedOn w:val="855"/>
     <w:uiPriority w:val="99"/>
     <w:pPr>
       <w:pBdr/>
@@ -21924,9 +21798,9 @@
       </w:tcPr>
     </w:tblStylePr>
   </w:style>
-  <w:style w:type="table" w:styleId="766">
+  <w:style w:type="table" w:styleId="775">
     <w:name w:val="List Table 3"/>
-    <w:basedOn w:val="846"/>
+    <w:basedOn w:val="855"/>
     <w:uiPriority w:val="99"/>
     <w:pPr>
       <w:pBdr/>
@@ -22152,9 +22026,9 @@
       </w:tcPr>
     </w:tblStylePr>
   </w:style>
-  <w:style w:type="table" w:styleId="767">
+  <w:style w:type="table" w:styleId="776">
     <w:name w:val="List Table 3 - Accent 1"/>
-    <w:basedOn w:val="846"/>
+    <w:basedOn w:val="855"/>
     <w:uiPriority w:val="99"/>
     <w:pPr>
       <w:pBdr/>
@@ -22380,9 +22254,9 @@
       </w:tcPr>
     </w:tblStylePr>
   </w:style>
-  <w:style w:type="table" w:styleId="768">
+  <w:style w:type="table" w:styleId="777">
     <w:name w:val="List Table 3 - Accent 2"/>
-    <w:basedOn w:val="846"/>
+    <w:basedOn w:val="855"/>
     <w:uiPriority w:val="99"/>
     <w:pPr>
       <w:pBdr/>
@@ -22608,9 +22482,9 @@
       </w:tcPr>
     </w:tblStylePr>
   </w:style>
-  <w:style w:type="table" w:styleId="769">
+  <w:style w:type="table" w:styleId="778">
     <w:name w:val="List Table 3 - Accent 3"/>
-    <w:basedOn w:val="846"/>
+    <w:basedOn w:val="855"/>
     <w:uiPriority w:val="99"/>
     <w:pPr>
       <w:pBdr/>
@@ -22836,9 +22710,9 @@
       </w:tcPr>
     </w:tblStylePr>
   </w:style>
-  <w:style w:type="table" w:styleId="770">
+  <w:style w:type="table" w:styleId="779">
     <w:name w:val="List Table 3 - Accent 4"/>
-    <w:basedOn w:val="846"/>
+    <w:basedOn w:val="855"/>
     <w:uiPriority w:val="99"/>
     <w:pPr>
       <w:pBdr/>
@@ -23064,9 +22938,9 @@
       </w:tcPr>
     </w:tblStylePr>
   </w:style>
-  <w:style w:type="table" w:styleId="771">
+  <w:style w:type="table" w:styleId="780">
     <w:name w:val="List Table 3 - Accent 5"/>
-    <w:basedOn w:val="846"/>
+    <w:basedOn w:val="855"/>
     <w:uiPriority w:val="99"/>
     <w:pPr>
       <w:pBdr/>
@@ -23292,9 +23166,9 @@
       </w:tcPr>
     </w:tblStylePr>
   </w:style>
-  <w:style w:type="table" w:styleId="772">
+  <w:style w:type="table" w:styleId="781">
     <w:name w:val="List Table 3 - Accent 6"/>
-    <w:basedOn w:val="846"/>
+    <w:basedOn w:val="855"/>
     <w:uiPriority w:val="99"/>
     <w:pPr>
       <w:pBdr/>
@@ -23520,9 +23394,9 @@
       </w:tcPr>
     </w:tblStylePr>
   </w:style>
-  <w:style w:type="table" w:styleId="773">
+  <w:style w:type="table" w:styleId="782">
     <w:name w:val="List Table 4"/>
-    <w:basedOn w:val="846"/>
+    <w:basedOn w:val="855"/>
     <w:uiPriority w:val="99"/>
     <w:pPr>
       <w:pBdr/>
@@ -23745,9 +23619,9 @@
       </w:tcPr>
     </w:tblStylePr>
   </w:style>
-  <w:style w:type="table" w:styleId="774">
+  <w:style w:type="table" w:styleId="783">
     <w:name w:val="List Table 4 - Accent 1"/>
-    <w:basedOn w:val="846"/>
+    <w:basedOn w:val="855"/>
     <w:uiPriority w:val="99"/>
     <w:pPr>
       <w:pBdr/>
@@ -23970,9 +23844,9 @@
       </w:tcPr>
     </w:tblStylePr>
   </w:style>
-  <w:style w:type="table" w:styleId="775">
+  <w:style w:type="table" w:styleId="784">
     <w:name w:val="List Table 4 - Accent 2"/>
-    <w:basedOn w:val="846"/>
+    <w:basedOn w:val="855"/>
     <w:uiPriority w:val="99"/>
     <w:pPr>
       <w:pBdr/>
@@ -24195,9 +24069,9 @@
       </w:tcPr>
     </w:tblStylePr>
   </w:style>
-  <w:style w:type="table" w:styleId="776">
+  <w:style w:type="table" w:styleId="785">
     <w:name w:val="List Table 4 - Accent 3"/>
-    <w:basedOn w:val="846"/>
+    <w:basedOn w:val="855"/>
     <w:uiPriority w:val="99"/>
     <w:pPr>
       <w:pBdr/>
@@ -24420,9 +24294,9 @@
       </w:tcPr>
     </w:tblStylePr>
   </w:style>
-  <w:style w:type="table" w:styleId="777">
+  <w:style w:type="table" w:styleId="786">
     <w:name w:val="List Table 4 - Accent 4"/>
-    <w:basedOn w:val="846"/>
+    <w:basedOn w:val="855"/>
     <w:uiPriority w:val="99"/>
     <w:pPr>
       <w:pBdr/>
@@ -24645,9 +24519,9 @@
       </w:tcPr>
     </w:tblStylePr>
   </w:style>
-  <w:style w:type="table" w:styleId="778">
+  <w:style w:type="table" w:styleId="787">
     <w:name w:val="List Table 4 - Accent 5"/>
-    <w:basedOn w:val="846"/>
+    <w:basedOn w:val="855"/>
     <w:uiPriority w:val="99"/>
     <w:pPr>
       <w:pBdr/>
@@ -24870,9 +24744,9 @@
       </w:tcPr>
     </w:tblStylePr>
   </w:style>
-  <w:style w:type="table" w:styleId="779">
+  <w:style w:type="table" w:styleId="788">
     <w:name w:val="List Table 4 - Accent 6"/>
-    <w:basedOn w:val="846"/>
+    <w:basedOn w:val="855"/>
     <w:uiPriority w:val="99"/>
     <w:pPr>
       <w:pBdr/>
@@ -25095,9 +24969,9 @@
       </w:tcPr>
     </w:tblStylePr>
   </w:style>
-  <w:style w:type="table" w:styleId="780">
+  <w:style w:type="table" w:styleId="789">
     <w:name w:val="List Table 5 Dark"/>
-    <w:basedOn w:val="846"/>
+    <w:basedOn w:val="855"/>
     <w:uiPriority w:val="99"/>
     <w:pPr>
       <w:pBdr/>
@@ -25337,9 +25211,9 @@
       </w:tcPr>
     </w:tblStylePr>
   </w:style>
-  <w:style w:type="table" w:styleId="781">
+  <w:style w:type="table" w:styleId="790">
     <w:name w:val="List Table 5 Dark - Accent 1"/>
-    <w:basedOn w:val="846"/>
+    <w:basedOn w:val="855"/>
     <w:uiPriority w:val="99"/>
     <w:pPr>
       <w:pBdr/>
@@ -25579,9 +25453,9 @@
       </w:tcPr>
     </w:tblStylePr>
   </w:style>
-  <w:style w:type="table" w:styleId="782">
+  <w:style w:type="table" w:styleId="791">
     <w:name w:val="List Table 5 Dark - Accent 2"/>
-    <w:basedOn w:val="846"/>
+    <w:basedOn w:val="855"/>
     <w:uiPriority w:val="99"/>
     <w:pPr>
       <w:pBdr/>
@@ -25821,9 +25695,9 @@
       </w:tcPr>
     </w:tblStylePr>
   </w:style>
-  <w:style w:type="table" w:styleId="783">
+  <w:style w:type="table" w:styleId="792">
     <w:name w:val="List Table 5 Dark - Accent 3"/>
-    <w:basedOn w:val="846"/>
+    <w:basedOn w:val="855"/>
     <w:uiPriority w:val="99"/>
     <w:pPr>
       <w:pBdr/>
@@ -26063,9 +25937,9 @@
       </w:tcPr>
     </w:tblStylePr>
   </w:style>
-  <w:style w:type="table" w:styleId="784">
+  <w:style w:type="table" w:styleId="793">
     <w:name w:val="List Table 5 Dark - Accent 4"/>
-    <w:basedOn w:val="846"/>
+    <w:basedOn w:val="855"/>
     <w:uiPriority w:val="99"/>
     <w:pPr>
       <w:pBdr/>
@@ -26305,9 +26179,9 @@
       </w:tcPr>
     </w:tblStylePr>
   </w:style>
-  <w:style w:type="table" w:styleId="785">
+  <w:style w:type="table" w:styleId="794">
     <w:name w:val="List Table 5 Dark - Accent 5"/>
-    <w:basedOn w:val="846"/>
+    <w:basedOn w:val="855"/>
     <w:uiPriority w:val="99"/>
     <w:pPr>
       <w:pBdr/>
@@ -26547,9 +26421,9 @@
       </w:tcPr>
     </w:tblStylePr>
   </w:style>
-  <w:style w:type="table" w:styleId="786">
+  <w:style w:type="table" w:styleId="795">
     <w:name w:val="List Table 5 Dark - Accent 6"/>
-    <w:basedOn w:val="846"/>
+    <w:basedOn w:val="855"/>
     <w:uiPriority w:val="99"/>
     <w:pPr>
       <w:pBdr/>
@@ -26789,9 +26663,9 @@
       </w:tcPr>
     </w:tblStylePr>
   </w:style>
-  <w:style w:type="table" w:styleId="787">
+  <w:style w:type="table" w:styleId="796">
     <w:name w:val="List Table 6 Colorful"/>
-    <w:basedOn w:val="846"/>
+    <w:basedOn w:val="855"/>
     <w:uiPriority w:val="99"/>
     <w:pPr>
       <w:pBdr/>
@@ -27012,9 +26886,9 @@
       </w:tcPr>
     </w:tblStylePr>
   </w:style>
-  <w:style w:type="table" w:styleId="788">
+  <w:style w:type="table" w:styleId="797">
     <w:name w:val="List Table 6 Colorful - Accent 1"/>
-    <w:basedOn w:val="846"/>
+    <w:basedOn w:val="855"/>
     <w:uiPriority w:val="99"/>
     <w:pPr>
       <w:pBdr/>
@@ -27235,9 +27109,9 @@
       </w:tcPr>
     </w:tblStylePr>
   </w:style>
-  <w:style w:type="table" w:styleId="789">
+  <w:style w:type="table" w:styleId="798">
     <w:name w:val="List Table 6 Colorful - Accent 2"/>
-    <w:basedOn w:val="846"/>
+    <w:basedOn w:val="855"/>
     <w:uiPriority w:val="99"/>
     <w:pPr>
       <w:pBdr/>
@@ -27458,9 +27332,9 @@
       </w:tcPr>
     </w:tblStylePr>
   </w:style>
-  <w:style w:type="table" w:styleId="790">
+  <w:style w:type="table" w:styleId="799">
     <w:name w:val="List Table 6 Colorful - Accent 3"/>
-    <w:basedOn w:val="846"/>
+    <w:basedOn w:val="855"/>
     <w:uiPriority w:val="99"/>
     <w:pPr>
       <w:pBdr/>
@@ -27681,9 +27555,9 @@
       </w:tcPr>
     </w:tblStylePr>
   </w:style>
-  <w:style w:type="table" w:styleId="791">
+  <w:style w:type="table" w:styleId="800">
     <w:name w:val="List Table 6 Colorful - Accent 4"/>
-    <w:basedOn w:val="846"/>
+    <w:basedOn w:val="855"/>
     <w:uiPriority w:val="99"/>
     <w:pPr>
       <w:pBdr/>
@@ -27904,9 +27778,9 @@
       </w:tcPr>
     </w:tblStylePr>
   </w:style>
-  <w:style w:type="table" w:styleId="792">
+  <w:style w:type="table" w:styleId="801">
     <w:name w:val="List Table 6 Colorful - Accent 5"/>
-    <w:basedOn w:val="846"/>
+    <w:basedOn w:val="855"/>
     <w:uiPriority w:val="99"/>
     <w:pPr>
       <w:pBdr/>
@@ -28127,9 +28001,9 @@
       </w:tcPr>
     </w:tblStylePr>
   </w:style>
-  <w:style w:type="table" w:styleId="793">
+  <w:style w:type="table" w:styleId="802">
     <w:name w:val="List Table 6 Colorful - Accent 6"/>
-    <w:basedOn w:val="846"/>
+    <w:basedOn w:val="855"/>
     <w:uiPriority w:val="99"/>
     <w:pPr>
       <w:pBdr/>
@@ -28350,9 +28224,9 @@
       </w:tcPr>
     </w:tblStylePr>
   </w:style>
-  <w:style w:type="table" w:styleId="794">
+  <w:style w:type="table" w:styleId="803">
     <w:name w:val="List Table 7 Colorful"/>
-    <w:basedOn w:val="846"/>
+    <w:basedOn w:val="855"/>
     <w:uiPriority w:val="99"/>
     <w:pPr>
       <w:pBdr/>
@@ -28606,9 +28480,9 @@
       </w:tcPr>
     </w:tblStylePr>
   </w:style>
-  <w:style w:type="table" w:styleId="795">
+  <w:style w:type="table" w:styleId="804">
     <w:name w:val="List Table 7 Colorful - Accent 1"/>
-    <w:basedOn w:val="846"/>
+    <w:basedOn w:val="855"/>
     <w:uiPriority w:val="99"/>
     <w:pPr>
       <w:pBdr/>
@@ -28862,9 +28736,9 @@
       </w:tcPr>
     </w:tblStylePr>
   </w:style>
-  <w:style w:type="table" w:styleId="796">
+  <w:style w:type="table" w:styleId="805">
     <w:name w:val="List Table 7 Colorful - Accent 2"/>
-    <w:basedOn w:val="846"/>
+    <w:basedOn w:val="855"/>
     <w:uiPriority w:val="99"/>
     <w:pPr>
       <w:pBdr/>
@@ -29118,9 +28992,9 @@
       </w:tcPr>
     </w:tblStylePr>
   </w:style>
-  <w:style w:type="table" w:styleId="797">
+  <w:style w:type="table" w:styleId="806">
     <w:name w:val="List Table 7 Colorful - Accent 3"/>
-    <w:basedOn w:val="846"/>
+    <w:basedOn w:val="855"/>
     <w:uiPriority w:val="99"/>
     <w:pPr>
       <w:pBdr/>
@@ -29374,9 +29248,9 @@
       </w:tcPr>
     </w:tblStylePr>
   </w:style>
-  <w:style w:type="table" w:styleId="798">
+  <w:style w:type="table" w:styleId="807">
     <w:name w:val="List Table 7 Colorful - Accent 4"/>
-    <w:basedOn w:val="846"/>
+    <w:basedOn w:val="855"/>
     <w:uiPriority w:val="99"/>
     <w:pPr>
       <w:pBdr/>
@@ -29630,9 +29504,9 @@
       </w:tcPr>
     </w:tblStylePr>
   </w:style>
-  <w:style w:type="table" w:styleId="799">
+  <w:style w:type="table" w:styleId="808">
     <w:name w:val="List Table 7 Colorful - Accent 5"/>
-    <w:basedOn w:val="846"/>
+    <w:basedOn w:val="855"/>
     <w:uiPriority w:val="99"/>
     <w:pPr>
       <w:pBdr/>
@@ -29886,9 +29760,9 @@
       </w:tcPr>
     </w:tblStylePr>
   </w:style>
-  <w:style w:type="table" w:styleId="800">
+  <w:style w:type="table" w:styleId="809">
     <w:name w:val="List Table 7 Colorful - Accent 6"/>
-    <w:basedOn w:val="846"/>
+    <w:basedOn w:val="855"/>
     <w:uiPriority w:val="99"/>
     <w:pPr>
       <w:pBdr/>
@@ -30142,9 +30016,9 @@
       </w:tcPr>
     </w:tblStylePr>
   </w:style>
-  <w:style w:type="table" w:styleId="801">
+  <w:style w:type="table" w:styleId="810">
     <w:name w:val="Lined - Accent"/>
-    <w:basedOn w:val="846"/>
+    <w:basedOn w:val="855"/>
     <w:uiPriority w:val="99"/>
     <w:pPr>
       <w:pBdr/>
@@ -30379,9 +30253,9 @@
       </w:tcPr>
     </w:tblStylePr>
   </w:style>
-  <w:style w:type="table" w:styleId="802">
+  <w:style w:type="table" w:styleId="811">
     <w:name w:val="Lined - Accent 1"/>
-    <w:basedOn w:val="846"/>
+    <w:basedOn w:val="855"/>
     <w:uiPriority w:val="99"/>
     <w:pPr>
       <w:pBdr/>
@@ -30616,9 +30490,9 @@
       </w:tcPr>
     </w:tblStylePr>
   </w:style>
-  <w:style w:type="table" w:styleId="803">
+  <w:style w:type="table" w:styleId="812">
     <w:name w:val="Lined - Accent 2"/>
-    <w:basedOn w:val="846"/>
+    <w:basedOn w:val="855"/>
     <w:uiPriority w:val="99"/>
     <w:pPr>
       <w:pBdr/>
@@ -30853,9 +30727,9 @@
       </w:tcPr>
     </w:tblStylePr>
   </w:style>
-  <w:style w:type="table" w:styleId="804">
+  <w:style w:type="table" w:styleId="813">
     <w:name w:val="Lined - Accent 3"/>
-    <w:basedOn w:val="846"/>
+    <w:basedOn w:val="855"/>
     <w:uiPriority w:val="99"/>
     <w:pPr>
       <w:pBdr/>
@@ -31090,9 +30964,9 @@
       </w:tcPr>
     </w:tblStylePr>
   </w:style>
-  <w:style w:type="table" w:styleId="805">
+  <w:style w:type="table" w:styleId="814">
     <w:name w:val="Lined - Accent 4"/>
-    <w:basedOn w:val="846"/>
+    <w:basedOn w:val="855"/>
     <w:uiPriority w:val="99"/>
     <w:pPr>
       <w:pBdr/>
@@ -31327,9 +31201,9 @@
       </w:tcPr>
     </w:tblStylePr>
   </w:style>
-  <w:style w:type="table" w:styleId="806">
+  <w:style w:type="table" w:styleId="815">
     <w:name w:val="Lined - Accent 5"/>
-    <w:basedOn w:val="846"/>
+    <w:basedOn w:val="855"/>
     <w:uiPriority w:val="99"/>
     <w:pPr>
       <w:pBdr/>
@@ -31564,9 +31438,9 @@
       </w:tcPr>
     </w:tblStylePr>
   </w:style>
-  <w:style w:type="table" w:styleId="807">
+  <w:style w:type="table" w:styleId="816">
     <w:name w:val="Lined - Accent 6"/>
-    <w:basedOn w:val="846"/>
+    <w:basedOn w:val="855"/>
     <w:uiPriority w:val="99"/>
     <w:pPr>
       <w:pBdr/>
@@ -31801,9 +31675,9 @@
       </w:tcPr>
     </w:tblStylePr>
   </w:style>
-  <w:style w:type="table" w:styleId="808">
+  <w:style w:type="table" w:styleId="817">
     <w:name w:val="Bordered &amp; Lined - Accent"/>
-    <w:basedOn w:val="846"/>
+    <w:basedOn w:val="855"/>
     <w:uiPriority w:val="99"/>
     <w:pPr>
       <w:pBdr/>
@@ -32045,9 +31919,9 @@
       </w:tcPr>
     </w:tblStylePr>
   </w:style>
-  <w:style w:type="table" w:styleId="809">
+  <w:style w:type="table" w:styleId="818">
     <w:name w:val="Bordered &amp; Lined - Accent 1"/>
-    <w:basedOn w:val="846"/>
+    <w:basedOn w:val="855"/>
     <w:uiPriority w:val="99"/>
     <w:pPr>
       <w:pBdr/>
@@ -32289,9 +32163,9 @@
       </w:tcPr>
     </w:tblStylePr>
   </w:style>
-  <w:style w:type="table" w:styleId="810">
+  <w:style w:type="table" w:styleId="819">
     <w:name w:val="Bordered &amp; Lined - Accent 2"/>
-    <w:basedOn w:val="846"/>
+    <w:basedOn w:val="855"/>
     <w:uiPriority w:val="99"/>
     <w:pPr>
       <w:pBdr/>
@@ -32533,9 +32407,9 @@
       </w:tcPr>
     </w:tblStylePr>
   </w:style>
-  <w:style w:type="table" w:styleId="811">
+  <w:style w:type="table" w:styleId="820">
     <w:name w:val="Bordered &amp; Lined - Accent 3"/>
-    <w:basedOn w:val="846"/>
+    <w:basedOn w:val="855"/>
     <w:uiPriority w:val="99"/>
     <w:pPr>
       <w:pBdr/>
@@ -32777,9 +32651,9 @@
       </w:tcPr>
     </w:tblStylePr>
   </w:style>
-  <w:style w:type="table" w:styleId="812">
+  <w:style w:type="table" w:styleId="821">
     <w:name w:val="Bordered &amp; Lined - Accent 4"/>
-    <w:basedOn w:val="846"/>
+    <w:basedOn w:val="855"/>
     <w:uiPriority w:val="99"/>
     <w:pPr>
       <w:pBdr/>
@@ -33021,9 +32895,9 @@
       </w:tcPr>
     </w:tblStylePr>
   </w:style>
-  <w:style w:type="table" w:styleId="813">
+  <w:style w:type="table" w:styleId="822">
     <w:name w:val="Bordered &amp; Lined - Accent 5"/>
-    <w:basedOn w:val="846"/>
+    <w:basedOn w:val="855"/>
     <w:uiPriority w:val="99"/>
     <w:pPr>
       <w:pBdr/>
@@ -33265,9 +33139,9 @@
       </w:tcPr>
     </w:tblStylePr>
   </w:style>
-  <w:style w:type="table" w:styleId="814">
+  <w:style w:type="table" w:styleId="823">
     <w:name w:val="Bordered &amp; Lined - Accent 6"/>
-    <w:basedOn w:val="846"/>
+    <w:basedOn w:val="855"/>
     <w:uiPriority w:val="99"/>
     <w:pPr>
       <w:pBdr/>
@@ -33509,9 +33383,9 @@
       </w:tcPr>
     </w:tblStylePr>
   </w:style>
-  <w:style w:type="table" w:styleId="815">
+  <w:style w:type="table" w:styleId="824">
     <w:name w:val="Bordered"/>
-    <w:basedOn w:val="846"/>
+    <w:basedOn w:val="855"/>
     <w:uiPriority w:val="99"/>
     <w:pPr>
       <w:pBdr/>
@@ -33740,9 +33614,9 @@
       </w:tcPr>
     </w:tblStylePr>
   </w:style>
-  <w:style w:type="table" w:styleId="816">
+  <w:style w:type="table" w:styleId="825">
     <w:name w:val="Bordered - Accent 1"/>
-    <w:basedOn w:val="846"/>
+    <w:basedOn w:val="855"/>
     <w:uiPriority w:val="99"/>
     <w:pPr>
       <w:pBdr/>
@@ -33971,9 +33845,9 @@
       </w:tcPr>
     </w:tblStylePr>
   </w:style>
-  <w:style w:type="table" w:styleId="817">
+  <w:style w:type="table" w:styleId="826">
     <w:name w:val="Bordered - Accent 2"/>
-    <w:basedOn w:val="846"/>
+    <w:basedOn w:val="855"/>
     <w:uiPriority w:val="99"/>
     <w:pPr>
       <w:pBdr/>
@@ -34202,9 +34076,9 @@
       </w:tcPr>
     </w:tblStylePr>
   </w:style>
-  <w:style w:type="table" w:styleId="818">
+  <w:style w:type="table" w:styleId="827">
     <w:name w:val="Bordered - Accent 3"/>
-    <w:basedOn w:val="846"/>
+    <w:basedOn w:val="855"/>
     <w:uiPriority w:val="99"/>
     <w:pPr>
       <w:pBdr/>
@@ -34433,9 +34307,9 @@
       </w:tcPr>
     </w:tblStylePr>
   </w:style>
-  <w:style w:type="table" w:styleId="819">
+  <w:style w:type="table" w:styleId="828">
     <w:name w:val="Bordered - Accent 4"/>
-    <w:basedOn w:val="846"/>
+    <w:basedOn w:val="855"/>
     <w:uiPriority w:val="99"/>
     <w:pPr>
       <w:pBdr/>
@@ -34664,9 +34538,9 @@
       </w:tcPr>
     </w:tblStylePr>
   </w:style>
-  <w:style w:type="table" w:styleId="820">
+  <w:style w:type="table" w:styleId="829">
     <w:name w:val="Bordered - Accent 5"/>
-    <w:basedOn w:val="846"/>
+    <w:basedOn w:val="855"/>
     <w:uiPriority w:val="99"/>
     <w:pPr>
       <w:pBdr/>
@@ -34895,9 +34769,9 @@
       </w:tcPr>
     </w:tblStylePr>
   </w:style>
-  <w:style w:type="table" w:styleId="821">
+  <w:style w:type="table" w:styleId="830">
     <w:name w:val="Bordered - Accent 6"/>
-    <w:basedOn w:val="846"/>
+    <w:basedOn w:val="855"/>
     <w:uiPriority w:val="99"/>
     <w:pPr>
       <w:pBdr/>
@@ -35126,9 +35000,9 @@
       </w:tcPr>
     </w:tblStylePr>
   </w:style>
-  <w:style w:type="paragraph" w:styleId="822">
+  <w:style w:type="paragraph" w:styleId="831">
     <w:name w:val="List Paragraph"/>
-    <w:basedOn w:val="844"/>
+    <w:basedOn w:val="853"/>
     <w:uiPriority w:val="34"/>
     <w:qFormat/>
     <w:pPr>
@@ -35138,9 +35012,9 @@
       <w:contextualSpacing w:val="true"/>
     </w:pPr>
   </w:style>
-  <w:style w:type="paragraph" w:styleId="823">
+  <w:style w:type="paragraph" w:styleId="832">
     <w:name w:val="No Spacing"/>
-    <w:basedOn w:val="844"/>
+    <w:basedOn w:val="853"/>
     <w:uiPriority w:val="1"/>
     <w:qFormat/>
     <w:pPr>
@@ -35149,9 +35023,9 @@
       <w:ind/>
     </w:pPr>
   </w:style>
-  <w:style w:type="character" w:styleId="824">
+  <w:style w:type="character" w:styleId="833">
     <w:name w:val="Subtle Emphasis"/>
-    <w:basedOn w:val="845"/>
+    <w:basedOn w:val="854"/>
     <w:uiPriority w:val="19"/>
     <w:qFormat/>
     <w:pPr>
@@ -35165,9 +35039,9 @@
       <w:color w:val="404040" w:themeColor="text1" w:themeTint="BF"/>
     </w:rPr>
   </w:style>
-  <w:style w:type="character" w:styleId="825">
+  <w:style w:type="character" w:styleId="834">
     <w:name w:val="Emphasis"/>
-    <w:basedOn w:val="845"/>
+    <w:basedOn w:val="854"/>
     <w:uiPriority w:val="20"/>
     <w:qFormat/>
     <w:pPr>
@@ -35180,9 +35054,9 @@
       <w:iCs/>
     </w:rPr>
   </w:style>
-  <w:style w:type="character" w:styleId="826">
+  <w:style w:type="character" w:styleId="835">
     <w:name w:val="Strong"/>
-    <w:basedOn w:val="845"/>
+    <w:basedOn w:val="854"/>
     <w:uiPriority w:val="22"/>
     <w:qFormat/>
     <w:pPr>
@@ -35195,9 +35069,9 @@
       <w:bCs/>
     </w:rPr>
   </w:style>
-  <w:style w:type="character" w:styleId="827">
+  <w:style w:type="character" w:styleId="836">
     <w:name w:val="Subtle Reference"/>
-    <w:basedOn w:val="845"/>
+    <w:basedOn w:val="854"/>
     <w:uiPriority w:val="31"/>
     <w:qFormat/>
     <w:pPr>
@@ -35210,9 +35084,9 @@
       <w:color w:val="5a5a5a" w:themeColor="text1" w:themeTint="A5"/>
     </w:rPr>
   </w:style>
-  <w:style w:type="character" w:styleId="828">
+  <w:style w:type="character" w:styleId="837">
     <w:name w:val="Book Title"/>
-    <w:basedOn w:val="845"/>
+    <w:basedOn w:val="854"/>
     <w:uiPriority w:val="33"/>
     <w:qFormat/>
     <w:pPr>
@@ -35228,10 +35102,10 @@
       <w:spacing w:val="5"/>
     </w:rPr>
   </w:style>
-  <w:style w:type="paragraph" w:styleId="829">
+  <w:style w:type="paragraph" w:styleId="838">
     <w:name w:val="Header"/>
-    <w:basedOn w:val="844"/>
-    <w:link w:val="830"/>
+    <w:basedOn w:val="853"/>
+    <w:link w:val="839"/>
     <w:uiPriority w:val="99"/>
     <w:unhideWhenUsed/>
     <w:pPr>
@@ -35244,10 +35118,10 @@
       <w:ind/>
     </w:pPr>
   </w:style>
-  <w:style w:type="character" w:styleId="830">
+  <w:style w:type="character" w:styleId="839">
     <w:name w:val="Header Char"/>
-    <w:basedOn w:val="845"/>
-    <w:link w:val="829"/>
+    <w:basedOn w:val="854"/>
+    <w:link w:val="838"/>
     <w:uiPriority w:val="99"/>
     <w:pPr>
       <w:pBdr/>
@@ -35255,10 +35129,10 @@
       <w:ind/>
     </w:pPr>
   </w:style>
-  <w:style w:type="paragraph" w:styleId="831">
+  <w:style w:type="paragraph" w:styleId="840">
     <w:name w:val="Footer"/>
-    <w:basedOn w:val="844"/>
-    <w:link w:val="832"/>
+    <w:basedOn w:val="853"/>
+    <w:link w:val="841"/>
     <w:uiPriority w:val="99"/>
     <w:unhideWhenUsed/>
     <w:pPr>
@@ -35271,10 +35145,10 @@
       <w:ind/>
     </w:pPr>
   </w:style>
-  <w:style w:type="character" w:styleId="832">
+  <w:style w:type="character" w:styleId="841">
     <w:name w:val="Footer Char"/>
-    <w:basedOn w:val="845"/>
-    <w:link w:val="831"/>
+    <w:basedOn w:val="854"/>
+    <w:link w:val="840"/>
     <w:uiPriority w:val="99"/>
     <w:pPr>
       <w:pBdr/>
@@ -35282,10 +35156,10 @@
       <w:ind/>
     </w:pPr>
   </w:style>
-  <w:style w:type="paragraph" w:styleId="833">
+  <w:style w:type="paragraph" w:styleId="842">
     <w:name w:val="Caption"/>
-    <w:basedOn w:val="844"/>
-    <w:next w:val="844"/>
+    <w:basedOn w:val="853"/>
+    <w:next w:val="853"/>
     <w:uiPriority w:val="35"/>
     <w:unhideWhenUsed/>
     <w:qFormat/>
@@ -35302,10 +35176,10 @@
       <w:szCs w:val="18"/>
     </w:rPr>
   </w:style>
-  <w:style w:type="paragraph" w:styleId="834">
+  <w:style w:type="paragraph" w:styleId="843">
     <w:name w:val="footnote text"/>
-    <w:basedOn w:val="844"/>
-    <w:link w:val="835"/>
+    <w:basedOn w:val="853"/>
+    <w:link w:val="844"/>
     <w:uiPriority w:val="99"/>
     <w:semiHidden/>
     <w:unhideWhenUsed/>
@@ -35319,10 +35193,10 @@
       <w:szCs w:val="20"/>
     </w:rPr>
   </w:style>
-  <w:style w:type="character" w:styleId="835">
+  <w:style w:type="character" w:styleId="844">
     <w:name w:val="Footnote Text Char"/>
-    <w:basedOn w:val="845"/>
-    <w:link w:val="834"/>
+    <w:basedOn w:val="854"/>
+    <w:link w:val="843"/>
     <w:uiPriority w:val="99"/>
     <w:semiHidden/>
     <w:pPr>
@@ -35335,9 +35209,9 @@
       <w:szCs w:val="20"/>
     </w:rPr>
   </w:style>
-  <w:style w:type="character" w:styleId="836">
+  <w:style w:type="character" w:styleId="845">
     <w:name w:val="footnote reference"/>
-    <w:basedOn w:val="845"/>
+    <w:basedOn w:val="854"/>
     <w:uiPriority w:val="99"/>
     <w:semiHidden/>
     <w:unhideWhenUsed/>
@@ -35350,10 +35224,10 @@
       <w:vertAlign w:val="superscript"/>
     </w:rPr>
   </w:style>
-  <w:style w:type="paragraph" w:styleId="837">
+  <w:style w:type="paragraph" w:styleId="846">
     <w:name w:val="endnote text"/>
-    <w:basedOn w:val="844"/>
-    <w:link w:val="838"/>
+    <w:basedOn w:val="853"/>
+    <w:link w:val="847"/>
     <w:uiPriority w:val="99"/>
     <w:semiHidden/>
     <w:unhideWhenUsed/>
@@ -35367,10 +35241,10 @@
       <w:szCs w:val="20"/>
     </w:rPr>
   </w:style>
-  <w:style w:type="character" w:styleId="838">
+  <w:style w:type="character" w:styleId="847">
     <w:name w:val="Endnote Text Char"/>
-    <w:basedOn w:val="845"/>
-    <w:link w:val="837"/>
+    <w:basedOn w:val="854"/>
+    <w:link w:val="846"/>
     <w:uiPriority w:val="99"/>
     <w:semiHidden/>
     <w:pPr>
@@ -35383,9 +35257,9 @@
       <w:szCs w:val="20"/>
     </w:rPr>
   </w:style>
-  <w:style w:type="character" w:styleId="839">
+  <w:style w:type="character" w:styleId="848">
     <w:name w:val="endnote reference"/>
-    <w:basedOn w:val="845"/>
+    <w:basedOn w:val="854"/>
     <w:uiPriority w:val="99"/>
     <w:semiHidden/>
     <w:unhideWhenUsed/>
@@ -35398,9 +35272,9 @@
       <w:vertAlign w:val="superscript"/>
     </w:rPr>
   </w:style>
-  <w:style w:type="character" w:styleId="840">
+  <w:style w:type="character" w:styleId="849">
     <w:name w:val="Hyperlink"/>
-    <w:basedOn w:val="845"/>
+    <w:basedOn w:val="854"/>
     <w:uiPriority w:val="99"/>
     <w:unhideWhenUsed/>
     <w:pPr>
@@ -35413,9 +35287,9 @@
       <w:u w:val="single"/>
     </w:rPr>
   </w:style>
-  <w:style w:type="character" w:styleId="841">
+  <w:style w:type="character" w:styleId="850">
     <w:name w:val="FollowedHyperlink"/>
-    <w:basedOn w:val="845"/>
+    <w:basedOn w:val="854"/>
     <w:uiPriority w:val="99"/>
     <w:semiHidden/>
     <w:unhideWhenUsed/>
@@ -35429,7 +35303,7 @@
       <w:u w:val="single"/>
     </w:rPr>
   </w:style>
-  <w:style w:type="paragraph" w:styleId="842">
+  <w:style w:type="paragraph" w:styleId="851">
     <w:name w:val="TOC Heading"/>
     <w:uiPriority w:val="39"/>
     <w:unhideWhenUsed/>
@@ -35439,10 +35313,10 @@
       <w:ind/>
     </w:pPr>
   </w:style>
-  <w:style w:type="paragraph" w:styleId="843">
+  <w:style w:type="paragraph" w:styleId="852">
     <w:name w:val="table of figures"/>
-    <w:basedOn w:val="844"/>
-    <w:next w:val="844"/>
+    <w:basedOn w:val="853"/>
+    <w:next w:val="853"/>
     <w:uiPriority w:val="99"/>
     <w:unhideWhenUsed/>
     <w:pPr>
@@ -35451,7 +35325,7 @@
       <w:ind/>
     </w:pPr>
   </w:style>
-  <w:style w:type="paragraph" w:styleId="844" w:default="1">
+  <w:style w:type="paragraph" w:styleId="853" w:default="1">
     <w:name w:val="Normal"/>
     <w:qFormat/>
     <w:pPr>
@@ -35460,7 +35334,7 @@
       <w:ind/>
     </w:pPr>
   </w:style>
-  <w:style w:type="character" w:styleId="845" w:default="1">
+  <w:style w:type="character" w:styleId="854" w:default="1">
     <w:name w:val="Default Paragraph Font"/>
     <w:uiPriority w:val="1"/>
     <w:semiHidden/>
@@ -35471,7 +35345,7 @@
       <w:ind/>
     </w:pPr>
   </w:style>
-  <w:style w:type="table" w:styleId="846" w:default="1">
+  <w:style w:type="table" w:styleId="855" w:default="1">
     <w:name w:val="Normal Table"/>
     <w:uiPriority w:val="99"/>
     <w:semiHidden/>
@@ -35664,7 +35538,7 @@
       </w:tcPr>
     </w:tblStylePr>
   </w:style>
-  <w:style w:type="numbering" w:styleId="847" w:default="1">
+  <w:style w:type="numbering" w:styleId="856" w:default="1">
     <w:name w:val="No List"/>
     <w:uiPriority w:val="99"/>
     <w:semiHidden/>
@@ -35675,10 +35549,10 @@
       <w:ind/>
     </w:pPr>
   </w:style>
-  <w:style w:type="character" w:styleId="848" w:customStyle="1">
+  <w:style w:type="character" w:styleId="857" w:customStyle="1">
     <w:name w:val="Heading 1 Char"/>
-    <w:basedOn w:val="845"/>
-    <w:link w:val="849"/>
+    <w:basedOn w:val="854"/>
+    <w:link w:val="858"/>
     <w:uiPriority w:val="9"/>
     <w:pPr>
       <w:pBdr/>
@@ -35692,11 +35566,11 @@
       <w:szCs w:val="40"/>
     </w:rPr>
   </w:style>
-  <w:style w:type="paragraph" w:styleId="849">
+  <w:style w:type="paragraph" w:styleId="858">
     <w:name w:val="Heading 1"/>
-    <w:basedOn w:val="844"/>
-    <w:next w:val="844"/>
-    <w:link w:val="848"/>
+    <w:basedOn w:val="853"/>
+    <w:next w:val="853"/>
+    <w:link w:val="857"/>
     <w:uiPriority w:val="9"/>
     <w:qFormat/>
     <w:pPr>
@@ -35714,10 +35588,10 @@
       <w:szCs w:val="40"/>
     </w:rPr>
   </w:style>
-  <w:style w:type="character" w:styleId="850" w:customStyle="1">
+  <w:style w:type="character" w:styleId="859" w:customStyle="1">
     <w:name w:val="Heading 2 Char"/>
-    <w:basedOn w:val="845"/>
-    <w:link w:val="851"/>
+    <w:basedOn w:val="854"/>
+    <w:link w:val="860"/>
     <w:uiPriority w:val="9"/>
     <w:pPr>
       <w:pBdr/>
@@ -35731,11 +35605,11 @@
       <w:szCs w:val="32"/>
     </w:rPr>
   </w:style>
-  <w:style w:type="paragraph" w:styleId="851">
+  <w:style w:type="paragraph" w:styleId="860">
     <w:name w:val="Heading 2"/>
-    <w:basedOn w:val="844"/>
-    <w:next w:val="844"/>
-    <w:link w:val="850"/>
+    <w:basedOn w:val="853"/>
+    <w:next w:val="853"/>
+    <w:link w:val="859"/>
     <w:uiPriority w:val="9"/>
     <w:unhideWhenUsed/>
     <w:qFormat/>
@@ -35754,10 +35628,10 @@
       <w:szCs w:val="32"/>
     </w:rPr>
   </w:style>
-  <w:style w:type="character" w:styleId="852" w:customStyle="1">
+  <w:style w:type="character" w:styleId="861" w:customStyle="1">
     <w:name w:val="Heading 3 Char"/>
-    <w:basedOn w:val="845"/>
-    <w:link w:val="853"/>
+    <w:basedOn w:val="854"/>
+    <w:link w:val="862"/>
     <w:uiPriority w:val="9"/>
     <w:pPr>
       <w:pBdr/>
@@ -35771,11 +35645,11 @@
       <w:szCs w:val="28"/>
     </w:rPr>
   </w:style>
-  <w:style w:type="paragraph" w:styleId="853">
+  <w:style w:type="paragraph" w:styleId="862">
     <w:name w:val="Heading 3"/>
-    <w:basedOn w:val="844"/>
-    <w:next w:val="844"/>
-    <w:link w:val="852"/>
+    <w:basedOn w:val="853"/>
+    <w:next w:val="853"/>
+    <w:link w:val="861"/>
     <w:uiPriority w:val="9"/>
     <w:unhideWhenUsed/>
     <w:qFormat/>
@@ -35794,10 +35668,10 @@
       <w:szCs w:val="28"/>
     </w:rPr>
   </w:style>
-  <w:style w:type="character" w:styleId="854" w:customStyle="1">
+  <w:style w:type="character" w:styleId="863" w:customStyle="1">
     <w:name w:val="Heading 4 Char"/>
-    <w:basedOn w:val="845"/>
-    <w:link w:val="855"/>
+    <w:basedOn w:val="854"/>
+    <w:link w:val="864"/>
     <w:uiPriority w:val="9"/>
     <w:pPr>
       <w:pBdr/>
@@ -35811,11 +35685,11 @@
       <w:color w:val="0f4761" w:themeColor="accent1" w:themeShade="BF"/>
     </w:rPr>
   </w:style>
-  <w:style w:type="paragraph" w:styleId="855">
+  <w:style w:type="paragraph" w:styleId="864">
     <w:name w:val="Heading 4"/>
-    <w:basedOn w:val="844"/>
-    <w:next w:val="844"/>
-    <w:link w:val="854"/>
+    <w:basedOn w:val="853"/>
+    <w:next w:val="853"/>
+    <w:link w:val="863"/>
     <w:uiPriority w:val="9"/>
     <w:unhideWhenUsed/>
     <w:qFormat/>
@@ -35834,10 +35708,10 @@
       <w:color w:val="0f4761" w:themeColor="accent1" w:themeShade="BF"/>
     </w:rPr>
   </w:style>
-  <w:style w:type="character" w:styleId="856" w:customStyle="1">
+  <w:style w:type="character" w:styleId="865" w:customStyle="1">
     <w:name w:val="Heading 5 Char"/>
-    <w:basedOn w:val="845"/>
-    <w:link w:val="857"/>
+    <w:basedOn w:val="854"/>
+    <w:link w:val="866"/>
     <w:uiPriority w:val="9"/>
     <w:pPr>
       <w:pBdr/>
@@ -35849,11 +35723,11 @@
       <w:color w:val="0f4761" w:themeColor="accent1" w:themeShade="BF"/>
     </w:rPr>
   </w:style>
-  <w:style w:type="paragraph" w:styleId="857">
+  <w:style w:type="paragraph" w:styleId="866">
     <w:name w:val="Heading 5"/>
-    <w:basedOn w:val="844"/>
-    <w:next w:val="844"/>
-    <w:link w:val="856"/>
+    <w:basedOn w:val="853"/>
+    <w:next w:val="853"/>
+    <w:link w:val="865"/>
     <w:uiPriority w:val="9"/>
     <w:unhideWhenUsed/>
     <w:qFormat/>
@@ -35870,10 +35744,10 @@
       <w:color w:val="0f4761" w:themeColor="accent1" w:themeShade="BF"/>
     </w:rPr>
   </w:style>
-  <w:style w:type="character" w:styleId="858" w:customStyle="1">
+  <w:style w:type="character" w:styleId="867" w:customStyle="1">
     <w:name w:val="Heading 6 Char"/>
-    <w:basedOn w:val="845"/>
-    <w:link w:val="859"/>
+    <w:basedOn w:val="854"/>
+    <w:link w:val="868"/>
     <w:uiPriority w:val="9"/>
     <w:pPr>
       <w:pBdr/>
@@ -35887,11 +35761,11 @@
       <w:color w:val="595959" w:themeColor="text1" w:themeTint="A6"/>
     </w:rPr>
   </w:style>
-  <w:style w:type="paragraph" w:styleId="859">
+  <w:style w:type="paragraph" w:styleId="868">
     <w:name w:val="Heading 6"/>
-    <w:basedOn w:val="844"/>
-    <w:next w:val="844"/>
-    <w:link w:val="858"/>
+    <w:basedOn w:val="853"/>
+    <w:next w:val="853"/>
+    <w:link w:val="867"/>
     <w:uiPriority w:val="9"/>
     <w:unhideWhenUsed/>
     <w:qFormat/>
@@ -35910,10 +35784,10 @@
       <w:color w:val="595959" w:themeColor="text1" w:themeTint="A6"/>
     </w:rPr>
   </w:style>
-  <w:style w:type="character" w:styleId="860" w:customStyle="1">
+  <w:style w:type="character" w:styleId="869" w:customStyle="1">
     <w:name w:val="Heading 7 Char"/>
-    <w:basedOn w:val="845"/>
-    <w:link w:val="861"/>
+    <w:basedOn w:val="854"/>
+    <w:link w:val="870"/>
     <w:uiPriority w:val="9"/>
     <w:pPr>
       <w:pBdr/>
@@ -35925,11 +35799,11 @@
       <w:color w:val="595959" w:themeColor="text1" w:themeTint="A6"/>
     </w:rPr>
   </w:style>
-  <w:style w:type="paragraph" w:styleId="861">
+  <w:style w:type="paragraph" w:styleId="870">
     <w:name w:val="Heading 7"/>
-    <w:basedOn w:val="844"/>
-    <w:next w:val="844"/>
-    <w:link w:val="860"/>
+    <w:basedOn w:val="853"/>
+    <w:next w:val="853"/>
+    <w:link w:val="869"/>
     <w:uiPriority w:val="9"/>
     <w:unhideWhenUsed/>
     <w:qFormat/>
@@ -35946,10 +35820,10 @@
       <w:color w:val="595959" w:themeColor="text1" w:themeTint="A6"/>
     </w:rPr>
   </w:style>
-  <w:style w:type="character" w:styleId="862" w:customStyle="1">
+  <w:style w:type="character" w:styleId="871" w:customStyle="1">
     <w:name w:val="Heading 8 Char"/>
-    <w:basedOn w:val="845"/>
-    <w:link w:val="863"/>
+    <w:basedOn w:val="854"/>
+    <w:link w:val="872"/>
     <w:uiPriority w:val="9"/>
     <w:pPr>
       <w:pBdr/>
@@ -35963,11 +35837,11 @@
       <w:color w:val="272727" w:themeColor="text1" w:themeTint="D8"/>
     </w:rPr>
   </w:style>
-  <w:style w:type="paragraph" w:styleId="863">
+  <w:style w:type="paragraph" w:styleId="872">
     <w:name w:val="Heading 8"/>
-    <w:basedOn w:val="844"/>
-    <w:next w:val="844"/>
-    <w:link w:val="862"/>
+    <w:basedOn w:val="853"/>
+    <w:next w:val="853"/>
+    <w:link w:val="871"/>
     <w:uiPriority w:val="9"/>
     <w:unhideWhenUsed/>
     <w:qFormat/>
@@ -35986,10 +35860,10 @@
       <w:color w:val="272727" w:themeColor="text1" w:themeTint="D8"/>
     </w:rPr>
   </w:style>
-  <w:style w:type="character" w:styleId="864" w:customStyle="1">
+  <w:style w:type="character" w:styleId="873" w:customStyle="1">
     <w:name w:val="Heading 9 Char"/>
-    <w:basedOn w:val="845"/>
-    <w:link w:val="865"/>
+    <w:basedOn w:val="854"/>
+    <w:link w:val="874"/>
     <w:uiPriority w:val="9"/>
     <w:pPr>
       <w:pBdr/>
@@ -36001,11 +35875,11 @@
       <w:color w:val="272727" w:themeColor="text1" w:themeTint="D8"/>
     </w:rPr>
   </w:style>
-  <w:style w:type="paragraph" w:styleId="865">
+  <w:style w:type="paragraph" w:styleId="874">
     <w:name w:val="Heading 9"/>
-    <w:basedOn w:val="844"/>
-    <w:next w:val="844"/>
-    <w:link w:val="864"/>
+    <w:basedOn w:val="853"/>
+    <w:next w:val="853"/>
+    <w:link w:val="873"/>
     <w:uiPriority w:val="9"/>
     <w:unhideWhenUsed/>
     <w:qFormat/>
@@ -36022,10 +35896,10 @@
       <w:color w:val="272727" w:themeColor="text1" w:themeTint="D8"/>
     </w:rPr>
   </w:style>
-  <w:style w:type="character" w:styleId="866" w:customStyle="1">
+  <w:style w:type="character" w:styleId="875" w:customStyle="1">
     <w:name w:val="Title Char"/>
-    <w:basedOn w:val="845"/>
-    <w:link w:val="867"/>
+    <w:basedOn w:val="854"/>
+    <w:link w:val="876"/>
     <w:uiPriority w:val="10"/>
     <w:pPr>
       <w:pBdr/>
@@ -36039,11 +35913,11 @@
       <w:szCs w:val="56"/>
     </w:rPr>
   </w:style>
-  <w:style w:type="paragraph" w:styleId="867">
+  <w:style w:type="paragraph" w:styleId="876">
     <w:name w:val="Title"/>
-    <w:basedOn w:val="844"/>
-    <w:next w:val="844"/>
-    <w:link w:val="866"/>
+    <w:basedOn w:val="853"/>
+    <w:next w:val="853"/>
+    <w:link w:val="875"/>
     <w:uiPriority w:val="10"/>
     <w:qFormat/>
     <w:pPr>
@@ -36059,10 +35933,10 @@
       <w:szCs w:val="56"/>
     </w:rPr>
   </w:style>
-  <w:style w:type="character" w:styleId="868" w:customStyle="1">
+  <w:style w:type="character" w:styleId="877" w:customStyle="1">
     <w:name w:val="Subtitle Char"/>
-    <w:basedOn w:val="845"/>
-    <w:link w:val="869"/>
+    <w:basedOn w:val="854"/>
+    <w:link w:val="878"/>
     <w:uiPriority w:val="11"/>
     <w:pPr>
       <w:pBdr/>
@@ -36077,11 +35951,11 @@
       <w:szCs w:val="28"/>
     </w:rPr>
   </w:style>
-  <w:style w:type="paragraph" w:styleId="869">
+  <w:style w:type="paragraph" w:styleId="878">
     <w:name w:val="Subtitle"/>
-    <w:basedOn w:val="844"/>
-    <w:next w:val="844"/>
-    <w:link w:val="868"/>
+    <w:basedOn w:val="853"/>
+    <w:next w:val="853"/>
+    <w:link w:val="877"/>
     <w:uiPriority w:val="11"/>
     <w:qFormat/>
     <w:pPr>
@@ -36100,9 +35974,9 @@
       <w:szCs w:val="28"/>
     </w:rPr>
   </w:style>
-  <w:style w:type="character" w:styleId="870">
+  <w:style w:type="character" w:styleId="879">
     <w:name w:val="Intense Emphasis"/>
-    <w:basedOn w:val="845"/>
+    <w:basedOn w:val="854"/>
     <w:uiPriority w:val="21"/>
     <w:qFormat/>
     <w:pPr>
@@ -36116,10 +35990,10 @@
       <w:color w:val="0f4761" w:themeColor="accent1" w:themeShade="BF"/>
     </w:rPr>
   </w:style>
-  <w:style w:type="character" w:styleId="871" w:customStyle="1">
+  <w:style w:type="character" w:styleId="880" w:customStyle="1">
     <w:name w:val="Quote Char"/>
-    <w:basedOn w:val="845"/>
-    <w:link w:val="872"/>
+    <w:basedOn w:val="854"/>
+    <w:link w:val="881"/>
     <w:uiPriority w:val="29"/>
     <w:pPr>
       <w:pBdr/>
@@ -36132,11 +36006,11 @@
       <w:color w:val="404040" w:themeColor="text1" w:themeTint="BF"/>
     </w:rPr>
   </w:style>
-  <w:style w:type="paragraph" w:styleId="872">
+  <w:style w:type="paragraph" w:styleId="881">
     <w:name w:val="Quote"/>
-    <w:basedOn w:val="844"/>
-    <w:next w:val="844"/>
-    <w:link w:val="871"/>
+    <w:basedOn w:val="853"/>
+    <w:next w:val="853"/>
+    <w:link w:val="880"/>
     <w:uiPriority w:val="29"/>
     <w:qFormat/>
     <w:pPr>
@@ -36151,10 +36025,10 @@
       <w:color w:val="404040" w:themeColor="text1" w:themeTint="BF"/>
     </w:rPr>
   </w:style>
-  <w:style w:type="character" w:styleId="873" w:customStyle="1">
+  <w:style w:type="character" w:styleId="882" w:customStyle="1">
     <w:name w:val="Intense Quote Char"/>
-    <w:basedOn w:val="845"/>
-    <w:link w:val="874"/>
+    <w:basedOn w:val="854"/>
+    <w:link w:val="883"/>
     <w:uiPriority w:val="30"/>
     <w:pPr>
       <w:pBdr/>
@@ -36167,11 +36041,11 @@
       <w:color w:val="0f4761" w:themeColor="accent1" w:themeShade="BF"/>
     </w:rPr>
   </w:style>
-  <w:style w:type="paragraph" w:styleId="874">
+  <w:style w:type="paragraph" w:styleId="883">
     <w:name w:val="Intense Quote"/>
-    <w:basedOn w:val="844"/>
-    <w:next w:val="844"/>
-    <w:link w:val="873"/>
+    <w:basedOn w:val="853"/>
+    <w:next w:val="853"/>
+    <w:link w:val="882"/>
     <w:uiPriority w:val="30"/>
     <w:qFormat/>
     <w:pPr>
@@ -36189,9 +36063,9 @@
       <w:color w:val="0f4761" w:themeColor="accent1" w:themeShade="BF"/>
     </w:rPr>
   </w:style>
-  <w:style w:type="character" w:styleId="875">
+  <w:style w:type="character" w:styleId="884">
     <w:name w:val="Intense Reference"/>
-    <w:basedOn w:val="845"/>
+    <w:basedOn w:val="854"/>
     <w:uiPriority w:val="32"/>
     <w:qFormat/>
     <w:pPr>
@@ -36207,9 +36081,9 @@
       <w:spacing w:val="5"/>
     </w:rPr>
   </w:style>
-  <w:style w:type="paragraph" w:styleId="876" w:customStyle="1">
+  <w:style w:type="paragraph" w:styleId="885" w:customStyle="1">
     <w:name w:val="רגיל"/>
-    <w:basedOn w:val="844"/>
+    <w:basedOn w:val="853"/>
     <w:uiPriority w:val="1"/>
     <w:pPr>
       <w:pBdr/>
@@ -36224,9 +36098,9 @@
       <w:lang w:val="en-US" w:eastAsia="en-US" w:bidi="ar-SA"/>
     </w:rPr>
   </w:style>
-  <w:style w:type="table" w:styleId="877">
+  <w:style w:type="table" w:styleId="886">
     <w:name w:val="Table Grid"/>
-    <w:basedOn w:val="846"/>
+    <w:basedOn w:val="855"/>
     <w:uiPriority w:val="59"/>
     <w:pPr>
       <w:pBdr/>

--- a/costestimation/costestimation.docx
+++ b/costestimation/costestimation.docx
@@ -29,7 +29,7 @@
           <mc:Choice Requires="wpg">
             <w:drawing>
               <wp:inline xmlns:wp="http://schemas.openxmlformats.org/drawingml/2006/wordprocessingDrawing" distT="0" distB="0" distL="0" distR="0">
-                <wp:extent cx="400050" cy="400050"/>
+                <wp:extent cx="1270000" cy="639712"/>
                 <wp:effectExtent l="0" t="0" r="0" b="0"/>
                 <wp:docPr id="1" name="" title=""/>
                 <wp:cNvGraphicFramePr>
@@ -52,7 +52,7 @@
                       <pic:spPr bwMode="auto">
                         <a:xfrm>
                           <a:off x="0" y="0"/>
-                          <a:ext cx="400050" cy="400050"/>
+                          <a:ext cx="1270000" cy="639712"/>
                         </a:xfrm>
                         <a:prstGeom prst="rect">
                           <a:avLst/>
@@ -85,7 +85,7 @@
                 <v:path o:extrusionok="f" gradientshapeok="t" o:connecttype="rect"/>
                 <o:lock v:ext="edit" aspectratio="t"/>
               </v:shapetype>
-              <v:shape id="_x0000_i0" o:spid="_x0000_s0" type="#_x0000_t75" style="width:31.50pt;height:31.50pt;mso-wrap-distance-left:0.00pt;mso-wrap-distance-top:0.00pt;mso-wrap-distance-right:0.00pt;mso-wrap-distance-bottom:0.00pt;z-index:1;" stroked="false">
+              <v:shape id="_x0000_i0" o:spid="_x0000_s0" type="#_x0000_t75" style="width:100.00pt;height:50.37pt;mso-wrap-distance-left:0.00pt;mso-wrap-distance-top:0.00pt;mso-wrap-distance-right:0.00pt;mso-wrap-distance-bottom:0.00pt;z-index:1;" stroked="false">
                 <v:imagedata r:id="rId8" o:title=""/>
                 <o:lock v:ext="edit" rotation="t"/>
               </v:shape>
@@ -107,7 +107,7 @@
           <w:szCs w:val="56"/>
           <w:lang w:val="en-US"/>
         </w:rPr>
-        <w:t xml:space="preserve">REVO</w:t>
+        <w:t xml:space="preserve"/>
       </w:r>
       <w:r>
         <w:rPr>
@@ -487,2135 +487,839 @@
     </w:p>
     <w:tbl>
       <w:tblPr>
-        <w:tblStyle w:val="846"/>
-        <w:tblW w:w="0" w:type="auto"/>
+        <w:tblW w:type="dxa" w:w="11311"/>
+        <w:tblLayout w:type="fixed"/>
+        <w:tblLook w:firstColumn="1" w:firstRow="1" w:lastColumn="0" w:lastRow="0" w:noHBand="0" w:noVBand="1" w:val="04A0"/>
+        <w:tblInd w:w="0" w:type="dxa"/>
         <w:tblBorders>
-          <w:top w:val="single" w:color="000000" w:sz="6" w:space="0"/>
-          <w:left w:val="single" w:color="000000" w:sz="6" w:space="0"/>
-          <w:bottom w:val="single" w:color="000000" w:sz="6" w:space="0"/>
-          <w:right w:val="single" w:color="000000" w:sz="6" w:space="0"/>
+          <w:top w:val="single" w:sz="6" w:space="0" w:color="000000"/>
+          <w:left w:val="single" w:sz="6" w:space="0" w:color="000000"/>
+          <w:bottom w:val="single" w:sz="6" w:space="0" w:color="000000"/>
+          <w:right w:val="single" w:sz="6" w:space="0" w:color="000000"/>
+          <w:insideH w:val="single" w:sz="6" w:space="0" w:color="000000"/>
+          <w:insideV w:val="single" w:sz="6" w:space="0" w:color="000000"/>
         </w:tblBorders>
-        <w:tblLayout w:type="fixed"/>
-        <w:tblLook w:val="06A0" w:firstRow="1" w:lastRow="0" w:firstColumn="1" w:lastColumn="0" w:noHBand="1" w:noVBand="1"/>
       </w:tblPr>
       <w:tblGrid>
-        <w:gridCol w:w="690"/>
-        <w:gridCol w:w="3945"/>
-        <w:gridCol w:w="2040"/>
-        <w:gridCol w:w="1539"/>
-        <w:gridCol w:w="1665"/>
-        <w:gridCol w:w="1432"/>
+        <w:gridCol w:w="650"/>
+        <w:gridCol w:w="1800"/>
+        <w:gridCol w:w="2250"/>
+        <w:gridCol w:w="1200"/>
+        <w:gridCol w:w="1500"/>
+        <w:gridCol w:w="1500"/>
+        <w:gridCol w:w="2411"/>
       </w:tblGrid>
       <w:tr>
-        <w:trPr>
-          <w:trHeight w:val="420"/>
-        </w:trPr>
         <w:tc>
           <w:tcPr>
-            <w:tcBorders/>
+            <w:tcW w:type="dxa" w:w="650"/>
+            <w:vAlign w:val="center"/>
             <w:tcMar>
-              <w:left w:w="105" w:type="dxa"/>
-              <w:right w:w="105" w:type="dxa"/>
+              <w:top w:w="70" w:type="dxa"/>
+              <w:left w:w="70" w:type="dxa"/>
+              <w:bottom w:w="70" w:type="dxa"/>
+              <w:right w:w="70" w:type="dxa"/>
             </w:tcMar>
-            <w:tcW w:w="690" w:type="dxa"/>
-            <w:vAlign w:val="top"/>
-            <w:textDirection w:val="lrTb"/>
-            <w:noWrap w:val="false"/>
           </w:tcPr>
           <w:p>
             <w:pPr>
-              <w:pStyle w:val="845"/>
-              <w:pBdr/>
-              <w:spacing w:line="264" w:lineRule="auto"/>
-              <w:ind/>
+              <w:spacing w:before="0" w:after="0" w:line="240" w:lineRule="auto"/>
               <w:jc w:val="center"/>
-              <w:rPr>
-                <w:rFonts w:ascii="Times New Roman" w:hAnsi="Times New Roman" w:cs="Times New Roman"/>
-                <w:b w:val="0"/>
-                <w:bCs w:val="0"/>
-                <w:i w:val="0"/>
-                <w:iCs w:val="0"/>
-                <w:color w:val="000000" w:themeColor="text1" w:themeTint="FF" w:themeShade="FF"/>
-                <w:sz w:val="22"/>
-                <w:szCs w:val="22"/>
-              </w:rPr>
             </w:pPr>
+            <w:r/>
             <w:r>
               <w:rPr>
-                <w:rFonts w:ascii="Times New Roman" w:hAnsi="Times New Roman" w:eastAsia="Times New Roman" w:cs="Times New Roman"/>
+                <w:rFonts w:ascii="Times New Roman" w:hAnsi="Times New Roman"/>
                 <w:b/>
-                <w:bCs/>
-                <w:i w:val="0"/>
-                <w:iCs w:val="0"/>
-                <w:caps w:val="0"/>
-                <w:smallCaps w:val="0"/>
-                <w:color w:val="000000" w:themeColor="text1" w:themeTint="FF" w:themeShade="FF"/>
-                <w:sz w:val="22"/>
-                <w:szCs w:val="22"/>
-                <w:lang w:val="en-US"/>
+                <w:sz w:val="20"/>
               </w:rPr>
-              <w:t xml:space="preserve">SNO</w:t>
+              <w:t>SNO</w:t>
             </w:r>
+          </w:p>
+        </w:tc>
+        <w:tc>
+          <w:tcPr>
+            <w:tcW w:type="dxa" w:w="1800"/>
+            <w:vAlign w:val="center"/>
+            <w:tcMar>
+              <w:top w:w="70" w:type="dxa"/>
+              <w:left w:w="70" w:type="dxa"/>
+              <w:bottom w:w="70" w:type="dxa"/>
+              <w:right w:w="70" w:type="dxa"/>
+            </w:tcMar>
+          </w:tcPr>
+          <w:p>
+            <w:pPr>
+              <w:spacing w:before="0" w:after="0" w:line="240" w:lineRule="auto"/>
+              <w:jc w:val="center"/>
+            </w:pPr>
+            <w:r/>
             <w:r>
               <w:rPr>
-                <w:rFonts w:ascii="Times New Roman" w:hAnsi="Times New Roman" w:eastAsia="Times New Roman" w:cs="Times New Roman"/>
-                <w:b w:val="0"/>
-                <w:bCs w:val="0"/>
-                <w:i w:val="0"/>
-                <w:iCs w:val="0"/>
-                <w:color w:val="000000" w:themeColor="text1" w:themeTint="FF" w:themeShade="FF"/>
-                <w:sz w:val="22"/>
-                <w:szCs w:val="22"/>
-                <w:lang w:val="en-US"/>
+                <w:rFonts w:ascii="Times New Roman" w:hAnsi="Times New Roman"/>
+                <w:b/>
+                <w:sz w:val="20"/>
               </w:rPr>
+              <w:t>PRODUCT NAME</w:t>
             </w:r>
+          </w:p>
+        </w:tc>
+        <w:tc>
+          <w:tcPr>
+            <w:tcW w:type="dxa" w:w="2250"/>
+            <w:vAlign w:val="center"/>
+            <w:tcMar>
+              <w:top w:w="70" w:type="dxa"/>
+              <w:left w:w="70" w:type="dxa"/>
+              <w:bottom w:w="70" w:type="dxa"/>
+              <w:right w:w="70" w:type="dxa"/>
+            </w:tcMar>
+          </w:tcPr>
+          <w:p>
+            <w:pPr>
+              <w:spacing w:before="0" w:after="0" w:line="240" w:lineRule="auto"/>
+              <w:jc w:val="center"/>
+            </w:pPr>
+            <w:r/>
             <w:r>
               <w:rPr>
-                <w:rFonts w:ascii="Times New Roman" w:hAnsi="Times New Roman" w:cs="Times New Roman"/>
+                <w:rFonts w:ascii="Times New Roman" w:hAnsi="Times New Roman"/>
+                <w:b/>
+                <w:sz w:val="20"/>
+              </w:rPr>
+              <w:t>DESCRIPTION</w:t>
+            </w:r>
+          </w:p>
+        </w:tc>
+        <w:tc>
+          <w:tcPr>
+            <w:tcW w:type="dxa" w:w="1200"/>
+            <w:vAlign w:val="center"/>
+            <w:tcMar>
+              <w:top w:w="70" w:type="dxa"/>
+              <w:left w:w="70" w:type="dxa"/>
+              <w:bottom w:w="70" w:type="dxa"/>
+              <w:right w:w="70" w:type="dxa"/>
+            </w:tcMar>
+          </w:tcPr>
+          <w:p>
+            <w:pPr>
+              <w:spacing w:before="0" w:after="0" w:line="240" w:lineRule="auto"/>
+              <w:jc w:val="center"/>
+            </w:pPr>
+            <w:r/>
+            <w:r>
+              <w:rPr>
+                <w:rFonts w:ascii="Times New Roman" w:hAnsi="Times New Roman"/>
+                <w:b/>
+                <w:sz w:val="20"/>
+              </w:rPr>
+              <w:t>HSN CODE</w:t>
+            </w:r>
+          </w:p>
+        </w:tc>
+        <w:tc>
+          <w:tcPr>
+            <w:tcW w:type="dxa" w:w="1500"/>
+            <w:vAlign w:val="center"/>
+            <w:tcMar>
+              <w:top w:w="70" w:type="dxa"/>
+              <w:left w:w="70" w:type="dxa"/>
+              <w:bottom w:w="70" w:type="dxa"/>
+              <w:right w:w="70" w:type="dxa"/>
+            </w:tcMar>
+          </w:tcPr>
+          <w:p>
+            <w:pPr>
+              <w:spacing w:before="0" w:after="0" w:line="240" w:lineRule="auto"/>
+              <w:jc w:val="center"/>
+            </w:pPr>
+            <w:r/>
+            <w:r>
+              <w:rPr>
+                <w:rFonts w:ascii="Times New Roman" w:hAnsi="Times New Roman"/>
+                <w:b/>
+                <w:sz w:val="20"/>
+              </w:rPr>
+              <w:t>UNIT PRICE</w:t>
+            </w:r>
+          </w:p>
+        </w:tc>
+        <w:tc>
+          <w:tcPr>
+            <w:tcW w:type="dxa" w:w="1500"/>
+            <w:vAlign w:val="center"/>
+            <w:tcMar>
+              <w:top w:w="70" w:type="dxa"/>
+              <w:left w:w="70" w:type="dxa"/>
+              <w:bottom w:w="70" w:type="dxa"/>
+              <w:right w:w="70" w:type="dxa"/>
+            </w:tcMar>
+          </w:tcPr>
+          <w:p>
+            <w:pPr>
+              <w:spacing w:before="0" w:after="0" w:line="240" w:lineRule="auto"/>
+              <w:jc w:val="center"/>
+            </w:pPr>
+            <w:r/>
+            <w:r>
+              <w:rPr>
+                <w:rFonts w:ascii="Times New Roman" w:hAnsi="Times New Roman"/>
+                <w:b/>
+                <w:sz w:val="20"/>
+              </w:rPr>
+              <w:t>QTY</w:t>
+            </w:r>
+          </w:p>
+        </w:tc>
+        <w:tc>
+          <w:tcPr>
+            <w:tcW w:type="dxa" w:w="2411"/>
+            <w:vAlign w:val="center"/>
+            <w:tcMar>
+              <w:top w:w="70" w:type="dxa"/>
+              <w:left w:w="70" w:type="dxa"/>
+              <w:bottom w:w="70" w:type="dxa"/>
+              <w:right w:w="70" w:type="dxa"/>
+            </w:tcMar>
+          </w:tcPr>
+          <w:p>
+            <w:pPr>
+              <w:spacing w:before="0" w:after="0" w:line="240" w:lineRule="auto"/>
+              <w:jc w:val="center"/>
+            </w:pPr>
+            <w:r/>
+            <w:r>
+              <w:rPr>
+                <w:rFonts w:ascii="Times New Roman" w:hAnsi="Times New Roman"/>
+                <w:b/>
+                <w:sz w:val="20"/>
+              </w:rPr>
+              <w:t>TOTAL AMOUNT</w:t>
+            </w:r>
+          </w:p>
+        </w:tc>
+      </w:tr>
+      <w:tr>
+        <w:tc>
+          <w:tcPr>
+            <w:tcW w:type="dxa" w:w="650"/>
+            <w:vAlign w:val="center"/>
+            <w:tcMar>
+              <w:top w:w="70" w:type="dxa"/>
+              <w:left w:w="70" w:type="dxa"/>
+              <w:bottom w:w="70" w:type="dxa"/>
+              <w:right w:w="70" w:type="dxa"/>
+            </w:tcMar>
+          </w:tcPr>
+          <w:p>
+            <w:pPr>
+              <w:spacing w:before="0" w:after="0" w:line="240" w:lineRule="auto"/>
+              <w:jc w:val="center"/>
+            </w:pPr>
+            <w:r/>
+            <w:r>
+              <w:rPr>
+                <w:rFonts w:ascii="Times New Roman" w:hAnsi="Times New Roman"/>
                 <w:b w:val="0"/>
-                <w:bCs w:val="0"/>
-                <w:i w:val="0"/>
-                <w:iCs w:val="0"/>
-                <w:color w:val="000000" w:themeColor="text1" w:themeTint="FF" w:themeShade="FF"/>
-                <w:sz w:val="22"/>
-                <w:szCs w:val="22"/>
+                <w:sz w:val="20"/>
+              </w:rPr>
+              <w:t>{#productdata}{id}</w:t>
+            </w:r>
+          </w:p>
+        </w:tc>
+        <w:tc>
+          <w:tcPr>
+            <w:tcW w:type="dxa" w:w="1800"/>
+            <w:vAlign w:val="center"/>
+            <w:tcMar>
+              <w:top w:w="70" w:type="dxa"/>
+              <w:left w:w="70" w:type="dxa"/>
+              <w:bottom w:w="70" w:type="dxa"/>
+              <w:right w:w="70" w:type="dxa"/>
+            </w:tcMar>
+          </w:tcPr>
+          <w:p>
+            <w:pPr>
+              <w:spacing w:before="0" w:after="0" w:line="240" w:lineRule="auto"/>
+              <w:jc w:val="center"/>
+            </w:pPr>
+            <w:r/>
+            <w:r>
+              <w:rPr>
+                <w:rFonts w:ascii="Times New Roman" w:hAnsi="Times New Roman"/>
+                <w:b w:val="0"/>
+                <w:sz w:val="20"/>
+              </w:rPr>
+              <w:t>{productname}</w:t>
+            </w:r>
+          </w:p>
+        </w:tc>
+        <w:tc>
+          <w:tcPr>
+            <w:tcW w:type="dxa" w:w="2250"/>
+            <w:vAlign w:val="center"/>
+            <w:tcMar>
+              <w:top w:w="70" w:type="dxa"/>
+              <w:left w:w="70" w:type="dxa"/>
+              <w:bottom w:w="70" w:type="dxa"/>
+              <w:right w:w="70" w:type="dxa"/>
+            </w:tcMar>
+          </w:tcPr>
+          <w:p>
+            <w:pPr>
+              <w:spacing w:before="0" w:after="0" w:line="240" w:lineRule="auto"/>
+              <w:jc w:val="center"/>
+            </w:pPr>
+            <w:r/>
+            <w:r>
+              <w:rPr>
+                <w:rFonts w:ascii="Times New Roman" w:hAnsi="Times New Roman"/>
+                <w:b w:val="0"/>
+                <w:sz w:val="20"/>
+              </w:rPr>
+              <w:t>{description}</w:t>
+            </w:r>
+          </w:p>
+        </w:tc>
+        <w:tc>
+          <w:tcPr>
+            <w:tcW w:type="dxa" w:w="1200"/>
+            <w:vAlign w:val="center"/>
+            <w:tcMar>
+              <w:top w:w="70" w:type="dxa"/>
+              <w:left w:w="70" w:type="dxa"/>
+              <w:bottom w:w="70" w:type="dxa"/>
+              <w:right w:w="70" w:type="dxa"/>
+            </w:tcMar>
+          </w:tcPr>
+          <w:p>
+            <w:pPr>
+              <w:spacing w:before="0" w:after="0" w:line="240" w:lineRule="auto"/>
+              <w:jc w:val="center"/>
+            </w:pPr>
+            <w:r/>
+            <w:r>
+              <w:rPr>
+                <w:rFonts w:ascii="Times New Roman" w:hAnsi="Times New Roman"/>
+                <w:b w:val="0"/>
+                <w:sz w:val="20"/>
+              </w:rPr>
+              <w:t>{hsncode}</w:t>
+            </w:r>
+          </w:p>
+        </w:tc>
+        <w:tc>
+          <w:tcPr>
+            <w:tcW w:type="dxa" w:w="1500"/>
+            <w:vAlign w:val="center"/>
+            <w:tcMar>
+              <w:top w:w="70" w:type="dxa"/>
+              <w:left w:w="70" w:type="dxa"/>
+              <w:bottom w:w="70" w:type="dxa"/>
+              <w:right w:w="70" w:type="dxa"/>
+            </w:tcMar>
+          </w:tcPr>
+          <w:p>
+            <w:pPr>
+              <w:spacing w:before="0" w:after="0" w:line="240" w:lineRule="auto"/>
+              <w:jc w:val="center"/>
+            </w:pPr>
+            <w:r/>
+            <w:r>
+              <w:rPr>
+                <w:rFonts w:ascii="Times New Roman" w:hAnsi="Times New Roman"/>
+                <w:b w:val="0"/>
+                <w:sz w:val="20"/>
+              </w:rPr>
+              <w:t>{unitprice}</w:t>
+            </w:r>
+          </w:p>
+        </w:tc>
+        <w:tc>
+          <w:tcPr>
+            <w:tcW w:type="dxa" w:w="1500"/>
+            <w:vAlign w:val="center"/>
+            <w:tcMar>
+              <w:top w:w="70" w:type="dxa"/>
+              <w:left w:w="70" w:type="dxa"/>
+              <w:bottom w:w="70" w:type="dxa"/>
+              <w:right w:w="70" w:type="dxa"/>
+            </w:tcMar>
+          </w:tcPr>
+          <w:p>
+            <w:pPr>
+              <w:spacing w:before="0" w:after="0" w:line="240" w:lineRule="auto"/>
+              <w:jc w:val="center"/>
+            </w:pPr>
+            <w:r/>
+            <w:r>
+              <w:rPr>
+                <w:rFonts w:ascii="Times New Roman" w:hAnsi="Times New Roman"/>
+                <w:b w:val="0"/>
+                <w:sz w:val="20"/>
+              </w:rPr>
+              <w:t>{quantity}</w:t>
+            </w:r>
+          </w:p>
+        </w:tc>
+        <w:tc>
+          <w:tcPr>
+            <w:tcW w:type="dxa" w:w="2411"/>
+            <w:vAlign w:val="center"/>
+            <w:tcMar>
+              <w:top w:w="70" w:type="dxa"/>
+              <w:left w:w="70" w:type="dxa"/>
+              <w:bottom w:w="70" w:type="dxa"/>
+              <w:right w:w="70" w:type="dxa"/>
+            </w:tcMar>
+          </w:tcPr>
+          <w:p>
+            <w:pPr>
+              <w:spacing w:before="0" w:after="0" w:line="240" w:lineRule="auto"/>
+              <w:jc w:val="center"/>
+            </w:pPr>
+            <w:r/>
+            <w:r>
+              <w:rPr>
+                <w:rFonts w:ascii="Times New Roman" w:hAnsi="Times New Roman"/>
+                <w:b w:val="0"/>
+                <w:sz w:val="20"/>
+              </w:rPr>
+              <w:t>{totalamount}{/}</w:t>
+            </w:r>
+          </w:p>
+        </w:tc>
+      </w:tr>
+      <w:tr>
+        <w:tc>
+          <w:tcPr>
+            <w:tcW w:type="dxa" w:w="650"/>
+            <w:vAlign w:val="center"/>
+            <w:tcMar>
+              <w:top w:w="70" w:type="dxa"/>
+              <w:left w:w="70" w:type="dxa"/>
+              <w:bottom w:w="70" w:type="dxa"/>
+              <w:right w:w="70" w:type="dxa"/>
+            </w:tcMar>
+          </w:tcPr>
+          <w:p>
+            <w:pPr>
+              <w:spacing w:before="0" w:after="0" w:line="240" w:lineRule="auto"/>
+              <w:jc w:val="center"/>
+            </w:pPr>
+            <w:r/>
+            <w:r>
+              <w:rPr>
+                <w:rFonts w:ascii="Times New Roman" w:hAnsi="Times New Roman"/>
+                <w:b w:val="0"/>
+                <w:sz w:val="20"/>
               </w:rPr>
             </w:r>
           </w:p>
         </w:tc>
         <w:tc>
           <w:tcPr>
-            <w:tcBorders/>
+            <w:tcW w:type="dxa" w:w="1800"/>
+            <w:vAlign w:val="center"/>
             <w:tcMar>
-              <w:left w:w="105" w:type="dxa"/>
-              <w:right w:w="105" w:type="dxa"/>
+              <w:top w:w="70" w:type="dxa"/>
+              <w:left w:w="70" w:type="dxa"/>
+              <w:bottom w:w="70" w:type="dxa"/>
+              <w:right w:w="70" w:type="dxa"/>
             </w:tcMar>
-            <w:tcW w:w="3945" w:type="dxa"/>
-            <w:vAlign w:val="top"/>
-            <w:textDirection w:val="lrTb"/>
-            <w:noWrap w:val="false"/>
           </w:tcPr>
           <w:p>
             <w:pPr>
-              <w:pStyle w:val="845"/>
-              <w:pBdr/>
-              <w:spacing w:line="264" w:lineRule="auto"/>
-              <w:ind/>
+              <w:spacing w:before="0" w:after="0" w:line="240" w:lineRule="auto"/>
               <w:jc w:val="center"/>
-              <w:rPr>
-                <w:rFonts w:ascii="Times New Roman" w:hAnsi="Times New Roman" w:cs="Times New Roman"/>
-                <w:b w:val="0"/>
-                <w:bCs w:val="0"/>
-                <w:i w:val="0"/>
-                <w:iCs w:val="0"/>
-                <w:color w:val="000000" w:themeColor="text1" w:themeTint="FF" w:themeShade="FF"/>
-                <w:sz w:val="22"/>
-                <w:szCs w:val="22"/>
-              </w:rPr>
             </w:pPr>
+            <w:r/>
             <w:r>
               <w:rPr>
-                <w:rFonts w:ascii="Times New Roman" w:hAnsi="Times New Roman" w:eastAsia="Times New Roman" w:cs="Times New Roman"/>
-                <w:b/>
-                <w:bCs/>
-                <w:i w:val="0"/>
-                <w:iCs w:val="0"/>
-                <w:caps w:val="0"/>
-                <w:smallCaps w:val="0"/>
-                <w:color w:val="000000" w:themeColor="text1" w:themeTint="FF" w:themeShade="FF"/>
-                <w:sz w:val="22"/>
-                <w:szCs w:val="22"/>
-                <w:lang w:val="en-US"/>
-              </w:rPr>
-              <w:t xml:space="preserve">DESCRIPTION</w:t>
-            </w:r>
-            <w:r>
-              <w:rPr>
-                <w:rFonts w:ascii="Times New Roman" w:hAnsi="Times New Roman" w:eastAsia="Times New Roman" w:cs="Times New Roman"/>
+                <w:rFonts w:ascii="Times New Roman" w:hAnsi="Times New Roman"/>
                 <w:b w:val="0"/>
-                <w:bCs w:val="0"/>
-                <w:i w:val="0"/>
-                <w:iCs w:val="0"/>
-                <w:color w:val="000000" w:themeColor="text1" w:themeTint="FF" w:themeShade="FF"/>
-                <w:sz w:val="22"/>
-                <w:szCs w:val="22"/>
-                <w:lang w:val="en-US"/>
-              </w:rPr>
-            </w:r>
-            <w:r>
-              <w:rPr>
-                <w:rFonts w:ascii="Times New Roman" w:hAnsi="Times New Roman" w:cs="Times New Roman"/>
-                <w:b w:val="0"/>
-                <w:bCs w:val="0"/>
-                <w:i w:val="0"/>
-                <w:iCs w:val="0"/>
-                <w:color w:val="000000" w:themeColor="text1" w:themeTint="FF" w:themeShade="FF"/>
-                <w:sz w:val="22"/>
-                <w:szCs w:val="22"/>
+                <w:sz w:val="20"/>
               </w:rPr>
             </w:r>
           </w:p>
         </w:tc>
         <w:tc>
           <w:tcPr>
-            <w:tcBorders/>
+            <w:tcW w:type="dxa" w:w="2250"/>
+            <w:vAlign w:val="center"/>
             <w:tcMar>
-              <w:left w:w="105" w:type="dxa"/>
-              <w:right w:w="105" w:type="dxa"/>
+              <w:top w:w="70" w:type="dxa"/>
+              <w:left w:w="70" w:type="dxa"/>
+              <w:bottom w:w="70" w:type="dxa"/>
+              <w:right w:w="70" w:type="dxa"/>
             </w:tcMar>
-            <w:tcW w:w="2040" w:type="dxa"/>
-            <w:vAlign w:val="top"/>
-            <w:textDirection w:val="lrTb"/>
-            <w:noWrap w:val="false"/>
           </w:tcPr>
           <w:p>
             <w:pPr>
-              <w:pStyle w:val="845"/>
-              <w:pBdr/>
-              <w:spacing w:after="0" w:afterAutospacing="0" w:before="0" w:beforeAutospacing="0" w:line="264" w:lineRule="auto"/>
-              <w:ind w:right="0" w:left="0"/>
+              <w:spacing w:before="0" w:after="0" w:line="240" w:lineRule="auto"/>
               <w:jc w:val="center"/>
-              <w:rPr>
-                <w:rFonts w:ascii="Times New Roman" w:hAnsi="Times New Roman" w:cs="Times New Roman"/>
-                <w:b w:val="0"/>
-                <w:bCs w:val="0"/>
-                <w:i w:val="0"/>
-                <w:iCs w:val="0"/>
-                <w:color w:val="000000" w:themeColor="text1" w:themeTint="FF" w:themeShade="FF"/>
-                <w:sz w:val="22"/>
-                <w:szCs w:val="22"/>
-              </w:rPr>
             </w:pPr>
+            <w:r/>
             <w:r>
               <w:rPr>
-                <w:rFonts w:ascii="Times New Roman" w:hAnsi="Times New Roman" w:eastAsia="Times New Roman" w:cs="Times New Roman"/>
-                <w:b/>
-                <w:bCs/>
-                <w:i w:val="0"/>
-                <w:iCs w:val="0"/>
-                <w:caps w:val="0"/>
-                <w:smallCaps w:val="0"/>
-                <w:color w:val="000000" w:themeColor="text1" w:themeTint="FF" w:themeShade="FF"/>
-                <w:sz w:val="22"/>
-                <w:szCs w:val="22"/>
-                <w:lang w:val="en-US"/>
-              </w:rPr>
-              <w:t xml:space="preserve">UNIT PRICE</w:t>
-            </w:r>
-            <w:r>
-              <w:rPr>
-                <w:rFonts w:ascii="Times New Roman" w:hAnsi="Times New Roman" w:eastAsia="Times New Roman" w:cs="Times New Roman"/>
+                <w:rFonts w:ascii="Times New Roman" w:hAnsi="Times New Roman"/>
                 <w:b w:val="0"/>
-                <w:bCs w:val="0"/>
-                <w:i w:val="0"/>
-                <w:iCs w:val="0"/>
-                <w:color w:val="000000" w:themeColor="text1" w:themeTint="FF" w:themeShade="FF"/>
-                <w:sz w:val="22"/>
-                <w:szCs w:val="22"/>
-                <w:lang w:val="en-US"/>
-              </w:rPr>
-            </w:r>
-            <w:r>
-              <w:rPr>
-                <w:rFonts w:ascii="Times New Roman" w:hAnsi="Times New Roman" w:cs="Times New Roman"/>
-                <w:b w:val="0"/>
-                <w:bCs w:val="0"/>
-                <w:i w:val="0"/>
-                <w:iCs w:val="0"/>
-                <w:color w:val="000000" w:themeColor="text1" w:themeTint="FF" w:themeShade="FF"/>
-                <w:sz w:val="22"/>
-                <w:szCs w:val="22"/>
+                <w:sz w:val="20"/>
               </w:rPr>
             </w:r>
           </w:p>
         </w:tc>
         <w:tc>
           <w:tcPr>
-            <w:tcBorders/>
+            <w:tcW w:type="dxa" w:w="1200"/>
+            <w:vAlign w:val="center"/>
             <w:tcMar>
-              <w:left w:w="105" w:type="dxa"/>
-              <w:right w:w="105" w:type="dxa"/>
+              <w:top w:w="70" w:type="dxa"/>
+              <w:left w:w="70" w:type="dxa"/>
+              <w:bottom w:w="70" w:type="dxa"/>
+              <w:right w:w="70" w:type="dxa"/>
             </w:tcMar>
-            <w:tcW w:w="1539" w:type="dxa"/>
-            <w:vAlign w:val="top"/>
-            <w:textDirection w:val="lrTb"/>
-            <w:noWrap w:val="false"/>
           </w:tcPr>
           <w:p>
             <w:pPr>
-              <w:pStyle w:val="845"/>
-              <w:pBdr/>
-              <w:spacing w:line="264" w:lineRule="auto"/>
-              <w:ind/>
+              <w:spacing w:before="0" w:after="0" w:line="240" w:lineRule="auto"/>
               <w:jc w:val="center"/>
-              <w:rPr>
-                <w:rFonts w:ascii="Times New Roman" w:hAnsi="Times New Roman" w:cs="Times New Roman"/>
-                <w:b w:val="0"/>
-                <w:bCs w:val="0"/>
-                <w:i w:val="0"/>
-                <w:iCs w:val="0"/>
-                <w:color w:val="000000" w:themeColor="text1" w:themeTint="FF" w:themeShade="FF"/>
-                <w:sz w:val="22"/>
-                <w:szCs w:val="22"/>
-              </w:rPr>
             </w:pPr>
+            <w:r/>
             <w:r>
               <w:rPr>
-                <w:rFonts w:ascii="Times New Roman" w:hAnsi="Times New Roman" w:eastAsia="Times New Roman" w:cs="Times New Roman"/>
-                <w:b/>
-                <w:bCs/>
-                <w:i w:val="0"/>
-                <w:iCs w:val="0"/>
-                <w:caps w:val="0"/>
-                <w:smallCaps w:val="0"/>
-                <w:color w:val="000000" w:themeColor="text1" w:themeTint="FF" w:themeShade="FF"/>
-                <w:sz w:val="22"/>
-                <w:szCs w:val="22"/>
-                <w:lang w:val="en-US"/>
-              </w:rPr>
-              <w:t xml:space="preserve">QTY</w:t>
-            </w:r>
-            <w:r>
-              <w:rPr>
-                <w:rFonts w:ascii="Times New Roman" w:hAnsi="Times New Roman" w:eastAsia="Times New Roman" w:cs="Times New Roman"/>
+                <w:rFonts w:ascii="Times New Roman" w:hAnsi="Times New Roman"/>
                 <w:b w:val="0"/>
-                <w:bCs w:val="0"/>
-                <w:i w:val="0"/>
-                <w:iCs w:val="0"/>
-                <w:color w:val="000000" w:themeColor="text1" w:themeTint="FF" w:themeShade="FF"/>
-                <w:sz w:val="22"/>
-                <w:szCs w:val="22"/>
-                <w:lang w:val="en-US"/>
-              </w:rPr>
-            </w:r>
-            <w:r>
-              <w:rPr>
-                <w:rFonts w:ascii="Times New Roman" w:hAnsi="Times New Roman" w:cs="Times New Roman"/>
-                <w:b w:val="0"/>
-                <w:bCs w:val="0"/>
-                <w:i w:val="0"/>
-                <w:iCs w:val="0"/>
-                <w:color w:val="000000" w:themeColor="text1" w:themeTint="FF" w:themeShade="FF"/>
-                <w:sz w:val="22"/>
-                <w:szCs w:val="22"/>
+                <w:sz w:val="20"/>
               </w:rPr>
             </w:r>
           </w:p>
         </w:tc>
         <w:tc>
           <w:tcPr>
-            <w:gridSpan w:val="2"/>
-            <w:tcBorders/>
+            <w:tcW w:type="dxa" w:w="1500"/>
+            <w:vAlign w:val="center"/>
             <w:tcMar>
-              <w:left w:w="105" w:type="dxa"/>
-              <w:right w:w="105" w:type="dxa"/>
+              <w:top w:w="70" w:type="dxa"/>
+              <w:left w:w="70" w:type="dxa"/>
+              <w:bottom w:w="70" w:type="dxa"/>
+              <w:right w:w="70" w:type="dxa"/>
             </w:tcMar>
-            <w:tcW w:w="3098" w:type="dxa"/>
-            <w:vAlign w:val="top"/>
-            <w:textDirection w:val="lrTb"/>
-            <w:noWrap w:val="false"/>
           </w:tcPr>
           <w:p>
             <w:pPr>
-              <w:pStyle w:val="845"/>
-              <w:pBdr/>
-              <w:spacing w:line="264" w:lineRule="auto"/>
-              <w:ind/>
+              <w:spacing w:before="0" w:after="0" w:line="240" w:lineRule="auto"/>
               <w:jc w:val="center"/>
-              <w:rPr>
-                <w:rFonts w:ascii="Times New Roman" w:hAnsi="Times New Roman" w:cs="Times New Roman"/>
-                <w:b w:val="0"/>
-                <w:bCs w:val="0"/>
-                <w:i w:val="0"/>
-                <w:iCs w:val="0"/>
-                <w:color w:val="000000" w:themeColor="text1" w:themeTint="FF" w:themeShade="FF"/>
-                <w:sz w:val="22"/>
-                <w:szCs w:val="22"/>
-              </w:rPr>
             </w:pPr>
+            <w:r/>
             <w:r>
               <w:rPr>
-                <w:rFonts w:ascii="Times New Roman" w:hAnsi="Times New Roman" w:eastAsia="Times New Roman" w:cs="Times New Roman"/>
-                <w:b/>
-                <w:bCs/>
-                <w:i w:val="0"/>
-                <w:iCs w:val="0"/>
-                <w:caps w:val="0"/>
-                <w:smallCaps w:val="0"/>
-                <w:color w:val="000000" w:themeColor="text1" w:themeTint="FF" w:themeShade="FF"/>
-                <w:sz w:val="22"/>
-                <w:szCs w:val="22"/>
-                <w:lang w:val="en-US"/>
+                <w:rFonts w:ascii="Times New Roman" w:hAnsi="Times New Roman"/>
+                <w:b w:val="0"/>
+                <w:sz w:val="20"/>
               </w:rPr>
-              <w:t xml:space="preserve">TOTAL  AMOUNT</w:t>
             </w:r>
+          </w:p>
+        </w:tc>
+        <w:tc>
+          <w:tcPr>
+            <w:tcW w:type="dxa" w:w="1500"/>
+            <w:vAlign w:val="center"/>
+            <w:tcMar>
+              <w:top w:w="70" w:type="dxa"/>
+              <w:left w:w="70" w:type="dxa"/>
+              <w:bottom w:w="70" w:type="dxa"/>
+              <w:right w:w="70" w:type="dxa"/>
+            </w:tcMar>
+          </w:tcPr>
+          <w:p>
+            <w:pPr>
+              <w:spacing w:before="0" w:after="0" w:line="240" w:lineRule="auto"/>
+              <w:jc w:val="center"/>
+            </w:pPr>
+            <w:r/>
             <w:r>
               <w:rPr>
-                <w:rFonts w:ascii="Times New Roman" w:hAnsi="Times New Roman" w:eastAsia="Times New Roman" w:cs="Times New Roman"/>
+                <w:rFonts w:ascii="Times New Roman" w:hAnsi="Times New Roman"/>
                 <w:b w:val="0"/>
-                <w:bCs w:val="0"/>
-                <w:i w:val="0"/>
-                <w:iCs w:val="0"/>
-                <w:color w:val="000000" w:themeColor="text1" w:themeTint="FF" w:themeShade="FF"/>
-                <w:sz w:val="22"/>
-                <w:szCs w:val="22"/>
-                <w:lang w:val="en-US"/>
+                <w:sz w:val="20"/>
               </w:rPr>
             </w:r>
+          </w:p>
+        </w:tc>
+        <w:tc>
+          <w:tcPr>
+            <w:tcW w:type="dxa" w:w="2411"/>
+            <w:vAlign w:val="center"/>
+            <w:tcMar>
+              <w:top w:w="70" w:type="dxa"/>
+              <w:left w:w="70" w:type="dxa"/>
+              <w:bottom w:w="70" w:type="dxa"/>
+              <w:right w:w="70" w:type="dxa"/>
+            </w:tcMar>
+          </w:tcPr>
+          <w:p>
+            <w:pPr>
+              <w:spacing w:before="0" w:after="0" w:line="240" w:lineRule="auto"/>
+              <w:jc w:val="center"/>
+            </w:pPr>
+            <w:r/>
             <w:r>
               <w:rPr>
-                <w:rFonts w:ascii="Times New Roman" w:hAnsi="Times New Roman" w:cs="Times New Roman"/>
+                <w:rFonts w:ascii="Times New Roman" w:hAnsi="Times New Roman"/>
                 <w:b w:val="0"/>
-                <w:bCs w:val="0"/>
-                <w:i w:val="0"/>
-                <w:iCs w:val="0"/>
-                <w:color w:val="000000" w:themeColor="text1" w:themeTint="FF" w:themeShade="FF"/>
-                <w:sz w:val="22"/>
-                <w:szCs w:val="22"/>
+                <w:sz w:val="20"/>
               </w:rPr>
             </w:r>
           </w:p>
         </w:tc>
       </w:tr>
       <w:tr>
-        <w:trPr>
-          <w:trHeight w:val="300"/>
-        </w:trPr>
         <w:tc>
           <w:tcPr>
-            <w:tcBorders/>
+            <w:tcW w:type="dxa" w:w="7400"/>
+            <w:gridSpan w:val="5"/>
+            <w:vAlign w:val="center"/>
             <w:tcMar>
-              <w:left w:w="105" w:type="dxa"/>
-              <w:right w:w="105" w:type="dxa"/>
+              <w:top w:w="70" w:type="dxa"/>
+              <w:left w:w="70" w:type="dxa"/>
+              <w:bottom w:w="70" w:type="dxa"/>
+              <w:right w:w="70" w:type="dxa"/>
             </w:tcMar>
-            <w:tcW w:w="690" w:type="dxa"/>
-            <w:vAlign w:val="top"/>
-            <w:textDirection w:val="lrTb"/>
-            <w:noWrap w:val="false"/>
           </w:tcPr>
           <w:p>
             <w:pPr>
-              <w:pBdr/>
-              <w:spacing w:line="264" w:lineRule="auto"/>
-              <w:ind/>
+              <w:spacing w:before="0" w:after="0" w:line="240" w:lineRule="auto"/>
               <w:jc w:val="center"/>
-              <w:rPr>
-                <w:rFonts w:ascii="Times New Roman" w:hAnsi="Times New Roman" w:cs="Times New Roman"/>
-                <w:b w:val="0"/>
-                <w:bCs w:val="0"/>
-                <w:i w:val="0"/>
-                <w:iCs w:val="0"/>
-                <w:color w:val="000000" w:themeColor="text1" w:themeTint="FF" w:themeShade="FF"/>
-                <w:sz w:val="22"/>
-                <w:szCs w:val="22"/>
-              </w:rPr>
             </w:pPr>
+            <w:r/>
             <w:r>
               <w:rPr>
-                <w:rFonts w:ascii="Times New Roman" w:hAnsi="Times New Roman" w:eastAsia="Times New Roman" w:cs="Times New Roman"/>
+                <w:rFonts w:ascii="Times New Roman" w:hAnsi="Times New Roman"/>
                 <w:b w:val="0"/>
-                <w:bCs w:val="0"/>
-                <w:i w:val="0"/>
-                <w:iCs w:val="0"/>
-                <w:color w:val="000000" w:themeColor="text1" w:themeTint="FF" w:themeShade="FF"/>
-                <w:sz w:val="22"/>
-                <w:szCs w:val="22"/>
-                <w:lang w:val="en-US"/>
-              </w:rPr>
-              <w:t xml:space="preserve">{#productdata}{id}</w:t>
-            </w:r>
-            <w:r>
-              <w:rPr>
-                <w:rFonts w:ascii="Times New Roman" w:hAnsi="Times New Roman" w:eastAsia="Times New Roman" w:cs="Times New Roman"/>
-                <w:b w:val="0"/>
-                <w:bCs w:val="0"/>
-                <w:i w:val="0"/>
-                <w:iCs w:val="0"/>
-                <w:color w:val="000000" w:themeColor="text1" w:themeTint="FF" w:themeShade="FF"/>
-                <w:sz w:val="22"/>
-                <w:szCs w:val="22"/>
-                <w:lang w:val="en-US"/>
-              </w:rPr>
-            </w:r>
-            <w:r>
-              <w:rPr>
-                <w:rFonts w:ascii="Times New Roman" w:hAnsi="Times New Roman" w:cs="Times New Roman"/>
-                <w:b w:val="0"/>
-                <w:bCs w:val="0"/>
-                <w:i w:val="0"/>
-                <w:iCs w:val="0"/>
-                <w:color w:val="000000" w:themeColor="text1" w:themeTint="FF" w:themeShade="FF"/>
-                <w:sz w:val="22"/>
-                <w:szCs w:val="22"/>
+                <w:sz w:val="20"/>
               </w:rPr>
             </w:r>
           </w:p>
         </w:tc>
         <w:tc>
           <w:tcPr>
-            <w:tcBorders/>
+            <w:tcW w:type="dxa" w:w="1500"/>
+            <w:vAlign w:val="center"/>
             <w:tcMar>
-              <w:left w:w="105" w:type="dxa"/>
-              <w:right w:w="105" w:type="dxa"/>
+              <w:top w:w="70" w:type="dxa"/>
+              <w:left w:w="70" w:type="dxa"/>
+              <w:bottom w:w="70" w:type="dxa"/>
+              <w:right w:w="70" w:type="dxa"/>
             </w:tcMar>
-            <w:tcW w:w="3945" w:type="dxa"/>
-            <w:vAlign w:val="top"/>
-            <w:textDirection w:val="lrTb"/>
-            <w:noWrap w:val="false"/>
           </w:tcPr>
           <w:p>
             <w:pPr>
-              <w:pBdr/>
-              <w:spacing w:line="264" w:lineRule="auto"/>
-              <w:ind/>
+              <w:spacing w:before="0" w:after="0" w:line="240" w:lineRule="auto"/>
               <w:jc w:val="center"/>
-              <w:rPr>
-                <w:rFonts w:ascii="Times New Roman" w:hAnsi="Times New Roman" w:cs="Times New Roman"/>
-                <w:b w:val="0"/>
-                <w:bCs w:val="0"/>
-                <w:i w:val="0"/>
-                <w:iCs w:val="0"/>
-                <w:color w:val="000000" w:themeColor="text1" w:themeTint="FF" w:themeShade="FF"/>
-                <w:sz w:val="22"/>
-                <w:szCs w:val="22"/>
-              </w:rPr>
             </w:pPr>
+            <w:r/>
             <w:r>
               <w:rPr>
-                <w:rFonts w:ascii="Times New Roman" w:hAnsi="Times New Roman" w:eastAsia="Times New Roman" w:cs="Times New Roman"/>
-                <w:b w:val="0"/>
-                <w:bCs w:val="0"/>
-                <w:i w:val="0"/>
-                <w:iCs w:val="0"/>
-                <w:color w:val="000000" w:themeColor="text1" w:themeTint="FF" w:themeShade="FF"/>
-                <w:sz w:val="22"/>
-                <w:szCs w:val="22"/>
-                <w:lang w:val="en-US"/>
+                <w:rFonts w:ascii="Times New Roman" w:hAnsi="Times New Roman"/>
+                <w:b/>
+                <w:sz w:val="20"/>
               </w:rPr>
-              <w:t xml:space="preserve"> {description}</w:t>
+              <w:t>Tax</w:t>
             </w:r>
+          </w:p>
+        </w:tc>
+        <w:tc>
+          <w:tcPr>
+            <w:tcW w:type="dxa" w:w="2411"/>
+            <w:vAlign w:val="center"/>
+            <w:tcMar>
+              <w:top w:w="70" w:type="dxa"/>
+              <w:left w:w="70" w:type="dxa"/>
+              <w:bottom w:w="70" w:type="dxa"/>
+              <w:right w:w="70" w:type="dxa"/>
+            </w:tcMar>
+          </w:tcPr>
+          <w:p>
+            <w:pPr>
+              <w:spacing w:before="0" w:after="0" w:line="240" w:lineRule="auto"/>
+              <w:jc w:val="center"/>
+            </w:pPr>
+            <w:r/>
             <w:r>
               <w:rPr>
-                <w:rFonts w:ascii="Times New Roman" w:hAnsi="Times New Roman" w:eastAsia="Times New Roman" w:cs="Times New Roman"/>
-                <w:b w:val="0"/>
-                <w:bCs w:val="0"/>
-                <w:i w:val="0"/>
-                <w:iCs w:val="0"/>
-                <w:color w:val="000000" w:themeColor="text1" w:themeTint="FF" w:themeShade="FF"/>
-                <w:sz w:val="22"/>
-                <w:szCs w:val="22"/>
-                <w:lang w:val="en-US"/>
+                <w:rFonts w:ascii="Times New Roman" w:hAnsi="Times New Roman"/>
+                <w:b/>
+                <w:sz w:val="20"/>
               </w:rPr>
+              <w:t>{taxlabel}</w:t>
             </w:r>
+          </w:p>
+        </w:tc>
+      </w:tr>
+      <w:tr>
+        <w:tc>
+          <w:tcPr>
+            <w:tcW w:type="dxa" w:w="7400"/>
+            <w:gridSpan w:val="5"/>
+            <w:vAlign w:val="center"/>
+            <w:tcMar>
+              <w:top w:w="70" w:type="dxa"/>
+              <w:left w:w="70" w:type="dxa"/>
+              <w:bottom w:w="70" w:type="dxa"/>
+              <w:right w:w="70" w:type="dxa"/>
+            </w:tcMar>
+          </w:tcPr>
+          <w:p>
+            <w:pPr>
+              <w:spacing w:before="0" w:after="0" w:line="240" w:lineRule="auto"/>
+              <w:jc w:val="center"/>
+            </w:pPr>
+            <w:r/>
             <w:r>
               <w:rPr>
-                <w:rFonts w:ascii="Times New Roman" w:hAnsi="Times New Roman" w:cs="Times New Roman"/>
+                <w:rFonts w:ascii="Times New Roman" w:hAnsi="Times New Roman"/>
                 <w:b w:val="0"/>
-                <w:bCs w:val="0"/>
-                <w:i w:val="0"/>
-                <w:iCs w:val="0"/>
-                <w:color w:val="000000" w:themeColor="text1" w:themeTint="FF" w:themeShade="FF"/>
-                <w:sz w:val="22"/>
-                <w:szCs w:val="22"/>
+                <w:sz w:val="20"/>
               </w:rPr>
             </w:r>
           </w:p>
         </w:tc>
         <w:tc>
           <w:tcPr>
-            <w:tcBorders/>
+            <w:tcW w:type="dxa" w:w="1500"/>
+            <w:vAlign w:val="center"/>
             <w:tcMar>
-              <w:left w:w="105" w:type="dxa"/>
-              <w:right w:w="105" w:type="dxa"/>
+              <w:top w:w="70" w:type="dxa"/>
+              <w:left w:w="70" w:type="dxa"/>
+              <w:bottom w:w="70" w:type="dxa"/>
+              <w:right w:w="70" w:type="dxa"/>
             </w:tcMar>
-            <w:tcW w:w="2040" w:type="dxa"/>
-            <w:vAlign w:val="top"/>
-            <w:textDirection w:val="lrTb"/>
-            <w:noWrap w:val="false"/>
           </w:tcPr>
           <w:p>
             <w:pPr>
-              <w:pBdr/>
-              <w:spacing w:line="264" w:lineRule="auto"/>
-              <w:ind/>
+              <w:spacing w:before="0" w:after="0" w:line="240" w:lineRule="auto"/>
               <w:jc w:val="center"/>
-              <w:rPr>
-                <w:rFonts w:ascii="Times New Roman" w:hAnsi="Times New Roman" w:cs="Times New Roman"/>
-                <w:b w:val="0"/>
-                <w:bCs w:val="0"/>
-                <w:i w:val="0"/>
-                <w:iCs w:val="0"/>
-                <w:color w:val="000000" w:themeColor="text1" w:themeTint="FF" w:themeShade="FF"/>
-                <w:sz w:val="22"/>
-                <w:szCs w:val="22"/>
-              </w:rPr>
             </w:pPr>
+            <w:r/>
             <w:r>
               <w:rPr>
-                <w:rFonts w:ascii="Times New Roman" w:hAnsi="Times New Roman" w:eastAsia="Times New Roman" w:cs="Times New Roman"/>
-                <w:b w:val="0"/>
-                <w:bCs w:val="0"/>
-                <w:i w:val="0"/>
-                <w:iCs w:val="0"/>
-                <w:color w:val="000000" w:themeColor="text1" w:themeTint="FF" w:themeShade="FF"/>
-                <w:sz w:val="22"/>
-                <w:szCs w:val="22"/>
-                <w:lang w:val="en-US"/>
+                <w:rFonts w:ascii="Times New Roman" w:hAnsi="Times New Roman"/>
+                <w:b/>
+                <w:sz w:val="20"/>
               </w:rPr>
-              <w:t xml:space="preserve">{unitprice}</w:t>
+              <w:t>Tax Amount</w:t>
             </w:r>
+          </w:p>
+        </w:tc>
+        <w:tc>
+          <w:tcPr>
+            <w:tcW w:type="dxa" w:w="2411"/>
+            <w:vAlign w:val="center"/>
+            <w:tcMar>
+              <w:top w:w="70" w:type="dxa"/>
+              <w:left w:w="70" w:type="dxa"/>
+              <w:bottom w:w="70" w:type="dxa"/>
+              <w:right w:w="70" w:type="dxa"/>
+            </w:tcMar>
+          </w:tcPr>
+          <w:p>
+            <w:pPr>
+              <w:spacing w:before="0" w:after="0" w:line="240" w:lineRule="auto"/>
+              <w:jc w:val="center"/>
+            </w:pPr>
+            <w:r/>
             <w:r>
               <w:rPr>
-                <w:rFonts w:ascii="Times New Roman" w:hAnsi="Times New Roman" w:eastAsia="Times New Roman" w:cs="Times New Roman"/>
-                <w:b w:val="0"/>
-                <w:bCs w:val="0"/>
-                <w:i w:val="0"/>
-                <w:iCs w:val="0"/>
-                <w:color w:val="000000" w:themeColor="text1" w:themeTint="FF" w:themeShade="FF"/>
-                <w:sz w:val="22"/>
-                <w:szCs w:val="22"/>
-                <w:lang w:val="en-US"/>
+                <w:rFonts w:ascii="Times New Roman" w:hAnsi="Times New Roman"/>
+                <w:b/>
+                <w:sz w:val="20"/>
               </w:rPr>
+              <w:t>{producttaxamount}</w:t>
             </w:r>
+          </w:p>
+        </w:tc>
+      </w:tr>
+      <w:tr>
+        <w:tc>
+          <w:tcPr>
+            <w:tcW w:type="dxa" w:w="7400"/>
+            <w:gridSpan w:val="5"/>
+            <w:vAlign w:val="center"/>
+            <w:tcMar>
+              <w:top w:w="70" w:type="dxa"/>
+              <w:left w:w="70" w:type="dxa"/>
+              <w:bottom w:w="70" w:type="dxa"/>
+              <w:right w:w="70" w:type="dxa"/>
+            </w:tcMar>
+          </w:tcPr>
+          <w:p>
+            <w:pPr>
+              <w:spacing w:before="0" w:after="0" w:line="240" w:lineRule="auto"/>
+              <w:jc w:val="center"/>
+            </w:pPr>
+            <w:r/>
             <w:r>
               <w:rPr>
-                <w:rFonts w:ascii="Times New Roman" w:hAnsi="Times New Roman" w:cs="Times New Roman"/>
+                <w:rFonts w:ascii="Times New Roman" w:hAnsi="Times New Roman"/>
                 <w:b w:val="0"/>
-                <w:bCs w:val="0"/>
-                <w:i w:val="0"/>
-                <w:iCs w:val="0"/>
-                <w:color w:val="000000" w:themeColor="text1" w:themeTint="FF" w:themeShade="FF"/>
-                <w:sz w:val="22"/>
-                <w:szCs w:val="22"/>
+                <w:sz w:val="20"/>
               </w:rPr>
             </w:r>
           </w:p>
         </w:tc>
         <w:tc>
           <w:tcPr>
-            <w:tcBorders/>
+            <w:tcW w:type="dxa" w:w="1500"/>
+            <w:vAlign w:val="center"/>
             <w:tcMar>
-              <w:left w:w="105" w:type="dxa"/>
-              <w:right w:w="105" w:type="dxa"/>
+              <w:top w:w="70" w:type="dxa"/>
+              <w:left w:w="70" w:type="dxa"/>
+              <w:bottom w:w="70" w:type="dxa"/>
+              <w:right w:w="70" w:type="dxa"/>
             </w:tcMar>
-            <w:tcW w:w="1539" w:type="dxa"/>
-            <w:vAlign w:val="top"/>
-            <w:textDirection w:val="lrTb"/>
-            <w:noWrap w:val="false"/>
           </w:tcPr>
           <w:p>
             <w:pPr>
-              <w:pBdr/>
-              <w:spacing w:line="264" w:lineRule="auto"/>
-              <w:ind/>
+              <w:spacing w:before="0" w:after="0" w:line="240" w:lineRule="auto"/>
               <w:jc w:val="center"/>
-              <w:rPr>
-                <w:rFonts w:ascii="Times New Roman" w:hAnsi="Times New Roman" w:cs="Times New Roman"/>
-                <w:b w:val="0"/>
-                <w:bCs w:val="0"/>
-                <w:i w:val="0"/>
-                <w:iCs w:val="0"/>
-                <w:color w:val="000000" w:themeColor="text1" w:themeTint="FF" w:themeShade="FF"/>
-                <w:sz w:val="22"/>
-                <w:szCs w:val="22"/>
-              </w:rPr>
             </w:pPr>
+            <w:r/>
             <w:r>
               <w:rPr>
-                <w:rFonts w:ascii="Times New Roman" w:hAnsi="Times New Roman" w:eastAsia="Times New Roman" w:cs="Times New Roman"/>
-                <w:b w:val="0"/>
-                <w:bCs w:val="0"/>
-                <w:i w:val="0"/>
-                <w:iCs w:val="0"/>
-                <w:color w:val="000000" w:themeColor="text1" w:themeTint="FF" w:themeShade="FF"/>
-                <w:sz w:val="22"/>
-                <w:szCs w:val="22"/>
-                <w:lang w:val="en-US"/>
+                <w:rFonts w:ascii="Times New Roman" w:hAnsi="Times New Roman"/>
+                <w:b/>
+                <w:sz w:val="20"/>
               </w:rPr>
-              <w:t xml:space="preserve">{quantity}</w:t>
-            </w:r>
-            <w:r>
-              <w:rPr>
-                <w:rFonts w:ascii="Times New Roman" w:hAnsi="Times New Roman" w:eastAsia="Times New Roman" w:cs="Times New Roman"/>
-                <w:b w:val="0"/>
-                <w:bCs w:val="0"/>
-                <w:i w:val="0"/>
-                <w:iCs w:val="0"/>
-                <w:color w:val="000000" w:themeColor="text1" w:themeTint="FF" w:themeShade="FF"/>
-                <w:sz w:val="22"/>
-                <w:szCs w:val="22"/>
-                <w:lang w:val="en-US"/>
-              </w:rPr>
-            </w:r>
-            <w:r>
-              <w:rPr>
-                <w:rFonts w:ascii="Times New Roman" w:hAnsi="Times New Roman" w:cs="Times New Roman"/>
-                <w:b w:val="0"/>
-                <w:bCs w:val="0"/>
-                <w:i w:val="0"/>
-                <w:iCs w:val="0"/>
-                <w:color w:val="000000" w:themeColor="text1" w:themeTint="FF" w:themeShade="FF"/>
-                <w:sz w:val="22"/>
-                <w:szCs w:val="22"/>
-              </w:rPr>
+              <w:t>Subtotal (A):</w:t>
             </w:r>
           </w:p>
         </w:tc>
         <w:tc>
           <w:tcPr>
-            <w:gridSpan w:val="2"/>
-            <w:tcBorders/>
+            <w:tcW w:type="dxa" w:w="2411"/>
+            <w:vAlign w:val="center"/>
             <w:tcMar>
-              <w:left w:w="105" w:type="dxa"/>
-              <w:right w:w="105" w:type="dxa"/>
+              <w:top w:w="70" w:type="dxa"/>
+              <w:left w:w="70" w:type="dxa"/>
+              <w:bottom w:w="70" w:type="dxa"/>
+              <w:right w:w="70" w:type="dxa"/>
             </w:tcMar>
-            <w:tcW w:w="3098" w:type="dxa"/>
-            <w:vAlign w:val="top"/>
-            <w:textDirection w:val="lrTb"/>
-            <w:noWrap w:val="false"/>
           </w:tcPr>
           <w:p>
             <w:pPr>
-              <w:pBdr/>
-              <w:spacing w:line="264" w:lineRule="auto"/>
-              <w:ind/>
+              <w:spacing w:before="0" w:after="0" w:line="240" w:lineRule="auto"/>
               <w:jc w:val="center"/>
-              <w:rPr>
-                <w:rFonts w:ascii="Times New Roman" w:hAnsi="Times New Roman" w:cs="Times New Roman"/>
-                <w:b w:val="0"/>
-                <w:bCs w:val="0"/>
-                <w:i w:val="0"/>
-                <w:iCs w:val="0"/>
-                <w:color w:val="000000" w:themeColor="text1" w:themeTint="FF" w:themeShade="FF"/>
-                <w:sz w:val="22"/>
-                <w:szCs w:val="22"/>
-              </w:rPr>
             </w:pPr>
+            <w:r/>
             <w:r>
               <w:rPr>
-                <w:rFonts w:ascii="Times New Roman" w:hAnsi="Times New Roman" w:eastAsia="Times New Roman" w:cs="Times New Roman"/>
-                <w:b w:val="0"/>
-                <w:bCs w:val="0"/>
-                <w:i w:val="0"/>
-                <w:iCs w:val="0"/>
-                <w:color w:val="000000" w:themeColor="text1" w:themeTint="FF" w:themeShade="FF"/>
-                <w:sz w:val="22"/>
-                <w:szCs w:val="22"/>
-                <w:lang w:val="en-US"/>
+                <w:rFonts w:ascii="Times New Roman" w:hAnsi="Times New Roman"/>
+                <w:b/>
+                <w:sz w:val="20"/>
               </w:rPr>
-              <w:t xml:space="preserve">{totalamount}{/}</w:t>
-            </w:r>
-            <w:r>
-              <w:rPr>
-                <w:rFonts w:ascii="Times New Roman" w:hAnsi="Times New Roman" w:eastAsia="Times New Roman" w:cs="Times New Roman"/>
-                <w:b w:val="0"/>
-                <w:bCs w:val="0"/>
-                <w:i w:val="0"/>
-                <w:iCs w:val="0"/>
-                <w:color w:val="000000" w:themeColor="text1" w:themeTint="FF" w:themeShade="FF"/>
-                <w:sz w:val="22"/>
-                <w:szCs w:val="22"/>
-                <w:lang w:val="en-US"/>
-              </w:rPr>
-            </w:r>
-            <w:r>
-              <w:rPr>
-                <w:rFonts w:ascii="Times New Roman" w:hAnsi="Times New Roman" w:cs="Times New Roman"/>
-                <w:b w:val="0"/>
-                <w:bCs w:val="0"/>
-                <w:i w:val="0"/>
-                <w:iCs w:val="0"/>
-                <w:color w:val="000000" w:themeColor="text1" w:themeTint="FF" w:themeShade="FF"/>
-                <w:sz w:val="22"/>
-                <w:szCs w:val="22"/>
-              </w:rPr>
-            </w:r>
-          </w:p>
-        </w:tc>
-      </w:tr>
-      <w:tr>
-        <w:trPr>
-          <w:trHeight w:val="300"/>
-        </w:trPr>
-        <w:tc>
-          <w:tcPr>
-            <w:tcBorders/>
-            <w:tcMar>
-              <w:left w:w="105" w:type="dxa"/>
-              <w:right w:w="105" w:type="dxa"/>
-            </w:tcMar>
-            <w:tcW w:w="690" w:type="dxa"/>
-            <w:vAlign w:val="top"/>
-            <w:textDirection w:val="lrTb"/>
-            <w:noWrap w:val="false"/>
-          </w:tcPr>
-          <w:p>
-            <w:pPr>
-              <w:pBdr/>
-              <w:spacing w:line="264" w:lineRule="auto"/>
-              <w:ind/>
-              <w:rPr>
-                <w:rFonts w:ascii="Times New Roman" w:hAnsi="Times New Roman" w:cs="Times New Roman"/>
-                <w:b w:val="0"/>
-                <w:bCs w:val="0"/>
-                <w:i w:val="0"/>
-                <w:iCs w:val="0"/>
-                <w:color w:val="000000" w:themeColor="text1" w:themeTint="FF" w:themeShade="FF"/>
-                <w:sz w:val="22"/>
-                <w:szCs w:val="22"/>
-              </w:rPr>
-            </w:pPr>
-            <w:r>
-              <w:rPr>
-                <w:rFonts w:ascii="Times New Roman" w:hAnsi="Times New Roman" w:eastAsia="Times New Roman" w:cs="Times New Roman"/>
-                <w:b w:val="0"/>
-                <w:bCs w:val="0"/>
-                <w:i w:val="0"/>
-                <w:iCs w:val="0"/>
-                <w:color w:val="000000" w:themeColor="text1" w:themeTint="FF" w:themeShade="FF"/>
-                <w:sz w:val="22"/>
-                <w:szCs w:val="22"/>
-                <w:lang w:val="en-US"/>
-              </w:rPr>
-            </w:r>
-            <w:r>
-              <w:rPr>
-                <w:rFonts w:ascii="Times New Roman" w:hAnsi="Times New Roman" w:eastAsia="Times New Roman" w:cs="Times New Roman"/>
-                <w:b w:val="0"/>
-                <w:bCs w:val="0"/>
-                <w:i w:val="0"/>
-                <w:iCs w:val="0"/>
-                <w:color w:val="000000" w:themeColor="text1" w:themeTint="FF" w:themeShade="FF"/>
-                <w:sz w:val="22"/>
-                <w:szCs w:val="22"/>
-                <w:lang w:val="en-US"/>
-              </w:rPr>
-            </w:r>
-            <w:r>
-              <w:rPr>
-                <w:rFonts w:ascii="Times New Roman" w:hAnsi="Times New Roman" w:cs="Times New Roman"/>
-                <w:b w:val="0"/>
-                <w:bCs w:val="0"/>
-                <w:i w:val="0"/>
-                <w:iCs w:val="0"/>
-                <w:color w:val="000000" w:themeColor="text1" w:themeTint="FF" w:themeShade="FF"/>
-                <w:sz w:val="22"/>
-                <w:szCs w:val="22"/>
-              </w:rPr>
-            </w:r>
-          </w:p>
-        </w:tc>
-        <w:tc>
-          <w:tcPr>
-            <w:tcBorders/>
-            <w:tcMar>
-              <w:left w:w="105" w:type="dxa"/>
-              <w:right w:w="105" w:type="dxa"/>
-            </w:tcMar>
-            <w:tcW w:w="3945" w:type="dxa"/>
-            <w:vAlign w:val="top"/>
-            <w:textDirection w:val="lrTb"/>
-            <w:noWrap w:val="false"/>
-          </w:tcPr>
-          <w:p>
-            <w:pPr>
-              <w:pBdr/>
-              <w:spacing w:line="264" w:lineRule="auto"/>
-              <w:ind/>
-              <w:rPr>
-                <w:rFonts w:ascii="Times New Roman" w:hAnsi="Times New Roman" w:cs="Times New Roman"/>
-                <w:b w:val="0"/>
-                <w:bCs w:val="0"/>
-                <w:i w:val="0"/>
-                <w:iCs w:val="0"/>
-                <w:color w:val="000000" w:themeColor="text1" w:themeTint="FF" w:themeShade="FF"/>
-                <w:sz w:val="22"/>
-                <w:szCs w:val="22"/>
-              </w:rPr>
-            </w:pPr>
-            <w:r>
-              <w:rPr>
-                <w:rFonts w:ascii="Times New Roman" w:hAnsi="Times New Roman" w:eastAsia="Times New Roman" w:cs="Times New Roman"/>
-                <w:b w:val="0"/>
-                <w:bCs w:val="0"/>
-                <w:i w:val="0"/>
-                <w:iCs w:val="0"/>
-                <w:color w:val="000000" w:themeColor="text1" w:themeTint="FF" w:themeShade="FF"/>
-                <w:sz w:val="22"/>
-                <w:szCs w:val="22"/>
-                <w:lang w:val="en-US"/>
-              </w:rPr>
-            </w:r>
-            <w:r>
-              <w:rPr>
-                <w:rFonts w:ascii="Times New Roman" w:hAnsi="Times New Roman" w:eastAsia="Times New Roman" w:cs="Times New Roman"/>
-                <w:b w:val="0"/>
-                <w:bCs w:val="0"/>
-                <w:i w:val="0"/>
-                <w:iCs w:val="0"/>
-                <w:color w:val="000000" w:themeColor="text1" w:themeTint="FF" w:themeShade="FF"/>
-                <w:sz w:val="22"/>
-                <w:szCs w:val="22"/>
-                <w:lang w:val="en-US"/>
-              </w:rPr>
-            </w:r>
-            <w:r>
-              <w:rPr>
-                <w:rFonts w:ascii="Times New Roman" w:hAnsi="Times New Roman" w:cs="Times New Roman"/>
-                <w:b w:val="0"/>
-                <w:bCs w:val="0"/>
-                <w:i w:val="0"/>
-                <w:iCs w:val="0"/>
-                <w:color w:val="000000" w:themeColor="text1" w:themeTint="FF" w:themeShade="FF"/>
-                <w:sz w:val="22"/>
-                <w:szCs w:val="22"/>
-              </w:rPr>
-            </w:r>
-          </w:p>
-        </w:tc>
-        <w:tc>
-          <w:tcPr>
-            <w:tcBorders/>
-            <w:tcMar>
-              <w:left w:w="105" w:type="dxa"/>
-              <w:right w:w="105" w:type="dxa"/>
-            </w:tcMar>
-            <w:tcW w:w="2040" w:type="dxa"/>
-            <w:vAlign w:val="top"/>
-            <w:textDirection w:val="lrTb"/>
-            <w:noWrap w:val="false"/>
-          </w:tcPr>
-          <w:p>
-            <w:pPr>
-              <w:pBdr/>
-              <w:spacing w:line="264" w:lineRule="auto"/>
-              <w:ind/>
-              <w:rPr>
-                <w:rFonts w:ascii="Times New Roman" w:hAnsi="Times New Roman" w:cs="Times New Roman"/>
-                <w:b w:val="0"/>
-                <w:bCs w:val="0"/>
-                <w:i w:val="0"/>
-                <w:iCs w:val="0"/>
-                <w:color w:val="000000" w:themeColor="text1" w:themeTint="FF" w:themeShade="FF"/>
-                <w:sz w:val="22"/>
-                <w:szCs w:val="22"/>
-              </w:rPr>
-            </w:pPr>
-            <w:r>
-              <w:rPr>
-                <w:rFonts w:ascii="Times New Roman" w:hAnsi="Times New Roman" w:eastAsia="Times New Roman" w:cs="Times New Roman"/>
-                <w:b w:val="0"/>
-                <w:bCs w:val="0"/>
-                <w:i w:val="0"/>
-                <w:iCs w:val="0"/>
-                <w:color w:val="000000" w:themeColor="text1" w:themeTint="FF" w:themeShade="FF"/>
-                <w:sz w:val="22"/>
-                <w:szCs w:val="22"/>
-                <w:lang w:val="en-US"/>
-              </w:rPr>
-            </w:r>
-            <w:r>
-              <w:rPr>
-                <w:rFonts w:ascii="Times New Roman" w:hAnsi="Times New Roman" w:eastAsia="Times New Roman" w:cs="Times New Roman"/>
-                <w:b w:val="0"/>
-                <w:bCs w:val="0"/>
-                <w:i w:val="0"/>
-                <w:iCs w:val="0"/>
-                <w:color w:val="000000" w:themeColor="text1" w:themeTint="FF" w:themeShade="FF"/>
-                <w:sz w:val="22"/>
-                <w:szCs w:val="22"/>
-                <w:lang w:val="en-US"/>
-              </w:rPr>
-            </w:r>
-            <w:r>
-              <w:rPr>
-                <w:rFonts w:ascii="Times New Roman" w:hAnsi="Times New Roman" w:cs="Times New Roman"/>
-                <w:b w:val="0"/>
-                <w:bCs w:val="0"/>
-                <w:i w:val="0"/>
-                <w:iCs w:val="0"/>
-                <w:color w:val="000000" w:themeColor="text1" w:themeTint="FF" w:themeShade="FF"/>
-                <w:sz w:val="22"/>
-                <w:szCs w:val="22"/>
-              </w:rPr>
-            </w:r>
-          </w:p>
-        </w:tc>
-        <w:tc>
-          <w:tcPr>
-            <w:tcBorders/>
-            <w:tcMar>
-              <w:left w:w="105" w:type="dxa"/>
-              <w:right w:w="105" w:type="dxa"/>
-            </w:tcMar>
-            <w:tcW w:w="1539" w:type="dxa"/>
-            <w:vAlign w:val="top"/>
-            <w:textDirection w:val="lrTb"/>
-            <w:noWrap w:val="false"/>
-          </w:tcPr>
-          <w:p>
-            <w:pPr>
-              <w:pBdr/>
-              <w:spacing w:line="264" w:lineRule="auto"/>
-              <w:ind/>
-              <w:rPr>
-                <w:rFonts w:ascii="Times New Roman" w:hAnsi="Times New Roman" w:cs="Times New Roman"/>
-                <w:b w:val="0"/>
-                <w:bCs w:val="0"/>
-                <w:i w:val="0"/>
-                <w:iCs w:val="0"/>
-                <w:color w:val="000000" w:themeColor="text1" w:themeTint="FF" w:themeShade="FF"/>
-                <w:sz w:val="22"/>
-                <w:szCs w:val="22"/>
-              </w:rPr>
-            </w:pPr>
-            <w:r>
-              <w:rPr>
-                <w:rFonts w:ascii="Times New Roman" w:hAnsi="Times New Roman" w:eastAsia="Times New Roman" w:cs="Times New Roman"/>
-                <w:b w:val="0"/>
-                <w:bCs w:val="0"/>
-                <w:i w:val="0"/>
-                <w:iCs w:val="0"/>
-                <w:color w:val="000000" w:themeColor="text1" w:themeTint="FF" w:themeShade="FF"/>
-                <w:sz w:val="22"/>
-                <w:szCs w:val="22"/>
-                <w:lang w:val="en-US"/>
-              </w:rPr>
-            </w:r>
-            <w:r>
-              <w:rPr>
-                <w:rFonts w:ascii="Times New Roman" w:hAnsi="Times New Roman" w:eastAsia="Times New Roman" w:cs="Times New Roman"/>
-                <w:b w:val="0"/>
-                <w:bCs w:val="0"/>
-                <w:i w:val="0"/>
-                <w:iCs w:val="0"/>
-                <w:color w:val="000000" w:themeColor="text1" w:themeTint="FF" w:themeShade="FF"/>
-                <w:sz w:val="22"/>
-                <w:szCs w:val="22"/>
-                <w:lang w:val="en-US"/>
-              </w:rPr>
-            </w:r>
-            <w:r>
-              <w:rPr>
-                <w:rFonts w:ascii="Times New Roman" w:hAnsi="Times New Roman" w:cs="Times New Roman"/>
-                <w:b w:val="0"/>
-                <w:bCs w:val="0"/>
-                <w:i w:val="0"/>
-                <w:iCs w:val="0"/>
-                <w:color w:val="000000" w:themeColor="text1" w:themeTint="FF" w:themeShade="FF"/>
-                <w:sz w:val="22"/>
-                <w:szCs w:val="22"/>
-              </w:rPr>
-            </w:r>
-          </w:p>
-        </w:tc>
-        <w:tc>
-          <w:tcPr>
-            <w:gridSpan w:val="2"/>
-            <w:tcBorders/>
-            <w:tcMar>
-              <w:left w:w="105" w:type="dxa"/>
-              <w:right w:w="105" w:type="dxa"/>
-            </w:tcMar>
-            <w:tcW w:w="3098" w:type="dxa"/>
-            <w:vAlign w:val="top"/>
-            <w:textDirection w:val="lrTb"/>
-            <w:noWrap w:val="false"/>
-          </w:tcPr>
-          <w:p>
-            <w:pPr>
-              <w:pBdr/>
-              <w:spacing w:line="264" w:lineRule="auto"/>
-              <w:ind/>
-              <w:rPr>
-                <w:rFonts w:ascii="Times New Roman" w:hAnsi="Times New Roman" w:cs="Times New Roman"/>
-                <w:b w:val="0"/>
-                <w:bCs w:val="0"/>
-                <w:i w:val="0"/>
-                <w:iCs w:val="0"/>
-                <w:color w:val="000000" w:themeColor="text1" w:themeTint="FF" w:themeShade="FF"/>
-                <w:sz w:val="22"/>
-                <w:szCs w:val="22"/>
-              </w:rPr>
-            </w:pPr>
-            <w:r>
-              <w:rPr>
-                <w:rFonts w:ascii="Times New Roman" w:hAnsi="Times New Roman" w:eastAsia="Times New Roman" w:cs="Times New Roman"/>
-                <w:b w:val="0"/>
-                <w:bCs w:val="0"/>
-                <w:i w:val="0"/>
-                <w:iCs w:val="0"/>
-                <w:color w:val="000000" w:themeColor="text1" w:themeTint="FF" w:themeShade="FF"/>
-                <w:sz w:val="22"/>
-                <w:szCs w:val="22"/>
-                <w:lang w:val="en-US"/>
-              </w:rPr>
-            </w:r>
-            <w:r>
-              <w:rPr>
-                <w:rFonts w:ascii="Times New Roman" w:hAnsi="Times New Roman" w:eastAsia="Times New Roman" w:cs="Times New Roman"/>
-                <w:b w:val="0"/>
-                <w:bCs w:val="0"/>
-                <w:i w:val="0"/>
-                <w:iCs w:val="0"/>
-                <w:color w:val="000000" w:themeColor="text1" w:themeTint="FF" w:themeShade="FF"/>
-                <w:sz w:val="22"/>
-                <w:szCs w:val="22"/>
-                <w:lang w:val="en-US"/>
-              </w:rPr>
-            </w:r>
-            <w:r>
-              <w:rPr>
-                <w:rFonts w:ascii="Times New Roman" w:hAnsi="Times New Roman" w:cs="Times New Roman"/>
-                <w:b w:val="0"/>
-                <w:bCs w:val="0"/>
-                <w:i w:val="0"/>
-                <w:iCs w:val="0"/>
-                <w:color w:val="000000" w:themeColor="text1" w:themeTint="FF" w:themeShade="FF"/>
-                <w:sz w:val="22"/>
-                <w:szCs w:val="22"/>
-              </w:rPr>
-            </w:r>
-          </w:p>
-        </w:tc>
-      </w:tr>
-      <w:tr>
-        <w:trPr>
-          <w:trHeight w:val="300"/>
-        </w:trPr>
-        <w:tc>
-          <w:tcPr>
-            <w:gridSpan w:val="4"/>
-            <w:shd w:val="clear" w:color="ffffff" w:themeColor="background1" w:fill="ffffff" w:themeFill="background1"/>
-            <w:tcBorders/>
-            <w:tcMar>
-              <w:left w:w="105" w:type="dxa"/>
-              <w:top w:w="0" w:type="dxa"/>
-              <w:right w:w="105" w:type="dxa"/>
-              <w:bottom w:w="0" w:type="dxa"/>
-            </w:tcMar>
-            <w:tcW w:w="8214" w:type="dxa"/>
-            <w:vAlign w:val="top"/>
-            <w:vMerge w:val="restart"/>
-            <w:textDirection w:val="lrTb"/>
-            <w:noWrap w:val="false"/>
-          </w:tcPr>
-          <w:p>
-            <w:pPr>
-              <w:pStyle w:val="792"/>
-              <w:pBdr/>
-              <w:spacing/>
-              <w:ind/>
-              <w:jc w:val="center"/>
-              <w:rPr>
-                <w:rFonts w:ascii="Times New Roman" w:hAnsi="Times New Roman" w:eastAsia="Times New Roman" w:cs="Times New Roman"/>
-                <w:b w:val="0"/>
-                <w:bCs w:val="0"/>
-                <w:i w:val="0"/>
-                <w:iCs w:val="0"/>
-                <w:color w:val="000000" w:themeColor="text1" w:themeTint="FF" w:themeShade="FF"/>
-                <w:sz w:val="22"/>
-                <w:szCs w:val="22"/>
-                <w:lang w:val="en-US"/>
-              </w:rPr>
-            </w:pPr>
-            <w:r>
-              <w:rPr>
-                <w:rFonts w:ascii="Times New Roman" w:hAnsi="Times New Roman" w:eastAsia="Times New Roman" w:cs="Times New Roman"/>
-                <w:b w:val="0"/>
-                <w:bCs w:val="0"/>
-                <w:i w:val="0"/>
-                <w:iCs w:val="0"/>
-                <w:color w:val="000000" w:themeColor="text1" w:themeTint="FF" w:themeShade="FF"/>
-                <w:sz w:val="22"/>
-                <w:szCs w:val="22"/>
-                <w:lang w:val="en-US"/>
-              </w:rPr>
-            </w:r>
-            <w:r>
-              <w:rPr>
-                <w:rFonts w:ascii="Times New Roman" w:hAnsi="Times New Roman" w:eastAsia="Times New Roman" w:cs="Times New Roman"/>
-                <w:b w:val="0"/>
-                <w:bCs w:val="0"/>
-                <w:i w:val="0"/>
-                <w:iCs w:val="0"/>
-                <w:color w:val="000000" w:themeColor="text1" w:themeTint="FF" w:themeShade="FF"/>
-                <w:sz w:val="22"/>
-                <w:szCs w:val="22"/>
-                <w:lang w:val="en-US"/>
-              </w:rPr>
-            </w:r>
-            <w:r>
-              <w:rPr>
-                <w:rFonts w:ascii="Times New Roman" w:hAnsi="Times New Roman" w:eastAsia="Times New Roman" w:cs="Times New Roman"/>
-                <w:b w:val="0"/>
-                <w:bCs w:val="0"/>
-                <w:i w:val="0"/>
-                <w:iCs w:val="0"/>
-                <w:color w:val="000000" w:themeColor="text1" w:themeTint="FF" w:themeShade="FF"/>
-                <w:sz w:val="22"/>
-                <w:szCs w:val="22"/>
-                <w:lang w:val="en-US"/>
-              </w:rPr>
-            </w:r>
-          </w:p>
-        </w:tc>
-        <w:tc>
-          <w:tcPr>
-            <w:tcBorders/>
-            <w:tcMar>
-              <w:left w:w="105" w:type="dxa"/>
-              <w:top w:w="0" w:type="dxa"/>
-              <w:right w:w="105" w:type="dxa"/>
-              <w:bottom w:w="0" w:type="dxa"/>
-            </w:tcMar>
-            <w:tcW w:w="1665" w:type="dxa"/>
-            <w:vAlign w:val="top"/>
-            <w:vMerge w:val="restart"/>
-            <w:textDirection w:val="lrTb"/>
-            <w:noWrap w:val="false"/>
-          </w:tcPr>
-          <w:p>
-            <w:pPr>
-              <w:pBdr/>
-              <w:spacing w:line="264" w:lineRule="auto"/>
-              <w:ind/>
-              <w:jc w:val="center"/>
-              <w:rPr>
-                <w:rFonts w:ascii="Times New Roman" w:hAnsi="Times New Roman" w:eastAsia="Times New Roman" w:cs="Times New Roman"/>
-                <w:b w:val="0"/>
-                <w:bCs w:val="0"/>
-                <w:i w:val="0"/>
-                <w:iCs w:val="0"/>
-                <w:color w:val="000000" w:themeColor="text1" w:themeTint="FF" w:themeShade="FF"/>
-                <w:sz w:val="22"/>
-                <w:szCs w:val="22"/>
-                <w:lang w:val="en-US"/>
-              </w:rPr>
-            </w:pPr>
-            <w:r>
-              <w:rPr>
-                <w:rFonts w:ascii="Times New Roman" w:hAnsi="Times New Roman" w:eastAsia="Times New Roman" w:cs="Times New Roman"/>
-                <w:b w:val="0"/>
-                <w:bCs w:val="0"/>
-                <w:i w:val="0"/>
-                <w:iCs w:val="0"/>
-                <w:color w:val="000000" w:themeColor="text1" w:themeTint="FF" w:themeShade="FF"/>
-                <w:sz w:val="22"/>
-                <w:szCs w:val="22"/>
-                <w:lang w:val="en-US"/>
-              </w:rPr>
-            </w:r>
-            <w:r>
-              <w:rPr>
-                <w:rFonts w:ascii="Times New Roman" w:hAnsi="Times New Roman" w:eastAsia="Times New Roman" w:cs="Times New Roman"/>
-                <w:b/>
-                <w:bCs/>
-                <w:i w:val="0"/>
-                <w:iCs w:val="0"/>
-                <w:caps w:val="0"/>
-                <w:smallCaps w:val="0"/>
-                <w:color w:val="000000" w:themeColor="text1" w:themeTint="FF" w:themeShade="FF"/>
-                <w:sz w:val="22"/>
-                <w:szCs w:val="22"/>
-                <w:lang w:val="en-US"/>
-              </w:rPr>
-              <w:t xml:space="preserve">CGST</w:t>
-            </w:r>
-            <w:r>
-              <w:rPr>
-                <w:rFonts w:ascii="Times New Roman" w:hAnsi="Times New Roman" w:eastAsia="Times New Roman" w:cs="Times New Roman"/>
-                <w:b w:val="0"/>
-                <w:bCs w:val="0"/>
-                <w:i w:val="0"/>
-                <w:iCs w:val="0"/>
-                <w:color w:val="000000" w:themeColor="text1" w:themeTint="FF" w:themeShade="FF"/>
-                <w:sz w:val="22"/>
-                <w:szCs w:val="22"/>
-                <w:lang w:val="en-US"/>
-              </w:rPr>
-            </w:r>
-            <w:r>
-              <w:rPr>
-                <w:rFonts w:ascii="Times New Roman" w:hAnsi="Times New Roman" w:eastAsia="Times New Roman" w:cs="Times New Roman"/>
-                <w:b w:val="0"/>
-                <w:bCs w:val="0"/>
-                <w:i w:val="0"/>
-                <w:iCs w:val="0"/>
-                <w:color w:val="000000" w:themeColor="text1" w:themeTint="FF" w:themeShade="FF"/>
-                <w:sz w:val="22"/>
-                <w:szCs w:val="22"/>
-                <w:lang w:val="en-US"/>
-              </w:rPr>
-            </w:r>
-          </w:p>
-        </w:tc>
-        <w:tc>
-          <w:tcPr>
-            <w:tcBorders/>
-            <w:tcMar>
-              <w:left w:w="105" w:type="dxa"/>
-              <w:top w:w="0" w:type="dxa"/>
-              <w:right w:w="105" w:type="dxa"/>
-              <w:bottom w:w="0" w:type="dxa"/>
-            </w:tcMar>
-            <w:tcW w:w="1432" w:type="dxa"/>
-            <w:vAlign w:val="top"/>
-            <w:vMerge w:val="restart"/>
-            <w:textDirection w:val="lrTb"/>
-            <w:noWrap w:val="false"/>
-          </w:tcPr>
-          <w:p>
-            <w:pPr>
-              <w:pBdr/>
-              <w:spacing w:line="264" w:lineRule="auto"/>
-              <w:ind/>
-              <w:jc w:val="center"/>
-              <w:rPr>
-                <w:rFonts w:ascii="Times New Roman" w:hAnsi="Times New Roman" w:eastAsia="Times New Roman" w:cs="Times New Roman"/>
-                <w:b w:val="0"/>
-                <w:bCs w:val="0"/>
-                <w:i w:val="0"/>
-                <w:iCs w:val="0"/>
-                <w:color w:val="000000" w:themeColor="text1" w:themeTint="FF" w:themeShade="FF"/>
-                <w:sz w:val="22"/>
-                <w:szCs w:val="22"/>
-                <w:lang w:val="en-US"/>
-              </w:rPr>
-            </w:pPr>
-            <w:r>
-              <w:rPr>
-                <w:rFonts w:ascii="Times New Roman" w:hAnsi="Times New Roman" w:eastAsia="Times New Roman" w:cs="Times New Roman"/>
-                <w:b w:val="0"/>
-                <w:bCs w:val="0"/>
-                <w:i w:val="0"/>
-                <w:iCs w:val="0"/>
-                <w:color w:val="000000" w:themeColor="text1" w:themeTint="FF" w:themeShade="FF"/>
-                <w:sz w:val="22"/>
-                <w:szCs w:val="22"/>
-                <w:lang w:val="en-US"/>
-              </w:rPr>
-            </w:r>
-            <w:r>
-              <w:rPr>
-                <w:rFonts w:ascii="Times New Roman" w:hAnsi="Times New Roman" w:eastAsia="Times New Roman" w:cs="Times New Roman"/>
-                <w:b/>
-                <w:bCs/>
-                <w:i w:val="0"/>
-                <w:iCs w:val="0"/>
-                <w:caps w:val="0"/>
-                <w:smallCaps w:val="0"/>
-                <w:color w:val="000000" w:themeColor="text1" w:themeTint="FF" w:themeShade="FF"/>
-                <w:sz w:val="22"/>
-                <w:szCs w:val="22"/>
-                <w:lang w:val="en-US"/>
-              </w:rPr>
-              <w:t xml:space="preserve">{productcgst}</w:t>
-            </w:r>
-            <w:r>
-              <w:rPr>
-                <w:rFonts w:ascii="Times New Roman" w:hAnsi="Times New Roman" w:eastAsia="Times New Roman" w:cs="Times New Roman"/>
-                <w:b w:val="0"/>
-                <w:bCs w:val="0"/>
-                <w:i w:val="0"/>
-                <w:iCs w:val="0"/>
-                <w:color w:val="000000" w:themeColor="text1" w:themeTint="FF" w:themeShade="FF"/>
-                <w:sz w:val="22"/>
-                <w:szCs w:val="22"/>
-                <w:lang w:val="en-US"/>
-              </w:rPr>
-            </w:r>
-            <w:r>
-              <w:rPr>
-                <w:rFonts w:ascii="Times New Roman" w:hAnsi="Times New Roman" w:eastAsia="Times New Roman" w:cs="Times New Roman"/>
-                <w:b w:val="0"/>
-                <w:bCs w:val="0"/>
-                <w:i w:val="0"/>
-                <w:iCs w:val="0"/>
-                <w:color w:val="000000" w:themeColor="text1" w:themeTint="FF" w:themeShade="FF"/>
-                <w:sz w:val="22"/>
-                <w:szCs w:val="22"/>
-                <w:lang w:val="en-US"/>
-              </w:rPr>
-            </w:r>
-          </w:p>
-        </w:tc>
-      </w:tr>
-      <w:tr>
-        <w:trPr>
-          <w:trHeight w:val="300"/>
-        </w:trPr>
-        <w:tc>
-          <w:tcPr>
-            <w:gridSpan w:val="4"/>
-            <w:tcBorders/>
-            <w:tcMar>
-              <w:left w:w="105" w:type="dxa"/>
-              <w:top w:w="0" w:type="dxa"/>
-              <w:right w:w="105" w:type="dxa"/>
-              <w:bottom w:w="0" w:type="dxa"/>
-            </w:tcMar>
-            <w:tcW w:w="8214" w:type="dxa"/>
-            <w:vAlign w:val="top"/>
-            <w:vMerge w:val="continue"/>
-            <w:textDirection w:val="lrTb"/>
-            <w:noWrap w:val="false"/>
-          </w:tcPr>
-          <w:p>
-            <w:pPr>
-              <w:pBdr/>
-              <w:spacing w:line="264" w:lineRule="auto"/>
-              <w:ind/>
-              <w:rPr>
-                <w:rFonts w:ascii="Times New Roman" w:hAnsi="Times New Roman" w:eastAsia="Times New Roman" w:cs="Times New Roman"/>
-                <w:b w:val="0"/>
-                <w:bCs w:val="0"/>
-                <w:i w:val="0"/>
-                <w:iCs w:val="0"/>
-                <w:color w:val="000000" w:themeColor="text1" w:themeTint="FF" w:themeShade="FF"/>
-                <w:sz w:val="22"/>
-                <w:szCs w:val="22"/>
-                <w:lang w:val="en-US"/>
-              </w:rPr>
-            </w:pPr>
-            <w:r>
-              <w:rPr>
-                <w:rFonts w:ascii="Times New Roman" w:hAnsi="Times New Roman" w:eastAsia="Times New Roman" w:cs="Times New Roman"/>
-                <w:b w:val="0"/>
-                <w:bCs w:val="0"/>
-                <w:i w:val="0"/>
-                <w:iCs w:val="0"/>
-                <w:color w:val="000000" w:themeColor="text1" w:themeTint="FF" w:themeShade="FF"/>
-                <w:sz w:val="22"/>
-                <w:szCs w:val="22"/>
-                <w:lang w:val="en-US"/>
-              </w:rPr>
-            </w:r>
-            <w:r>
-              <w:rPr>
-                <w:rFonts w:ascii="Times New Roman" w:hAnsi="Times New Roman" w:eastAsia="Times New Roman" w:cs="Times New Roman"/>
-                <w:b w:val="0"/>
-                <w:bCs w:val="0"/>
-                <w:i w:val="0"/>
-                <w:iCs w:val="0"/>
-                <w:color w:val="000000" w:themeColor="text1" w:themeTint="FF" w:themeShade="FF"/>
-                <w:sz w:val="22"/>
-                <w:szCs w:val="22"/>
-                <w:lang w:val="en-US"/>
-              </w:rPr>
-            </w:r>
-            <w:r>
-              <w:rPr>
-                <w:rFonts w:ascii="Times New Roman" w:hAnsi="Times New Roman" w:eastAsia="Times New Roman" w:cs="Times New Roman"/>
-                <w:b w:val="0"/>
-                <w:bCs w:val="0"/>
-                <w:i w:val="0"/>
-                <w:iCs w:val="0"/>
-                <w:color w:val="000000" w:themeColor="text1" w:themeTint="FF" w:themeShade="FF"/>
-                <w:sz w:val="22"/>
-                <w:szCs w:val="22"/>
-                <w:lang w:val="en-US"/>
-              </w:rPr>
-            </w:r>
-          </w:p>
-        </w:tc>
-        <w:tc>
-          <w:tcPr>
-            <w:tcBorders/>
-            <w:tcMar>
-              <w:left w:w="105" w:type="dxa"/>
-              <w:top w:w="0" w:type="dxa"/>
-              <w:right w:w="105" w:type="dxa"/>
-              <w:bottom w:w="0" w:type="dxa"/>
-            </w:tcMar>
-            <w:tcW w:w="1665" w:type="dxa"/>
-            <w:vAlign w:val="top"/>
-            <w:vMerge w:val="restart"/>
-            <w:textDirection w:val="lrTb"/>
-            <w:noWrap w:val="false"/>
-          </w:tcPr>
-          <w:p>
-            <w:pPr>
-              <w:pBdr/>
-              <w:spacing w:line="264" w:lineRule="auto"/>
-              <w:ind/>
-              <w:jc w:val="center"/>
-              <w:rPr>
-                <w:rFonts w:ascii="Times New Roman" w:hAnsi="Times New Roman" w:eastAsia="Times New Roman" w:cs="Times New Roman"/>
-                <w:b w:val="0"/>
-                <w:bCs w:val="0"/>
-                <w:i w:val="0"/>
-                <w:iCs w:val="0"/>
-                <w:color w:val="000000" w:themeColor="text1" w:themeTint="FF" w:themeShade="FF"/>
-                <w:sz w:val="22"/>
-                <w:szCs w:val="22"/>
-                <w:lang w:val="en-US"/>
-              </w:rPr>
-            </w:pPr>
-            <w:r>
-              <w:rPr>
-                <w:rFonts w:ascii="Times New Roman" w:hAnsi="Times New Roman" w:eastAsia="Times New Roman" w:cs="Times New Roman"/>
-                <w:b w:val="0"/>
-                <w:bCs w:val="0"/>
-                <w:i w:val="0"/>
-                <w:iCs w:val="0"/>
-                <w:color w:val="000000" w:themeColor="text1" w:themeTint="FF" w:themeShade="FF"/>
-                <w:sz w:val="22"/>
-                <w:szCs w:val="22"/>
-                <w:lang w:val="en-US"/>
-              </w:rPr>
-            </w:r>
-            <w:r>
-              <w:rPr>
-                <w:rFonts w:ascii="Times New Roman" w:hAnsi="Times New Roman" w:eastAsia="Times New Roman" w:cs="Times New Roman"/>
-                <w:b/>
-                <w:bCs/>
-                <w:i w:val="0"/>
-                <w:iCs w:val="0"/>
-                <w:caps w:val="0"/>
-                <w:smallCaps w:val="0"/>
-                <w:color w:val="000000" w:themeColor="text1" w:themeTint="FF" w:themeShade="FF"/>
-                <w:sz w:val="22"/>
-                <w:szCs w:val="22"/>
-                <w:highlight w:val="none"/>
-                <w:lang w:val="en-US"/>
-              </w:rPr>
-              <w:t xml:space="preserve">SGST</w:t>
-            </w:r>
-            <w:r>
-              <w:rPr>
-                <w:rFonts w:ascii="Times New Roman" w:hAnsi="Times New Roman" w:eastAsia="Times New Roman" w:cs="Times New Roman"/>
-                <w:b w:val="0"/>
-                <w:bCs w:val="0"/>
-                <w:i w:val="0"/>
-                <w:iCs w:val="0"/>
-                <w:color w:val="000000" w:themeColor="text1" w:themeTint="FF" w:themeShade="FF"/>
-                <w:sz w:val="22"/>
-                <w:szCs w:val="22"/>
-                <w:lang w:val="en-US"/>
-              </w:rPr>
-            </w:r>
-            <w:r>
-              <w:rPr>
-                <w:rFonts w:ascii="Times New Roman" w:hAnsi="Times New Roman" w:eastAsia="Times New Roman" w:cs="Times New Roman"/>
-                <w:b w:val="0"/>
-                <w:bCs w:val="0"/>
-                <w:i w:val="0"/>
-                <w:iCs w:val="0"/>
-                <w:color w:val="000000" w:themeColor="text1" w:themeTint="FF" w:themeShade="FF"/>
-                <w:sz w:val="22"/>
-                <w:szCs w:val="22"/>
-                <w:lang w:val="en-US"/>
-              </w:rPr>
-            </w:r>
-          </w:p>
-        </w:tc>
-        <w:tc>
-          <w:tcPr>
-            <w:tcBorders/>
-            <w:tcMar>
-              <w:left w:w="105" w:type="dxa"/>
-              <w:top w:w="0" w:type="dxa"/>
-              <w:right w:w="105" w:type="dxa"/>
-              <w:bottom w:w="0" w:type="dxa"/>
-            </w:tcMar>
-            <w:tcW w:w="1432" w:type="dxa"/>
-            <w:vAlign w:val="top"/>
-            <w:vMerge w:val="restart"/>
-            <w:textDirection w:val="lrTb"/>
-            <w:noWrap w:val="false"/>
-          </w:tcPr>
-          <w:p>
-            <w:pPr>
-              <w:pBdr/>
-              <w:spacing w:line="264" w:lineRule="auto"/>
-              <w:ind/>
-              <w:jc w:val="center"/>
-              <w:rPr>
-                <w:rFonts w:ascii="Times New Roman" w:hAnsi="Times New Roman" w:eastAsia="Times New Roman" w:cs="Times New Roman"/>
-                <w:b w:val="0"/>
-                <w:bCs w:val="0"/>
-                <w:i w:val="0"/>
-                <w:iCs w:val="0"/>
-                <w:color w:val="000000" w:themeColor="text1" w:themeTint="FF" w:themeShade="FF"/>
-                <w:sz w:val="22"/>
-                <w:szCs w:val="22"/>
-                <w:lang w:val="en-US"/>
-              </w:rPr>
-            </w:pPr>
-            <w:r>
-              <w:rPr>
-                <w:rFonts w:ascii="Times New Roman" w:hAnsi="Times New Roman" w:eastAsia="Times New Roman" w:cs="Times New Roman"/>
-                <w:b w:val="0"/>
-                <w:bCs w:val="0"/>
-                <w:i w:val="0"/>
-                <w:iCs w:val="0"/>
-                <w:color w:val="000000" w:themeColor="text1" w:themeTint="FF" w:themeShade="FF"/>
-                <w:sz w:val="22"/>
-                <w:szCs w:val="22"/>
-                <w:lang w:val="en-US"/>
-              </w:rPr>
-            </w:r>
-            <w:r>
-              <w:rPr>
-                <w:rFonts w:ascii="Times New Roman" w:hAnsi="Times New Roman" w:eastAsia="Times New Roman" w:cs="Times New Roman"/>
-                <w:b/>
-                <w:bCs/>
-                <w:i w:val="0"/>
-                <w:iCs w:val="0"/>
-                <w:caps w:val="0"/>
-                <w:smallCaps w:val="0"/>
-                <w:color w:val="000000" w:themeColor="text1" w:themeTint="FF" w:themeShade="FF"/>
-                <w:sz w:val="22"/>
-                <w:szCs w:val="22"/>
-                <w:highlight w:val="none"/>
-                <w:lang w:val="en-US"/>
-              </w:rPr>
-              <w:t xml:space="preserve">{productsgst}</w:t>
-            </w:r>
-            <w:r>
-              <w:rPr>
-                <w:rFonts w:ascii="Times New Roman" w:hAnsi="Times New Roman" w:eastAsia="Times New Roman" w:cs="Times New Roman"/>
-                <w:b w:val="0"/>
-                <w:bCs w:val="0"/>
-                <w:i w:val="0"/>
-                <w:iCs w:val="0"/>
-                <w:color w:val="000000" w:themeColor="text1" w:themeTint="FF" w:themeShade="FF"/>
-                <w:sz w:val="22"/>
-                <w:szCs w:val="22"/>
-                <w:lang w:val="en-US"/>
-              </w:rPr>
-            </w:r>
-            <w:r>
-              <w:rPr>
-                <w:rFonts w:ascii="Times New Roman" w:hAnsi="Times New Roman" w:eastAsia="Times New Roman" w:cs="Times New Roman"/>
-                <w:b w:val="0"/>
-                <w:bCs w:val="0"/>
-                <w:i w:val="0"/>
-                <w:iCs w:val="0"/>
-                <w:color w:val="000000" w:themeColor="text1" w:themeTint="FF" w:themeShade="FF"/>
-                <w:sz w:val="22"/>
-                <w:szCs w:val="22"/>
-                <w:lang w:val="en-US"/>
-              </w:rPr>
-            </w:r>
-          </w:p>
-        </w:tc>
-      </w:tr>
-      <w:tr>
-        <w:trPr>
-          <w:trHeight w:val="300"/>
-        </w:trPr>
-        <w:tc>
-          <w:tcPr>
-            <w:gridSpan w:val="4"/>
-            <w:tcBorders/>
-            <w:tcMar>
-              <w:left w:w="105" w:type="dxa"/>
-              <w:top w:w="0" w:type="dxa"/>
-              <w:right w:w="105" w:type="dxa"/>
-              <w:bottom w:w="0" w:type="dxa"/>
-            </w:tcMar>
-            <w:tcW w:w="8214" w:type="dxa"/>
-            <w:vAlign w:val="top"/>
-            <w:vMerge w:val="continue"/>
-            <w:textDirection w:val="lrTb"/>
-            <w:noWrap w:val="false"/>
-          </w:tcPr>
-          <w:p>
-            <w:pPr>
-              <w:pBdr/>
-              <w:spacing w:line="264" w:lineRule="auto"/>
-              <w:ind/>
-              <w:rPr>
-                <w:rFonts w:ascii="Times New Roman" w:hAnsi="Times New Roman" w:eastAsia="Times New Roman" w:cs="Times New Roman"/>
-                <w:b w:val="0"/>
-                <w:bCs w:val="0"/>
-                <w:i w:val="0"/>
-                <w:iCs w:val="0"/>
-                <w:color w:val="000000" w:themeColor="text1" w:themeTint="FF" w:themeShade="FF"/>
-                <w:sz w:val="22"/>
-                <w:szCs w:val="22"/>
-                <w:lang w:val="en-US"/>
-              </w:rPr>
-            </w:pPr>
-            <w:r>
-              <w:rPr>
-                <w:rFonts w:ascii="Times New Roman" w:hAnsi="Times New Roman" w:eastAsia="Times New Roman" w:cs="Times New Roman"/>
-                <w:b w:val="0"/>
-                <w:bCs w:val="0"/>
-                <w:i w:val="0"/>
-                <w:iCs w:val="0"/>
-                <w:color w:val="000000" w:themeColor="text1" w:themeTint="FF" w:themeShade="FF"/>
-                <w:sz w:val="22"/>
-                <w:szCs w:val="22"/>
-                <w:lang w:val="en-US"/>
-              </w:rPr>
-            </w:r>
-            <w:r>
-              <w:rPr>
-                <w:rFonts w:ascii="Times New Roman" w:hAnsi="Times New Roman" w:eastAsia="Times New Roman" w:cs="Times New Roman"/>
-                <w:b w:val="0"/>
-                <w:bCs w:val="0"/>
-                <w:i w:val="0"/>
-                <w:iCs w:val="0"/>
-                <w:color w:val="000000" w:themeColor="text1" w:themeTint="FF" w:themeShade="FF"/>
-                <w:sz w:val="22"/>
-                <w:szCs w:val="22"/>
-                <w:lang w:val="en-US"/>
-              </w:rPr>
-            </w:r>
-            <w:r>
-              <w:rPr>
-                <w:rFonts w:ascii="Times New Roman" w:hAnsi="Times New Roman" w:eastAsia="Times New Roman" w:cs="Times New Roman"/>
-                <w:b w:val="0"/>
-                <w:bCs w:val="0"/>
-                <w:i w:val="0"/>
-                <w:iCs w:val="0"/>
-                <w:color w:val="000000" w:themeColor="text1" w:themeTint="FF" w:themeShade="FF"/>
-                <w:sz w:val="22"/>
-                <w:szCs w:val="22"/>
-                <w:lang w:val="en-US"/>
-              </w:rPr>
-            </w:r>
-          </w:p>
-        </w:tc>
-        <w:tc>
-          <w:tcPr>
-            <w:tcBorders/>
-            <w:tcMar>
-              <w:left w:w="105" w:type="dxa"/>
-              <w:top w:w="0" w:type="dxa"/>
-              <w:right w:w="105" w:type="dxa"/>
-              <w:bottom w:w="0" w:type="dxa"/>
-            </w:tcMar>
-            <w:tcW w:w="1665" w:type="dxa"/>
-            <w:vAlign w:val="top"/>
-            <w:vMerge w:val="restart"/>
-            <w:textDirection w:val="lrTb"/>
-            <w:noWrap w:val="false"/>
-          </w:tcPr>
-          <w:p>
-            <w:pPr>
-              <w:pBdr/>
-              <w:spacing w:line="264" w:lineRule="auto"/>
-              <w:ind/>
-              <w:jc w:val="center"/>
-              <w:rPr>
-                <w:rFonts w:ascii="Times New Roman" w:hAnsi="Times New Roman" w:eastAsia="Times New Roman" w:cs="Times New Roman"/>
-                <w:b w:val="0"/>
-                <w:bCs w:val="0"/>
-                <w:i w:val="0"/>
-                <w:iCs w:val="0"/>
-                <w:color w:val="000000" w:themeColor="text1" w:themeTint="FF" w:themeShade="FF"/>
-                <w:sz w:val="22"/>
-                <w:szCs w:val="22"/>
-                <w:lang w:val="en-US"/>
-              </w:rPr>
-            </w:pPr>
-            <w:r>
-              <w:rPr>
-                <w:rFonts w:ascii="Times New Roman" w:hAnsi="Times New Roman" w:eastAsia="Times New Roman" w:cs="Times New Roman"/>
-                <w:b w:val="0"/>
-                <w:bCs w:val="0"/>
-                <w:i w:val="0"/>
-                <w:iCs w:val="0"/>
-                <w:color w:val="000000" w:themeColor="text1" w:themeTint="FF" w:themeShade="FF"/>
-                <w:sz w:val="22"/>
-                <w:szCs w:val="22"/>
-                <w:lang w:val="en-US"/>
-              </w:rPr>
-            </w:r>
-            <w:r>
-              <w:rPr>
-                <w:rFonts w:ascii="Times New Roman" w:hAnsi="Times New Roman" w:eastAsia="Times New Roman" w:cs="Times New Roman"/>
-                <w:b/>
-                <w:bCs/>
-                <w:i w:val="0"/>
-                <w:iCs w:val="0"/>
-                <w:caps w:val="0"/>
-                <w:smallCaps w:val="0"/>
-                <w:color w:val="000000" w:themeColor="text1" w:themeTint="FF" w:themeShade="FF"/>
-                <w:sz w:val="22"/>
-                <w:szCs w:val="22"/>
-                <w:lang w:val="en-US"/>
-              </w:rPr>
-              <w:t xml:space="preserve">Tax Amount</w:t>
-            </w:r>
-            <w:r>
-              <w:rPr>
-                <w:rFonts w:ascii="Times New Roman" w:hAnsi="Times New Roman" w:eastAsia="Times New Roman" w:cs="Times New Roman"/>
-                <w:b w:val="0"/>
-                <w:bCs w:val="0"/>
-                <w:i w:val="0"/>
-                <w:iCs w:val="0"/>
-                <w:color w:val="000000" w:themeColor="text1" w:themeTint="FF" w:themeShade="FF"/>
-                <w:sz w:val="22"/>
-                <w:szCs w:val="22"/>
-                <w:lang w:val="en-US"/>
-              </w:rPr>
-            </w:r>
-            <w:r>
-              <w:rPr>
-                <w:rFonts w:ascii="Times New Roman" w:hAnsi="Times New Roman" w:eastAsia="Times New Roman" w:cs="Times New Roman"/>
-                <w:b w:val="0"/>
-                <w:bCs w:val="0"/>
-                <w:i w:val="0"/>
-                <w:iCs w:val="0"/>
-                <w:color w:val="000000" w:themeColor="text1" w:themeTint="FF" w:themeShade="FF"/>
-                <w:sz w:val="22"/>
-                <w:szCs w:val="22"/>
-                <w:lang w:val="en-US"/>
-              </w:rPr>
-            </w:r>
-          </w:p>
-        </w:tc>
-        <w:tc>
-          <w:tcPr>
-            <w:tcBorders/>
-            <w:tcMar>
-              <w:left w:w="105" w:type="dxa"/>
-              <w:top w:w="0" w:type="dxa"/>
-              <w:right w:w="105" w:type="dxa"/>
-              <w:bottom w:w="0" w:type="dxa"/>
-            </w:tcMar>
-            <w:tcW w:w="1432" w:type="dxa"/>
-            <w:vAlign w:val="top"/>
-            <w:vMerge w:val="restart"/>
-            <w:textDirection w:val="lrTb"/>
-            <w:noWrap w:val="false"/>
-          </w:tcPr>
-          <w:p>
-            <w:pPr>
-              <w:pBdr/>
-              <w:spacing w:line="264" w:lineRule="auto"/>
-              <w:ind/>
-              <w:jc w:val="center"/>
-              <w:rPr>
-                <w:rFonts w:ascii="Times New Roman" w:hAnsi="Times New Roman" w:eastAsia="Times New Roman" w:cs="Times New Roman"/>
-                <w:b w:val="0"/>
-                <w:bCs w:val="0"/>
-                <w:i w:val="0"/>
-                <w:iCs w:val="0"/>
-                <w:color w:val="000000" w:themeColor="text1" w:themeTint="FF" w:themeShade="FF"/>
-                <w:sz w:val="22"/>
-                <w:szCs w:val="22"/>
-                <w:lang w:val="en-US"/>
-              </w:rPr>
-            </w:pPr>
-            <w:r>
-              <w:rPr>
-                <w:rFonts w:ascii="Times New Roman" w:hAnsi="Times New Roman" w:eastAsia="Times New Roman" w:cs="Times New Roman"/>
-                <w:b w:val="0"/>
-                <w:bCs w:val="0"/>
-                <w:i w:val="0"/>
-                <w:iCs w:val="0"/>
-                <w:color w:val="000000" w:themeColor="text1" w:themeTint="FF" w:themeShade="FF"/>
-                <w:sz w:val="22"/>
-                <w:szCs w:val="22"/>
-                <w:lang w:val="en-US"/>
-              </w:rPr>
-            </w:r>
-            <w:r>
-              <w:rPr>
-                <w:rFonts w:ascii="Times New Roman" w:hAnsi="Times New Roman" w:eastAsia="Times New Roman" w:cs="Times New Roman"/>
-                <w:b/>
-                <w:bCs/>
-                <w:i w:val="0"/>
-                <w:iCs w:val="0"/>
-                <w:caps w:val="0"/>
-                <w:smallCaps w:val="0"/>
-                <w:color w:val="000000" w:themeColor="text1" w:themeTint="FF" w:themeShade="FF"/>
-                <w:sz w:val="22"/>
-                <w:szCs w:val="22"/>
-                <w:lang w:val="en-US"/>
-              </w:rPr>
-              <w:t xml:space="preserve">{producttaxamount}</w:t>
-            </w:r>
-            <w:r>
-              <w:rPr>
-                <w:rFonts w:ascii="Times New Roman" w:hAnsi="Times New Roman" w:eastAsia="Times New Roman" w:cs="Times New Roman"/>
-                <w:b w:val="0"/>
-                <w:bCs w:val="0"/>
-                <w:i w:val="0"/>
-                <w:iCs w:val="0"/>
-                <w:color w:val="000000" w:themeColor="text1" w:themeTint="FF" w:themeShade="FF"/>
-                <w:sz w:val="22"/>
-                <w:szCs w:val="22"/>
-                <w:lang w:val="en-US"/>
-              </w:rPr>
-            </w:r>
-            <w:r>
-              <w:rPr>
-                <w:rFonts w:ascii="Times New Roman" w:hAnsi="Times New Roman" w:eastAsia="Times New Roman" w:cs="Times New Roman"/>
-                <w:b w:val="0"/>
-                <w:bCs w:val="0"/>
-                <w:i w:val="0"/>
-                <w:iCs w:val="0"/>
-                <w:color w:val="000000" w:themeColor="text1" w:themeTint="FF" w:themeShade="FF"/>
-                <w:sz w:val="22"/>
-                <w:szCs w:val="22"/>
-                <w:lang w:val="en-US"/>
-              </w:rPr>
-            </w:r>
-          </w:p>
-        </w:tc>
-      </w:tr>
-      <w:tr>
-        <w:trPr>
-          <w:trHeight w:val="431"/>
-        </w:trPr>
-        <w:tc>
-          <w:tcPr>
-            <w:gridSpan w:val="4"/>
-            <w:tcBorders/>
-            <w:tcMar>
-              <w:left w:w="105" w:type="dxa"/>
-              <w:top w:w="0" w:type="dxa"/>
-              <w:right w:w="105" w:type="dxa"/>
-              <w:bottom w:w="0" w:type="dxa"/>
-            </w:tcMar>
-            <w:tcW w:w="8214" w:type="dxa"/>
-            <w:vAlign w:val="top"/>
-            <w:vMerge w:val="continue"/>
-            <w:textDirection w:val="lrTb"/>
-            <w:noWrap w:val="false"/>
-          </w:tcPr>
-          <w:p>
-            <w:pPr>
-              <w:pBdr/>
-              <w:spacing w:line="264" w:lineRule="auto"/>
-              <w:ind/>
-              <w:rPr>
-                <w:rFonts w:ascii="Times New Roman" w:hAnsi="Times New Roman" w:eastAsia="Times New Roman" w:cs="Times New Roman"/>
-                <w:b w:val="0"/>
-                <w:bCs w:val="0"/>
-                <w:i w:val="0"/>
-                <w:iCs w:val="0"/>
-                <w:color w:val="000000" w:themeColor="text1" w:themeTint="FF" w:themeShade="FF"/>
-                <w:sz w:val="22"/>
-                <w:szCs w:val="22"/>
-                <w:lang w:val="en-US"/>
-              </w:rPr>
-            </w:pPr>
-            <w:r>
-              <w:rPr>
-                <w:rFonts w:ascii="Times New Roman" w:hAnsi="Times New Roman" w:eastAsia="Times New Roman" w:cs="Times New Roman"/>
-                <w:b w:val="0"/>
-                <w:bCs w:val="0"/>
-                <w:i w:val="0"/>
-                <w:iCs w:val="0"/>
-                <w:color w:val="000000" w:themeColor="text1" w:themeTint="FF" w:themeShade="FF"/>
-                <w:sz w:val="22"/>
-                <w:szCs w:val="22"/>
-                <w:lang w:val="en-US"/>
-              </w:rPr>
-            </w:r>
-            <w:r>
-              <w:rPr>
-                <w:rFonts w:ascii="Times New Roman" w:hAnsi="Times New Roman" w:eastAsia="Times New Roman" w:cs="Times New Roman"/>
-                <w:b w:val="0"/>
-                <w:bCs w:val="0"/>
-                <w:i w:val="0"/>
-                <w:iCs w:val="0"/>
-                <w:color w:val="000000" w:themeColor="text1" w:themeTint="FF" w:themeShade="FF"/>
-                <w:sz w:val="22"/>
-                <w:szCs w:val="22"/>
-                <w:lang w:val="en-US"/>
-              </w:rPr>
-            </w:r>
-            <w:r>
-              <w:rPr>
-                <w:rFonts w:ascii="Times New Roman" w:hAnsi="Times New Roman" w:eastAsia="Times New Roman" w:cs="Times New Roman"/>
-                <w:b w:val="0"/>
-                <w:bCs w:val="0"/>
-                <w:i w:val="0"/>
-                <w:iCs w:val="0"/>
-                <w:color w:val="000000" w:themeColor="text1" w:themeTint="FF" w:themeShade="FF"/>
-                <w:sz w:val="22"/>
-                <w:szCs w:val="22"/>
-                <w:lang w:val="en-US"/>
-              </w:rPr>
-            </w:r>
-          </w:p>
-        </w:tc>
-        <w:tc>
-          <w:tcPr>
-            <w:tcBorders/>
-            <w:tcMar>
-              <w:left w:w="105" w:type="dxa"/>
-              <w:top w:w="0" w:type="dxa"/>
-              <w:right w:w="105" w:type="dxa"/>
-              <w:bottom w:w="0" w:type="dxa"/>
-            </w:tcMar>
-            <w:tcW w:w="1665" w:type="dxa"/>
-            <w:vAlign w:val="top"/>
-            <w:vMerge w:val="restart"/>
-            <w:textDirection w:val="lrTb"/>
-            <w:noWrap w:val="false"/>
-          </w:tcPr>
-          <w:p>
-            <w:pPr>
-              <w:pBdr/>
-              <w:spacing w:line="264" w:lineRule="auto"/>
-              <w:ind/>
-              <w:jc w:val="center"/>
-              <w:rPr>
-                <w:rFonts w:ascii="Times New Roman" w:hAnsi="Times New Roman" w:eastAsia="Times New Roman" w:cs="Times New Roman"/>
-                <w:b w:val="0"/>
-                <w:bCs w:val="0"/>
-                <w:i w:val="0"/>
-                <w:iCs w:val="0"/>
-                <w:color w:val="000000" w:themeColor="text1" w:themeTint="FF" w:themeShade="FF"/>
-                <w:sz w:val="22"/>
-                <w:szCs w:val="22"/>
-                <w:lang w:val="en-US"/>
-              </w:rPr>
-            </w:pPr>
-            <w:r>
-              <w:rPr>
-                <w:rFonts w:ascii="Times New Roman" w:hAnsi="Times New Roman" w:eastAsia="Times New Roman" w:cs="Times New Roman"/>
-                <w:b w:val="0"/>
-                <w:bCs w:val="0"/>
-                <w:i w:val="0"/>
-                <w:iCs w:val="0"/>
-                <w:color w:val="000000" w:themeColor="text1" w:themeTint="FF" w:themeShade="FF"/>
-                <w:sz w:val="22"/>
-                <w:szCs w:val="22"/>
-                <w:lang w:val="en-US"/>
-              </w:rPr>
-            </w:r>
-            <w:r>
-              <w:rPr>
-                <w:rFonts w:ascii="Times New Roman" w:hAnsi="Times New Roman" w:eastAsia="Times New Roman" w:cs="Times New Roman"/>
-                <w:b/>
-                <w:bCs/>
-                <w:i w:val="0"/>
-                <w:iCs w:val="0"/>
-                <w:caps w:val="0"/>
-                <w:smallCaps w:val="0"/>
-                <w:color w:val="000000" w:themeColor="text1" w:themeTint="FF" w:themeShade="FF"/>
-                <w:sz w:val="22"/>
-                <w:szCs w:val="22"/>
-                <w:lang w:val="en-US"/>
-              </w:rPr>
-              <w:t xml:space="preserve">Subtotal (A):</w:t>
-            </w:r>
-            <w:r>
-              <w:rPr>
-                <w:rFonts w:ascii="Times New Roman" w:hAnsi="Times New Roman" w:eastAsia="Times New Roman" w:cs="Times New Roman"/>
-                <w:b w:val="0"/>
-                <w:bCs w:val="0"/>
-                <w:i w:val="0"/>
-                <w:iCs w:val="0"/>
-                <w:color w:val="000000" w:themeColor="text1" w:themeTint="FF" w:themeShade="FF"/>
-                <w:sz w:val="22"/>
-                <w:szCs w:val="22"/>
-                <w:lang w:val="en-US"/>
-              </w:rPr>
-            </w:r>
-            <w:r>
-              <w:rPr>
-                <w:rFonts w:ascii="Times New Roman" w:hAnsi="Times New Roman" w:eastAsia="Times New Roman" w:cs="Times New Roman"/>
-                <w:b w:val="0"/>
-                <w:bCs w:val="0"/>
-                <w:i w:val="0"/>
-                <w:iCs w:val="0"/>
-                <w:color w:val="000000" w:themeColor="text1" w:themeTint="FF" w:themeShade="FF"/>
-                <w:sz w:val="22"/>
-                <w:szCs w:val="22"/>
-                <w:lang w:val="en-US"/>
-              </w:rPr>
-            </w:r>
-          </w:p>
-        </w:tc>
-        <w:tc>
-          <w:tcPr>
-            <w:tcBorders/>
-            <w:tcMar>
-              <w:left w:w="105" w:type="dxa"/>
-              <w:top w:w="0" w:type="dxa"/>
-              <w:right w:w="105" w:type="dxa"/>
-              <w:bottom w:w="0" w:type="dxa"/>
-            </w:tcMar>
-            <w:tcW w:w="1432" w:type="dxa"/>
-            <w:vAlign w:val="top"/>
-            <w:vMerge w:val="restart"/>
-            <w:textDirection w:val="lrTb"/>
-            <w:noWrap w:val="false"/>
-          </w:tcPr>
-          <w:p>
-            <w:pPr>
-              <w:pBdr/>
-              <w:spacing w:line="264" w:lineRule="auto"/>
-              <w:ind/>
-              <w:jc w:val="center"/>
-              <w:rPr>
-                <w:rFonts w:ascii="Times New Roman" w:hAnsi="Times New Roman" w:eastAsia="Times New Roman" w:cs="Times New Roman"/>
-                <w:b w:val="0"/>
-                <w:bCs w:val="0"/>
-                <w:i w:val="0"/>
-                <w:iCs w:val="0"/>
-                <w:color w:val="000000" w:themeColor="text1" w:themeTint="FF" w:themeShade="FF"/>
-                <w:sz w:val="22"/>
-                <w:szCs w:val="22"/>
-                <w:lang w:val="en-US"/>
-              </w:rPr>
-            </w:pPr>
-            <w:r>
-              <w:rPr>
-                <w:rFonts w:ascii="Times New Roman" w:hAnsi="Times New Roman" w:eastAsia="Times New Roman" w:cs="Times New Roman"/>
-                <w:b w:val="0"/>
-                <w:bCs w:val="0"/>
-                <w:i w:val="0"/>
-                <w:iCs w:val="0"/>
-                <w:color w:val="000000" w:themeColor="text1" w:themeTint="FF" w:themeShade="FF"/>
-                <w:sz w:val="22"/>
-                <w:szCs w:val="22"/>
-                <w:lang w:val="en-US"/>
-              </w:rPr>
-            </w:r>
-            <w:r>
-              <w:rPr>
-                <w:rFonts w:ascii="Times New Roman" w:hAnsi="Times New Roman" w:eastAsia="Times New Roman" w:cs="Times New Roman"/>
-                <w:b/>
-                <w:bCs/>
-                <w:i w:val="0"/>
-                <w:iCs w:val="0"/>
-                <w:caps w:val="0"/>
-                <w:smallCaps w:val="0"/>
-                <w:color w:val="000000" w:themeColor="text1" w:themeTint="FF" w:themeShade="FF"/>
-                <w:sz w:val="22"/>
-                <w:szCs w:val="22"/>
-                <w:lang w:val="en-US"/>
-              </w:rPr>
-              <w:t xml:space="preserve">{producttotal}</w:t>
-            </w:r>
-            <w:r>
-              <w:rPr>
-                <w:rFonts w:ascii="Times New Roman" w:hAnsi="Times New Roman" w:eastAsia="Times New Roman" w:cs="Times New Roman"/>
-                <w:b w:val="0"/>
-                <w:bCs w:val="0"/>
-                <w:i w:val="0"/>
-                <w:iCs w:val="0"/>
-                <w:color w:val="000000" w:themeColor="text1" w:themeTint="FF" w:themeShade="FF"/>
-                <w:sz w:val="22"/>
-                <w:szCs w:val="22"/>
-                <w:lang w:val="en-US"/>
-              </w:rPr>
-            </w:r>
-            <w:r>
-              <w:rPr>
-                <w:rFonts w:ascii="Times New Roman" w:hAnsi="Times New Roman" w:eastAsia="Times New Roman" w:cs="Times New Roman"/>
-                <w:b w:val="0"/>
-                <w:bCs w:val="0"/>
-                <w:i w:val="0"/>
-                <w:iCs w:val="0"/>
-                <w:color w:val="000000" w:themeColor="text1" w:themeTint="FF" w:themeShade="FF"/>
-                <w:sz w:val="22"/>
-                <w:szCs w:val="22"/>
-                <w:lang w:val="en-US"/>
-              </w:rPr>
+              <w:t>{producttotal}</w:t>
             </w:r>
           </w:p>
         </w:tc>
@@ -2824,2124 +1528,677 @@
     </w:p>
     <w:tbl>
       <w:tblPr>
-        <w:tblStyle w:val="846"/>
-        <w:tblW w:w="0" w:type="auto"/>
+        <w:tblW w:type="dxa" w:w="11311"/>
+        <w:tblLayout w:type="fixed"/>
+        <w:tblLook w:firstColumn="1" w:firstRow="1" w:lastColumn="0" w:lastRow="0" w:noHBand="0" w:noVBand="1" w:val="04A0"/>
+        <w:tblInd w:w="0" w:type="dxa"/>
         <w:tblBorders>
-          <w:top w:val="single" w:color="000000" w:sz="6" w:space="0"/>
-          <w:left w:val="single" w:color="000000" w:sz="6" w:space="0"/>
-          <w:bottom w:val="single" w:color="000000" w:sz="6" w:space="0"/>
-          <w:right w:val="single" w:color="000000" w:sz="6" w:space="0"/>
+          <w:top w:val="single" w:sz="6" w:space="0" w:color="000000"/>
+          <w:left w:val="single" w:sz="6" w:space="0" w:color="000000"/>
+          <w:bottom w:val="single" w:sz="6" w:space="0" w:color="000000"/>
+          <w:right w:val="single" w:sz="6" w:space="0" w:color="000000"/>
+          <w:insideH w:val="single" w:sz="6" w:space="0" w:color="000000"/>
+          <w:insideV w:val="single" w:sz="6" w:space="0" w:color="000000"/>
         </w:tblBorders>
-        <w:tblLayout w:type="fixed"/>
-        <w:tblLook w:val="06A0" w:firstRow="1" w:lastRow="0" w:firstColumn="1" w:lastColumn="0" w:noHBand="1" w:noVBand="1"/>
       </w:tblPr>
       <w:tblGrid>
-        <w:gridCol w:w="690"/>
-        <w:gridCol w:w="3945"/>
-        <w:gridCol w:w="2040"/>
-        <w:gridCol w:w="1539"/>
-        <w:gridCol w:w="1664"/>
-        <w:gridCol w:w="1432"/>
+        <w:gridCol w:w="650"/>
+        <w:gridCol w:w="3300"/>
+        <w:gridCol w:w="1600"/>
+        <w:gridCol w:w="1800"/>
+        <w:gridCol w:w="3961"/>
       </w:tblGrid>
       <w:tr>
-        <w:trPr>
-          <w:trHeight w:val="420"/>
-        </w:trPr>
         <w:tc>
           <w:tcPr>
-            <w:tcBorders/>
+            <w:tcW w:type="dxa" w:w="650"/>
+            <w:vAlign w:val="center"/>
             <w:tcMar>
-              <w:left w:w="105" w:type="dxa"/>
-              <w:right w:w="105" w:type="dxa"/>
+              <w:top w:w="70" w:type="dxa"/>
+              <w:left w:w="70" w:type="dxa"/>
+              <w:bottom w:w="70" w:type="dxa"/>
+              <w:right w:w="70" w:type="dxa"/>
             </w:tcMar>
-            <w:tcW w:w="690" w:type="dxa"/>
-            <w:vAlign w:val="top"/>
-            <w:textDirection w:val="lrTb"/>
-            <w:noWrap w:val="false"/>
           </w:tcPr>
           <w:p>
             <w:pPr>
-              <w:pStyle w:val="845"/>
-              <w:pBdr/>
-              <w:spacing w:line="264" w:lineRule="auto"/>
-              <w:ind/>
+              <w:spacing w:before="0" w:after="0" w:line="240" w:lineRule="auto"/>
               <w:jc w:val="center"/>
-              <w:rPr>
-                <w:rFonts w:ascii="Times New Roman" w:hAnsi="Times New Roman" w:cs="Times New Roman"/>
-                <w:b w:val="0"/>
-                <w:bCs w:val="0"/>
-                <w:i w:val="0"/>
-                <w:iCs w:val="0"/>
-                <w:color w:val="000000" w:themeColor="text1" w:themeTint="FF" w:themeShade="FF"/>
-                <w:sz w:val="22"/>
-                <w:szCs w:val="22"/>
-              </w:rPr>
             </w:pPr>
+            <w:r/>
             <w:r>
               <w:rPr>
-                <w:rFonts w:ascii="Times New Roman" w:hAnsi="Times New Roman" w:eastAsia="Times New Roman" w:cs="Times New Roman"/>
+                <w:rFonts w:ascii="Times New Roman" w:hAnsi="Times New Roman"/>
                 <w:b/>
-                <w:bCs/>
-                <w:i w:val="0"/>
-                <w:iCs w:val="0"/>
-                <w:caps w:val="0"/>
-                <w:smallCaps w:val="0"/>
-                <w:color w:val="000000" w:themeColor="text1" w:themeTint="FF" w:themeShade="FF"/>
-                <w:sz w:val="22"/>
-                <w:szCs w:val="22"/>
-                <w:lang w:val="en-US"/>
+                <w:sz w:val="20"/>
               </w:rPr>
-              <w:t xml:space="preserve">SNO</w:t>
+              <w:t>SNO</w:t>
             </w:r>
+          </w:p>
+        </w:tc>
+        <w:tc>
+          <w:tcPr>
+            <w:tcW w:type="dxa" w:w="3300"/>
+            <w:vAlign w:val="center"/>
+            <w:tcMar>
+              <w:top w:w="70" w:type="dxa"/>
+              <w:left w:w="70" w:type="dxa"/>
+              <w:bottom w:w="70" w:type="dxa"/>
+              <w:right w:w="70" w:type="dxa"/>
+            </w:tcMar>
+          </w:tcPr>
+          <w:p>
+            <w:pPr>
+              <w:spacing w:before="0" w:after="0" w:line="240" w:lineRule="auto"/>
+              <w:jc w:val="center"/>
+            </w:pPr>
+            <w:r/>
             <w:r>
               <w:rPr>
-                <w:rFonts w:ascii="Times New Roman" w:hAnsi="Times New Roman" w:eastAsia="Times New Roman" w:cs="Times New Roman"/>
-                <w:b w:val="0"/>
-                <w:bCs w:val="0"/>
-                <w:i w:val="0"/>
-                <w:iCs w:val="0"/>
-                <w:color w:val="000000" w:themeColor="text1" w:themeTint="FF" w:themeShade="FF"/>
-                <w:sz w:val="22"/>
-                <w:szCs w:val="22"/>
-                <w:lang w:val="en-US"/>
+                <w:rFonts w:ascii="Times New Roman" w:hAnsi="Times New Roman"/>
+                <w:b/>
+                <w:sz w:val="20"/>
               </w:rPr>
+              <w:t>DESCRIPTION</w:t>
             </w:r>
+          </w:p>
+        </w:tc>
+        <w:tc>
+          <w:tcPr>
+            <w:tcW w:type="dxa" w:w="1600"/>
+            <w:vAlign w:val="center"/>
+            <w:tcMar>
+              <w:top w:w="70" w:type="dxa"/>
+              <w:left w:w="70" w:type="dxa"/>
+              <w:bottom w:w="70" w:type="dxa"/>
+              <w:right w:w="70" w:type="dxa"/>
+            </w:tcMar>
+          </w:tcPr>
+          <w:p>
+            <w:pPr>
+              <w:spacing w:before="0" w:after="0" w:line="240" w:lineRule="auto"/>
+              <w:jc w:val="center"/>
+            </w:pPr>
+            <w:r/>
             <w:r>
               <w:rPr>
-                <w:rFonts w:ascii="Times New Roman" w:hAnsi="Times New Roman" w:cs="Times New Roman"/>
+                <w:rFonts w:ascii="Times New Roman" w:hAnsi="Times New Roman"/>
+                <w:b/>
+                <w:sz w:val="20"/>
+              </w:rPr>
+              <w:t>SAC CODE</w:t>
+            </w:r>
+          </w:p>
+        </w:tc>
+        <w:tc>
+          <w:tcPr>
+            <w:tcW w:type="dxa" w:w="1800"/>
+            <w:vAlign w:val="center"/>
+            <w:tcMar>
+              <w:top w:w="70" w:type="dxa"/>
+              <w:left w:w="70" w:type="dxa"/>
+              <w:bottom w:w="70" w:type="dxa"/>
+              <w:right w:w="70" w:type="dxa"/>
+            </w:tcMar>
+          </w:tcPr>
+          <w:p>
+            <w:pPr>
+              <w:spacing w:before="0" w:after="0" w:line="240" w:lineRule="auto"/>
+              <w:jc w:val="center"/>
+            </w:pPr>
+            <w:r/>
+            <w:r>
+              <w:rPr>
+                <w:rFonts w:ascii="Times New Roman" w:hAnsi="Times New Roman"/>
+                <w:b/>
+                <w:sz w:val="20"/>
+              </w:rPr>
+              <w:t>UNIT PRICE</w:t>
+            </w:r>
+          </w:p>
+        </w:tc>
+        <w:tc>
+          <w:tcPr>
+            <w:tcW w:type="dxa" w:w="3961"/>
+            <w:vAlign w:val="center"/>
+            <w:tcMar>
+              <w:top w:w="70" w:type="dxa"/>
+              <w:left w:w="70" w:type="dxa"/>
+              <w:bottom w:w="70" w:type="dxa"/>
+              <w:right w:w="70" w:type="dxa"/>
+            </w:tcMar>
+          </w:tcPr>
+          <w:p>
+            <w:pPr>
+              <w:spacing w:before="0" w:after="0" w:line="240" w:lineRule="auto"/>
+              <w:jc w:val="center"/>
+            </w:pPr>
+            <w:r/>
+            <w:r>
+              <w:rPr>
+                <w:rFonts w:ascii="Times New Roman" w:hAnsi="Times New Roman"/>
+                <w:b/>
+                <w:sz w:val="20"/>
+              </w:rPr>
+              <w:t>TOTAL AMOUNT</w:t>
+            </w:r>
+          </w:p>
+        </w:tc>
+      </w:tr>
+      <w:tr>
+        <w:tc>
+          <w:tcPr>
+            <w:tcW w:type="dxa" w:w="650"/>
+            <w:vAlign w:val="center"/>
+            <w:tcMar>
+              <w:top w:w="70" w:type="dxa"/>
+              <w:left w:w="70" w:type="dxa"/>
+              <w:bottom w:w="70" w:type="dxa"/>
+              <w:right w:w="70" w:type="dxa"/>
+            </w:tcMar>
+          </w:tcPr>
+          <w:p>
+            <w:pPr>
+              <w:spacing w:before="0" w:after="0" w:line="240" w:lineRule="auto"/>
+              <w:jc w:val="center"/>
+            </w:pPr>
+            <w:r/>
+            <w:r>
+              <w:rPr>
+                <w:rFonts w:ascii="Times New Roman" w:hAnsi="Times New Roman"/>
                 <w:b w:val="0"/>
-                <w:bCs w:val="0"/>
-                <w:i w:val="0"/>
-                <w:iCs w:val="0"/>
-                <w:color w:val="000000" w:themeColor="text1" w:themeTint="FF" w:themeShade="FF"/>
-                <w:sz w:val="22"/>
-                <w:szCs w:val="22"/>
+                <w:sz w:val="20"/>
+              </w:rPr>
+              <w:t>{#servicedata}{id}</w:t>
+            </w:r>
+          </w:p>
+        </w:tc>
+        <w:tc>
+          <w:tcPr>
+            <w:tcW w:type="dxa" w:w="3300"/>
+            <w:vAlign w:val="center"/>
+            <w:tcMar>
+              <w:top w:w="70" w:type="dxa"/>
+              <w:left w:w="70" w:type="dxa"/>
+              <w:bottom w:w="70" w:type="dxa"/>
+              <w:right w:w="70" w:type="dxa"/>
+            </w:tcMar>
+          </w:tcPr>
+          <w:p>
+            <w:pPr>
+              <w:spacing w:before="0" w:after="0" w:line="240" w:lineRule="auto"/>
+              <w:jc w:val="center"/>
+            </w:pPr>
+            <w:r/>
+            <w:r>
+              <w:rPr>
+                <w:rFonts w:ascii="Times New Roman" w:hAnsi="Times New Roman"/>
+                <w:b w:val="0"/>
+                <w:sz w:val="20"/>
+              </w:rPr>
+              <w:t>{description}</w:t>
+            </w:r>
+          </w:p>
+        </w:tc>
+        <w:tc>
+          <w:tcPr>
+            <w:tcW w:type="dxa" w:w="1600"/>
+            <w:vAlign w:val="center"/>
+            <w:tcMar>
+              <w:top w:w="70" w:type="dxa"/>
+              <w:left w:w="70" w:type="dxa"/>
+              <w:bottom w:w="70" w:type="dxa"/>
+              <w:right w:w="70" w:type="dxa"/>
+            </w:tcMar>
+          </w:tcPr>
+          <w:p>
+            <w:pPr>
+              <w:spacing w:before="0" w:after="0" w:line="240" w:lineRule="auto"/>
+              <w:jc w:val="center"/>
+            </w:pPr>
+            <w:r/>
+            <w:r>
+              <w:rPr>
+                <w:rFonts w:ascii="Times New Roman" w:hAnsi="Times New Roman"/>
+                <w:b w:val="0"/>
+                <w:sz w:val="20"/>
+              </w:rPr>
+              <w:t>{saccode}</w:t>
+            </w:r>
+          </w:p>
+        </w:tc>
+        <w:tc>
+          <w:tcPr>
+            <w:tcW w:type="dxa" w:w="1800"/>
+            <w:vAlign w:val="center"/>
+            <w:tcMar>
+              <w:top w:w="70" w:type="dxa"/>
+              <w:left w:w="70" w:type="dxa"/>
+              <w:bottom w:w="70" w:type="dxa"/>
+              <w:right w:w="70" w:type="dxa"/>
+            </w:tcMar>
+          </w:tcPr>
+          <w:p>
+            <w:pPr>
+              <w:spacing w:before="0" w:after="0" w:line="240" w:lineRule="auto"/>
+              <w:jc w:val="center"/>
+            </w:pPr>
+            <w:r/>
+            <w:r>
+              <w:rPr>
+                <w:rFonts w:ascii="Times New Roman" w:hAnsi="Times New Roman"/>
+                <w:b w:val="0"/>
+                <w:sz w:val="20"/>
+              </w:rPr>
+              <w:t>{unitprice}</w:t>
+            </w:r>
+          </w:p>
+        </w:tc>
+        <w:tc>
+          <w:tcPr>
+            <w:tcW w:type="dxa" w:w="3961"/>
+            <w:vAlign w:val="center"/>
+            <w:tcMar>
+              <w:top w:w="70" w:type="dxa"/>
+              <w:left w:w="70" w:type="dxa"/>
+              <w:bottom w:w="70" w:type="dxa"/>
+              <w:right w:w="70" w:type="dxa"/>
+            </w:tcMar>
+          </w:tcPr>
+          <w:p>
+            <w:pPr>
+              <w:spacing w:before="0" w:after="0" w:line="240" w:lineRule="auto"/>
+              <w:jc w:val="center"/>
+            </w:pPr>
+            <w:r/>
+            <w:r>
+              <w:rPr>
+                <w:rFonts w:ascii="Times New Roman" w:hAnsi="Times New Roman"/>
+                <w:b w:val="0"/>
+                <w:sz w:val="20"/>
+              </w:rPr>
+              <w:t>{totalamount}{/}</w:t>
+            </w:r>
+          </w:p>
+        </w:tc>
+      </w:tr>
+      <w:tr>
+        <w:tc>
+          <w:tcPr>
+            <w:tcW w:type="dxa" w:w="650"/>
+            <w:vAlign w:val="center"/>
+            <w:tcMar>
+              <w:top w:w="70" w:type="dxa"/>
+              <w:left w:w="70" w:type="dxa"/>
+              <w:bottom w:w="70" w:type="dxa"/>
+              <w:right w:w="70" w:type="dxa"/>
+            </w:tcMar>
+          </w:tcPr>
+          <w:p>
+            <w:pPr>
+              <w:spacing w:before="0" w:after="0" w:line="240" w:lineRule="auto"/>
+              <w:jc w:val="center"/>
+            </w:pPr>
+            <w:r/>
+            <w:r>
+              <w:rPr>
+                <w:rFonts w:ascii="Times New Roman" w:hAnsi="Times New Roman"/>
+                <w:b w:val="0"/>
+                <w:sz w:val="20"/>
               </w:rPr>
             </w:r>
           </w:p>
         </w:tc>
         <w:tc>
           <w:tcPr>
-            <w:tcBorders/>
+            <w:tcW w:type="dxa" w:w="3300"/>
+            <w:vAlign w:val="center"/>
             <w:tcMar>
-              <w:left w:w="105" w:type="dxa"/>
-              <w:right w:w="105" w:type="dxa"/>
+              <w:top w:w="70" w:type="dxa"/>
+              <w:left w:w="70" w:type="dxa"/>
+              <w:bottom w:w="70" w:type="dxa"/>
+              <w:right w:w="70" w:type="dxa"/>
             </w:tcMar>
-            <w:tcW w:w="3945" w:type="dxa"/>
-            <w:vAlign w:val="top"/>
-            <w:textDirection w:val="lrTb"/>
-            <w:noWrap w:val="false"/>
           </w:tcPr>
           <w:p>
             <w:pPr>
-              <w:pStyle w:val="845"/>
-              <w:pBdr/>
-              <w:spacing w:line="264" w:lineRule="auto"/>
-              <w:ind/>
+              <w:spacing w:before="0" w:after="0" w:line="240" w:lineRule="auto"/>
               <w:jc w:val="center"/>
-              <w:rPr>
-                <w:rFonts w:ascii="Times New Roman" w:hAnsi="Times New Roman" w:cs="Times New Roman"/>
-                <w:b w:val="0"/>
-                <w:bCs w:val="0"/>
-                <w:i w:val="0"/>
-                <w:iCs w:val="0"/>
-                <w:color w:val="000000" w:themeColor="text1" w:themeTint="FF" w:themeShade="FF"/>
-                <w:sz w:val="22"/>
-                <w:szCs w:val="22"/>
-              </w:rPr>
             </w:pPr>
+            <w:r/>
             <w:r>
               <w:rPr>
-                <w:rFonts w:ascii="Times New Roman" w:hAnsi="Times New Roman" w:eastAsia="Times New Roman" w:cs="Times New Roman"/>
-                <w:b/>
-                <w:bCs/>
-                <w:i w:val="0"/>
-                <w:iCs w:val="0"/>
-                <w:caps w:val="0"/>
-                <w:smallCaps w:val="0"/>
-                <w:color w:val="000000" w:themeColor="text1" w:themeTint="FF" w:themeShade="FF"/>
-                <w:sz w:val="22"/>
-                <w:szCs w:val="22"/>
-                <w:lang w:val="en-US"/>
-              </w:rPr>
-              <w:t xml:space="preserve">DESCRIPTION</w:t>
-            </w:r>
-            <w:r>
-              <w:rPr>
-                <w:rFonts w:ascii="Times New Roman" w:hAnsi="Times New Roman" w:eastAsia="Times New Roman" w:cs="Times New Roman"/>
+                <w:rFonts w:ascii="Times New Roman" w:hAnsi="Times New Roman"/>
                 <w:b w:val="0"/>
-                <w:bCs w:val="0"/>
-                <w:i w:val="0"/>
-                <w:iCs w:val="0"/>
-                <w:color w:val="000000" w:themeColor="text1" w:themeTint="FF" w:themeShade="FF"/>
-                <w:sz w:val="22"/>
-                <w:szCs w:val="22"/>
-                <w:lang w:val="en-US"/>
-              </w:rPr>
-            </w:r>
-            <w:r>
-              <w:rPr>
-                <w:rFonts w:ascii="Times New Roman" w:hAnsi="Times New Roman" w:cs="Times New Roman"/>
-                <w:b w:val="0"/>
-                <w:bCs w:val="0"/>
-                <w:i w:val="0"/>
-                <w:iCs w:val="0"/>
-                <w:color w:val="000000" w:themeColor="text1" w:themeTint="FF" w:themeShade="FF"/>
-                <w:sz w:val="22"/>
-                <w:szCs w:val="22"/>
+                <w:sz w:val="20"/>
               </w:rPr>
             </w:r>
           </w:p>
         </w:tc>
         <w:tc>
           <w:tcPr>
-            <w:tcBorders/>
+            <w:tcW w:type="dxa" w:w="1600"/>
+            <w:vAlign w:val="center"/>
             <w:tcMar>
-              <w:left w:w="105" w:type="dxa"/>
-              <w:right w:w="105" w:type="dxa"/>
+              <w:top w:w="70" w:type="dxa"/>
+              <w:left w:w="70" w:type="dxa"/>
+              <w:bottom w:w="70" w:type="dxa"/>
+              <w:right w:w="70" w:type="dxa"/>
             </w:tcMar>
-            <w:tcW w:w="2040" w:type="dxa"/>
-            <w:vAlign w:val="top"/>
-            <w:textDirection w:val="lrTb"/>
-            <w:noWrap w:val="false"/>
           </w:tcPr>
           <w:p>
             <w:pPr>
-              <w:pStyle w:val="845"/>
-              <w:pBdr/>
-              <w:spacing w:after="0" w:afterAutospacing="0" w:before="0" w:beforeAutospacing="0" w:line="264" w:lineRule="auto"/>
-              <w:ind w:right="0" w:left="0"/>
+              <w:spacing w:before="0" w:after="0" w:line="240" w:lineRule="auto"/>
               <w:jc w:val="center"/>
-              <w:rPr>
-                <w:rFonts w:ascii="Times New Roman" w:hAnsi="Times New Roman" w:cs="Times New Roman"/>
-                <w:b w:val="0"/>
-                <w:bCs w:val="0"/>
-                <w:i w:val="0"/>
-                <w:iCs w:val="0"/>
-                <w:color w:val="000000" w:themeColor="text1" w:themeTint="FF" w:themeShade="FF"/>
-                <w:sz w:val="22"/>
-                <w:szCs w:val="22"/>
-              </w:rPr>
             </w:pPr>
+            <w:r/>
             <w:r>
               <w:rPr>
-                <w:rFonts w:ascii="Times New Roman" w:hAnsi="Times New Roman" w:eastAsia="Times New Roman" w:cs="Times New Roman"/>
-                <w:b/>
-                <w:bCs/>
-                <w:i w:val="0"/>
-                <w:iCs w:val="0"/>
-                <w:caps w:val="0"/>
-                <w:smallCaps w:val="0"/>
-                <w:color w:val="000000" w:themeColor="text1" w:themeTint="FF" w:themeShade="FF"/>
-                <w:sz w:val="22"/>
-                <w:szCs w:val="22"/>
-                <w:lang w:val="en-US"/>
-              </w:rPr>
-              <w:t xml:space="preserve">UNIT PRICE</w:t>
-            </w:r>
-            <w:r>
-              <w:rPr>
-                <w:rFonts w:ascii="Times New Roman" w:hAnsi="Times New Roman" w:eastAsia="Times New Roman" w:cs="Times New Roman"/>
+                <w:rFonts w:ascii="Times New Roman" w:hAnsi="Times New Roman"/>
                 <w:b w:val="0"/>
-                <w:bCs w:val="0"/>
-                <w:i w:val="0"/>
-                <w:iCs w:val="0"/>
-                <w:color w:val="000000" w:themeColor="text1" w:themeTint="FF" w:themeShade="FF"/>
-                <w:sz w:val="22"/>
-                <w:szCs w:val="22"/>
-                <w:lang w:val="en-US"/>
-              </w:rPr>
-            </w:r>
-            <w:r>
-              <w:rPr>
-                <w:rFonts w:ascii="Times New Roman" w:hAnsi="Times New Roman" w:cs="Times New Roman"/>
-                <w:b w:val="0"/>
-                <w:bCs w:val="0"/>
-                <w:i w:val="0"/>
-                <w:iCs w:val="0"/>
-                <w:color w:val="000000" w:themeColor="text1" w:themeTint="FF" w:themeShade="FF"/>
-                <w:sz w:val="22"/>
-                <w:szCs w:val="22"/>
+                <w:sz w:val="20"/>
               </w:rPr>
             </w:r>
           </w:p>
         </w:tc>
         <w:tc>
           <w:tcPr>
-            <w:tcBorders/>
+            <w:tcW w:type="dxa" w:w="1800"/>
+            <w:vAlign w:val="center"/>
             <w:tcMar>
-              <w:left w:w="105" w:type="dxa"/>
-              <w:right w:w="105" w:type="dxa"/>
+              <w:top w:w="70" w:type="dxa"/>
+              <w:left w:w="70" w:type="dxa"/>
+              <w:bottom w:w="70" w:type="dxa"/>
+              <w:right w:w="70" w:type="dxa"/>
             </w:tcMar>
-            <w:tcW w:w="1539" w:type="dxa"/>
-            <w:vAlign w:val="top"/>
-            <w:textDirection w:val="lrTb"/>
-            <w:noWrap w:val="false"/>
           </w:tcPr>
           <w:p>
             <w:pPr>
-              <w:pStyle w:val="845"/>
-              <w:pBdr/>
-              <w:spacing w:line="264" w:lineRule="auto"/>
-              <w:ind/>
+              <w:spacing w:before="0" w:after="0" w:line="240" w:lineRule="auto"/>
               <w:jc w:val="center"/>
-              <w:rPr>
-                <w:rFonts w:ascii="Times New Roman" w:hAnsi="Times New Roman" w:cs="Times New Roman"/>
-                <w:b w:val="0"/>
-                <w:bCs w:val="0"/>
-                <w:i w:val="0"/>
-                <w:iCs w:val="0"/>
-                <w:color w:val="000000" w:themeColor="text1" w:themeTint="FF" w:themeShade="FF"/>
-                <w:sz w:val="22"/>
-                <w:szCs w:val="22"/>
-              </w:rPr>
             </w:pPr>
+            <w:r/>
             <w:r>
               <w:rPr>
-                <w:rFonts w:ascii="Times New Roman" w:hAnsi="Times New Roman" w:eastAsia="Times New Roman" w:cs="Times New Roman"/>
-                <w:b/>
-                <w:bCs/>
-                <w:i w:val="0"/>
-                <w:iCs w:val="0"/>
-                <w:caps w:val="0"/>
-                <w:smallCaps w:val="0"/>
-                <w:color w:val="000000" w:themeColor="text1" w:themeTint="FF" w:themeShade="FF"/>
-                <w:sz w:val="22"/>
-                <w:szCs w:val="22"/>
-                <w:lang w:val="en-US"/>
-              </w:rPr>
-              <w:t xml:space="preserve">QTY</w:t>
-            </w:r>
-            <w:r>
-              <w:rPr>
-                <w:rFonts w:ascii="Times New Roman" w:hAnsi="Times New Roman" w:eastAsia="Times New Roman" w:cs="Times New Roman"/>
+                <w:rFonts w:ascii="Times New Roman" w:hAnsi="Times New Roman"/>
                 <w:b w:val="0"/>
-                <w:bCs w:val="0"/>
-                <w:i w:val="0"/>
-                <w:iCs w:val="0"/>
-                <w:color w:val="000000" w:themeColor="text1" w:themeTint="FF" w:themeShade="FF"/>
-                <w:sz w:val="22"/>
-                <w:szCs w:val="22"/>
-                <w:lang w:val="en-US"/>
-              </w:rPr>
-            </w:r>
-            <w:r>
-              <w:rPr>
-                <w:rFonts w:ascii="Times New Roman" w:hAnsi="Times New Roman" w:cs="Times New Roman"/>
-                <w:b w:val="0"/>
-                <w:bCs w:val="0"/>
-                <w:i w:val="0"/>
-                <w:iCs w:val="0"/>
-                <w:color w:val="000000" w:themeColor="text1" w:themeTint="FF" w:themeShade="FF"/>
-                <w:sz w:val="22"/>
-                <w:szCs w:val="22"/>
+                <w:sz w:val="20"/>
               </w:rPr>
             </w:r>
           </w:p>
         </w:tc>
         <w:tc>
           <w:tcPr>
-            <w:gridSpan w:val="2"/>
-            <w:tcBorders/>
+            <w:tcW w:type="dxa" w:w="3961"/>
+            <w:vAlign w:val="center"/>
             <w:tcMar>
-              <w:left w:w="105" w:type="dxa"/>
-              <w:right w:w="105" w:type="dxa"/>
+              <w:top w:w="70" w:type="dxa"/>
+              <w:left w:w="70" w:type="dxa"/>
+              <w:bottom w:w="70" w:type="dxa"/>
+              <w:right w:w="70" w:type="dxa"/>
             </w:tcMar>
-            <w:tcW w:w="3096" w:type="dxa"/>
-            <w:vAlign w:val="top"/>
-            <w:textDirection w:val="lrTb"/>
-            <w:noWrap w:val="false"/>
           </w:tcPr>
           <w:p>
             <w:pPr>
-              <w:pStyle w:val="845"/>
-              <w:pBdr/>
-              <w:spacing w:line="264" w:lineRule="auto"/>
-              <w:ind/>
+              <w:spacing w:before="0" w:after="0" w:line="240" w:lineRule="auto"/>
               <w:jc w:val="center"/>
-              <w:rPr>
-                <w:rFonts w:ascii="Times New Roman" w:hAnsi="Times New Roman" w:cs="Times New Roman"/>
-                <w:b w:val="0"/>
-                <w:bCs w:val="0"/>
-                <w:i w:val="0"/>
-                <w:iCs w:val="0"/>
-                <w:color w:val="000000" w:themeColor="text1" w:themeTint="FF" w:themeShade="FF"/>
-                <w:sz w:val="22"/>
-                <w:szCs w:val="22"/>
-              </w:rPr>
             </w:pPr>
+            <w:r/>
             <w:r>
               <w:rPr>
-                <w:rFonts w:ascii="Times New Roman" w:hAnsi="Times New Roman" w:eastAsia="Times New Roman" w:cs="Times New Roman"/>
-                <w:b/>
-                <w:bCs/>
-                <w:i w:val="0"/>
-                <w:iCs w:val="0"/>
-                <w:caps w:val="0"/>
-                <w:smallCaps w:val="0"/>
-                <w:color w:val="000000" w:themeColor="text1" w:themeTint="FF" w:themeShade="FF"/>
-                <w:sz w:val="22"/>
-                <w:szCs w:val="22"/>
-                <w:lang w:val="en-US"/>
-              </w:rPr>
-              <w:t xml:space="preserve">TOTAL  AMOUNT</w:t>
-            </w:r>
-            <w:r>
-              <w:rPr>
-                <w:rFonts w:ascii="Times New Roman" w:hAnsi="Times New Roman" w:eastAsia="Times New Roman" w:cs="Times New Roman"/>
+                <w:rFonts w:ascii="Times New Roman" w:hAnsi="Times New Roman"/>
                 <w:b w:val="0"/>
-                <w:bCs w:val="0"/>
-                <w:i w:val="0"/>
-                <w:iCs w:val="0"/>
-                <w:color w:val="000000" w:themeColor="text1" w:themeTint="FF" w:themeShade="FF"/>
-                <w:sz w:val="22"/>
-                <w:szCs w:val="22"/>
-                <w:lang w:val="en-US"/>
-              </w:rPr>
-            </w:r>
-            <w:r>
-              <w:rPr>
-                <w:rFonts w:ascii="Times New Roman" w:hAnsi="Times New Roman" w:cs="Times New Roman"/>
-                <w:b w:val="0"/>
-                <w:bCs w:val="0"/>
-                <w:i w:val="0"/>
-                <w:iCs w:val="0"/>
-                <w:color w:val="000000" w:themeColor="text1" w:themeTint="FF" w:themeShade="FF"/>
-                <w:sz w:val="22"/>
-                <w:szCs w:val="22"/>
+                <w:sz w:val="20"/>
               </w:rPr>
             </w:r>
           </w:p>
         </w:tc>
       </w:tr>
       <w:tr>
-        <w:trPr>
-          <w:trHeight w:val="300"/>
-        </w:trPr>
         <w:tc>
           <w:tcPr>
-            <w:tcBorders/>
+            <w:tcW w:type="dxa" w:w="5550"/>
+            <w:gridSpan w:val="3"/>
+            <w:vAlign w:val="center"/>
             <w:tcMar>
-              <w:left w:w="105" w:type="dxa"/>
-              <w:right w:w="105" w:type="dxa"/>
+              <w:top w:w="70" w:type="dxa"/>
+              <w:left w:w="70" w:type="dxa"/>
+              <w:bottom w:w="70" w:type="dxa"/>
+              <w:right w:w="70" w:type="dxa"/>
             </w:tcMar>
-            <w:tcW w:w="690" w:type="dxa"/>
-            <w:vAlign w:val="top"/>
-            <w:textDirection w:val="lrTb"/>
-            <w:noWrap w:val="false"/>
           </w:tcPr>
           <w:p>
             <w:pPr>
-              <w:pBdr/>
-              <w:spacing w:line="264" w:lineRule="auto"/>
-              <w:ind/>
+              <w:spacing w:before="0" w:after="0" w:line="240" w:lineRule="auto"/>
               <w:jc w:val="center"/>
-              <w:rPr>
-                <w:rFonts w:ascii="Times New Roman" w:hAnsi="Times New Roman" w:cs="Times New Roman"/>
-                <w:b w:val="0"/>
-                <w:bCs w:val="0"/>
-                <w:i w:val="0"/>
-                <w:iCs w:val="0"/>
-                <w:color w:val="000000" w:themeColor="text1" w:themeTint="FF" w:themeShade="FF"/>
-                <w:sz w:val="22"/>
-                <w:szCs w:val="22"/>
-              </w:rPr>
             </w:pPr>
+            <w:r/>
             <w:r>
               <w:rPr>
-                <w:rFonts w:ascii="Times New Roman" w:hAnsi="Times New Roman" w:eastAsia="Times New Roman" w:cs="Times New Roman"/>
+                <w:rFonts w:ascii="Times New Roman" w:hAnsi="Times New Roman"/>
                 <w:b w:val="0"/>
-                <w:bCs w:val="0"/>
-                <w:i w:val="0"/>
-                <w:iCs w:val="0"/>
-                <w:color w:val="000000" w:themeColor="text1" w:themeTint="FF" w:themeShade="FF"/>
-                <w:sz w:val="22"/>
-                <w:szCs w:val="22"/>
-                <w:lang w:val="en-US"/>
-              </w:rPr>
-              <w:t xml:space="preserve">{#servicedata}{id}</w:t>
-            </w:r>
-            <w:r>
-              <w:rPr>
-                <w:rFonts w:ascii="Times New Roman" w:hAnsi="Times New Roman" w:eastAsia="Times New Roman" w:cs="Times New Roman"/>
-                <w:b w:val="0"/>
-                <w:bCs w:val="0"/>
-                <w:i w:val="0"/>
-                <w:iCs w:val="0"/>
-                <w:color w:val="000000" w:themeColor="text1" w:themeTint="FF" w:themeShade="FF"/>
-                <w:sz w:val="22"/>
-                <w:szCs w:val="22"/>
-                <w:lang w:val="en-US"/>
-              </w:rPr>
-            </w:r>
-            <w:r>
-              <w:rPr>
-                <w:rFonts w:ascii="Times New Roman" w:hAnsi="Times New Roman" w:cs="Times New Roman"/>
-                <w:b w:val="0"/>
-                <w:bCs w:val="0"/>
-                <w:i w:val="0"/>
-                <w:iCs w:val="0"/>
-                <w:color w:val="000000" w:themeColor="text1" w:themeTint="FF" w:themeShade="FF"/>
-                <w:sz w:val="22"/>
-                <w:szCs w:val="22"/>
+                <w:sz w:val="20"/>
               </w:rPr>
             </w:r>
           </w:p>
         </w:tc>
         <w:tc>
           <w:tcPr>
-            <w:tcBorders/>
+            <w:tcW w:type="dxa" w:w="1800"/>
+            <w:vAlign w:val="center"/>
             <w:tcMar>
-              <w:left w:w="105" w:type="dxa"/>
-              <w:right w:w="105" w:type="dxa"/>
+              <w:top w:w="70" w:type="dxa"/>
+              <w:left w:w="70" w:type="dxa"/>
+              <w:bottom w:w="70" w:type="dxa"/>
+              <w:right w:w="70" w:type="dxa"/>
             </w:tcMar>
-            <w:tcW w:w="3945" w:type="dxa"/>
-            <w:vAlign w:val="top"/>
-            <w:textDirection w:val="lrTb"/>
-            <w:noWrap w:val="false"/>
           </w:tcPr>
           <w:p>
             <w:pPr>
-              <w:pBdr/>
-              <w:spacing w:line="264" w:lineRule="auto"/>
-              <w:ind/>
+              <w:spacing w:before="0" w:after="0" w:line="240" w:lineRule="auto"/>
               <w:jc w:val="center"/>
-              <w:rPr>
-                <w:rFonts w:ascii="Times New Roman" w:hAnsi="Times New Roman" w:cs="Times New Roman"/>
-                <w:b w:val="0"/>
-                <w:bCs w:val="0"/>
-                <w:i w:val="0"/>
-                <w:iCs w:val="0"/>
-                <w:color w:val="000000" w:themeColor="text1" w:themeTint="FF" w:themeShade="FF"/>
-                <w:sz w:val="22"/>
-                <w:szCs w:val="22"/>
-              </w:rPr>
             </w:pPr>
+            <w:r/>
             <w:r>
               <w:rPr>
-                <w:rFonts w:ascii="Times New Roman" w:hAnsi="Times New Roman" w:eastAsia="Times New Roman" w:cs="Times New Roman"/>
-                <w:b w:val="0"/>
-                <w:bCs w:val="0"/>
-                <w:i w:val="0"/>
-                <w:iCs w:val="0"/>
-                <w:color w:val="000000" w:themeColor="text1" w:themeTint="FF" w:themeShade="FF"/>
-                <w:sz w:val="22"/>
-                <w:szCs w:val="22"/>
-                <w:lang w:val="en-US"/>
+                <w:rFonts w:ascii="Times New Roman" w:hAnsi="Times New Roman"/>
+                <w:b/>
+                <w:sz w:val="20"/>
               </w:rPr>
-              <w:t xml:space="preserve">{description}</w:t>
+              <w:t>Tax</w:t>
             </w:r>
+          </w:p>
+        </w:tc>
+        <w:tc>
+          <w:tcPr>
+            <w:tcW w:type="dxa" w:w="3961"/>
+            <w:vAlign w:val="center"/>
+            <w:tcMar>
+              <w:top w:w="70" w:type="dxa"/>
+              <w:left w:w="70" w:type="dxa"/>
+              <w:bottom w:w="70" w:type="dxa"/>
+              <w:right w:w="70" w:type="dxa"/>
+            </w:tcMar>
+          </w:tcPr>
+          <w:p>
+            <w:pPr>
+              <w:spacing w:before="0" w:after="0" w:line="240" w:lineRule="auto"/>
+              <w:jc w:val="center"/>
+            </w:pPr>
+            <w:r/>
             <w:r>
               <w:rPr>
-                <w:rFonts w:ascii="Times New Roman" w:hAnsi="Times New Roman" w:eastAsia="Times New Roman" w:cs="Times New Roman"/>
-                <w:b w:val="0"/>
-                <w:bCs w:val="0"/>
-                <w:i w:val="0"/>
-                <w:iCs w:val="0"/>
-                <w:color w:val="000000" w:themeColor="text1" w:themeTint="FF" w:themeShade="FF"/>
-                <w:sz w:val="22"/>
-                <w:szCs w:val="22"/>
-                <w:lang w:val="en-US"/>
+                <w:rFonts w:ascii="Times New Roman" w:hAnsi="Times New Roman"/>
+                <w:b/>
+                <w:sz w:val="20"/>
               </w:rPr>
+              <w:t>{taxlabel}</w:t>
             </w:r>
+          </w:p>
+        </w:tc>
+      </w:tr>
+      <w:tr>
+        <w:tc>
+          <w:tcPr>
+            <w:tcW w:type="dxa" w:w="5550"/>
+            <w:gridSpan w:val="3"/>
+            <w:vAlign w:val="center"/>
+            <w:tcMar>
+              <w:top w:w="70" w:type="dxa"/>
+              <w:left w:w="70" w:type="dxa"/>
+              <w:bottom w:w="70" w:type="dxa"/>
+              <w:right w:w="70" w:type="dxa"/>
+            </w:tcMar>
+          </w:tcPr>
+          <w:p>
+            <w:pPr>
+              <w:spacing w:before="0" w:after="0" w:line="240" w:lineRule="auto"/>
+              <w:jc w:val="center"/>
+            </w:pPr>
+            <w:r/>
             <w:r>
               <w:rPr>
-                <w:rFonts w:ascii="Times New Roman" w:hAnsi="Times New Roman" w:cs="Times New Roman"/>
+                <w:rFonts w:ascii="Times New Roman" w:hAnsi="Times New Roman"/>
                 <w:b w:val="0"/>
-                <w:bCs w:val="0"/>
-                <w:i w:val="0"/>
-                <w:iCs w:val="0"/>
-                <w:color w:val="000000" w:themeColor="text1" w:themeTint="FF" w:themeShade="FF"/>
-                <w:sz w:val="22"/>
-                <w:szCs w:val="22"/>
+                <w:sz w:val="20"/>
               </w:rPr>
             </w:r>
           </w:p>
         </w:tc>
         <w:tc>
           <w:tcPr>
-            <w:tcBorders/>
+            <w:tcW w:type="dxa" w:w="1800"/>
+            <w:vAlign w:val="center"/>
             <w:tcMar>
-              <w:left w:w="105" w:type="dxa"/>
-              <w:right w:w="105" w:type="dxa"/>
+              <w:top w:w="70" w:type="dxa"/>
+              <w:left w:w="70" w:type="dxa"/>
+              <w:bottom w:w="70" w:type="dxa"/>
+              <w:right w:w="70" w:type="dxa"/>
             </w:tcMar>
-            <w:tcW w:w="2040" w:type="dxa"/>
-            <w:vAlign w:val="top"/>
-            <w:textDirection w:val="lrTb"/>
-            <w:noWrap w:val="false"/>
           </w:tcPr>
           <w:p>
             <w:pPr>
-              <w:pBdr/>
-              <w:spacing w:line="264" w:lineRule="auto"/>
-              <w:ind/>
+              <w:spacing w:before="0" w:after="0" w:line="240" w:lineRule="auto"/>
               <w:jc w:val="center"/>
-              <w:rPr>
-                <w:rFonts w:ascii="Times New Roman" w:hAnsi="Times New Roman" w:cs="Times New Roman"/>
-                <w:b w:val="0"/>
-                <w:bCs w:val="0"/>
-                <w:i w:val="0"/>
-                <w:iCs w:val="0"/>
-                <w:color w:val="000000" w:themeColor="text1" w:themeTint="FF" w:themeShade="FF"/>
-                <w:sz w:val="22"/>
-                <w:szCs w:val="22"/>
-              </w:rPr>
             </w:pPr>
+            <w:r/>
             <w:r>
               <w:rPr>
-                <w:rFonts w:ascii="Times New Roman" w:hAnsi="Times New Roman" w:eastAsia="Times New Roman" w:cs="Times New Roman"/>
-                <w:b w:val="0"/>
-                <w:bCs w:val="0"/>
-                <w:i w:val="0"/>
-                <w:iCs w:val="0"/>
-                <w:color w:val="000000" w:themeColor="text1" w:themeTint="FF" w:themeShade="FF"/>
-                <w:sz w:val="22"/>
-                <w:szCs w:val="22"/>
-                <w:lang w:val="en-US"/>
+                <w:rFonts w:ascii="Times New Roman" w:hAnsi="Times New Roman"/>
+                <w:b/>
+                <w:sz w:val="20"/>
               </w:rPr>
-              <w:t xml:space="preserve">{unitprice}</w:t>
+              <w:t>Tax Amount</w:t>
             </w:r>
+          </w:p>
+        </w:tc>
+        <w:tc>
+          <w:tcPr>
+            <w:tcW w:type="dxa" w:w="3961"/>
+            <w:vAlign w:val="center"/>
+            <w:tcMar>
+              <w:top w:w="70" w:type="dxa"/>
+              <w:left w:w="70" w:type="dxa"/>
+              <w:bottom w:w="70" w:type="dxa"/>
+              <w:right w:w="70" w:type="dxa"/>
+            </w:tcMar>
+          </w:tcPr>
+          <w:p>
+            <w:pPr>
+              <w:spacing w:before="0" w:after="0" w:line="240" w:lineRule="auto"/>
+              <w:jc w:val="center"/>
+            </w:pPr>
+            <w:r/>
             <w:r>
               <w:rPr>
-                <w:rFonts w:ascii="Times New Roman" w:hAnsi="Times New Roman" w:eastAsia="Times New Roman" w:cs="Times New Roman"/>
-                <w:b w:val="0"/>
-                <w:bCs w:val="0"/>
-                <w:i w:val="0"/>
-                <w:iCs w:val="0"/>
-                <w:color w:val="000000" w:themeColor="text1" w:themeTint="FF" w:themeShade="FF"/>
-                <w:sz w:val="22"/>
-                <w:szCs w:val="22"/>
-                <w:lang w:val="en-US"/>
+                <w:rFonts w:ascii="Times New Roman" w:hAnsi="Times New Roman"/>
+                <w:b/>
+                <w:sz w:val="20"/>
               </w:rPr>
+              <w:t>{servicetaxamount}</w:t>
             </w:r>
+          </w:p>
+        </w:tc>
+      </w:tr>
+      <w:tr>
+        <w:tc>
+          <w:tcPr>
+            <w:tcW w:type="dxa" w:w="5550"/>
+            <w:gridSpan w:val="3"/>
+            <w:vAlign w:val="center"/>
+            <w:tcMar>
+              <w:top w:w="70" w:type="dxa"/>
+              <w:left w:w="70" w:type="dxa"/>
+              <w:bottom w:w="70" w:type="dxa"/>
+              <w:right w:w="70" w:type="dxa"/>
+            </w:tcMar>
+          </w:tcPr>
+          <w:p>
+            <w:pPr>
+              <w:spacing w:before="0" w:after="0" w:line="240" w:lineRule="auto"/>
+              <w:jc w:val="center"/>
+            </w:pPr>
+            <w:r/>
             <w:r>
               <w:rPr>
-                <w:rFonts w:ascii="Times New Roman" w:hAnsi="Times New Roman" w:cs="Times New Roman"/>
+                <w:rFonts w:ascii="Times New Roman" w:hAnsi="Times New Roman"/>
                 <w:b w:val="0"/>
-                <w:bCs w:val="0"/>
-                <w:i w:val="0"/>
-                <w:iCs w:val="0"/>
-                <w:color w:val="000000" w:themeColor="text1" w:themeTint="FF" w:themeShade="FF"/>
-                <w:sz w:val="22"/>
-                <w:szCs w:val="22"/>
+                <w:sz w:val="20"/>
               </w:rPr>
             </w:r>
           </w:p>
         </w:tc>
         <w:tc>
           <w:tcPr>
-            <w:tcBorders/>
+            <w:tcW w:type="dxa" w:w="1800"/>
+            <w:vAlign w:val="center"/>
             <w:tcMar>
-              <w:left w:w="105" w:type="dxa"/>
-              <w:right w:w="105" w:type="dxa"/>
+              <w:top w:w="70" w:type="dxa"/>
+              <w:left w:w="70" w:type="dxa"/>
+              <w:bottom w:w="70" w:type="dxa"/>
+              <w:right w:w="70" w:type="dxa"/>
             </w:tcMar>
-            <w:tcW w:w="1539" w:type="dxa"/>
-            <w:vAlign w:val="top"/>
-            <w:textDirection w:val="lrTb"/>
-            <w:noWrap w:val="false"/>
           </w:tcPr>
           <w:p>
             <w:pPr>
-              <w:pBdr/>
-              <w:spacing w:line="264" w:lineRule="auto"/>
-              <w:ind/>
+              <w:spacing w:before="0" w:after="0" w:line="240" w:lineRule="auto"/>
               <w:jc w:val="center"/>
-              <w:rPr>
-                <w:rFonts w:ascii="Times New Roman" w:hAnsi="Times New Roman" w:cs="Times New Roman"/>
-                <w:b w:val="0"/>
-                <w:bCs w:val="0"/>
-                <w:i w:val="0"/>
-                <w:iCs w:val="0"/>
-                <w:color w:val="000000" w:themeColor="text1" w:themeTint="FF" w:themeShade="FF"/>
-                <w:sz w:val="22"/>
-                <w:szCs w:val="22"/>
-              </w:rPr>
             </w:pPr>
+            <w:r/>
             <w:r>
               <w:rPr>
-                <w:rFonts w:ascii="Times New Roman" w:hAnsi="Times New Roman" w:eastAsia="Times New Roman" w:cs="Times New Roman"/>
-                <w:b w:val="0"/>
-                <w:bCs w:val="0"/>
-                <w:i w:val="0"/>
-                <w:iCs w:val="0"/>
-                <w:color w:val="000000" w:themeColor="text1" w:themeTint="FF" w:themeShade="FF"/>
-                <w:sz w:val="22"/>
-                <w:szCs w:val="22"/>
-                <w:lang w:val="en-US"/>
+                <w:rFonts w:ascii="Times New Roman" w:hAnsi="Times New Roman"/>
+                <w:b/>
+                <w:sz w:val="20"/>
               </w:rPr>
-              <w:t xml:space="preserve">{quantity}</w:t>
-            </w:r>
-            <w:r>
-              <w:rPr>
-                <w:rFonts w:ascii="Times New Roman" w:hAnsi="Times New Roman" w:eastAsia="Times New Roman" w:cs="Times New Roman"/>
-                <w:b w:val="0"/>
-                <w:bCs w:val="0"/>
-                <w:i w:val="0"/>
-                <w:iCs w:val="0"/>
-                <w:color w:val="000000" w:themeColor="text1" w:themeTint="FF" w:themeShade="FF"/>
-                <w:sz w:val="22"/>
-                <w:szCs w:val="22"/>
-                <w:lang w:val="en-US"/>
-              </w:rPr>
-            </w:r>
-            <w:r>
-              <w:rPr>
-                <w:rFonts w:ascii="Times New Roman" w:hAnsi="Times New Roman" w:cs="Times New Roman"/>
-                <w:b w:val="0"/>
-                <w:bCs w:val="0"/>
-                <w:i w:val="0"/>
-                <w:iCs w:val="0"/>
-                <w:color w:val="000000" w:themeColor="text1" w:themeTint="FF" w:themeShade="FF"/>
-                <w:sz w:val="22"/>
-                <w:szCs w:val="22"/>
-              </w:rPr>
+              <w:t>Subtotal (B)</w:t>
             </w:r>
           </w:p>
         </w:tc>
         <w:tc>
           <w:tcPr>
-            <w:gridSpan w:val="2"/>
-            <w:tcBorders/>
+            <w:tcW w:type="dxa" w:w="3961"/>
+            <w:vAlign w:val="center"/>
             <w:tcMar>
-              <w:left w:w="105" w:type="dxa"/>
-              <w:right w:w="105" w:type="dxa"/>
+              <w:top w:w="70" w:type="dxa"/>
+              <w:left w:w="70" w:type="dxa"/>
+              <w:bottom w:w="70" w:type="dxa"/>
+              <w:right w:w="70" w:type="dxa"/>
             </w:tcMar>
-            <w:tcW w:w="3096" w:type="dxa"/>
-            <w:vAlign w:val="top"/>
-            <w:textDirection w:val="lrTb"/>
-            <w:noWrap w:val="false"/>
           </w:tcPr>
           <w:p>
             <w:pPr>
-              <w:pBdr/>
-              <w:spacing w:line="264" w:lineRule="auto"/>
-              <w:ind/>
+              <w:spacing w:before="0" w:after="0" w:line="240" w:lineRule="auto"/>
               <w:jc w:val="center"/>
-              <w:rPr>
-                <w:rFonts w:ascii="Times New Roman" w:hAnsi="Times New Roman" w:cs="Times New Roman"/>
-                <w:b w:val="0"/>
-                <w:bCs w:val="0"/>
-                <w:i w:val="0"/>
-                <w:iCs w:val="0"/>
-                <w:color w:val="000000" w:themeColor="text1" w:themeTint="FF" w:themeShade="FF"/>
-                <w:sz w:val="22"/>
-                <w:szCs w:val="22"/>
-              </w:rPr>
             </w:pPr>
+            <w:r/>
             <w:r>
               <w:rPr>
-                <w:rFonts w:ascii="Times New Roman" w:hAnsi="Times New Roman" w:eastAsia="Times New Roman" w:cs="Times New Roman"/>
-                <w:b w:val="0"/>
-                <w:bCs w:val="0"/>
-                <w:i w:val="0"/>
-                <w:iCs w:val="0"/>
-                <w:color w:val="000000" w:themeColor="text1" w:themeTint="FF" w:themeShade="FF"/>
-                <w:sz w:val="22"/>
-                <w:szCs w:val="22"/>
-                <w:lang w:val="en-US"/>
+                <w:rFonts w:ascii="Times New Roman" w:hAnsi="Times New Roman"/>
+                <w:b/>
+                <w:sz w:val="20"/>
               </w:rPr>
-              <w:t xml:space="preserve">{totalamount}{/}</w:t>
-            </w:r>
-            <w:r>
-              <w:rPr>
-                <w:rFonts w:ascii="Times New Roman" w:hAnsi="Times New Roman" w:eastAsia="Times New Roman" w:cs="Times New Roman"/>
-                <w:b w:val="0"/>
-                <w:bCs w:val="0"/>
-                <w:i w:val="0"/>
-                <w:iCs w:val="0"/>
-                <w:color w:val="000000" w:themeColor="text1" w:themeTint="FF" w:themeShade="FF"/>
-                <w:sz w:val="22"/>
-                <w:szCs w:val="22"/>
-                <w:lang w:val="en-US"/>
-              </w:rPr>
-            </w:r>
-            <w:r>
-              <w:rPr>
-                <w:rFonts w:ascii="Times New Roman" w:hAnsi="Times New Roman" w:cs="Times New Roman"/>
-                <w:b w:val="0"/>
-                <w:bCs w:val="0"/>
-                <w:i w:val="0"/>
-                <w:iCs w:val="0"/>
-                <w:color w:val="000000" w:themeColor="text1" w:themeTint="FF" w:themeShade="FF"/>
-                <w:sz w:val="22"/>
-                <w:szCs w:val="22"/>
-              </w:rPr>
-            </w:r>
-          </w:p>
-        </w:tc>
-      </w:tr>
-      <w:tr>
-        <w:trPr>
-          <w:trHeight w:val="300"/>
-        </w:trPr>
-        <w:tc>
-          <w:tcPr>
-            <w:tcBorders/>
-            <w:tcMar>
-              <w:left w:w="105" w:type="dxa"/>
-              <w:right w:w="105" w:type="dxa"/>
-            </w:tcMar>
-            <w:tcW w:w="690" w:type="dxa"/>
-            <w:vAlign w:val="top"/>
-            <w:textDirection w:val="lrTb"/>
-            <w:noWrap w:val="false"/>
-          </w:tcPr>
-          <w:p>
-            <w:pPr>
-              <w:pBdr/>
-              <w:spacing w:line="264" w:lineRule="auto"/>
-              <w:ind/>
-              <w:rPr>
-                <w:rFonts w:ascii="Times New Roman" w:hAnsi="Times New Roman" w:cs="Times New Roman"/>
-                <w:b w:val="0"/>
-                <w:bCs w:val="0"/>
-                <w:i w:val="0"/>
-                <w:iCs w:val="0"/>
-                <w:color w:val="000000" w:themeColor="text1" w:themeTint="FF" w:themeShade="FF"/>
-                <w:sz w:val="22"/>
-                <w:szCs w:val="22"/>
-              </w:rPr>
-            </w:pPr>
-            <w:r>
-              <w:rPr>
-                <w:rFonts w:ascii="Times New Roman" w:hAnsi="Times New Roman" w:eastAsia="Times New Roman" w:cs="Times New Roman"/>
-                <w:b w:val="0"/>
-                <w:bCs w:val="0"/>
-                <w:i w:val="0"/>
-                <w:iCs w:val="0"/>
-                <w:color w:val="000000" w:themeColor="text1" w:themeTint="FF" w:themeShade="FF"/>
-                <w:sz w:val="22"/>
-                <w:szCs w:val="22"/>
-                <w:lang w:val="en-US"/>
-              </w:rPr>
-            </w:r>
-            <w:r>
-              <w:rPr>
-                <w:rFonts w:ascii="Times New Roman" w:hAnsi="Times New Roman" w:eastAsia="Times New Roman" w:cs="Times New Roman"/>
-                <w:b w:val="0"/>
-                <w:bCs w:val="0"/>
-                <w:i w:val="0"/>
-                <w:iCs w:val="0"/>
-                <w:color w:val="000000" w:themeColor="text1" w:themeTint="FF" w:themeShade="FF"/>
-                <w:sz w:val="22"/>
-                <w:szCs w:val="22"/>
-                <w:lang w:val="en-US"/>
-              </w:rPr>
-            </w:r>
-            <w:r>
-              <w:rPr>
-                <w:rFonts w:ascii="Times New Roman" w:hAnsi="Times New Roman" w:cs="Times New Roman"/>
-                <w:b w:val="0"/>
-                <w:bCs w:val="0"/>
-                <w:i w:val="0"/>
-                <w:iCs w:val="0"/>
-                <w:color w:val="000000" w:themeColor="text1" w:themeTint="FF" w:themeShade="FF"/>
-                <w:sz w:val="22"/>
-                <w:szCs w:val="22"/>
-              </w:rPr>
-            </w:r>
-          </w:p>
-        </w:tc>
-        <w:tc>
-          <w:tcPr>
-            <w:tcBorders/>
-            <w:tcMar>
-              <w:left w:w="105" w:type="dxa"/>
-              <w:right w:w="105" w:type="dxa"/>
-            </w:tcMar>
-            <w:tcW w:w="3945" w:type="dxa"/>
-            <w:vAlign w:val="top"/>
-            <w:textDirection w:val="lrTb"/>
-            <w:noWrap w:val="false"/>
-          </w:tcPr>
-          <w:p>
-            <w:pPr>
-              <w:pBdr/>
-              <w:spacing w:line="264" w:lineRule="auto"/>
-              <w:ind/>
-              <w:rPr>
-                <w:rFonts w:ascii="Times New Roman" w:hAnsi="Times New Roman" w:cs="Times New Roman"/>
-                <w:b w:val="0"/>
-                <w:bCs w:val="0"/>
-                <w:i w:val="0"/>
-                <w:iCs w:val="0"/>
-                <w:color w:val="000000" w:themeColor="text1" w:themeTint="FF" w:themeShade="FF"/>
-                <w:sz w:val="22"/>
-                <w:szCs w:val="22"/>
-              </w:rPr>
-            </w:pPr>
-            <w:r>
-              <w:rPr>
-                <w:rFonts w:ascii="Times New Roman" w:hAnsi="Times New Roman" w:eastAsia="Times New Roman" w:cs="Times New Roman"/>
-                <w:b w:val="0"/>
-                <w:bCs w:val="0"/>
-                <w:i w:val="0"/>
-                <w:iCs w:val="0"/>
-                <w:color w:val="000000" w:themeColor="text1" w:themeTint="FF" w:themeShade="FF"/>
-                <w:sz w:val="22"/>
-                <w:szCs w:val="22"/>
-                <w:lang w:val="en-US"/>
-              </w:rPr>
-            </w:r>
-            <w:r>
-              <w:rPr>
-                <w:rFonts w:ascii="Times New Roman" w:hAnsi="Times New Roman" w:eastAsia="Times New Roman" w:cs="Times New Roman"/>
-                <w:b w:val="0"/>
-                <w:bCs w:val="0"/>
-                <w:i w:val="0"/>
-                <w:iCs w:val="0"/>
-                <w:color w:val="000000" w:themeColor="text1" w:themeTint="FF" w:themeShade="FF"/>
-                <w:sz w:val="22"/>
-                <w:szCs w:val="22"/>
-                <w:lang w:val="en-US"/>
-              </w:rPr>
-            </w:r>
-            <w:r>
-              <w:rPr>
-                <w:rFonts w:ascii="Times New Roman" w:hAnsi="Times New Roman" w:cs="Times New Roman"/>
-                <w:b w:val="0"/>
-                <w:bCs w:val="0"/>
-                <w:i w:val="0"/>
-                <w:iCs w:val="0"/>
-                <w:color w:val="000000" w:themeColor="text1" w:themeTint="FF" w:themeShade="FF"/>
-                <w:sz w:val="22"/>
-                <w:szCs w:val="22"/>
-              </w:rPr>
-            </w:r>
-          </w:p>
-        </w:tc>
-        <w:tc>
-          <w:tcPr>
-            <w:tcBorders/>
-            <w:tcMar>
-              <w:left w:w="105" w:type="dxa"/>
-              <w:right w:w="105" w:type="dxa"/>
-            </w:tcMar>
-            <w:tcW w:w="2040" w:type="dxa"/>
-            <w:vAlign w:val="top"/>
-            <w:textDirection w:val="lrTb"/>
-            <w:noWrap w:val="false"/>
-          </w:tcPr>
-          <w:p>
-            <w:pPr>
-              <w:pBdr/>
-              <w:spacing w:line="264" w:lineRule="auto"/>
-              <w:ind/>
-              <w:rPr>
-                <w:rFonts w:ascii="Times New Roman" w:hAnsi="Times New Roman" w:cs="Times New Roman"/>
-                <w:b w:val="0"/>
-                <w:bCs w:val="0"/>
-                <w:i w:val="0"/>
-                <w:iCs w:val="0"/>
-                <w:color w:val="000000" w:themeColor="text1" w:themeTint="FF" w:themeShade="FF"/>
-                <w:sz w:val="22"/>
-                <w:szCs w:val="22"/>
-              </w:rPr>
-            </w:pPr>
-            <w:r>
-              <w:rPr>
-                <w:rFonts w:ascii="Times New Roman" w:hAnsi="Times New Roman" w:eastAsia="Times New Roman" w:cs="Times New Roman"/>
-                <w:b w:val="0"/>
-                <w:bCs w:val="0"/>
-                <w:i w:val="0"/>
-                <w:iCs w:val="0"/>
-                <w:color w:val="000000" w:themeColor="text1" w:themeTint="FF" w:themeShade="FF"/>
-                <w:sz w:val="22"/>
-                <w:szCs w:val="22"/>
-                <w:lang w:val="en-US"/>
-              </w:rPr>
-            </w:r>
-            <w:r>
-              <w:rPr>
-                <w:rFonts w:ascii="Times New Roman" w:hAnsi="Times New Roman" w:eastAsia="Times New Roman" w:cs="Times New Roman"/>
-                <w:b w:val="0"/>
-                <w:bCs w:val="0"/>
-                <w:i w:val="0"/>
-                <w:iCs w:val="0"/>
-                <w:color w:val="000000" w:themeColor="text1" w:themeTint="FF" w:themeShade="FF"/>
-                <w:sz w:val="22"/>
-                <w:szCs w:val="22"/>
-                <w:lang w:val="en-US"/>
-              </w:rPr>
-            </w:r>
-            <w:r>
-              <w:rPr>
-                <w:rFonts w:ascii="Times New Roman" w:hAnsi="Times New Roman" w:cs="Times New Roman"/>
-                <w:b w:val="0"/>
-                <w:bCs w:val="0"/>
-                <w:i w:val="0"/>
-                <w:iCs w:val="0"/>
-                <w:color w:val="000000" w:themeColor="text1" w:themeTint="FF" w:themeShade="FF"/>
-                <w:sz w:val="22"/>
-                <w:szCs w:val="22"/>
-              </w:rPr>
-            </w:r>
-          </w:p>
-        </w:tc>
-        <w:tc>
-          <w:tcPr>
-            <w:tcBorders/>
-            <w:tcMar>
-              <w:left w:w="105" w:type="dxa"/>
-              <w:right w:w="105" w:type="dxa"/>
-            </w:tcMar>
-            <w:tcW w:w="1539" w:type="dxa"/>
-            <w:vAlign w:val="top"/>
-            <w:textDirection w:val="lrTb"/>
-            <w:noWrap w:val="false"/>
-          </w:tcPr>
-          <w:p>
-            <w:pPr>
-              <w:pBdr/>
-              <w:spacing w:line="264" w:lineRule="auto"/>
-              <w:ind/>
-              <w:rPr>
-                <w:rFonts w:ascii="Times New Roman" w:hAnsi="Times New Roman" w:cs="Times New Roman"/>
-                <w:b w:val="0"/>
-                <w:bCs w:val="0"/>
-                <w:i w:val="0"/>
-                <w:iCs w:val="0"/>
-                <w:color w:val="000000" w:themeColor="text1" w:themeTint="FF" w:themeShade="FF"/>
-                <w:sz w:val="22"/>
-                <w:szCs w:val="22"/>
-              </w:rPr>
-            </w:pPr>
-            <w:r>
-              <w:rPr>
-                <w:rFonts w:ascii="Times New Roman" w:hAnsi="Times New Roman" w:eastAsia="Times New Roman" w:cs="Times New Roman"/>
-                <w:b w:val="0"/>
-                <w:bCs w:val="0"/>
-                <w:i w:val="0"/>
-                <w:iCs w:val="0"/>
-                <w:color w:val="000000" w:themeColor="text1" w:themeTint="FF" w:themeShade="FF"/>
-                <w:sz w:val="22"/>
-                <w:szCs w:val="22"/>
-                <w:lang w:val="en-US"/>
-              </w:rPr>
-            </w:r>
-            <w:r>
-              <w:rPr>
-                <w:rFonts w:ascii="Times New Roman" w:hAnsi="Times New Roman" w:eastAsia="Times New Roman" w:cs="Times New Roman"/>
-                <w:b w:val="0"/>
-                <w:bCs w:val="0"/>
-                <w:i w:val="0"/>
-                <w:iCs w:val="0"/>
-                <w:color w:val="000000" w:themeColor="text1" w:themeTint="FF" w:themeShade="FF"/>
-                <w:sz w:val="22"/>
-                <w:szCs w:val="22"/>
-                <w:lang w:val="en-US"/>
-              </w:rPr>
-            </w:r>
-            <w:r>
-              <w:rPr>
-                <w:rFonts w:ascii="Times New Roman" w:hAnsi="Times New Roman" w:cs="Times New Roman"/>
-                <w:b w:val="0"/>
-                <w:bCs w:val="0"/>
-                <w:i w:val="0"/>
-                <w:iCs w:val="0"/>
-                <w:color w:val="000000" w:themeColor="text1" w:themeTint="FF" w:themeShade="FF"/>
-                <w:sz w:val="22"/>
-                <w:szCs w:val="22"/>
-              </w:rPr>
-            </w:r>
-          </w:p>
-        </w:tc>
-        <w:tc>
-          <w:tcPr>
-            <w:gridSpan w:val="2"/>
-            <w:tcBorders/>
-            <w:tcMar>
-              <w:left w:w="105" w:type="dxa"/>
-              <w:right w:w="105" w:type="dxa"/>
-            </w:tcMar>
-            <w:tcW w:w="3096" w:type="dxa"/>
-            <w:vAlign w:val="top"/>
-            <w:textDirection w:val="lrTb"/>
-            <w:noWrap w:val="false"/>
-          </w:tcPr>
-          <w:p>
-            <w:pPr>
-              <w:pBdr/>
-              <w:spacing w:line="264" w:lineRule="auto"/>
-              <w:ind/>
-              <w:rPr>
-                <w:rFonts w:ascii="Times New Roman" w:hAnsi="Times New Roman" w:cs="Times New Roman"/>
-                <w:b w:val="0"/>
-                <w:bCs w:val="0"/>
-                <w:i w:val="0"/>
-                <w:iCs w:val="0"/>
-                <w:color w:val="000000" w:themeColor="text1" w:themeTint="FF" w:themeShade="FF"/>
-                <w:sz w:val="22"/>
-                <w:szCs w:val="22"/>
-              </w:rPr>
-            </w:pPr>
-            <w:r>
-              <w:rPr>
-                <w:rFonts w:ascii="Times New Roman" w:hAnsi="Times New Roman" w:eastAsia="Times New Roman" w:cs="Times New Roman"/>
-                <w:b w:val="0"/>
-                <w:bCs w:val="0"/>
-                <w:i w:val="0"/>
-                <w:iCs w:val="0"/>
-                <w:color w:val="000000" w:themeColor="text1" w:themeTint="FF" w:themeShade="FF"/>
-                <w:sz w:val="22"/>
-                <w:szCs w:val="22"/>
-                <w:lang w:val="en-US"/>
-              </w:rPr>
-            </w:r>
-            <w:r>
-              <w:rPr>
-                <w:rFonts w:ascii="Times New Roman" w:hAnsi="Times New Roman" w:eastAsia="Times New Roman" w:cs="Times New Roman"/>
-                <w:b w:val="0"/>
-                <w:bCs w:val="0"/>
-                <w:i w:val="0"/>
-                <w:iCs w:val="0"/>
-                <w:color w:val="000000" w:themeColor="text1" w:themeTint="FF" w:themeShade="FF"/>
-                <w:sz w:val="22"/>
-                <w:szCs w:val="22"/>
-                <w:lang w:val="en-US"/>
-              </w:rPr>
-            </w:r>
-            <w:r>
-              <w:rPr>
-                <w:rFonts w:ascii="Times New Roman" w:hAnsi="Times New Roman" w:cs="Times New Roman"/>
-                <w:b w:val="0"/>
-                <w:bCs w:val="0"/>
-                <w:i w:val="0"/>
-                <w:iCs w:val="0"/>
-                <w:color w:val="000000" w:themeColor="text1" w:themeTint="FF" w:themeShade="FF"/>
-                <w:sz w:val="22"/>
-                <w:szCs w:val="22"/>
-              </w:rPr>
-            </w:r>
-          </w:p>
-        </w:tc>
-      </w:tr>
-      <w:tr>
-        <w:trPr>
-          <w:trHeight w:val="300"/>
-        </w:trPr>
-        <w:tc>
-          <w:tcPr>
-            <w:gridSpan w:val="4"/>
-            <w:tcBorders/>
-            <w:tcMar>
-              <w:left w:w="105" w:type="dxa"/>
-              <w:top w:w="0" w:type="dxa"/>
-              <w:right w:w="105" w:type="dxa"/>
-              <w:bottom w:w="0" w:type="dxa"/>
-            </w:tcMar>
-            <w:tcW w:w="8214" w:type="dxa"/>
-            <w:vAlign w:val="top"/>
-            <w:vMerge w:val="restart"/>
-            <w:textDirection w:val="lrTb"/>
-            <w:noWrap w:val="false"/>
-          </w:tcPr>
-          <w:p>
-            <w:pPr>
-              <w:pBdr/>
-              <w:spacing w:line="264" w:lineRule="auto"/>
-              <w:ind/>
-              <w:rPr>
-                <w:rFonts w:ascii="Times New Roman" w:hAnsi="Times New Roman" w:eastAsia="Times New Roman" w:cs="Times New Roman"/>
-                <w:b w:val="0"/>
-                <w:bCs w:val="0"/>
-                <w:i w:val="0"/>
-                <w:iCs w:val="0"/>
-                <w:color w:val="000000" w:themeColor="text1" w:themeTint="FF" w:themeShade="FF"/>
-                <w:sz w:val="22"/>
-                <w:szCs w:val="22"/>
-                <w:lang w:val="en-US"/>
-              </w:rPr>
-            </w:pPr>
-            <w:r>
-              <w:rPr>
-                <w:rFonts w:ascii="Times New Roman" w:hAnsi="Times New Roman" w:eastAsia="Times New Roman" w:cs="Times New Roman"/>
-                <w:b w:val="0"/>
-                <w:bCs w:val="0"/>
-                <w:i w:val="0"/>
-                <w:iCs w:val="0"/>
-                <w:color w:val="000000" w:themeColor="text1" w:themeTint="FF" w:themeShade="FF"/>
-                <w:sz w:val="22"/>
-                <w:szCs w:val="22"/>
-                <w:lang w:val="en-US"/>
-              </w:rPr>
-            </w:r>
-            <w:r>
-              <w:rPr>
-                <w:rFonts w:ascii="Times New Roman" w:hAnsi="Times New Roman" w:eastAsia="Times New Roman" w:cs="Times New Roman"/>
-                <w:b w:val="0"/>
-                <w:bCs w:val="0"/>
-                <w:i w:val="0"/>
-                <w:iCs w:val="0"/>
-                <w:color w:val="000000" w:themeColor="text1" w:themeTint="FF" w:themeShade="FF"/>
-                <w:sz w:val="22"/>
-                <w:szCs w:val="22"/>
-                <w:lang w:val="en-US"/>
-              </w:rPr>
-            </w:r>
-            <w:r>
-              <w:rPr>
-                <w:rFonts w:ascii="Times New Roman" w:hAnsi="Times New Roman" w:eastAsia="Times New Roman" w:cs="Times New Roman"/>
-                <w:b w:val="0"/>
-                <w:bCs w:val="0"/>
-                <w:i w:val="0"/>
-                <w:iCs w:val="0"/>
-                <w:color w:val="000000" w:themeColor="text1" w:themeTint="FF" w:themeShade="FF"/>
-                <w:sz w:val="22"/>
-                <w:szCs w:val="22"/>
-                <w:lang w:val="en-US"/>
-              </w:rPr>
-            </w:r>
-          </w:p>
-        </w:tc>
-        <w:tc>
-          <w:tcPr>
-            <w:tcBorders/>
-            <w:tcMar>
-              <w:left w:w="105" w:type="dxa"/>
-              <w:top w:w="0" w:type="dxa"/>
-              <w:right w:w="105" w:type="dxa"/>
-              <w:bottom w:w="0" w:type="dxa"/>
-            </w:tcMar>
-            <w:tcW w:w="1664" w:type="dxa"/>
-            <w:vAlign w:val="top"/>
-            <w:vMerge w:val="restart"/>
-            <w:textDirection w:val="lrTb"/>
-            <w:noWrap w:val="false"/>
-          </w:tcPr>
-          <w:p>
-            <w:pPr>
-              <w:pBdr/>
-              <w:spacing w:line="264" w:lineRule="auto"/>
-              <w:ind/>
-              <w:rPr>
-                <w:rFonts w:ascii="Times New Roman" w:hAnsi="Times New Roman" w:eastAsia="Times New Roman" w:cs="Times New Roman"/>
-                <w:b w:val="0"/>
-                <w:bCs w:val="0"/>
-                <w:i w:val="0"/>
-                <w:iCs w:val="0"/>
-                <w:color w:val="000000" w:themeColor="text1" w:themeTint="FF" w:themeShade="FF"/>
-                <w:sz w:val="22"/>
-                <w:szCs w:val="22"/>
-                <w:lang w:val="en-US"/>
-              </w:rPr>
-            </w:pPr>
-            <w:r>
-              <w:rPr>
-                <w:rFonts w:ascii="Times New Roman" w:hAnsi="Times New Roman" w:eastAsia="Times New Roman" w:cs="Times New Roman"/>
-                <w:b w:val="0"/>
-                <w:bCs w:val="0"/>
-                <w:i w:val="0"/>
-                <w:iCs w:val="0"/>
-                <w:color w:val="000000" w:themeColor="text1" w:themeTint="FF" w:themeShade="FF"/>
-                <w:sz w:val="22"/>
-                <w:szCs w:val="22"/>
-                <w:lang w:val="en-US"/>
-              </w:rPr>
-            </w:r>
-            <w:r>
-              <w:rPr>
-                <w:rFonts w:ascii="Times New Roman" w:hAnsi="Times New Roman" w:eastAsia="Times New Roman" w:cs="Times New Roman"/>
-                <w:b/>
-                <w:bCs/>
-                <w:i w:val="0"/>
-                <w:iCs w:val="0"/>
-                <w:caps w:val="0"/>
-                <w:smallCaps w:val="0"/>
-                <w:color w:val="000000" w:themeColor="text1" w:themeTint="FF" w:themeShade="FF"/>
-                <w:sz w:val="22"/>
-                <w:szCs w:val="22"/>
-                <w:lang w:val="en-US"/>
-              </w:rPr>
-              <w:t xml:space="preserve">CGST</w:t>
-            </w:r>
-            <w:r>
-              <w:rPr>
-                <w:rFonts w:ascii="Times New Roman" w:hAnsi="Times New Roman" w:eastAsia="Times New Roman" w:cs="Times New Roman"/>
-                <w:b w:val="0"/>
-                <w:bCs w:val="0"/>
-                <w:i w:val="0"/>
-                <w:iCs w:val="0"/>
-                <w:color w:val="000000" w:themeColor="text1" w:themeTint="FF" w:themeShade="FF"/>
-                <w:sz w:val="22"/>
-                <w:szCs w:val="22"/>
-                <w:lang w:val="en-US"/>
-              </w:rPr>
-            </w:r>
-            <w:r>
-              <w:rPr>
-                <w:rFonts w:ascii="Times New Roman" w:hAnsi="Times New Roman" w:eastAsia="Times New Roman" w:cs="Times New Roman"/>
-                <w:b w:val="0"/>
-                <w:bCs w:val="0"/>
-                <w:i w:val="0"/>
-                <w:iCs w:val="0"/>
-                <w:color w:val="000000" w:themeColor="text1" w:themeTint="FF" w:themeShade="FF"/>
-                <w:sz w:val="22"/>
-                <w:szCs w:val="22"/>
-                <w:lang w:val="en-US"/>
-              </w:rPr>
-            </w:r>
-          </w:p>
-        </w:tc>
-        <w:tc>
-          <w:tcPr>
-            <w:tcBorders/>
-            <w:tcMar>
-              <w:left w:w="105" w:type="dxa"/>
-              <w:top w:w="0" w:type="dxa"/>
-              <w:right w:w="105" w:type="dxa"/>
-              <w:bottom w:w="0" w:type="dxa"/>
-            </w:tcMar>
-            <w:tcW w:w="1432" w:type="dxa"/>
-            <w:vAlign w:val="top"/>
-            <w:vMerge w:val="restart"/>
-            <w:textDirection w:val="lrTb"/>
-            <w:noWrap w:val="false"/>
-          </w:tcPr>
-          <w:p>
-            <w:pPr>
-              <w:pBdr/>
-              <w:spacing w:line="264" w:lineRule="auto"/>
-              <w:ind/>
-              <w:rPr>
-                <w:rFonts w:ascii="Times New Roman" w:hAnsi="Times New Roman" w:eastAsia="Times New Roman" w:cs="Times New Roman"/>
-                <w:b w:val="0"/>
-                <w:bCs w:val="0"/>
-                <w:i w:val="0"/>
-                <w:iCs w:val="0"/>
-                <w:color w:val="000000" w:themeColor="text1" w:themeTint="FF" w:themeShade="FF"/>
-                <w:sz w:val="22"/>
-                <w:szCs w:val="22"/>
-                <w:lang w:val="en-US"/>
-              </w:rPr>
-            </w:pPr>
-            <w:r>
-              <w:rPr>
-                <w:rFonts w:ascii="Times New Roman" w:hAnsi="Times New Roman" w:eastAsia="Times New Roman" w:cs="Times New Roman"/>
-                <w:b w:val="0"/>
-                <w:bCs w:val="0"/>
-                <w:i w:val="0"/>
-                <w:iCs w:val="0"/>
-                <w:color w:val="000000" w:themeColor="text1" w:themeTint="FF" w:themeShade="FF"/>
-                <w:sz w:val="22"/>
-                <w:szCs w:val="22"/>
-                <w:lang w:val="en-US"/>
-              </w:rPr>
-            </w:r>
-            <w:r>
-              <w:rPr>
-                <w:rFonts w:ascii="Times New Roman" w:hAnsi="Times New Roman" w:eastAsia="Times New Roman" w:cs="Times New Roman"/>
-                <w:b/>
-                <w:bCs/>
-                <w:i w:val="0"/>
-                <w:iCs w:val="0"/>
-                <w:caps w:val="0"/>
-                <w:smallCaps w:val="0"/>
-                <w:color w:val="000000" w:themeColor="text1" w:themeTint="FF" w:themeShade="FF"/>
-                <w:sz w:val="22"/>
-                <w:szCs w:val="22"/>
-                <w:lang w:val="en-US"/>
-              </w:rPr>
-              <w:t xml:space="preserve">{servicecgst}</w:t>
-            </w:r>
-            <w:r>
-              <w:rPr>
-                <w:rFonts w:ascii="Times New Roman" w:hAnsi="Times New Roman" w:eastAsia="Times New Roman" w:cs="Times New Roman"/>
-                <w:b w:val="0"/>
-                <w:bCs w:val="0"/>
-                <w:i w:val="0"/>
-                <w:iCs w:val="0"/>
-                <w:color w:val="000000" w:themeColor="text1" w:themeTint="FF" w:themeShade="FF"/>
-                <w:sz w:val="22"/>
-                <w:szCs w:val="22"/>
-                <w:lang w:val="en-US"/>
-              </w:rPr>
-            </w:r>
-            <w:r>
-              <w:rPr>
-                <w:rFonts w:ascii="Times New Roman" w:hAnsi="Times New Roman" w:eastAsia="Times New Roman" w:cs="Times New Roman"/>
-                <w:b w:val="0"/>
-                <w:bCs w:val="0"/>
-                <w:i w:val="0"/>
-                <w:iCs w:val="0"/>
-                <w:color w:val="000000" w:themeColor="text1" w:themeTint="FF" w:themeShade="FF"/>
-                <w:sz w:val="22"/>
-                <w:szCs w:val="22"/>
-                <w:lang w:val="en-US"/>
-              </w:rPr>
-            </w:r>
-          </w:p>
-        </w:tc>
-      </w:tr>
-      <w:tr>
-        <w:trPr>
-          <w:trHeight w:val="300"/>
-        </w:trPr>
-        <w:tc>
-          <w:tcPr>
-            <w:gridSpan w:val="4"/>
-            <w:tcBorders/>
-            <w:tcMar>
-              <w:left w:w="105" w:type="dxa"/>
-              <w:top w:w="0" w:type="dxa"/>
-              <w:right w:w="105" w:type="dxa"/>
-              <w:bottom w:w="0" w:type="dxa"/>
-            </w:tcMar>
-            <w:tcW w:w="8214" w:type="dxa"/>
-            <w:vAlign w:val="top"/>
-            <w:vMerge w:val="continue"/>
-            <w:textDirection w:val="lrTb"/>
-            <w:noWrap w:val="false"/>
-          </w:tcPr>
-          <w:p>
-            <w:pPr>
-              <w:pBdr/>
-              <w:spacing w:line="264" w:lineRule="auto"/>
-              <w:ind/>
-              <w:rPr>
-                <w:rFonts w:ascii="Times New Roman" w:hAnsi="Times New Roman" w:eastAsia="Times New Roman" w:cs="Times New Roman"/>
-                <w:b w:val="0"/>
-                <w:bCs w:val="0"/>
-                <w:i w:val="0"/>
-                <w:iCs w:val="0"/>
-                <w:color w:val="000000" w:themeColor="text1" w:themeTint="FF" w:themeShade="FF"/>
-                <w:sz w:val="22"/>
-                <w:szCs w:val="22"/>
-                <w:lang w:val="en-US"/>
-              </w:rPr>
-            </w:pPr>
-            <w:r>
-              <w:rPr>
-                <w:rFonts w:ascii="Times New Roman" w:hAnsi="Times New Roman" w:eastAsia="Times New Roman" w:cs="Times New Roman"/>
-                <w:b w:val="0"/>
-                <w:bCs w:val="0"/>
-                <w:i w:val="0"/>
-                <w:iCs w:val="0"/>
-                <w:color w:val="000000" w:themeColor="text1" w:themeTint="FF" w:themeShade="FF"/>
-                <w:sz w:val="22"/>
-                <w:szCs w:val="22"/>
-                <w:lang w:val="en-US"/>
-              </w:rPr>
-            </w:r>
-            <w:r>
-              <w:rPr>
-                <w:rFonts w:ascii="Times New Roman" w:hAnsi="Times New Roman" w:eastAsia="Times New Roman" w:cs="Times New Roman"/>
-                <w:b w:val="0"/>
-                <w:bCs w:val="0"/>
-                <w:i w:val="0"/>
-                <w:iCs w:val="0"/>
-                <w:color w:val="000000" w:themeColor="text1" w:themeTint="FF" w:themeShade="FF"/>
-                <w:sz w:val="22"/>
-                <w:szCs w:val="22"/>
-                <w:lang w:val="en-US"/>
-              </w:rPr>
-            </w:r>
-            <w:r>
-              <w:rPr>
-                <w:rFonts w:ascii="Times New Roman" w:hAnsi="Times New Roman" w:eastAsia="Times New Roman" w:cs="Times New Roman"/>
-                <w:b w:val="0"/>
-                <w:bCs w:val="0"/>
-                <w:i w:val="0"/>
-                <w:iCs w:val="0"/>
-                <w:color w:val="000000" w:themeColor="text1" w:themeTint="FF" w:themeShade="FF"/>
-                <w:sz w:val="22"/>
-                <w:szCs w:val="22"/>
-                <w:lang w:val="en-US"/>
-              </w:rPr>
-            </w:r>
-          </w:p>
-        </w:tc>
-        <w:tc>
-          <w:tcPr>
-            <w:tcBorders/>
-            <w:tcMar>
-              <w:left w:w="105" w:type="dxa"/>
-              <w:top w:w="0" w:type="dxa"/>
-              <w:right w:w="105" w:type="dxa"/>
-              <w:bottom w:w="0" w:type="dxa"/>
-            </w:tcMar>
-            <w:tcW w:w="1664" w:type="dxa"/>
-            <w:vAlign w:val="top"/>
-            <w:vMerge w:val="restart"/>
-            <w:textDirection w:val="lrTb"/>
-            <w:noWrap w:val="false"/>
-          </w:tcPr>
-          <w:p>
-            <w:pPr>
-              <w:pBdr/>
-              <w:spacing w:line="264" w:lineRule="auto"/>
-              <w:ind/>
-              <w:rPr>
-                <w:rFonts w:ascii="Times New Roman" w:hAnsi="Times New Roman" w:eastAsia="Times New Roman" w:cs="Times New Roman"/>
-                <w:b w:val="0"/>
-                <w:bCs w:val="0"/>
-                <w:i w:val="0"/>
-                <w:iCs w:val="0"/>
-                <w:color w:val="000000" w:themeColor="text1" w:themeTint="FF" w:themeShade="FF"/>
-                <w:sz w:val="22"/>
-                <w:szCs w:val="22"/>
-                <w:lang w:val="en-US"/>
-              </w:rPr>
-            </w:pPr>
-            <w:r>
-              <w:rPr>
-                <w:rFonts w:ascii="Times New Roman" w:hAnsi="Times New Roman" w:eastAsia="Times New Roman" w:cs="Times New Roman"/>
-                <w:b w:val="0"/>
-                <w:bCs w:val="0"/>
-                <w:i w:val="0"/>
-                <w:iCs w:val="0"/>
-                <w:color w:val="000000" w:themeColor="text1" w:themeTint="FF" w:themeShade="FF"/>
-                <w:sz w:val="22"/>
-                <w:szCs w:val="22"/>
-                <w:lang w:val="en-US"/>
-              </w:rPr>
-            </w:r>
-            <w:r>
-              <w:rPr>
-                <w:rFonts w:ascii="Times New Roman" w:hAnsi="Times New Roman" w:eastAsia="Times New Roman" w:cs="Times New Roman"/>
-                <w:b/>
-                <w:bCs/>
-                <w:i w:val="0"/>
-                <w:iCs w:val="0"/>
-                <w:caps w:val="0"/>
-                <w:smallCaps w:val="0"/>
-                <w:color w:val="000000" w:themeColor="text1" w:themeTint="FF" w:themeShade="FF"/>
-                <w:sz w:val="22"/>
-                <w:szCs w:val="22"/>
-                <w:highlight w:val="none"/>
-                <w:lang w:val="en-US"/>
-              </w:rPr>
-              <w:t xml:space="preserve">SGST</w:t>
-            </w:r>
-            <w:r>
-              <w:rPr>
-                <w:rFonts w:ascii="Times New Roman" w:hAnsi="Times New Roman" w:eastAsia="Times New Roman" w:cs="Times New Roman"/>
-                <w:b w:val="0"/>
-                <w:bCs w:val="0"/>
-                <w:i w:val="0"/>
-                <w:iCs w:val="0"/>
-                <w:color w:val="000000" w:themeColor="text1" w:themeTint="FF" w:themeShade="FF"/>
-                <w:sz w:val="22"/>
-                <w:szCs w:val="22"/>
-                <w:lang w:val="en-US"/>
-              </w:rPr>
-            </w:r>
-            <w:r>
-              <w:rPr>
-                <w:rFonts w:ascii="Times New Roman" w:hAnsi="Times New Roman" w:eastAsia="Times New Roman" w:cs="Times New Roman"/>
-                <w:b w:val="0"/>
-                <w:bCs w:val="0"/>
-                <w:i w:val="0"/>
-                <w:iCs w:val="0"/>
-                <w:color w:val="000000" w:themeColor="text1" w:themeTint="FF" w:themeShade="FF"/>
-                <w:sz w:val="22"/>
-                <w:szCs w:val="22"/>
-                <w:lang w:val="en-US"/>
-              </w:rPr>
-            </w:r>
-          </w:p>
-        </w:tc>
-        <w:tc>
-          <w:tcPr>
-            <w:tcBorders/>
-            <w:tcMar>
-              <w:left w:w="105" w:type="dxa"/>
-              <w:top w:w="0" w:type="dxa"/>
-              <w:right w:w="105" w:type="dxa"/>
-              <w:bottom w:w="0" w:type="dxa"/>
-            </w:tcMar>
-            <w:tcW w:w="1432" w:type="dxa"/>
-            <w:vAlign w:val="top"/>
-            <w:vMerge w:val="restart"/>
-            <w:textDirection w:val="lrTb"/>
-            <w:noWrap w:val="false"/>
-          </w:tcPr>
-          <w:p>
-            <w:pPr>
-              <w:pBdr/>
-              <w:spacing w:line="264" w:lineRule="auto"/>
-              <w:ind/>
-              <w:rPr>
-                <w:rFonts w:ascii="Times New Roman" w:hAnsi="Times New Roman" w:eastAsia="Times New Roman" w:cs="Times New Roman"/>
-                <w:b w:val="0"/>
-                <w:bCs w:val="0"/>
-                <w:i w:val="0"/>
-                <w:iCs w:val="0"/>
-                <w:color w:val="000000" w:themeColor="text1" w:themeTint="FF" w:themeShade="FF"/>
-                <w:sz w:val="22"/>
-                <w:szCs w:val="22"/>
-                <w:lang w:val="en-US"/>
-              </w:rPr>
-            </w:pPr>
-            <w:r>
-              <w:rPr>
-                <w:rFonts w:ascii="Times New Roman" w:hAnsi="Times New Roman" w:eastAsia="Times New Roman" w:cs="Times New Roman"/>
-                <w:b w:val="0"/>
-                <w:bCs w:val="0"/>
-                <w:i w:val="0"/>
-                <w:iCs w:val="0"/>
-                <w:color w:val="000000" w:themeColor="text1" w:themeTint="FF" w:themeShade="FF"/>
-                <w:sz w:val="22"/>
-                <w:szCs w:val="22"/>
-                <w:lang w:val="en-US"/>
-              </w:rPr>
-            </w:r>
-            <w:r>
-              <w:rPr>
-                <w:rFonts w:ascii="Times New Roman" w:hAnsi="Times New Roman" w:eastAsia="Times New Roman" w:cs="Times New Roman"/>
-                <w:b/>
-                <w:bCs/>
-                <w:i w:val="0"/>
-                <w:iCs w:val="0"/>
-                <w:caps w:val="0"/>
-                <w:smallCaps w:val="0"/>
-                <w:color w:val="000000" w:themeColor="text1" w:themeTint="FF" w:themeShade="FF"/>
-                <w:sz w:val="22"/>
-                <w:szCs w:val="22"/>
-                <w:highlight w:val="none"/>
-                <w:lang w:val="en-US"/>
-              </w:rPr>
-              <w:t xml:space="preserve">{servicesgst}</w:t>
-            </w:r>
-            <w:r>
-              <w:rPr>
-                <w:rFonts w:ascii="Times New Roman" w:hAnsi="Times New Roman" w:eastAsia="Times New Roman" w:cs="Times New Roman"/>
-                <w:b w:val="0"/>
-                <w:bCs w:val="0"/>
-                <w:i w:val="0"/>
-                <w:iCs w:val="0"/>
-                <w:color w:val="000000" w:themeColor="text1" w:themeTint="FF" w:themeShade="FF"/>
-                <w:sz w:val="22"/>
-                <w:szCs w:val="22"/>
-                <w:lang w:val="en-US"/>
-              </w:rPr>
-            </w:r>
-            <w:r>
-              <w:rPr>
-                <w:rFonts w:ascii="Times New Roman" w:hAnsi="Times New Roman" w:eastAsia="Times New Roman" w:cs="Times New Roman"/>
-                <w:b w:val="0"/>
-                <w:bCs w:val="0"/>
-                <w:i w:val="0"/>
-                <w:iCs w:val="0"/>
-                <w:color w:val="000000" w:themeColor="text1" w:themeTint="FF" w:themeShade="FF"/>
-                <w:sz w:val="22"/>
-                <w:szCs w:val="22"/>
-                <w:lang w:val="en-US"/>
-              </w:rPr>
-            </w:r>
-          </w:p>
-        </w:tc>
-      </w:tr>
-      <w:tr>
-        <w:trPr>
-          <w:trHeight w:val="300"/>
-        </w:trPr>
-        <w:tc>
-          <w:tcPr>
-            <w:gridSpan w:val="4"/>
-            <w:tcBorders/>
-            <w:tcMar>
-              <w:left w:w="105" w:type="dxa"/>
-              <w:top w:w="0" w:type="dxa"/>
-              <w:right w:w="105" w:type="dxa"/>
-              <w:bottom w:w="0" w:type="dxa"/>
-            </w:tcMar>
-            <w:tcW w:w="8214" w:type="dxa"/>
-            <w:vAlign w:val="top"/>
-            <w:vMerge w:val="continue"/>
-            <w:textDirection w:val="lrTb"/>
-            <w:noWrap w:val="false"/>
-          </w:tcPr>
-          <w:p>
-            <w:pPr>
-              <w:pBdr/>
-              <w:spacing w:line="264" w:lineRule="auto"/>
-              <w:ind/>
-              <w:rPr>
-                <w:rFonts w:ascii="Times New Roman" w:hAnsi="Times New Roman" w:eastAsia="Times New Roman" w:cs="Times New Roman"/>
-                <w:b w:val="0"/>
-                <w:bCs w:val="0"/>
-                <w:i w:val="0"/>
-                <w:iCs w:val="0"/>
-                <w:color w:val="000000" w:themeColor="text1" w:themeTint="FF" w:themeShade="FF"/>
-                <w:sz w:val="22"/>
-                <w:szCs w:val="22"/>
-                <w:lang w:val="en-US"/>
-              </w:rPr>
-            </w:pPr>
-            <w:r>
-              <w:rPr>
-                <w:rFonts w:ascii="Times New Roman" w:hAnsi="Times New Roman" w:eastAsia="Times New Roman" w:cs="Times New Roman"/>
-                <w:b w:val="0"/>
-                <w:bCs w:val="0"/>
-                <w:i w:val="0"/>
-                <w:iCs w:val="0"/>
-                <w:color w:val="000000" w:themeColor="text1" w:themeTint="FF" w:themeShade="FF"/>
-                <w:sz w:val="22"/>
-                <w:szCs w:val="22"/>
-                <w:lang w:val="en-US"/>
-              </w:rPr>
-            </w:r>
-            <w:r>
-              <w:rPr>
-                <w:rFonts w:ascii="Times New Roman" w:hAnsi="Times New Roman" w:eastAsia="Times New Roman" w:cs="Times New Roman"/>
-                <w:b w:val="0"/>
-                <w:bCs w:val="0"/>
-                <w:i w:val="0"/>
-                <w:iCs w:val="0"/>
-                <w:color w:val="000000" w:themeColor="text1" w:themeTint="FF" w:themeShade="FF"/>
-                <w:sz w:val="22"/>
-                <w:szCs w:val="22"/>
-                <w:lang w:val="en-US"/>
-              </w:rPr>
-            </w:r>
-            <w:r>
-              <w:rPr>
-                <w:rFonts w:ascii="Times New Roman" w:hAnsi="Times New Roman" w:eastAsia="Times New Roman" w:cs="Times New Roman"/>
-                <w:b w:val="0"/>
-                <w:bCs w:val="0"/>
-                <w:i w:val="0"/>
-                <w:iCs w:val="0"/>
-                <w:color w:val="000000" w:themeColor="text1" w:themeTint="FF" w:themeShade="FF"/>
-                <w:sz w:val="22"/>
-                <w:szCs w:val="22"/>
-                <w:lang w:val="en-US"/>
-              </w:rPr>
-            </w:r>
-          </w:p>
-        </w:tc>
-        <w:tc>
-          <w:tcPr>
-            <w:tcBorders/>
-            <w:tcMar>
-              <w:left w:w="105" w:type="dxa"/>
-              <w:top w:w="0" w:type="dxa"/>
-              <w:right w:w="105" w:type="dxa"/>
-              <w:bottom w:w="0" w:type="dxa"/>
-            </w:tcMar>
-            <w:tcW w:w="1664" w:type="dxa"/>
-            <w:vAlign w:val="top"/>
-            <w:vMerge w:val="restart"/>
-            <w:textDirection w:val="lrTb"/>
-            <w:noWrap w:val="false"/>
-          </w:tcPr>
-          <w:p>
-            <w:pPr>
-              <w:pBdr/>
-              <w:spacing w:line="264" w:lineRule="auto"/>
-              <w:ind/>
-              <w:rPr>
-                <w:rFonts w:ascii="Times New Roman" w:hAnsi="Times New Roman" w:eastAsia="Times New Roman" w:cs="Times New Roman"/>
-                <w:b w:val="0"/>
-                <w:bCs w:val="0"/>
-                <w:i w:val="0"/>
-                <w:iCs w:val="0"/>
-                <w:color w:val="000000" w:themeColor="text1" w:themeTint="FF" w:themeShade="FF"/>
-                <w:sz w:val="22"/>
-                <w:szCs w:val="22"/>
-                <w:lang w:val="en-US"/>
-              </w:rPr>
-            </w:pPr>
-            <w:r>
-              <w:rPr>
-                <w:rFonts w:ascii="Times New Roman" w:hAnsi="Times New Roman" w:eastAsia="Times New Roman" w:cs="Times New Roman"/>
-                <w:b w:val="0"/>
-                <w:bCs w:val="0"/>
-                <w:i w:val="0"/>
-                <w:iCs w:val="0"/>
-                <w:color w:val="000000" w:themeColor="text1" w:themeTint="FF" w:themeShade="FF"/>
-                <w:sz w:val="22"/>
-                <w:szCs w:val="22"/>
-                <w:lang w:val="en-US"/>
-              </w:rPr>
-            </w:r>
-            <w:r>
-              <w:rPr>
-                <w:rFonts w:ascii="Times New Roman" w:hAnsi="Times New Roman" w:eastAsia="Times New Roman" w:cs="Times New Roman"/>
-                <w:b/>
-                <w:bCs/>
-                <w:i w:val="0"/>
-                <w:iCs w:val="0"/>
-                <w:caps w:val="0"/>
-                <w:smallCaps w:val="0"/>
-                <w:color w:val="000000" w:themeColor="text1" w:themeTint="FF" w:themeShade="FF"/>
-                <w:sz w:val="22"/>
-                <w:szCs w:val="22"/>
-                <w:lang w:val="en-US"/>
-              </w:rPr>
-              <w:t xml:space="preserve">Tax Amount</w:t>
-            </w:r>
-            <w:r>
-              <w:rPr>
-                <w:rFonts w:ascii="Times New Roman" w:hAnsi="Times New Roman" w:eastAsia="Times New Roman" w:cs="Times New Roman"/>
-                <w:b w:val="0"/>
-                <w:bCs w:val="0"/>
-                <w:i w:val="0"/>
-                <w:iCs w:val="0"/>
-                <w:color w:val="000000" w:themeColor="text1" w:themeTint="FF" w:themeShade="FF"/>
-                <w:sz w:val="22"/>
-                <w:szCs w:val="22"/>
-                <w:lang w:val="en-US"/>
-              </w:rPr>
-            </w:r>
-            <w:r>
-              <w:rPr>
-                <w:rFonts w:ascii="Times New Roman" w:hAnsi="Times New Roman" w:eastAsia="Times New Roman" w:cs="Times New Roman"/>
-                <w:b w:val="0"/>
-                <w:bCs w:val="0"/>
-                <w:i w:val="0"/>
-                <w:iCs w:val="0"/>
-                <w:color w:val="000000" w:themeColor="text1" w:themeTint="FF" w:themeShade="FF"/>
-                <w:sz w:val="22"/>
-                <w:szCs w:val="22"/>
-                <w:lang w:val="en-US"/>
-              </w:rPr>
-            </w:r>
-          </w:p>
-        </w:tc>
-        <w:tc>
-          <w:tcPr>
-            <w:tcBorders/>
-            <w:tcMar>
-              <w:left w:w="105" w:type="dxa"/>
-              <w:top w:w="0" w:type="dxa"/>
-              <w:right w:w="105" w:type="dxa"/>
-              <w:bottom w:w="0" w:type="dxa"/>
-            </w:tcMar>
-            <w:tcW w:w="1432" w:type="dxa"/>
-            <w:vAlign w:val="top"/>
-            <w:vMerge w:val="restart"/>
-            <w:textDirection w:val="lrTb"/>
-            <w:noWrap w:val="false"/>
-          </w:tcPr>
-          <w:p>
-            <w:pPr>
-              <w:pBdr/>
-              <w:spacing w:line="264" w:lineRule="auto"/>
-              <w:ind/>
-              <w:rPr>
-                <w:rFonts w:ascii="Times New Roman" w:hAnsi="Times New Roman" w:eastAsia="Times New Roman" w:cs="Times New Roman"/>
-                <w:b w:val="0"/>
-                <w:bCs w:val="0"/>
-                <w:i w:val="0"/>
-                <w:iCs w:val="0"/>
-                <w:color w:val="000000" w:themeColor="text1" w:themeTint="FF" w:themeShade="FF"/>
-                <w:sz w:val="22"/>
-                <w:szCs w:val="22"/>
-                <w:lang w:val="en-US"/>
-              </w:rPr>
-            </w:pPr>
-            <w:r>
-              <w:rPr>
-                <w:rFonts w:ascii="Times New Roman" w:hAnsi="Times New Roman" w:eastAsia="Times New Roman" w:cs="Times New Roman"/>
-                <w:b w:val="0"/>
-                <w:bCs w:val="0"/>
-                <w:i w:val="0"/>
-                <w:iCs w:val="0"/>
-                <w:color w:val="000000" w:themeColor="text1" w:themeTint="FF" w:themeShade="FF"/>
-                <w:sz w:val="22"/>
-                <w:szCs w:val="22"/>
-                <w:lang w:val="en-US"/>
-              </w:rPr>
-            </w:r>
-            <w:r>
-              <w:rPr>
-                <w:rFonts w:ascii="Times New Roman" w:hAnsi="Times New Roman" w:eastAsia="Times New Roman" w:cs="Times New Roman"/>
-                <w:b/>
-                <w:bCs/>
-                <w:i w:val="0"/>
-                <w:iCs w:val="0"/>
-                <w:caps w:val="0"/>
-                <w:smallCaps w:val="0"/>
-                <w:color w:val="000000" w:themeColor="text1" w:themeTint="FF" w:themeShade="FF"/>
-                <w:sz w:val="22"/>
-                <w:szCs w:val="22"/>
-                <w:lang w:val="en-US"/>
-              </w:rPr>
-              <w:t xml:space="preserve">{servicetaxamount}</w:t>
-            </w:r>
-            <w:r>
-              <w:rPr>
-                <w:rFonts w:ascii="Times New Roman" w:hAnsi="Times New Roman" w:eastAsia="Times New Roman" w:cs="Times New Roman"/>
-                <w:b w:val="0"/>
-                <w:bCs w:val="0"/>
-                <w:i w:val="0"/>
-                <w:iCs w:val="0"/>
-                <w:color w:val="000000" w:themeColor="text1" w:themeTint="FF" w:themeShade="FF"/>
-                <w:sz w:val="22"/>
-                <w:szCs w:val="22"/>
-                <w:lang w:val="en-US"/>
-              </w:rPr>
-            </w:r>
-            <w:r>
-              <w:rPr>
-                <w:rFonts w:ascii="Times New Roman" w:hAnsi="Times New Roman" w:eastAsia="Times New Roman" w:cs="Times New Roman"/>
-                <w:b w:val="0"/>
-                <w:bCs w:val="0"/>
-                <w:i w:val="0"/>
-                <w:iCs w:val="0"/>
-                <w:color w:val="000000" w:themeColor="text1" w:themeTint="FF" w:themeShade="FF"/>
-                <w:sz w:val="22"/>
-                <w:szCs w:val="22"/>
-                <w:lang w:val="en-US"/>
-              </w:rPr>
-            </w:r>
-          </w:p>
-        </w:tc>
-      </w:tr>
-      <w:tr>
-        <w:trPr>
-          <w:trHeight w:val="300"/>
-        </w:trPr>
-        <w:tc>
-          <w:tcPr>
-            <w:gridSpan w:val="4"/>
-            <w:tcBorders/>
-            <w:tcMar>
-              <w:left w:w="105" w:type="dxa"/>
-              <w:top w:w="0" w:type="dxa"/>
-              <w:right w:w="105" w:type="dxa"/>
-              <w:bottom w:w="0" w:type="dxa"/>
-            </w:tcMar>
-            <w:tcW w:w="8214" w:type="dxa"/>
-            <w:vAlign w:val="top"/>
-            <w:vMerge w:val="continue"/>
-            <w:textDirection w:val="lrTb"/>
-            <w:noWrap w:val="false"/>
-          </w:tcPr>
-          <w:p>
-            <w:pPr>
-              <w:pBdr/>
-              <w:spacing w:line="264" w:lineRule="auto"/>
-              <w:ind/>
-              <w:rPr>
-                <w:rFonts w:ascii="Times New Roman" w:hAnsi="Times New Roman" w:eastAsia="Times New Roman" w:cs="Times New Roman"/>
-                <w:b w:val="0"/>
-                <w:bCs w:val="0"/>
-                <w:i w:val="0"/>
-                <w:iCs w:val="0"/>
-                <w:color w:val="000000" w:themeColor="text1" w:themeTint="FF" w:themeShade="FF"/>
-                <w:sz w:val="22"/>
-                <w:szCs w:val="22"/>
-                <w:lang w:val="en-US"/>
-              </w:rPr>
-            </w:pPr>
-            <w:r>
-              <w:rPr>
-                <w:rFonts w:ascii="Times New Roman" w:hAnsi="Times New Roman" w:eastAsia="Times New Roman" w:cs="Times New Roman"/>
-                <w:b w:val="0"/>
-                <w:bCs w:val="0"/>
-                <w:i w:val="0"/>
-                <w:iCs w:val="0"/>
-                <w:color w:val="000000" w:themeColor="text1" w:themeTint="FF" w:themeShade="FF"/>
-                <w:sz w:val="22"/>
-                <w:szCs w:val="22"/>
-                <w:lang w:val="en-US"/>
-              </w:rPr>
-            </w:r>
-            <w:r>
-              <w:rPr>
-                <w:rFonts w:ascii="Times New Roman" w:hAnsi="Times New Roman" w:eastAsia="Times New Roman" w:cs="Times New Roman"/>
-                <w:b w:val="0"/>
-                <w:bCs w:val="0"/>
-                <w:i w:val="0"/>
-                <w:iCs w:val="0"/>
-                <w:color w:val="000000" w:themeColor="text1" w:themeTint="FF" w:themeShade="FF"/>
-                <w:sz w:val="22"/>
-                <w:szCs w:val="22"/>
-                <w:lang w:val="en-US"/>
-              </w:rPr>
-            </w:r>
-            <w:r>
-              <w:rPr>
-                <w:rFonts w:ascii="Times New Roman" w:hAnsi="Times New Roman" w:eastAsia="Times New Roman" w:cs="Times New Roman"/>
-                <w:b w:val="0"/>
-                <w:bCs w:val="0"/>
-                <w:i w:val="0"/>
-                <w:iCs w:val="0"/>
-                <w:color w:val="000000" w:themeColor="text1" w:themeTint="FF" w:themeShade="FF"/>
-                <w:sz w:val="22"/>
-                <w:szCs w:val="22"/>
-                <w:lang w:val="en-US"/>
-              </w:rPr>
-            </w:r>
-          </w:p>
-        </w:tc>
-        <w:tc>
-          <w:tcPr>
-            <w:tcBorders/>
-            <w:tcMar>
-              <w:left w:w="105" w:type="dxa"/>
-              <w:top w:w="0" w:type="dxa"/>
-              <w:right w:w="105" w:type="dxa"/>
-              <w:bottom w:w="0" w:type="dxa"/>
-            </w:tcMar>
-            <w:tcW w:w="1664" w:type="dxa"/>
-            <w:vAlign w:val="top"/>
-            <w:vMerge w:val="restart"/>
-            <w:textDirection w:val="lrTb"/>
-            <w:noWrap w:val="false"/>
-          </w:tcPr>
-          <w:p>
-            <w:pPr>
-              <w:pBdr/>
-              <w:spacing w:line="264" w:lineRule="auto"/>
-              <w:ind/>
-              <w:rPr>
-                <w:rFonts w:ascii="Times New Roman" w:hAnsi="Times New Roman" w:eastAsia="Times New Roman" w:cs="Times New Roman"/>
-                <w:b w:val="0"/>
-                <w:bCs w:val="0"/>
-                <w:i w:val="0"/>
-                <w:iCs w:val="0"/>
-                <w:color w:val="000000" w:themeColor="text1" w:themeTint="FF" w:themeShade="FF"/>
-                <w:sz w:val="22"/>
-                <w:szCs w:val="22"/>
-                <w:lang w:val="en-US"/>
-              </w:rPr>
-            </w:pPr>
-            <w:r>
-              <w:rPr>
-                <w:rFonts w:ascii="Times New Roman" w:hAnsi="Times New Roman" w:eastAsia="Times New Roman" w:cs="Times New Roman"/>
-                <w:b w:val="0"/>
-                <w:bCs w:val="0"/>
-                <w:i w:val="0"/>
-                <w:iCs w:val="0"/>
-                <w:color w:val="000000" w:themeColor="text1" w:themeTint="FF" w:themeShade="FF"/>
-                <w:sz w:val="22"/>
-                <w:szCs w:val="22"/>
-                <w:lang w:val="en-US"/>
-              </w:rPr>
-            </w:r>
-            <w:r>
-              <w:rPr>
-                <w:rFonts w:ascii="Times New Roman" w:hAnsi="Times New Roman" w:eastAsia="Times New Roman" w:cs="Times New Roman"/>
-                <w:b/>
-                <w:bCs/>
-                <w:i w:val="0"/>
-                <w:iCs w:val="0"/>
-                <w:caps w:val="0"/>
-                <w:smallCaps w:val="0"/>
-                <w:color w:val="000000" w:themeColor="text1" w:themeTint="FF" w:themeShade="FF"/>
-                <w:sz w:val="22"/>
-                <w:szCs w:val="22"/>
-                <w:lang w:val="en-US"/>
-              </w:rPr>
-              <w:t xml:space="preserve">Subtotal (B)</w:t>
-            </w:r>
-            <w:r>
-              <w:rPr>
-                <w:rFonts w:ascii="Times New Roman" w:hAnsi="Times New Roman" w:eastAsia="Times New Roman" w:cs="Times New Roman"/>
-                <w:b w:val="0"/>
-                <w:bCs w:val="0"/>
-                <w:i w:val="0"/>
-                <w:iCs w:val="0"/>
-                <w:color w:val="000000" w:themeColor="text1" w:themeTint="FF" w:themeShade="FF"/>
-                <w:sz w:val="22"/>
-                <w:szCs w:val="22"/>
-                <w:lang w:val="en-US"/>
-              </w:rPr>
-            </w:r>
-            <w:r>
-              <w:rPr>
-                <w:rFonts w:ascii="Times New Roman" w:hAnsi="Times New Roman" w:eastAsia="Times New Roman" w:cs="Times New Roman"/>
-                <w:b w:val="0"/>
-                <w:bCs w:val="0"/>
-                <w:i w:val="0"/>
-                <w:iCs w:val="0"/>
-                <w:color w:val="000000" w:themeColor="text1" w:themeTint="FF" w:themeShade="FF"/>
-                <w:sz w:val="22"/>
-                <w:szCs w:val="22"/>
-                <w:lang w:val="en-US"/>
-              </w:rPr>
-            </w:r>
-          </w:p>
-        </w:tc>
-        <w:tc>
-          <w:tcPr>
-            <w:tcBorders/>
-            <w:tcMar>
-              <w:left w:w="105" w:type="dxa"/>
-              <w:top w:w="0" w:type="dxa"/>
-              <w:right w:w="105" w:type="dxa"/>
-              <w:bottom w:w="0" w:type="dxa"/>
-            </w:tcMar>
-            <w:tcW w:w="1432" w:type="dxa"/>
-            <w:vAlign w:val="top"/>
-            <w:vMerge w:val="restart"/>
-            <w:textDirection w:val="lrTb"/>
-            <w:noWrap w:val="false"/>
-          </w:tcPr>
-          <w:p>
-            <w:pPr>
-              <w:pBdr/>
-              <w:spacing w:line="264" w:lineRule="auto"/>
-              <w:ind/>
-              <w:rPr>
-                <w:rFonts w:ascii="Times New Roman" w:hAnsi="Times New Roman" w:eastAsia="Times New Roman" w:cs="Times New Roman"/>
-                <w:b w:val="0"/>
-                <w:bCs w:val="0"/>
-                <w:i w:val="0"/>
-                <w:iCs w:val="0"/>
-                <w:color w:val="000000" w:themeColor="text1" w:themeTint="FF" w:themeShade="FF"/>
-                <w:sz w:val="22"/>
-                <w:szCs w:val="22"/>
-                <w:lang w:val="en-US"/>
-              </w:rPr>
-            </w:pPr>
-            <w:r>
-              <w:rPr>
-                <w:rFonts w:ascii="Times New Roman" w:hAnsi="Times New Roman" w:eastAsia="Times New Roman" w:cs="Times New Roman"/>
-                <w:b w:val="0"/>
-                <w:bCs w:val="0"/>
-                <w:i w:val="0"/>
-                <w:iCs w:val="0"/>
-                <w:color w:val="000000" w:themeColor="text1" w:themeTint="FF" w:themeShade="FF"/>
-                <w:sz w:val="22"/>
-                <w:szCs w:val="22"/>
-                <w:lang w:val="en-US"/>
-              </w:rPr>
-            </w:r>
-            <w:r>
-              <w:rPr>
-                <w:rFonts w:ascii="Times New Roman" w:hAnsi="Times New Roman" w:eastAsia="Times New Roman" w:cs="Times New Roman"/>
-                <w:b/>
-                <w:bCs/>
-                <w:i w:val="0"/>
-                <w:iCs w:val="0"/>
-                <w:caps w:val="0"/>
-                <w:smallCaps w:val="0"/>
-                <w:color w:val="000000" w:themeColor="text1" w:themeTint="FF" w:themeShade="FF"/>
-                <w:sz w:val="22"/>
-                <w:szCs w:val="22"/>
-                <w:lang w:val="en-US"/>
-              </w:rPr>
-              <w:t xml:space="preserve">{servicetotal}</w:t>
-            </w:r>
-            <w:r>
-              <w:rPr>
-                <w:rFonts w:ascii="Times New Roman" w:hAnsi="Times New Roman" w:eastAsia="Times New Roman" w:cs="Times New Roman"/>
-                <w:b w:val="0"/>
-                <w:bCs w:val="0"/>
-                <w:i w:val="0"/>
-                <w:iCs w:val="0"/>
-                <w:color w:val="000000" w:themeColor="text1" w:themeTint="FF" w:themeShade="FF"/>
-                <w:sz w:val="22"/>
-                <w:szCs w:val="22"/>
-                <w:lang w:val="en-US"/>
-              </w:rPr>
-            </w:r>
-            <w:r>
-              <w:rPr>
-                <w:rFonts w:ascii="Times New Roman" w:hAnsi="Times New Roman" w:eastAsia="Times New Roman" w:cs="Times New Roman"/>
-                <w:b w:val="0"/>
-                <w:bCs w:val="0"/>
-                <w:i w:val="0"/>
-                <w:iCs w:val="0"/>
-                <w:color w:val="000000" w:themeColor="text1" w:themeTint="FF" w:themeShade="FF"/>
-                <w:sz w:val="22"/>
-                <w:szCs w:val="22"/>
-                <w:lang w:val="en-US"/>
-              </w:rPr>
+              <w:t>{servicetotal}</w:t>
             </w:r>
           </w:p>
         </w:tc>
@@ -4995,138 +2252,6 @@
           <w:szCs w:val="22"/>
           <w:highlight w:val="none"/>
           <w:lang w:val="en-US"/>
-        </w:rPr>
-      </w:r>
-    </w:p>
-    <w:p>
-      <w:pPr>
-        <w:pBdr/>
-        <w:spacing w:after="0" w:afterAutospacing="0" w:before="0" w:beforeAutospacing="0" w:line="279" w:lineRule="auto"/>
-        <w:ind/>
-        <w:jc w:val="right"/>
-        <w:rPr>
-          <w:rFonts w:ascii="Times New Roman" w:hAnsi="Times New Roman" w:eastAsia="Times New Roman" w:cs="Times New Roman"/>
-          <w:b/>
-          <w:bCs/>
-          <w:i w:val="0"/>
-          <w:iCs w:val="0"/>
-          <w:caps w:val="0"/>
-          <w:smallCaps w:val="0"/>
-          <w:color w:val="000000" w:themeColor="text1" w:themeTint="FF" w:themeShade="FF"/>
-          <w:sz w:val="22"/>
-          <w:szCs w:val="22"/>
-          <w:highlight w:val="none"/>
-          <w:lang w:val="en-US"/>
-        </w:rPr>
-      </w:pPr>
-      <w:r>
-        <w:rPr>
-          <w:rFonts w:ascii="Times New Roman" w:hAnsi="Times New Roman" w:eastAsia="Times New Roman" w:cs="Times New Roman"/>
-          <w:b/>
-          <w:bCs/>
-          <w:i w:val="0"/>
-          <w:iCs w:val="0"/>
-          <w:caps w:val="0"/>
-          <w:smallCaps w:val="0"/>
-          <w:color w:val="000000" w:themeColor="text1" w:themeTint="FF" w:themeShade="FF"/>
-          <w:sz w:val="22"/>
-          <w:szCs w:val="22"/>
-          <w:lang w:val="en-US"/>
-        </w:rPr>
-        <w:t xml:space="preserve">SERVICE TYPE (C)</w:t>
-      </w:r>
-      <w:r>
-        <w:rPr>
-          <w:rFonts w:ascii="Times New Roman" w:hAnsi="Times New Roman" w:eastAsia="Times New Roman" w:cs="Times New Roman"/>
-          <w:b/>
-          <w:bCs/>
-          <w:i w:val="0"/>
-          <w:iCs w:val="0"/>
-          <w:caps w:val="0"/>
-          <w:smallCaps w:val="0"/>
-          <w:color w:val="000000" w:themeColor="text1" w:themeTint="FF" w:themeShade="FF"/>
-          <w:sz w:val="24"/>
-          <w:szCs w:val="24"/>
-          <w:lang w:val="en-US"/>
-        </w:rPr>
-        <w:t xml:space="preserve">: {</w:t>
-      </w:r>
-      <w:r>
-        <w:rPr>
-          <w:rFonts w:ascii="Times New Roman" w:hAnsi="Times New Roman" w:eastAsia="Times New Roman" w:cs="Times New Roman"/>
-          <w:b/>
-          <w:bCs/>
-          <w:i w:val="0"/>
-          <w:iCs w:val="0"/>
-          <w:caps w:val="0"/>
-          <w:smallCaps w:val="0"/>
-          <w:color w:val="000000" w:themeColor="text1" w:themeTint="FF" w:themeShade="FF"/>
-          <w:sz w:val="22"/>
-          <w:szCs w:val="22"/>
-          <w:lang w:val="en-US"/>
-        </w:rPr>
-        <w:t xml:space="preserve">servicetype</w:t>
-      </w:r>
-      <w:r>
-        <w:rPr>
-          <w:rFonts w:ascii="Times New Roman" w:hAnsi="Times New Roman" w:eastAsia="Times New Roman" w:cs="Times New Roman"/>
-          <w:b/>
-          <w:bCs/>
-          <w:i w:val="0"/>
-          <w:iCs w:val="0"/>
-          <w:caps w:val="0"/>
-          <w:smallCaps w:val="0"/>
-          <w:color w:val="000000" w:themeColor="text1" w:themeTint="FF" w:themeShade="FF"/>
-          <w:sz w:val="24"/>
-          <w:szCs w:val="24"/>
-          <w:lang w:val="en-US"/>
-        </w:rPr>
-        <w:t xml:space="preserve">}    </w:t>
-      </w:r>
-      <w:r>
-        <w:rPr>
-          <w:rFonts w:ascii="Times New Roman" w:hAnsi="Times New Roman" w:eastAsia="Times New Roman" w:cs="Times New Roman"/>
-          <w:b/>
-          <w:bCs/>
-          <w:i w:val="0"/>
-          <w:iCs w:val="0"/>
-          <w:caps w:val="0"/>
-          <w:smallCaps w:val="0"/>
-          <w:color w:val="000000" w:themeColor="text1" w:themeTint="FF" w:themeShade="FF"/>
-          <w:sz w:val="22"/>
-          <w:szCs w:val="22"/>
-          <w:lang w:val="en-US"/>
-        </w:rPr>
-        <w:t xml:space="preserve">                                                                                                                    </w:t>
-      </w:r>
-      <w:r>
-        <w:rPr>
-          <w:rFonts w:ascii="Times New Roman" w:hAnsi="Times New Roman" w:eastAsia="Times New Roman" w:cs="Times New Roman"/>
-          <w:b/>
-          <w:bCs/>
-          <w:i w:val="0"/>
-          <w:iCs w:val="0"/>
-          <w:caps w:val="0"/>
-          <w:smallCaps w:val="0"/>
-          <w:color w:val="000000" w:themeColor="text1" w:themeTint="FF" w:themeShade="FF"/>
-          <w:sz w:val="22"/>
-          <w:szCs w:val="22"/>
-          <w:highlight w:val="none"/>
-          <w:lang w:val="en-US"/>
-        </w:rPr>
-      </w:r>
-      <w:r>
-        <w:rPr>
-          <w:rFonts w:ascii="Times New Roman" w:hAnsi="Times New Roman" w:cs="Times New Roman"/>
-          <w:b/>
-          <w:bCs/>
-          <w:i w:val="0"/>
-          <w:iCs w:val="0"/>
-          <w:caps w:val="0"/>
-          <w:smallCaps w:val="0"/>
-          <w:color w:val="000000" w:themeColor="text1" w:themeTint="FF" w:themeShade="FF"/>
-          <w:sz w:val="22"/>
-          <w:szCs w:val="22"/>
         </w:rPr>
       </w:r>
     </w:p>
@@ -5275,7 +2400,7 @@
           <w:szCs w:val="22"/>
           <w:lang w:val="en-US"/>
         </w:rPr>
-        <w:t xml:space="preserve">A+B+C): {totalpayableamount}</w:t>
+        <w:t>A+B): {totalpayableamount}</w:t>
       </w:r>
       <w:r>
         <w:rPr>

--- a/costestimation/costestimation.docx
+++ b/costestimation/costestimation.docx
@@ -894,190 +894,6 @@
       <w:tr>
         <w:tc>
           <w:tcPr>
-            <w:tcW w:type="dxa" w:w="650"/>
-            <w:vAlign w:val="center"/>
-            <w:tcMar>
-              <w:top w:w="70" w:type="dxa"/>
-              <w:left w:w="70" w:type="dxa"/>
-              <w:bottom w:w="70" w:type="dxa"/>
-              <w:right w:w="70" w:type="dxa"/>
-            </w:tcMar>
-          </w:tcPr>
-          <w:p>
-            <w:pPr>
-              <w:spacing w:before="0" w:after="0" w:line="240" w:lineRule="auto"/>
-              <w:jc w:val="center"/>
-            </w:pPr>
-            <w:r/>
-            <w:r>
-              <w:rPr>
-                <w:rFonts w:ascii="Times New Roman" w:hAnsi="Times New Roman"/>
-                <w:b w:val="0"/>
-                <w:sz w:val="20"/>
-              </w:rPr>
-            </w:r>
-          </w:p>
-        </w:tc>
-        <w:tc>
-          <w:tcPr>
-            <w:tcW w:type="dxa" w:w="1800"/>
-            <w:vAlign w:val="center"/>
-            <w:tcMar>
-              <w:top w:w="70" w:type="dxa"/>
-              <w:left w:w="70" w:type="dxa"/>
-              <w:bottom w:w="70" w:type="dxa"/>
-              <w:right w:w="70" w:type="dxa"/>
-            </w:tcMar>
-          </w:tcPr>
-          <w:p>
-            <w:pPr>
-              <w:spacing w:before="0" w:after="0" w:line="240" w:lineRule="auto"/>
-              <w:jc w:val="center"/>
-            </w:pPr>
-            <w:r/>
-            <w:r>
-              <w:rPr>
-                <w:rFonts w:ascii="Times New Roman" w:hAnsi="Times New Roman"/>
-                <w:b w:val="0"/>
-                <w:sz w:val="20"/>
-              </w:rPr>
-            </w:r>
-          </w:p>
-        </w:tc>
-        <w:tc>
-          <w:tcPr>
-            <w:tcW w:type="dxa" w:w="2250"/>
-            <w:vAlign w:val="center"/>
-            <w:tcMar>
-              <w:top w:w="70" w:type="dxa"/>
-              <w:left w:w="70" w:type="dxa"/>
-              <w:bottom w:w="70" w:type="dxa"/>
-              <w:right w:w="70" w:type="dxa"/>
-            </w:tcMar>
-          </w:tcPr>
-          <w:p>
-            <w:pPr>
-              <w:spacing w:before="0" w:after="0" w:line="240" w:lineRule="auto"/>
-              <w:jc w:val="center"/>
-            </w:pPr>
-            <w:r/>
-            <w:r>
-              <w:rPr>
-                <w:rFonts w:ascii="Times New Roman" w:hAnsi="Times New Roman"/>
-                <w:b w:val="0"/>
-                <w:sz w:val="20"/>
-              </w:rPr>
-            </w:r>
-          </w:p>
-        </w:tc>
-        <w:tc>
-          <w:tcPr>
-            <w:tcW w:type="dxa" w:w="1200"/>
-            <w:vAlign w:val="center"/>
-            <w:tcMar>
-              <w:top w:w="70" w:type="dxa"/>
-              <w:left w:w="70" w:type="dxa"/>
-              <w:bottom w:w="70" w:type="dxa"/>
-              <w:right w:w="70" w:type="dxa"/>
-            </w:tcMar>
-          </w:tcPr>
-          <w:p>
-            <w:pPr>
-              <w:spacing w:before="0" w:after="0" w:line="240" w:lineRule="auto"/>
-              <w:jc w:val="center"/>
-            </w:pPr>
-            <w:r/>
-            <w:r>
-              <w:rPr>
-                <w:rFonts w:ascii="Times New Roman" w:hAnsi="Times New Roman"/>
-                <w:b w:val="0"/>
-                <w:sz w:val="20"/>
-              </w:rPr>
-            </w:r>
-          </w:p>
-        </w:tc>
-        <w:tc>
-          <w:tcPr>
-            <w:tcW w:type="dxa" w:w="1500"/>
-            <w:vAlign w:val="center"/>
-            <w:tcMar>
-              <w:top w:w="70" w:type="dxa"/>
-              <w:left w:w="70" w:type="dxa"/>
-              <w:bottom w:w="70" w:type="dxa"/>
-              <w:right w:w="70" w:type="dxa"/>
-            </w:tcMar>
-          </w:tcPr>
-          <w:p>
-            <w:pPr>
-              <w:spacing w:before="0" w:after="0" w:line="240" w:lineRule="auto"/>
-              <w:jc w:val="center"/>
-            </w:pPr>
-            <w:r/>
-            <w:r>
-              <w:rPr>
-                <w:rFonts w:ascii="Times New Roman" w:hAnsi="Times New Roman"/>
-                <w:b w:val="0"/>
-                <w:sz w:val="20"/>
-              </w:rPr>
-            </w:r>
-          </w:p>
-        </w:tc>
-        <w:tc>
-          <w:tcPr>
-            <w:tcW w:type="dxa" w:w="1500"/>
-            <w:vAlign w:val="center"/>
-            <w:tcMar>
-              <w:top w:w="70" w:type="dxa"/>
-              <w:left w:w="70" w:type="dxa"/>
-              <w:bottom w:w="70" w:type="dxa"/>
-              <w:right w:w="70" w:type="dxa"/>
-            </w:tcMar>
-          </w:tcPr>
-          <w:p>
-            <w:pPr>
-              <w:spacing w:before="0" w:after="0" w:line="240" w:lineRule="auto"/>
-              <w:jc w:val="center"/>
-            </w:pPr>
-            <w:r/>
-            <w:r>
-              <w:rPr>
-                <w:rFonts w:ascii="Times New Roman" w:hAnsi="Times New Roman"/>
-                <w:b w:val="0"/>
-                <w:sz w:val="20"/>
-              </w:rPr>
-            </w:r>
-          </w:p>
-        </w:tc>
-        <w:tc>
-          <w:tcPr>
-            <w:tcW w:type="dxa" w:w="2411"/>
-            <w:vAlign w:val="center"/>
-            <w:tcMar>
-              <w:top w:w="70" w:type="dxa"/>
-              <w:left w:w="70" w:type="dxa"/>
-              <w:bottom w:w="70" w:type="dxa"/>
-              <w:right w:w="70" w:type="dxa"/>
-            </w:tcMar>
-          </w:tcPr>
-          <w:p>
-            <w:pPr>
-              <w:spacing w:before="0" w:after="0" w:line="240" w:lineRule="auto"/>
-              <w:jc w:val="center"/>
-            </w:pPr>
-            <w:r/>
-            <w:r>
-              <w:rPr>
-                <w:rFonts w:ascii="Times New Roman" w:hAnsi="Times New Roman"/>
-                <w:b w:val="0"/>
-                <w:sz w:val="20"/>
-              </w:rPr>
-            </w:r>
-          </w:p>
-        </w:tc>
-      </w:tr>
-      <w:tr>
-        <w:tc>
-          <w:tcPr>
             <w:tcW w:type="dxa" w:w="7400"/>
             <w:gridSpan w:val="5"/>
             <w:vAlign w:val="center"/>
@@ -1818,138 +1634,6 @@
                 <w:sz w:val="20"/>
               </w:rPr>
               <w:t>{totalamount}{/}</w:t>
-            </w:r>
-          </w:p>
-        </w:tc>
-      </w:tr>
-      <w:tr>
-        <w:tc>
-          <w:tcPr>
-            <w:tcW w:type="dxa" w:w="650"/>
-            <w:vAlign w:val="center"/>
-            <w:tcMar>
-              <w:top w:w="70" w:type="dxa"/>
-              <w:left w:w="70" w:type="dxa"/>
-              <w:bottom w:w="70" w:type="dxa"/>
-              <w:right w:w="70" w:type="dxa"/>
-            </w:tcMar>
-          </w:tcPr>
-          <w:p>
-            <w:pPr>
-              <w:spacing w:before="0" w:after="0" w:line="240" w:lineRule="auto"/>
-              <w:jc w:val="center"/>
-            </w:pPr>
-            <w:r/>
-            <w:r>
-              <w:rPr>
-                <w:rFonts w:ascii="Times New Roman" w:hAnsi="Times New Roman"/>
-                <w:b w:val="0"/>
-                <w:sz w:val="20"/>
-              </w:rPr>
-            </w:r>
-          </w:p>
-        </w:tc>
-        <w:tc>
-          <w:tcPr>
-            <w:tcW w:type="dxa" w:w="3300"/>
-            <w:vAlign w:val="center"/>
-            <w:tcMar>
-              <w:top w:w="70" w:type="dxa"/>
-              <w:left w:w="70" w:type="dxa"/>
-              <w:bottom w:w="70" w:type="dxa"/>
-              <w:right w:w="70" w:type="dxa"/>
-            </w:tcMar>
-          </w:tcPr>
-          <w:p>
-            <w:pPr>
-              <w:spacing w:before="0" w:after="0" w:line="240" w:lineRule="auto"/>
-              <w:jc w:val="center"/>
-            </w:pPr>
-            <w:r/>
-            <w:r>
-              <w:rPr>
-                <w:rFonts w:ascii="Times New Roman" w:hAnsi="Times New Roman"/>
-                <w:b w:val="0"/>
-                <w:sz w:val="20"/>
-              </w:rPr>
-            </w:r>
-          </w:p>
-        </w:tc>
-        <w:tc>
-          <w:tcPr>
-            <w:tcW w:type="dxa" w:w="1600"/>
-            <w:vAlign w:val="center"/>
-            <w:tcMar>
-              <w:top w:w="70" w:type="dxa"/>
-              <w:left w:w="70" w:type="dxa"/>
-              <w:bottom w:w="70" w:type="dxa"/>
-              <w:right w:w="70" w:type="dxa"/>
-            </w:tcMar>
-          </w:tcPr>
-          <w:p>
-            <w:pPr>
-              <w:spacing w:before="0" w:after="0" w:line="240" w:lineRule="auto"/>
-              <w:jc w:val="center"/>
-            </w:pPr>
-            <w:r/>
-            <w:r>
-              <w:rPr>
-                <w:rFonts w:ascii="Times New Roman" w:hAnsi="Times New Roman"/>
-                <w:b w:val="0"/>
-                <w:sz w:val="20"/>
-              </w:rPr>
-            </w:r>
-          </w:p>
-        </w:tc>
-        <w:tc>
-          <w:tcPr>
-            <w:tcW w:type="dxa" w:w="1800"/>
-            <w:vAlign w:val="center"/>
-            <w:tcMar>
-              <w:top w:w="70" w:type="dxa"/>
-              <w:left w:w="70" w:type="dxa"/>
-              <w:bottom w:w="70" w:type="dxa"/>
-              <w:right w:w="70" w:type="dxa"/>
-            </w:tcMar>
-          </w:tcPr>
-          <w:p>
-            <w:pPr>
-              <w:spacing w:before="0" w:after="0" w:line="240" w:lineRule="auto"/>
-              <w:jc w:val="center"/>
-            </w:pPr>
-            <w:r/>
-            <w:r>
-              <w:rPr>
-                <w:rFonts w:ascii="Times New Roman" w:hAnsi="Times New Roman"/>
-                <w:b w:val="0"/>
-                <w:sz w:val="20"/>
-              </w:rPr>
-            </w:r>
-          </w:p>
-        </w:tc>
-        <w:tc>
-          <w:tcPr>
-            <w:tcW w:type="dxa" w:w="3961"/>
-            <w:vAlign w:val="center"/>
-            <w:tcMar>
-              <w:top w:w="70" w:type="dxa"/>
-              <w:left w:w="70" w:type="dxa"/>
-              <w:bottom w:w="70" w:type="dxa"/>
-              <w:right w:w="70" w:type="dxa"/>
-            </w:tcMar>
-          </w:tcPr>
-          <w:p>
-            <w:pPr>
-              <w:spacing w:before="0" w:after="0" w:line="240" w:lineRule="auto"/>
-              <w:jc w:val="center"/>
-            </w:pPr>
-            <w:r/>
-            <w:r>
-              <w:rPr>
-                <w:rFonts w:ascii="Times New Roman" w:hAnsi="Times New Roman"/>
-                <w:b w:val="0"/>
-                <w:sz w:val="20"/>
-              </w:rPr>
             </w:r>
           </w:p>
         </w:tc>
